--- a/report/generated/paper.docx
+++ b/report/generated/paper.docx
@@ -2,32 +2,6 @@
 <file path=word/document.xml><?xml version="1.0" encoding="utf-8"?>
 <w:document xmlns:w="http://schemas.openxmlformats.org/wordprocessingml/2006/main" xmlns:m="http://schemas.openxmlformats.org/officeDocument/2006/math" xmlns:r="http://schemas.openxmlformats.org/officeDocument/2006/relationships" xmlns:o="urn:schemas-microsoft-com:office:office" xmlns:v="urn:schemas-microsoft-com:vml" xmlns:w10="urn:schemas-microsoft-com:office:word" xmlns:a="http://schemas.openxmlformats.org/drawingml/2006/main" xmlns:pic="http://schemas.openxmlformats.org/drawingml/2006/picture" xmlns:wp="http://schemas.openxmlformats.org/drawingml/2006/wordprocessingDrawing">
   <w:body>
-    <w:sdt>
-      <w:sdtPr>
-        <w:docPartObj>
-          <w:docPartGallery w:val="Table of Contents"/>
-          <w:docPartUnique/>
-        </w:docPartObj>
-      </w:sdtPr>
-      <w:sdtContent>
-        <w:p>
-          <w:pPr>
-            <w:pStyle w:val="TOCHeading"/>
-          </w:pPr>
-          <w:r>
-            <w:t xml:space="preserve">Table of contents</w:t>
-          </w:r>
-        </w:p>
-        <w:p>
-          <w:r>
-            <w:fldChar w:fldCharType="begin" w:dirty="true"/>
-            <w:instrText xml:space="preserve">TOC \o "1-3" \h \z \u</w:instrText>
-            <w:fldChar w:fldCharType="separate"/>
-            <w:fldChar w:fldCharType="end"/>
-          </w:r>
-        </w:p>
-      </w:sdtContent>
-    </w:sdt>
     <w:p>
       <w:pPr>
         <w:pStyle w:val="Title"/>
@@ -40,6 +14,9 @@
       <w:pPr>
         <w:pStyle w:val="Title"/>
       </w:pPr>
+      <w:r>
+        <w:t xml:space="preserve">985</w:t>
+      </w:r>
     </w:p>
     <w:p>
       <w:pPr>
@@ -53,21 +30,41 @@
       <w:pPr>
         <w:pStyle w:val="Title"/>
       </w:pPr>
+      <w:r>
+        <w:t xml:space="preserve">1221303805</w:t>
+      </w:r>
     </w:p>
     <w:p>
       <w:pPr>
         <w:pStyle w:val="Title"/>
       </w:pPr>
+      <w:r>
+        <w:t xml:space="preserve">AL-SALOUL, ASHRAF ALI HUSSEIN</w:t>
+      </w:r>
     </w:p>
     <w:p>
       <w:pPr>
         <w:pStyle w:val="Title"/>
       </w:pPr>
+      <w:r>
+        <w:t xml:space="preserve">Supervisor: Arshad Jamal</w:t>
+      </w:r>
     </w:p>
     <w:p>
       <w:pPr>
         <w:pStyle w:val="Title"/>
       </w:pPr>
+      <w:r>
+        <w:t xml:space="preserve">BACHELOR OF COMPUTER SCIENCE B.CS (HONS) SOFTWARE ENGINEERING</w:t>
+      </w:r>
+    </w:p>
+    <w:p>
+      <w:pPr>
+        <w:pStyle w:val="Title"/>
+      </w:pPr>
+      <w:r>
+        <w:t xml:space="preserve">MAY 2026</w:t>
+      </w:r>
     </w:p>
     <w:p>
       <w:r>
@@ -78,6 +75,9 @@
       <w:pPr>
         <w:pStyle w:val="Title"/>
       </w:pPr>
+      <w:r>
+        <w:t xml:space="preserve">985</w:t>
+      </w:r>
     </w:p>
     <w:p>
       <w:pPr>
@@ -99,6 +99,9 @@
       <w:pPr>
         <w:pStyle w:val="Title"/>
       </w:pPr>
+      <w:r>
+        <w:t xml:space="preserve">1221303805 AL-SALOUL, ASHRAF ALI HUSSEIN</w:t>
+      </w:r>
     </w:p>
     <w:p>
       <w:pPr>
@@ -112,6 +115,17 @@
       <w:pPr>
         <w:pStyle w:val="Title"/>
       </w:pPr>
+      <w:r>
+        <w:t xml:space="preserve">BACHELOR OF COMPUTER SCIENCE B.CS (HONS) SOFTWARE ENGINEERING</w:t>
+      </w:r>
+    </w:p>
+    <w:p>
+      <w:pPr>
+        <w:pStyle w:val="Title"/>
+      </w:pPr>
+      <w:r>
+        <w:t xml:space="preserve">Supervisor: Arshad Jamal</w:t>
+      </w:r>
     </w:p>
     <w:p>
       <w:pPr>
@@ -149,8 +163,18 @@
       <w:pPr>
         <w:pStyle w:val="Title"/>
       </w:pPr>
-    </w:p>
-    <w:p>
+      <w:r>
+        <w:t xml:space="preserve">MAY 2026</w:t>
+      </w:r>
+    </w:p>
+    <w:p>
+      <w:pPr>
+        <w:sectPr>
+          <w:type w:val="continuous"/>
+          <w:pgSz w:h="15840" w:w="12240"/>
+          <w:pgMar w:top="1440" w:right="1440" w:bottom="1440" w:left="1440" w:header="720" w:footer="720" w:gutter="0"/>
+        </w:sectPr>
+      </w:pPr>
       <w:r>
         <w:br w:type="page"/>
       </w:r>
@@ -173,10 +197,7 @@
         </w:numPr>
       </w:pPr>
       <w:r>
-        <w:t xml:space="preserve"> </w:t>
-      </w:r>
-      <w:r>
-        <w:t xml:space="preserve">Universiti Telekom Sdn. Bhd. ALL RIGHTS RESERVED.</w:t>
+        <w:t xml:space="preserve">2026 Universiti Telekom Sdn. Bhd. ALL RIGHTS RESERVED.</w:t>
       </w:r>
     </w:p>
     <w:p>
@@ -215,7 +236,7 @@
         <w:pStyle w:val="BodyText"/>
       </w:pPr>
       <w:r>
-        <w:t xml:space="preserve">____________________</w:t>
+        <w:t xml:space="preserve">Name of candidate: AL-SALOUL, ASHRAF ALI HUSSEIN</w:t>
       </w:r>
     </w:p>
     <w:p>
@@ -223,7 +244,7 @@
         <w:pStyle w:val="BodyText"/>
       </w:pPr>
       <w:r>
-        <w:t xml:space="preserve">Name of candidate:</w:t>
+        <w:t xml:space="preserve">Faculty of Computing &amp; Informatics</w:t>
       </w:r>
     </w:p>
     <w:p>
@@ -231,7 +252,7 @@
         <w:pStyle w:val="BodyText"/>
       </w:pPr>
       <w:r>
-        <w:t xml:space="preserve">Faculty of Computing &amp; Informatics</w:t>
+        <w:t xml:space="preserve">Multimedia University</w:t>
       </w:r>
     </w:p>
     <w:p>
@@ -239,15 +260,7 @@
         <w:pStyle w:val="BodyText"/>
       </w:pPr>
       <w:r>
-        <w:t xml:space="preserve">Multimedia University</w:t>
-      </w:r>
-    </w:p>
-    <w:p>
-      <w:pPr>
-        <w:pStyle w:val="BodyText"/>
-      </w:pPr>
-      <w:r>
-        <w:t xml:space="preserve">Date: DD: MM: YYYY</w:t>
+        <w:t xml:space="preserve">Date:</w:t>
       </w:r>
     </w:p>
     <w:p>
@@ -270,7 +283,31 @@
         <w:pStyle w:val="FirstParagraph"/>
       </w:pPr>
       <w:r>
-        <w:t xml:space="preserve">Placeholder acknowledgements. Replace this section after supervisor details and final acknowledgement wording are confirmed.</w:t>
+        <w:t xml:space="preserve">In the name of Allah, the Most Gracious, the Most Merciful.</w:t>
+      </w:r>
+    </w:p>
+    <w:p>
+      <w:pPr>
+        <w:pStyle w:val="BodyText"/>
+      </w:pPr>
+      <w:r>
+        <w:t xml:space="preserve">I would like to express my sincere gratitude to my supervisor, Arshad Jamal, for his guidance, patience, and continuous support throughout the development of this project. His advice has been valuable in shaping both the technical and academic direction of this work.</w:t>
+      </w:r>
+    </w:p>
+    <w:p>
+      <w:pPr>
+        <w:pStyle w:val="BodyText"/>
+      </w:pPr>
+      <w:r>
+        <w:t xml:space="preserve">I am also grateful to Multimedia University and the Faculty of Computing and Informatics for providing the academic environment, resources, and support necessary to complete this project.</w:t>
+      </w:r>
+    </w:p>
+    <w:p>
+      <w:pPr>
+        <w:pStyle w:val="BodyText"/>
+      </w:pPr>
+      <w:r>
+        <w:t xml:space="preserve">Finally, I would like to thank my family, friends, and colleagues for their encouragement, patience, and moral support throughout this journey.</w:t>
       </w:r>
     </w:p>
     <w:p>
@@ -293,7 +330,27 @@
         <w:pStyle w:val="FirstParagraph"/>
       </w:pPr>
       <w:r>
-        <w:t xml:space="preserve">This placeholder abstract summarizes the planned FYP1 report for a machine learning-based system for cardiopulmonary sound separation. Replace this paragraph with the final abstract after the project scope, methodology, and expected deliverables are finalized.</w:t>
+        <w:t xml:space="preserve">This interim report presents the first phase of a Final Year Project titled</w:t>
+      </w:r>
+      <w:r>
+        <w:t xml:space="preserve"> </w:t>
+      </w:r>
+      <w:r>
+        <w:rPr>
+          <w:rStyle w:val="VerbatimChar"/>
+        </w:rPr>
+        <w:t xml:space="preserve">Machine Learning-Based System for Cardiopulmonary Sound Separation</w:t>
+      </w:r>
+      <w:r>
+        <w:t xml:space="preserve">. The project focuses on developing a software prototype that processes mixed cardiopulmonary audio and produces separated heart sound and lung sound outputs. The project is motivated by the overlap between heart and lung sounds in chest recordings and by the need for a structured, reusable software workflow for sound separation rather than disease diagnosis.</w:t>
+      </w:r>
+    </w:p>
+    <w:p>
+      <w:pPr>
+        <w:pStyle w:val="BodyText"/>
+      </w:pPr>
+      <w:r>
+        <w:t xml:space="preserve">The report introduces the project background, problem statement, objectives, scope, literature review, and proposed methodology. The planned system includes public dataset selection, audio preprocessing, feature or input representation, machine learning-based separation, output generation, and evaluation using suitable signal-level metrics. The expected outcome is a proof-of-concept software system that demonstrates cardiopulmonary sound separation while avoiding unsupported clinical claims.</w:t>
       </w:r>
     </w:p>
     <w:p>
@@ -302,12 +359,44 @@
       </w:r>
     </w:p>
     <w:bookmarkEnd w:id="21"/>
-    <w:bookmarkStart w:id="22" w:name="list-of-tables"/>
+    <w:bookmarkStart w:id="22" w:name="table-of-contents"/>
     <w:p>
       <w:pPr>
         <w:pStyle w:val="Heading1"/>
       </w:pPr>
       <w:r>
+        <w:t xml:space="preserve">Table of Contents</w:t>
+      </w:r>
+    </w:p>
+    <w:p xmlns:w="http://schemas.openxmlformats.org/wordprocessingml/2006/main">
+      <w:r>
+        <w:fldChar w:fldCharType="begin"/>
+      </w:r>
+      <w:r>
+        <w:instrText xml:space="preserve"> TOC \o "1-3" \h \z \u </w:instrText>
+      </w:r>
+      <w:r>
+        <w:fldChar w:fldCharType="separate"/>
+      </w:r>
+      <w:r>
+        <w:t>Right-click and update field to generate the table of contents.</w:t>
+      </w:r>
+      <w:r>
+        <w:fldChar w:fldCharType="end"/>
+      </w:r>
+    </w:p>
+    <w:p>
+      <w:r>
+        <w:br w:type="page"/>
+      </w:r>
+    </w:p>
+    <w:bookmarkEnd w:id="22"/>
+    <w:bookmarkStart w:id="23" w:name="list-of-tables"/>
+    <w:p>
+      <w:pPr>
+        <w:pStyle w:val="Heading1"/>
+      </w:pPr>
+      <w:r>
         <w:t xml:space="preserve">List of Tables</w:t>
       </w:r>
     </w:p>
@@ -316,7 +405,7 @@
         <w:pStyle w:val="FirstParagraph"/>
       </w:pPr>
       <w:r>
-        <w:t xml:space="preserve">This placeholder section is reserved for the generated or Word-updated list of tables.</w:t>
+        <w:t xml:space="preserve">No finalized tables have been added at this draft stage. This section should be updated after final tables are inserted.</w:t>
       </w:r>
     </w:p>
     <w:p>
@@ -324,8 +413,8 @@
         <w:br w:type="page"/>
       </w:r>
     </w:p>
-    <w:bookmarkEnd w:id="22"/>
-    <w:bookmarkStart w:id="23" w:name="list-of-figures"/>
+    <w:bookmarkEnd w:id="23"/>
+    <w:bookmarkStart w:id="24" w:name="list-of-figures"/>
     <w:p>
       <w:pPr>
         <w:pStyle w:val="Heading1"/>
@@ -339,7 +428,7 @@
         <w:pStyle w:val="FirstParagraph"/>
       </w:pPr>
       <w:r>
-        <w:t xml:space="preserve">This placeholder section is reserved for the generated or Word-updated list of figures.</w:t>
+        <w:t xml:space="preserve">No finalized figures have been added at this draft stage. This section should be updated after final figures and diagrams are inserted.</w:t>
       </w:r>
     </w:p>
     <w:p>
@@ -347,14 +436,188 @@
         <w:br w:type="page"/>
       </w:r>
     </w:p>
-    <w:bookmarkEnd w:id="23"/>
-    <w:bookmarkStart w:id="24" w:name="list-of-abbreviationssymbols"/>
+    <w:bookmarkEnd w:id="24"/>
+    <w:bookmarkStart w:id="25" w:name="list-of-abbreviationssymbols"/>
     <w:p>
       <w:pPr>
         <w:pStyle w:val="Heading1"/>
       </w:pPr>
       <w:r>
         <w:t xml:space="preserve">List of Abbreviations/Symbols</w:t>
+      </w:r>
+    </w:p>
+    <w:tbl>
+      <w:tblPr>
+        <w:tblStyle w:val="Table"/>
+        <w:tblW w:type="pct" w:w="5000"/>
+        <w:tblLayout w:type="fixed"/>
+        <w:tblLook w:firstRow="1" w:lastRow="0" w:firstColumn="0" w:lastColumn="0" w:noHBand="0" w:noVBand="0" w:val="0020"/>
+      </w:tblPr>
+      <w:tblGrid>
+        <w:gridCol w:w="3960"/>
+        <w:gridCol w:w="3960"/>
+      </w:tblGrid>
+      <w:tr>
+        <w:trPr>
+          <w:tblHeader w:val="on"/>
+        </w:trPr>
+        <w:tc>
+          <w:tcPr/>
+          <w:p>
+            <w:pPr>
+              <w:pStyle w:val="Compact"/>
+            </w:pPr>
+            <w:r>
+              <w:t xml:space="preserve">Abbreviation</w:t>
+            </w:r>
+          </w:p>
+        </w:tc>
+        <w:tc>
+          <w:tcPr/>
+          <w:p>
+            <w:pPr>
+              <w:pStyle w:val="Compact"/>
+            </w:pPr>
+            <w:r>
+              <w:t xml:space="preserve">Description</w:t>
+            </w:r>
+          </w:p>
+        </w:tc>
+      </w:tr>
+      <w:tr>
+        <w:tc>
+          <w:tcPr/>
+          <w:p>
+            <w:pPr>
+              <w:pStyle w:val="Compact"/>
+            </w:pPr>
+            <w:r>
+              <w:t xml:space="preserve">FYP</w:t>
+            </w:r>
+          </w:p>
+        </w:tc>
+        <w:tc>
+          <w:tcPr/>
+          <w:p>
+            <w:pPr>
+              <w:pStyle w:val="Compact"/>
+            </w:pPr>
+            <w:r>
+              <w:t xml:space="preserve">Final Year Project</w:t>
+            </w:r>
+          </w:p>
+        </w:tc>
+      </w:tr>
+      <w:tr>
+        <w:tc>
+          <w:tcPr/>
+          <w:p>
+            <w:pPr>
+              <w:pStyle w:val="Compact"/>
+            </w:pPr>
+            <w:r>
+              <w:t xml:space="preserve">ML</w:t>
+            </w:r>
+          </w:p>
+        </w:tc>
+        <w:tc>
+          <w:tcPr/>
+          <w:p>
+            <w:pPr>
+              <w:pStyle w:val="Compact"/>
+            </w:pPr>
+            <w:r>
+              <w:t xml:space="preserve">Machine Learning</w:t>
+            </w:r>
+          </w:p>
+        </w:tc>
+      </w:tr>
+      <w:tr>
+        <w:tc>
+          <w:tcPr/>
+          <w:p>
+            <w:pPr>
+              <w:pStyle w:val="Compact"/>
+            </w:pPr>
+            <w:r>
+              <w:t xml:space="preserve">PCG</w:t>
+            </w:r>
+          </w:p>
+        </w:tc>
+        <w:tc>
+          <w:tcPr/>
+          <w:p>
+            <w:pPr>
+              <w:pStyle w:val="Compact"/>
+            </w:pPr>
+            <w:r>
+              <w:t xml:space="preserve">Phonocardiogram</w:t>
+            </w:r>
+          </w:p>
+        </w:tc>
+      </w:tr>
+      <w:tr>
+        <w:tc>
+          <w:tcPr/>
+          <w:p>
+            <w:pPr>
+              <w:pStyle w:val="Compact"/>
+            </w:pPr>
+            <w:r>
+              <w:t xml:space="preserve">HLS-CMDS</w:t>
+            </w:r>
+          </w:p>
+        </w:tc>
+        <w:tc>
+          <w:tcPr/>
+          <w:p>
+            <w:pPr>
+              <w:pStyle w:val="Compact"/>
+            </w:pPr>
+            <w:r>
+              <w:t xml:space="preserve">Heart and Lung Sounds Dataset Recorded from a Clinical Manikin using Digital Stethoscope</w:t>
+            </w:r>
+          </w:p>
+        </w:tc>
+      </w:tr>
+      <w:tr>
+        <w:tc>
+          <w:tcPr/>
+          <w:p>
+            <w:pPr>
+              <w:pStyle w:val="Compact"/>
+            </w:pPr>
+            <w:r>
+              <w:t xml:space="preserve">DOCX</w:t>
+            </w:r>
+          </w:p>
+        </w:tc>
+        <w:tc>
+          <w:tcPr/>
+          <w:p>
+            <w:pPr>
+              <w:pStyle w:val="Compact"/>
+            </w:pPr>
+            <w:r>
+              <w:t xml:space="preserve">Microsoft Word Open XML Document</w:t>
+            </w:r>
+          </w:p>
+        </w:tc>
+      </w:tr>
+    </w:tbl>
+    <w:p>
+      <w:r>
+        <w:br w:type="page"/>
+      </w:r>
+    </w:p>
+    <w:bookmarkEnd w:id="25"/>
+    <w:bookmarkStart w:id="26" w:name="list-of-appendices"/>
+    <w:p>
+      <w:pPr>
+        <w:pStyle w:val="Heading1"/>
+      </w:pPr>
+      <w:r>
+        <w:t xml:space="preserve">List of Appendices</w:t>
       </w:r>
     </w:p>
     <w:tbl>
@@ -378,7 +641,7 @@
               <w:pStyle w:val="Compact"/>
             </w:pPr>
             <w:r>
-              <w:t xml:space="preserve">Abbreviation</w:t>
+              <w:t xml:space="preserve">Appendix</w:t>
             </w:r>
           </w:p>
         </w:tc>
@@ -402,7 +665,7 @@
               <w:pStyle w:val="Compact"/>
             </w:pPr>
             <w:r>
-              <w:t xml:space="preserve">FYP</w:t>
+              <w:t xml:space="preserve">Appendix A</w:t>
             </w:r>
           </w:p>
         </w:tc>
@@ -413,7 +676,7 @@
               <w:pStyle w:val="Compact"/>
             </w:pPr>
             <w:r>
-              <w:t xml:space="preserve">Final Year Project</w:t>
+              <w:t xml:space="preserve">Gantt Chart</w:t>
             </w:r>
           </w:p>
         </w:tc>
@@ -426,7 +689,7 @@
               <w:pStyle w:val="Compact"/>
             </w:pPr>
             <w:r>
-              <w:t xml:space="preserve">ML</w:t>
+              <w:t xml:space="preserve">Appendix B</w:t>
             </w:r>
           </w:p>
         </w:tc>
@@ -437,7 +700,7 @@
               <w:pStyle w:val="Compact"/>
             </w:pPr>
             <w:r>
-              <w:t xml:space="preserve">Machine Learning</w:t>
+              <w:t xml:space="preserve">FYP I Meeting Logs</w:t>
             </w:r>
           </w:p>
         </w:tc>
@@ -450,7 +713,7 @@
               <w:pStyle w:val="Compact"/>
             </w:pPr>
             <w:r>
-              <w:t xml:space="preserve">DOCX</w:t>
+              <w:t xml:space="preserve">Appendix C</w:t>
             </w:r>
           </w:p>
         </w:tc>
@@ -461,60 +724,7 @@
               <w:pStyle w:val="Compact"/>
             </w:pPr>
             <w:r>
-              <w:t xml:space="preserve">Microsoft Word Open XML Document</w:t>
-            </w:r>
-          </w:p>
-        </w:tc>
-      </w:tr>
-    </w:tbl>
-    <w:p>
-      <w:r>
-        <w:br w:type="page"/>
-      </w:r>
-    </w:p>
-    <w:bookmarkEnd w:id="24"/>
-    <w:bookmarkStart w:id="25" w:name="list-of-appendices"/>
-    <w:p>
-      <w:pPr>
-        <w:pStyle w:val="Heading1"/>
-      </w:pPr>
-      <w:r>
-        <w:t xml:space="preserve">List of Appendices</w:t>
-      </w:r>
-    </w:p>
-    <w:tbl>
-      <w:tblPr>
-        <w:tblStyle w:val="Table"/>
-        <w:tblW w:type="auto" w:w="0"/>
-        <w:tblLook w:firstRow="1" w:lastRow="0" w:firstColumn="0" w:lastColumn="0" w:noHBand="0" w:noVBand="0" w:val="0020"/>
-      </w:tblPr>
-      <w:tblGrid>
-        <w:gridCol w:w="3960"/>
-        <w:gridCol w:w="3960"/>
-      </w:tblGrid>
-      <w:tr>
-        <w:trPr>
-          <w:tblHeader w:val="on"/>
-        </w:trPr>
-        <w:tc>
-          <w:tcPr/>
-          <w:p>
-            <w:pPr>
-              <w:pStyle w:val="Compact"/>
-            </w:pPr>
-            <w:r>
-              <w:t xml:space="preserve">Appendix</w:t>
-            </w:r>
-          </w:p>
-        </w:tc>
-        <w:tc>
-          <w:tcPr/>
-          <w:p>
-            <w:pPr>
-              <w:pStyle w:val="Compact"/>
-            </w:pPr>
-            <w:r>
-              <w:t xml:space="preserve">Description</w:t>
+              <w:t xml:space="preserve">Turnitin Similarity Index Page</w:t>
             </w:r>
           </w:p>
         </w:tc>
@@ -527,7 +737,7 @@
               <w:pStyle w:val="Compact"/>
             </w:pPr>
             <w:r>
-              <w:t xml:space="preserve">Appendix A</w:t>
+              <w:t xml:space="preserve">Appendix D</w:t>
             </w:r>
           </w:p>
         </w:tc>
@@ -538,78 +748,6 @@
               <w:pStyle w:val="Compact"/>
             </w:pPr>
             <w:r>
-              <w:t xml:space="preserve">Gantt Chart</w:t>
-            </w:r>
-          </w:p>
-        </w:tc>
-      </w:tr>
-      <w:tr>
-        <w:tc>
-          <w:tcPr/>
-          <w:p>
-            <w:pPr>
-              <w:pStyle w:val="Compact"/>
-            </w:pPr>
-            <w:r>
-              <w:t xml:space="preserve">Appendix B</w:t>
-            </w:r>
-          </w:p>
-        </w:tc>
-        <w:tc>
-          <w:tcPr/>
-          <w:p>
-            <w:pPr>
-              <w:pStyle w:val="Compact"/>
-            </w:pPr>
-            <w:r>
-              <w:t xml:space="preserve">FYP I Meeting Logs</w:t>
-            </w:r>
-          </w:p>
-        </w:tc>
-      </w:tr>
-      <w:tr>
-        <w:tc>
-          <w:tcPr/>
-          <w:p>
-            <w:pPr>
-              <w:pStyle w:val="Compact"/>
-            </w:pPr>
-            <w:r>
-              <w:t xml:space="preserve">Appendix C</w:t>
-            </w:r>
-          </w:p>
-        </w:tc>
-        <w:tc>
-          <w:tcPr/>
-          <w:p>
-            <w:pPr>
-              <w:pStyle w:val="Compact"/>
-            </w:pPr>
-            <w:r>
-              <w:t xml:space="preserve">Turnitin Similarity Index Page</w:t>
-            </w:r>
-          </w:p>
-        </w:tc>
-      </w:tr>
-      <w:tr>
-        <w:tc>
-          <w:tcPr/>
-          <w:p>
-            <w:pPr>
-              <w:pStyle w:val="Compact"/>
-            </w:pPr>
-            <w:r>
-              <w:t xml:space="preserve">Appendix D</w:t>
-            </w:r>
-          </w:p>
-        </w:tc>
-        <w:tc>
-          <w:tcPr/>
-          <w:p>
-            <w:pPr>
-              <w:pStyle w:val="Compact"/>
-            </w:pPr>
-            <w:r>
               <w:t xml:space="preserve">Technical Documentation</w:t>
             </w:r>
           </w:p>
@@ -617,12 +755,22 @@
       </w:tr>
     </w:tbl>
     <w:p>
+      <w:pPr>
+        <w:sectPr>
+          <w:headerReference w:type="default" r:id="rId8"/>
+          <w:footerReference w:type="default" r:id="rId9"/>
+          <w:type w:val="continuous"/>
+          <w:pgNumType w:fmt="lowerRoman" w:start="3"/>
+          <w:pgSz w:h="15840" w:w="12240"/>
+          <w:pgMar w:top="1587" w:right="1587" w:bottom="1587" w:left="2154" w:header="720" w:footer="720" w:gutter="0"/>
+        </w:sectPr>
+      </w:pPr>
       <w:r>
         <w:br w:type="page"/>
       </w:r>
     </w:p>
-    <w:bookmarkEnd w:id="25"/>
-    <w:bookmarkStart w:id="34" w:name="chapter-1-introduction"/>
+    <w:bookmarkEnd w:id="26"/>
+    <w:bookmarkStart w:id="35" w:name="chapter-1-introduction"/>
     <w:p>
       <w:pPr>
         <w:pStyle w:val="Heading1"/>
@@ -654,13 +802,13 @@
         <w:t xml:space="preserve">and should be reviewed by the supervisor before final report formatting.</w:t>
       </w:r>
     </w:p>
-    <w:bookmarkStart w:id="26" w:name="introduction-background"/>
+    <w:bookmarkStart w:id="27" w:name="introduction-background"/>
     <w:p>
       <w:pPr>
         <w:pStyle w:val="Heading2"/>
       </w:pPr>
       <w:r>
-        <w:t xml:space="preserve">1.1 1.1 Introduction / Background</w:t>
+        <w:t xml:space="preserve">1.1 Introduction / Background</w:t>
       </w:r>
     </w:p>
     <w:p>
@@ -775,14 +923,14 @@
         <w:t xml:space="preserve">.</w:t>
       </w:r>
     </w:p>
-    <w:bookmarkEnd w:id="26"/>
-    <w:bookmarkStart w:id="27" w:name="problem-statement"/>
+    <w:bookmarkEnd w:id="27"/>
+    <w:bookmarkStart w:id="28" w:name="problem-statement"/>
     <w:p>
       <w:pPr>
         <w:pStyle w:val="Heading2"/>
       </w:pPr>
       <w:r>
-        <w:t xml:space="preserve">1.2 1.2 Problem Statement</w:t>
+        <w:t xml:space="preserve">1.2 Problem Statement</w:t>
       </w:r>
     </w:p>
     <w:p>
@@ -857,14 +1005,14 @@
         <w:t xml:space="preserve">Therefore, the problem addressed in this project is the need for a structured machine learning-based software system that can separate mixed cardiopulmonary audio into heart and lung sound outputs, while remaining feasible for an FYP prototype. The system should support audio preprocessing, model-based separation, output generation, and evaluation using suitable signal-level metrics, without making unsupported clinical or diagnostic claims.</w:t>
       </w:r>
     </w:p>
-    <w:bookmarkEnd w:id="27"/>
-    <w:bookmarkStart w:id="28" w:name="project-aim"/>
+    <w:bookmarkEnd w:id="28"/>
+    <w:bookmarkStart w:id="29" w:name="project-aim"/>
     <w:p>
       <w:pPr>
         <w:pStyle w:val="Heading2"/>
       </w:pPr>
       <w:r>
-        <w:t xml:space="preserve">1.3 1.3 Project Aim</w:t>
+        <w:t xml:space="preserve">1.3 Project Aim</w:t>
       </w:r>
     </w:p>
     <w:p>
@@ -875,14 +1023,14 @@
         <w:t xml:space="preserve">The aim of this project is to design and develop a machine learning-based software prototype for cardiopulmonary sound separation that can process mixed chest sound recordings and produce separated heart sound and lung sound outputs.</w:t>
       </w:r>
     </w:p>
-    <w:bookmarkEnd w:id="28"/>
-    <w:bookmarkStart w:id="29" w:name="project-objectives"/>
+    <w:bookmarkEnd w:id="29"/>
+    <w:bookmarkStart w:id="30" w:name="project-objectives"/>
     <w:p>
       <w:pPr>
         <w:pStyle w:val="Heading2"/>
       </w:pPr>
       <w:r>
-        <w:t xml:space="preserve">1.4 1.4 Project Objectives</w:t>
+        <w:t xml:space="preserve">1.4 Project Objectives</w:t>
       </w:r>
     </w:p>
     <w:p>
@@ -953,14 +1101,14 @@
         <w:t xml:space="preserve">To evaluate the separated outputs using appropriate signal-level or separation-related metrics.</w:t>
       </w:r>
     </w:p>
-    <w:bookmarkEnd w:id="29"/>
-    <w:bookmarkStart w:id="30" w:name="project-scope"/>
+    <w:bookmarkEnd w:id="30"/>
+    <w:bookmarkStart w:id="31" w:name="project-scope"/>
     <w:p>
       <w:pPr>
         <w:pStyle w:val="Heading2"/>
       </w:pPr>
       <w:r>
-        <w:t xml:space="preserve">1.5 1.5 Project Scope</w:t>
+        <w:t xml:space="preserve">1.5 Project Scope</w:t>
       </w:r>
     </w:p>
     <w:p>
@@ -1139,14 +1287,14 @@
         <w:t xml:space="preserve">The main constraints are the two-trimester FYP timeframe, dependence on publicly available or accessible datasets, and the performance limitations of the selected machine learning method. Since dataset availability strongly affects evaluation, the project will avoid overclaiming generalizability beyond the data used for testing.</w:t>
       </w:r>
     </w:p>
-    <w:bookmarkEnd w:id="30"/>
-    <w:bookmarkStart w:id="31" w:name="project-significance"/>
+    <w:bookmarkEnd w:id="31"/>
+    <w:bookmarkStart w:id="32" w:name="project-significance"/>
     <w:p>
       <w:pPr>
         <w:pStyle w:val="Heading2"/>
       </w:pPr>
       <w:r>
-        <w:t xml:space="preserve">1.6 1.6 Project Significance</w:t>
+        <w:t xml:space="preserve">1.6 Project Significance</w:t>
       </w:r>
     </w:p>
     <w:p>
@@ -1221,14 +1369,14 @@
         <w:t xml:space="preserve">. The project does not claim to solve these challenges completely. Its contribution is to build a feasible student-level system that demonstrates a complete separation workflow and provides a foundation for future improvement.</w:t>
       </w:r>
     </w:p>
-    <w:bookmarkEnd w:id="31"/>
-    <w:bookmarkStart w:id="32" w:name="expected-output"/>
+    <w:bookmarkEnd w:id="32"/>
+    <w:bookmarkStart w:id="33" w:name="expected-output"/>
     <w:p>
       <w:pPr>
         <w:pStyle w:val="Heading2"/>
       </w:pPr>
       <w:r>
-        <w:t xml:space="preserve">1.7 1.7 Expected Output</w:t>
+        <w:t xml:space="preserve">1.7 Expected Output</w:t>
       </w:r>
     </w:p>
     <w:p>
@@ -1319,14 +1467,14 @@
         <w:t xml:space="preserve">The final output is intended to be a proof of concept. It should demonstrate the feasibility of the proposed software workflow, but it should not be presented as a clinically approved diagnostic system.</w:t>
       </w:r>
     </w:p>
-    <w:bookmarkEnd w:id="32"/>
-    <w:bookmarkStart w:id="33" w:name="report-organization"/>
+    <w:bookmarkEnd w:id="33"/>
+    <w:bookmarkStart w:id="34" w:name="report-organization"/>
     <w:p>
       <w:pPr>
         <w:pStyle w:val="Heading2"/>
       </w:pPr>
       <w:r>
-        <w:t xml:space="preserve">1.8 1.8 Report Organization</w:t>
+        <w:t xml:space="preserve">1.8 Report Organization</w:t>
       </w:r>
     </w:p>
     <w:p>
@@ -1385,9 +1533,14 @@
         <w:t xml:space="preserve">Chapter 6 will summarize the work completed during FYP1, discuss limitations and issues encountered, and outline the remaining work for the next phase of the project.</w:t>
       </w:r>
     </w:p>
-    <w:bookmarkEnd w:id="33"/>
+    <w:p>
+      <w:r>
+        <w:br w:type="page"/>
+      </w:r>
+    </w:p>
     <w:bookmarkEnd w:id="34"/>
-    <w:bookmarkStart w:id="45" w:name="chapter-2-literature-review"/>
+    <w:bookmarkEnd w:id="35"/>
+    <w:bookmarkStart w:id="51" w:name="chapter-2-literature-review"/>
     <w:p>
       <w:pPr>
         <w:pStyle w:val="Heading1"/>
@@ -1428,13 +1581,13 @@
         <w:t xml:space="preserve">, with emphasis on audio separation, preprocessing, datasets, evaluation, and prototype relevance rather than medical diagnosis.</w:t>
       </w:r>
     </w:p>
-    <w:bookmarkStart w:id="35" w:name="introduction"/>
+    <w:bookmarkStart w:id="36" w:name="introduction"/>
     <w:p>
       <w:pPr>
         <w:pStyle w:val="Heading2"/>
       </w:pPr>
       <w:r>
-        <w:t xml:space="preserve">2.1 2.1 Introduction</w:t>
+        <w:t xml:space="preserve">2.1 Introduction</w:t>
       </w:r>
     </w:p>
     <w:p>
@@ -1619,14 +1772,14 @@
         <w:t xml:space="preserve">.</w:t>
       </w:r>
     </w:p>
-    <w:bookmarkEnd w:id="35"/>
-    <w:bookmarkStart w:id="36" w:name="cardiopulmonary-sound-characteristics"/>
+    <w:bookmarkEnd w:id="36"/>
+    <w:bookmarkStart w:id="41" w:name="literature-search-and-screening-process"/>
     <w:p>
       <w:pPr>
         <w:pStyle w:val="Heading2"/>
       </w:pPr>
       <w:r>
-        <w:t xml:space="preserve">2.2 2.2 Cardiopulmonary Sound Characteristics</w:t>
+        <w:t xml:space="preserve">2.2 Literature Search and Screening Process</w:t>
       </w:r>
     </w:p>
     <w:p>
@@ -1634,6 +1787,115 @@
         <w:pStyle w:val="FirstParagraph"/>
       </w:pPr>
       <w:r>
+        <w:t xml:space="preserve">The literature review records were maintained through the project tracking files in the literature-review workflow. The current PRISMA summary reflects the latest recorded screening state: 96 records were retained in</w:t>
+      </w:r>
+      <w:r>
+        <w:t xml:space="preserve"> </w:t>
+      </w:r>
+      <w:r>
+        <w:rPr>
+          <w:rStyle w:val="VerbatimChar"/>
+        </w:rPr>
+        <w:t xml:space="preserve">papers_master.csv</w:t>
+      </w:r>
+      <w:r>
+        <w:t xml:space="preserve">, 18 studies were marked as included for the literature review, 31 records were retained as maybe/background evidence, and 47 records were excluded for reasons such as weak scope alignment, duplicate status, year-range exclusion, or access limitations. The PRISMA flow diagram summarizes this identification, screening, and final selection process.</w:t>
+      </w:r>
+    </w:p>
+    <w:tbl>
+      <w:tblPr>
+        <w:tblStyle w:val="Table"/>
+        <w:tblW w:type="pct" w:w="5000"/>
+        <w:tblLayout w:type="fixed"/>
+        <w:tblLook w:firstRow="0" w:lastRow="0" w:firstColumn="0" w:lastColumn="0" w:noHBand="0" w:noVBand="0" w:val="0000"/>
+      </w:tblPr>
+      <w:tblGrid>
+        <w:gridCol w:w="7920"/>
+      </w:tblGrid>
+      <w:tr>
+        <w:tc>
+          <w:tcPr/>
+          <w:bookmarkStart w:id="40" w:name="fig-prisma-flow"/>
+          <w:p>
+            <w:pPr>
+              <w:pStyle w:val="Compact"/>
+              <w:jc w:val="center"/>
+            </w:pPr>
+            <w:r>
+              <w:drawing>
+                <wp:inline>
+                  <wp:extent cx="5384800" cy="3808914"/>
+                  <wp:effectExtent b="0" l="0" r="0" t="0"/>
+                  <wp:docPr descr="" title="" id="38" name="Picture"/>
+                  <a:graphic>
+                    <a:graphicData uri="http://schemas.openxmlformats.org/drawingml/2006/picture">
+                      <pic:pic>
+                        <pic:nvPicPr>
+                          <pic:cNvPr descr="figures/prisma/prisma_flow_diagram.png" id="39" name="Picture"/>
+                          <pic:cNvPicPr>
+                            <a:picLocks noChangeArrowheads="1" noChangeAspect="1"/>
+                          </pic:cNvPicPr>
+                        </pic:nvPicPr>
+                        <pic:blipFill>
+                          <a:blip r:embed="rId37"/>
+                          <a:stretch>
+                            <a:fillRect/>
+                          </a:stretch>
+                        </pic:blipFill>
+                        <pic:spPr bwMode="auto">
+                          <a:xfrm>
+                            <a:off x="0" y="0"/>
+                            <a:ext cx="5384800" cy="3808914"/>
+                          </a:xfrm>
+                          <a:prstGeom prst="rect">
+                            <a:avLst/>
+                          </a:prstGeom>
+                          <a:noFill/>
+                          <a:ln w="9525">
+                            <a:noFill/>
+                            <a:headEnd/>
+                            <a:tailEnd/>
+                          </a:ln>
+                        </pic:spPr>
+                      </pic:pic>
+                    </a:graphicData>
+                  </a:graphic>
+                </wp:inline>
+              </w:drawing>
+            </w:r>
+          </w:p>
+          <w:p>
+            <w:pPr>
+              <w:jc w:val="center"/>
+            </w:pPr>
+            <w:pPr>
+              <w:jc w:val="left"/>
+              <w:spacing w:before="200"/>
+              <w:pStyle w:val="ImageCaption"/>
+            </w:pPr>
+            <w:r>
+              <w:t xml:space="preserve">Figure 2.1: PRISMA flow diagram for the literature search and screening process.</w:t>
+            </w:r>
+          </w:p>
+          <w:bookmarkEnd w:id="40"/>
+        </w:tc>
+      </w:tr>
+    </w:tbl>
+    <w:bookmarkEnd w:id="41"/>
+    <w:bookmarkStart w:id="42" w:name="cardiopulmonary-sound-characteristics"/>
+    <w:p>
+      <w:pPr>
+        <w:pStyle w:val="Heading2"/>
+      </w:pPr>
+      <w:r>
+        <w:t xml:space="preserve">2.3 Cardiopulmonary Sound Characteristics</w:t>
+      </w:r>
+    </w:p>
+    <w:p>
+      <w:pPr>
+        <w:pStyle w:val="FirstParagraph"/>
+      </w:pPr>
+      <w:r>
         <w:t xml:space="preserve">Heart and lung sounds differ in their physiological origin and acoustic pattern, but they are not cleanly separated in practical chest recordings. Heart sounds are commonly described using phonocardiogram (PCG) concepts such as S1, S2, cycles, envelopes, onset/offset timing, and time-frequency representations. Lung sounds are linked to respiratory airflow and breathing phase, and may contain continuous or discontinuous events depending on the recording context. Reviews of PCG signal analysis emphasize that preprocessing, segmentation, feature extraction, and noise handling are necessary before reliable higher-level analysis can be attempted</w:t>
       </w:r>
       <w:r>
@@ -1845,14 +2107,14 @@
         <w:t xml:space="preserve">. Therefore, a cardiopulmonary sound separation system should be designed as an audio-processing workflow with input checking, preprocessing, separation, and output inspection, rather than as a direct clinical decision system.</w:t>
       </w:r>
     </w:p>
-    <w:bookmarkEnd w:id="36"/>
-    <w:bookmarkStart w:id="37" w:name="heart-and-lung-sound-separation-problem"/>
+    <w:bookmarkEnd w:id="42"/>
+    <w:bookmarkStart w:id="43" w:name="heart-and-lung-sound-separation-problem"/>
     <w:p>
       <w:pPr>
         <w:pStyle w:val="Heading2"/>
       </w:pPr>
       <w:r>
-        <w:t xml:space="preserve">2.3 2.3 Heart and Lung Sound Separation Problem</w:t>
+        <w:t xml:space="preserve">2.4 Heart and Lung Sound Separation Problem</w:t>
       </w:r>
     </w:p>
     <w:p>
@@ -2077,14 +2339,14 @@
         <w:t xml:space="preserve">. These papers are relevant because they show that separation can improve or support later audio analysis, but they should not shift the project aim toward diagnosis. This FYP remains focused on separating and presenting heart and lung sound components.</w:t>
       </w:r>
     </w:p>
-    <w:bookmarkEnd w:id="37"/>
-    <w:bookmarkStart w:id="38" w:name="traditional-signal-processing-methods"/>
+    <w:bookmarkEnd w:id="43"/>
+    <w:bookmarkStart w:id="44" w:name="traditional-signal-processing-methods"/>
     <w:p>
       <w:pPr>
         <w:pStyle w:val="Heading2"/>
       </w:pPr>
       <w:r>
-        <w:t xml:space="preserve">2.4 2.4 Traditional Signal Processing Methods</w:t>
+        <w:t xml:space="preserve">2.5 Traditional Signal Processing Methods</w:t>
       </w:r>
     </w:p>
     <w:p>
@@ -2321,14 +2583,14 @@
         <w:t xml:space="preserve">Overall, traditional methods are valuable for FYP1 because they are easier to explain, can act as baselines, and clarify the assumptions behind separation. Their limitations are also clear: they can be sensitive to noise, parameter tuning, and dataset conditions. Therefore, they are best treated as baselines or components in a broader pipeline rather than as the only solution direction.</w:t>
       </w:r>
     </w:p>
-    <w:bookmarkEnd w:id="38"/>
-    <w:bookmarkStart w:id="39" w:name="Xa7cc223bb5fd8cb26f88550c6c83a706157f57c"/>
+    <w:bookmarkEnd w:id="44"/>
+    <w:bookmarkStart w:id="45" w:name="Xa7cc223bb5fd8cb26f88550c6c83a706157f57c"/>
     <w:p>
       <w:pPr>
         <w:pStyle w:val="Heading2"/>
       </w:pPr>
       <w:r>
-        <w:t xml:space="preserve">2.5 2.5 Machine Learning and Deep Learning Methods</w:t>
+        <w:t xml:space="preserve">2.6 Machine Learning and Deep Learning Methods</w:t>
       </w:r>
     </w:p>
     <w:p>
@@ -2581,14 +2843,14 @@
         <w:t xml:space="preserve">The comparison across methods suggests a practical design choice. A feasible FYP implementation should not simply choose the most complex recent model. It should select a method that can be implemented, explained, tested on available data, and integrated into a working software pipeline. In this sense, direct separation models such as NeoSSNet, hybrid methods such as DAE-NMF-VMD or NMF-plus-deep-learning models, and simpler supervised separation networks provide more practical guidance than diagnosis-only or highly specialized architectures.</w:t>
       </w:r>
     </w:p>
-    <w:bookmarkEnd w:id="39"/>
-    <w:bookmarkStart w:id="40" w:name="X08e818fb8b4894080955aaec5df4083f38724da"/>
+    <w:bookmarkEnd w:id="45"/>
+    <w:bookmarkStart w:id="46" w:name="X08e818fb8b4894080955aaec5df4083f38724da"/>
     <w:p>
       <w:pPr>
         <w:pStyle w:val="Heading2"/>
       </w:pPr>
       <w:r>
-        <w:t xml:space="preserve">2.6 2.6 Datasets for Cardiopulmonary Sound Separation</w:t>
+        <w:t xml:space="preserve">2.7 Datasets for Cardiopulmonary Sound Separation</w:t>
       </w:r>
     </w:p>
     <w:p>
@@ -2737,14 +2999,14 @@
         <w:t xml:space="preserve">This distinction leads to a clear dataset strategy for the FYP. HLS-CMDS should be treated as the primary separation-relevant dataset candidate because it includes mixed and source signals. PCG and respiratory datasets should be used only as background, preprocessing, or auxiliary evaluation context unless they can be adapted without changing the project objective. The chapter should keep this distinction explicit so the report does not blur source separation with disease classification.</w:t>
       </w:r>
     </w:p>
-    <w:bookmarkEnd w:id="40"/>
-    <w:bookmarkStart w:id="41" w:name="evaluation-metrics"/>
+    <w:bookmarkEnd w:id="46"/>
+    <w:bookmarkStart w:id="47" w:name="evaluation-metrics"/>
     <w:p>
       <w:pPr>
         <w:pStyle w:val="Heading2"/>
       </w:pPr>
       <w:r>
-        <w:t xml:space="preserve">2.7 2.7 Evaluation Metrics</w:t>
+        <w:t xml:space="preserve">2.8 Evaluation Metrics</w:t>
       </w:r>
     </w:p>
     <w:p>
@@ -2989,14 +3251,14 @@
         <w:t xml:space="preserve">. For this project, classification accuracy can be mentioned as background only. It should not be used as the main claim of success unless the methodology explicitly includes a justified downstream task.</w:t>
       </w:r>
     </w:p>
-    <w:bookmarkEnd w:id="41"/>
-    <w:bookmarkStart w:id="42" w:name="existing-systems-and-prototype-relevance"/>
+    <w:bookmarkEnd w:id="47"/>
+    <w:bookmarkStart w:id="48" w:name="existing-systems-and-prototype-relevance"/>
     <w:p>
       <w:pPr>
         <w:pStyle w:val="Heading2"/>
       </w:pPr>
       <w:r>
-        <w:t xml:space="preserve">2.8 2.8 Existing Systems and Prototype Relevance</w:t>
+        <w:t xml:space="preserve">2.9 Existing Systems and Prototype Relevance</w:t>
       </w:r>
     </w:p>
     <w:p>
@@ -3131,14 +3393,14 @@
         <w:t xml:space="preserve">For this FYP, the literature supports a modular system design. A realistic prototype should allow a user to upload or select an audio file, preprocess the waveform, apply a separation method, save separated heart and lung outputs, compute available signal-quality or separation metrics, and present the results through an interface. The prototype does not need to reproduce a full clinical auscultation platform. Its contribution should be a clear, reproducible, and explainable pipeline for cardiopulmonary sound separation.</w:t>
       </w:r>
     </w:p>
-    <w:bookmarkEnd w:id="42"/>
-    <w:bookmarkStart w:id="43" w:name="research-gaps"/>
+    <w:bookmarkEnd w:id="48"/>
+    <w:bookmarkStart w:id="49" w:name="research-gaps"/>
     <w:p>
       <w:pPr>
         <w:pStyle w:val="Heading2"/>
       </w:pPr>
       <w:r>
-        <w:t xml:space="preserve">2.9 2.9 Research Gaps</w:t>
+        <w:t xml:space="preserve">2.10 Research Gaps</w:t>
       </w:r>
     </w:p>
     <w:p>
@@ -3559,14 +3821,14 @@
         <w:t xml:space="preserve">Therefore, the research gap for this FYP can be stated as follows: recent literature provides promising methods and datasets for heart-lung or cardiopulmonary sound separation, but there remains a need for a clear, reproducible, student-feasible software system that applies an appropriate ML-based separation workflow, uses separation-relevant data where available, reports suitable signal-level evaluation, and avoids unsupported diagnostic claims.</w:t>
       </w:r>
     </w:p>
-    <w:bookmarkEnd w:id="43"/>
-    <w:bookmarkStart w:id="44" w:name="summary"/>
+    <w:bookmarkEnd w:id="49"/>
+    <w:bookmarkStart w:id="50" w:name="summary"/>
     <w:p>
       <w:pPr>
         <w:pStyle w:val="Heading2"/>
       </w:pPr>
       <w:r>
-        <w:t xml:space="preserve">2.10 2.10 Summary</w:t>
+        <w:t xml:space="preserve">2.11 Summary</w:t>
       </w:r>
     </w:p>
     <w:p>
@@ -3807,9 +4069,14 @@
         <w:t xml:space="preserve">Overall, the reviewed evidence supports a practical FYP system that preprocesses cardiopulmonary audio, separates heart and lung components using a feasible ML-based method, stores the separated outputs, and reports suitable evaluation information. The next chapter should translate this review into a methodology by selecting the data source, defining the processing pipeline, choosing the separation model, and specifying the evaluation procedure for the prototype.</w:t>
       </w:r>
     </w:p>
-    <w:bookmarkEnd w:id="44"/>
-    <w:bookmarkEnd w:id="45"/>
-    <w:bookmarkStart w:id="58" w:name="chapter-3-methodology"/>
+    <w:p>
+      <w:r>
+        <w:br w:type="page"/>
+      </w:r>
+    </w:p>
+    <w:bookmarkEnd w:id="50"/>
+    <w:bookmarkEnd w:id="51"/>
+    <w:bookmarkStart w:id="64" w:name="chapter-3-methodology"/>
     <w:p>
       <w:pPr>
         <w:pStyle w:val="Heading1"/>
@@ -3841,13 +4108,13 @@
         <w:t xml:space="preserve">and describes a software prototype/proof-of-concept methodology. The final technical details should be updated after the prototype implementation is confirmed.</w:t>
       </w:r>
     </w:p>
-    <w:bookmarkStart w:id="46" w:name="introduction-1"/>
+    <w:bookmarkStart w:id="52" w:name="introduction-1"/>
     <w:p>
       <w:pPr>
         <w:pStyle w:val="Heading2"/>
       </w:pPr>
       <w:r>
-        <w:t xml:space="preserve">3.1 3.1 Introduction</w:t>
+        <w:t xml:space="preserve">3.1 Introduction</w:t>
       </w:r>
     </w:p>
     <w:p>
@@ -3874,14 +4141,14 @@
         <w:t xml:space="preserve">The literature review in Chapter 2 shows that cardiopulmonary sound separation can be approached using traditional signal processing, hybrid signal-processing and machine-learning methods, and deep learning models. It also shows that dataset selection and evaluation are major issues because not all heart sound or lung sound datasets provide paired mixed and source signals. Therefore, this methodology emphasizes a reproducible software workflow, careful dataset selection, preprocessing, model-based separation, and signal-level evaluation.</w:t>
       </w:r>
     </w:p>
-    <w:bookmarkEnd w:id="46"/>
-    <w:bookmarkStart w:id="47" w:name="research-development-approach"/>
+    <w:bookmarkEnd w:id="52"/>
+    <w:bookmarkStart w:id="53" w:name="research-development-approach"/>
     <w:p>
       <w:pPr>
         <w:pStyle w:val="Heading2"/>
       </w:pPr>
       <w:r>
-        <w:t xml:space="preserve">3.2 3.2 Research / Development Approach</w:t>
+        <w:t xml:space="preserve">3.2 Research / Development Approach</w:t>
       </w:r>
     </w:p>
     <w:p>
@@ -4092,14 +4359,14 @@
         <w:t xml:space="preserve">Document the results, limitations, and future improvements.</w:t>
       </w:r>
     </w:p>
-    <w:bookmarkEnd w:id="47"/>
-    <w:bookmarkStart w:id="48" w:name="system-development-methodology"/>
+    <w:bookmarkEnd w:id="53"/>
+    <w:bookmarkStart w:id="54" w:name="system-development-methodology"/>
     <w:p>
       <w:pPr>
         <w:pStyle w:val="Heading2"/>
       </w:pPr>
       <w:r>
-        <w:t xml:space="preserve">3.3 3.3 System Development Methodology</w:t>
+        <w:t xml:space="preserve">3.3 System Development Methodology</w:t>
       </w:r>
     </w:p>
     <w:p>
@@ -4422,14 +4689,14 @@
         <w:t xml:space="preserve">This approach supports the FYP1 requirement to demonstrate a clear development plan while leaving space for implementation refinement in the next phase.</w:t>
       </w:r>
     </w:p>
-    <w:bookmarkEnd w:id="48"/>
-    <w:bookmarkStart w:id="49" w:name="dataset-selection-and-preparation"/>
+    <w:bookmarkEnd w:id="54"/>
+    <w:bookmarkStart w:id="55" w:name="dataset-selection-and-preparation"/>
     <w:p>
       <w:pPr>
         <w:pStyle w:val="Heading2"/>
       </w:pPr>
       <w:r>
-        <w:t xml:space="preserve">3.4 3.4 Dataset Selection and Preparation</w:t>
+        <w:t xml:space="preserve">3.4 Dataset Selection and Preparation</w:t>
       </w:r>
     </w:p>
     <w:p>
@@ -4675,14 +4942,14 @@
         <w:t xml:space="preserve">Keeping notes on any excluded files, missing files, or unusable samples.</w:t>
       </w:r>
     </w:p>
-    <w:bookmarkEnd w:id="49"/>
-    <w:bookmarkStart w:id="50" w:name="audio-preprocessing"/>
+    <w:bookmarkEnd w:id="55"/>
+    <w:bookmarkStart w:id="56" w:name="audio-preprocessing"/>
     <w:p>
       <w:pPr>
         <w:pStyle w:val="Heading2"/>
       </w:pPr>
       <w:r>
-        <w:t xml:space="preserve">3.5 3.5 Audio Preprocessing</w:t>
+        <w:t xml:space="preserve">3.5 Audio Preprocessing</w:t>
       </w:r>
     </w:p>
     <w:p>
@@ -4839,14 +5106,14 @@
         <w:t xml:space="preserve">.</w:t>
       </w:r>
     </w:p>
-    <w:bookmarkEnd w:id="50"/>
-    <w:bookmarkStart w:id="51" w:name="feature-extraction-input-representation"/>
+    <w:bookmarkEnd w:id="56"/>
+    <w:bookmarkStart w:id="57" w:name="feature-extraction-input-representation"/>
     <w:p>
       <w:pPr>
         <w:pStyle w:val="Heading2"/>
       </w:pPr>
       <w:r>
-        <w:t xml:space="preserve">3.6 3.6 Feature Extraction / Input Representation</w:t>
+        <w:t xml:space="preserve">3.6 Feature Extraction / Input Representation</w:t>
       </w:r>
     </w:p>
     <w:p>
@@ -4901,14 +5168,14 @@
         <w:t xml:space="preserve">For the first prototype, the input representation should be selected based on feasibility and compatibility with the chosen model. A practical approach is to begin with short audio windows and a time-frequency representation, then reconstruct separated heart and lung waveform outputs after model inference. The final choice will be documented after implementation testing.</w:t>
       </w:r>
     </w:p>
-    <w:bookmarkEnd w:id="51"/>
-    <w:bookmarkStart w:id="52" w:name="machine-learning-model-approach"/>
+    <w:bookmarkEnd w:id="57"/>
+    <w:bookmarkStart w:id="58" w:name="machine-learning-model-approach"/>
     <w:p>
       <w:pPr>
         <w:pStyle w:val="Heading2"/>
       </w:pPr>
       <w:r>
-        <w:t xml:space="preserve">3.7 3.7 Machine Learning Model Approach</w:t>
+        <w:t xml:space="preserve">3.7 Machine Learning Model Approach</w:t>
       </w:r>
     </w:p>
     <w:p>
@@ -5161,14 +5428,14 @@
         <w:t xml:space="preserve">. The final method choice will be confirmed after dataset inspection and prototype testing.</w:t>
       </w:r>
     </w:p>
-    <w:bookmarkEnd w:id="52"/>
-    <w:bookmarkStart w:id="53" w:name="system-architecture-overview"/>
+    <w:bookmarkEnd w:id="58"/>
+    <w:bookmarkStart w:id="59" w:name="system-architecture-overview"/>
     <w:p>
       <w:pPr>
         <w:pStyle w:val="Heading2"/>
       </w:pPr>
       <w:r>
-        <w:t xml:space="preserve">3.8 3.8 System Architecture Overview</w:t>
+        <w:t xml:space="preserve">3.8 System Architecture Overview</w:t>
       </w:r>
     </w:p>
     <w:p>
@@ -5291,14 +5558,14 @@
         <w:t xml:space="preserve">This architecture supports the software-system focus of the project. It avoids treating the model as a standalone script and instead places the model inside a complete audio-processing workflow.</w:t>
       </w:r>
     </w:p>
-    <w:bookmarkEnd w:id="53"/>
-    <w:bookmarkStart w:id="54" w:name="system-modules"/>
+    <w:bookmarkEnd w:id="59"/>
+    <w:bookmarkStart w:id="60" w:name="system-modules"/>
     <w:p>
       <w:pPr>
         <w:pStyle w:val="Heading2"/>
       </w:pPr>
       <w:r>
-        <w:t xml:space="preserve">3.9 3.9 System Modules</w:t>
+        <w:t xml:space="preserve">3.9 System Modules</w:t>
       </w:r>
     </w:p>
     <w:p>
@@ -5818,14 +6085,14 @@
         <w:t xml:space="preserve">These modules may be implemented as Python scripts, backend services, or application components depending on the final prototype design.</w:t>
       </w:r>
     </w:p>
-    <w:bookmarkEnd w:id="54"/>
-    <w:bookmarkStart w:id="55" w:name="evaluation-methodology"/>
+    <w:bookmarkEnd w:id="60"/>
+    <w:bookmarkStart w:id="61" w:name="evaluation-methodology"/>
     <w:p>
       <w:pPr>
         <w:pStyle w:val="Heading2"/>
       </w:pPr>
       <w:r>
-        <w:t xml:space="preserve">3.10 3.10 Evaluation Methodology</w:t>
+        <w:t xml:space="preserve">3.10 Evaluation Methodology</w:t>
       </w:r>
     </w:p>
     <w:p>
@@ -5944,14 +6211,14 @@
         <w:t xml:space="preserve">The exact metrics will be finalized after confirming the dataset and model. Possible metric categories include signal-to-noise improvement, reconstruction error, correlation or similarity with reference sources, and source-separation quality measures. If reference source signals are not available for some data, the evaluation will be limited to qualitative inspection and indirect signal-quality measures. Classification accuracy will not be used as the main evaluation metric because the project objective is separation rather than disease detection.</w:t>
       </w:r>
     </w:p>
-    <w:bookmarkEnd w:id="55"/>
-    <w:bookmarkStart w:id="56" w:name="tools-and-technologies"/>
+    <w:bookmarkEnd w:id="61"/>
+    <w:bookmarkStart w:id="62" w:name="tools-and-technologies"/>
     <w:p>
       <w:pPr>
         <w:pStyle w:val="Heading2"/>
       </w:pPr>
       <w:r>
-        <w:t xml:space="preserve">3.11 3.11 Tools and Technologies</w:t>
+        <w:t xml:space="preserve">3.11 Tools and Technologies</w:t>
       </w:r>
     </w:p>
     <w:p>
@@ -6266,14 +6533,14 @@
         <w:t xml:space="preserve">The final toolset should be confirmed during implementation. Tools should be selected based on project feasibility, reproducibility, and compatibility with the selected dataset and model.</w:t>
       </w:r>
     </w:p>
-    <w:bookmarkEnd w:id="56"/>
-    <w:bookmarkStart w:id="57" w:name="chapter-summary"/>
+    <w:bookmarkEnd w:id="62"/>
+    <w:bookmarkStart w:id="63" w:name="chapter-summary"/>
     <w:p>
       <w:pPr>
         <w:pStyle w:val="Heading2"/>
       </w:pPr>
       <w:r>
-        <w:t xml:space="preserve">3.12 3.12 Chapter Summary</w:t>
+        <w:t xml:space="preserve">3.12 Chapter Summary</w:t>
       </w:r>
     </w:p>
     <w:p>
@@ -6292,9 +6559,14 @@
         <w:t xml:space="preserve">The methodology supports the proposal by focusing on a software system that separates mixed cardiopulmonary audio into heart and lung sound outputs. It also respects the project boundary by excluding disease detection, clinical diagnosis, and hardware development. The next chapter should develop the system design in more detail, including diagrams, module interactions, data flow, and interface design for the prototype.</w:t>
       </w:r>
     </w:p>
-    <w:bookmarkEnd w:id="57"/>
-    <w:bookmarkEnd w:id="58"/>
-    <w:bookmarkStart w:id="67" w:name="chapter-4-system-design"/>
+    <w:p>
+      <w:r>
+        <w:br w:type="page"/>
+      </w:r>
+    </w:p>
+    <w:bookmarkEnd w:id="63"/>
+    <w:bookmarkEnd w:id="64"/>
+    <w:bookmarkStart w:id="73" w:name="chapter-4-system-design"/>
     <w:p>
       <w:pPr>
         <w:pStyle w:val="Heading1"/>
@@ -6303,7 +6575,7 @@
         <w:t xml:space="preserve">4. Chapter 4: System Design</w:t>
       </w:r>
     </w:p>
-    <w:bookmarkStart w:id="59" w:name="overview"/>
+    <w:bookmarkStart w:id="65" w:name="overview"/>
     <w:p>
       <w:pPr>
         <w:pStyle w:val="Heading2"/>
@@ -6320,8 +6592,8 @@
         <w:t xml:space="preserve">Placeholder content for system design.</w:t>
       </w:r>
     </w:p>
-    <w:bookmarkEnd w:id="59"/>
-    <w:bookmarkStart w:id="60" w:name="context-diagram"/>
+    <w:bookmarkEnd w:id="65"/>
+    <w:bookmarkStart w:id="66" w:name="context-diagram"/>
     <w:p>
       <w:pPr>
         <w:pStyle w:val="Heading2"/>
@@ -6338,8 +6610,8 @@
         <w:t xml:space="preserve">Placeholder context diagram notes.</w:t>
       </w:r>
     </w:p>
-    <w:bookmarkEnd w:id="60"/>
-    <w:bookmarkStart w:id="61" w:name="use-case-diagram"/>
+    <w:bookmarkEnd w:id="66"/>
+    <w:bookmarkStart w:id="67" w:name="use-case-diagram"/>
     <w:p>
       <w:pPr>
         <w:pStyle w:val="Heading2"/>
@@ -6356,8 +6628,8 @@
         <w:t xml:space="preserve">Placeholder use case diagram notes.</w:t>
       </w:r>
     </w:p>
-    <w:bookmarkEnd w:id="61"/>
-    <w:bookmarkStart w:id="62" w:name="activity-diagram"/>
+    <w:bookmarkEnd w:id="67"/>
+    <w:bookmarkStart w:id="68" w:name="activity-diagram"/>
     <w:p>
       <w:pPr>
         <w:pStyle w:val="Heading2"/>
@@ -6374,8 +6646,8 @@
         <w:t xml:space="preserve">Placeholder activity diagram notes.</w:t>
       </w:r>
     </w:p>
-    <w:bookmarkEnd w:id="62"/>
-    <w:bookmarkStart w:id="63" w:name="class-diagram"/>
+    <w:bookmarkEnd w:id="68"/>
+    <w:bookmarkStart w:id="69" w:name="class-diagram"/>
     <w:p>
       <w:pPr>
         <w:pStyle w:val="Heading2"/>
@@ -6392,8 +6664,8 @@
         <w:t xml:space="preserve">Placeholder class diagram notes.</w:t>
       </w:r>
     </w:p>
-    <w:bookmarkEnd w:id="63"/>
-    <w:bookmarkStart w:id="64" w:name="sequence-diagram"/>
+    <w:bookmarkEnd w:id="69"/>
+    <w:bookmarkStart w:id="70" w:name="sequence-diagram"/>
     <w:p>
       <w:pPr>
         <w:pStyle w:val="Heading2"/>
@@ -6410,8 +6682,8 @@
         <w:t xml:space="preserve">Placeholder sequence diagram notes.</w:t>
       </w:r>
     </w:p>
-    <w:bookmarkEnd w:id="64"/>
-    <w:bookmarkStart w:id="65" w:name="interface-design"/>
+    <w:bookmarkEnd w:id="70"/>
+    <w:bookmarkStart w:id="71" w:name="interface-design"/>
     <w:p>
       <w:pPr>
         <w:pStyle w:val="Heading2"/>
@@ -6428,8 +6700,8 @@
         <w:t xml:space="preserve">Placeholder interface design notes.</w:t>
       </w:r>
     </w:p>
-    <w:bookmarkEnd w:id="65"/>
-    <w:bookmarkStart w:id="66" w:name="summary-1"/>
+    <w:bookmarkEnd w:id="71"/>
+    <w:bookmarkStart w:id="72" w:name="summary-1"/>
     <w:p>
       <w:pPr>
         <w:pStyle w:val="Heading2"/>
@@ -6446,9 +6718,14 @@
         <w:t xml:space="preserve">Placeholder system design summary.</w:t>
       </w:r>
     </w:p>
-    <w:bookmarkEnd w:id="66"/>
-    <w:bookmarkEnd w:id="67"/>
-    <w:bookmarkStart w:id="71" w:name="chapter-5-implementation-plan"/>
+    <w:p>
+      <w:r>
+        <w:br w:type="page"/>
+      </w:r>
+    </w:p>
+    <w:bookmarkEnd w:id="72"/>
+    <w:bookmarkEnd w:id="73"/>
+    <w:bookmarkStart w:id="77" w:name="chapter-5-implementation-plan"/>
     <w:p>
       <w:pPr>
         <w:pStyle w:val="Heading1"/>
@@ -6457,7 +6734,7 @@
         <w:t xml:space="preserve">5. Chapter 5: Implementation Plan</w:t>
       </w:r>
     </w:p>
-    <w:bookmarkStart w:id="68" w:name="development-phase"/>
+    <w:bookmarkStart w:id="74" w:name="development-phase"/>
     <w:p>
       <w:pPr>
         <w:pStyle w:val="Heading2"/>
@@ -6474,8 +6751,8 @@
         <w:t xml:space="preserve">Placeholder development phase.</w:t>
       </w:r>
     </w:p>
-    <w:bookmarkEnd w:id="68"/>
-    <w:bookmarkStart w:id="69" w:name="testing-phase"/>
+    <w:bookmarkEnd w:id="74"/>
+    <w:bookmarkStart w:id="75" w:name="testing-phase"/>
     <w:p>
       <w:pPr>
         <w:pStyle w:val="Heading2"/>
@@ -6492,8 +6769,8 @@
         <w:t xml:space="preserve">Placeholder testing phase.</w:t>
       </w:r>
     </w:p>
-    <w:bookmarkEnd w:id="69"/>
-    <w:bookmarkStart w:id="70" w:name="deployment-phase"/>
+    <w:bookmarkEnd w:id="75"/>
+    <w:bookmarkStart w:id="76" w:name="deployment-phase"/>
     <w:p>
       <w:pPr>
         <w:pStyle w:val="Heading2"/>
@@ -6510,9 +6787,14 @@
         <w:t xml:space="preserve">Placeholder deployment phase, if applicable.</w:t>
       </w:r>
     </w:p>
-    <w:bookmarkEnd w:id="70"/>
-    <w:bookmarkEnd w:id="71"/>
-    <w:bookmarkStart w:id="72" w:name="chapter-6-conclusion"/>
+    <w:p>
+      <w:r>
+        <w:br w:type="page"/>
+      </w:r>
+    </w:p>
+    <w:bookmarkEnd w:id="76"/>
+    <w:bookmarkEnd w:id="77"/>
+    <w:bookmarkStart w:id="78" w:name="chapter-6-conclusion"/>
     <w:p>
       <w:pPr>
         <w:pStyle w:val="Heading1"/>
@@ -6529,8 +6811,13 @@
         <w:t xml:space="preserve">Placeholder conclusion for FYP1 progress and next-phase work.</w:t>
       </w:r>
     </w:p>
-    <w:bookmarkEnd w:id="72"/>
-    <w:bookmarkStart w:id="144" w:name="references"/>
+    <w:p>
+      <w:r>
+        <w:br w:type="page"/>
+      </w:r>
+    </w:p>
+    <w:bookmarkEnd w:id="78"/>
+    <w:bookmarkStart w:id="150" w:name="references"/>
     <w:p>
       <w:pPr>
         <w:pStyle w:val="Heading1"/>
@@ -6539,8 +6826,8 @@
         <w:t xml:space="preserve">References</w:t>
       </w:r>
     </w:p>
-    <w:bookmarkStart w:id="143" w:name="refs"/>
-    <w:bookmarkStart w:id="74" w:name="ref-ali2023lunet"/>
+    <w:bookmarkStart w:id="149" w:name="refs"/>
+    <w:bookmarkStart w:id="80" w:name="ref-ali2023lunet"/>
     <w:p>
       <w:pPr>
         <w:pStyle w:val="Bibliography"/>
@@ -6564,7 +6851,7 @@
       <w:r>
         <w:t xml:space="preserve"> </w:t>
       </w:r>
-      <w:hyperlink r:id="rId73">
+      <w:hyperlink r:id="rId79">
         <w:r>
           <w:rPr>
             <w:rStyle w:val="Hyperlink"/>
@@ -6576,8 +6863,8 @@
         <w:t xml:space="preserve">.</w:t>
       </w:r>
     </w:p>
-    <w:bookmarkEnd w:id="74"/>
-    <w:bookmarkStart w:id="76" w:name="ref-ali2026buet2"/>
+    <w:bookmarkEnd w:id="80"/>
+    <w:bookmarkStart w:id="82" w:name="ref-ali2026buet2"/>
     <w:p>
       <w:pPr>
         <w:pStyle w:val="Bibliography"/>
@@ -6601,7 +6888,7 @@
       <w:r>
         <w:t xml:space="preserve"> </w:t>
       </w:r>
-      <w:hyperlink r:id="rId75">
+      <w:hyperlink r:id="rId81">
         <w:r>
           <w:rPr>
             <w:rStyle w:val="Hyperlink"/>
@@ -6613,8 +6900,8 @@
         <w:t xml:space="preserve">.</w:t>
       </w:r>
     </w:p>
-    <w:bookmarkEnd w:id="76"/>
-    <w:bookmarkStart w:id="78" w:name="ref-arjoune2023stethaid"/>
+    <w:bookmarkEnd w:id="82"/>
+    <w:bookmarkStart w:id="84" w:name="ref-arjoune2023stethaid"/>
     <w:p>
       <w:pPr>
         <w:pStyle w:val="Bibliography"/>
@@ -6638,7 +6925,7 @@
       <w:r>
         <w:t xml:space="preserve"> </w:t>
       </w:r>
-      <w:hyperlink r:id="rId77">
+      <w:hyperlink r:id="rId83">
         <w:r>
           <w:rPr>
             <w:rStyle w:val="Hyperlink"/>
@@ -6650,8 +6937,8 @@
         <w:t xml:space="preserve">.</w:t>
       </w:r>
     </w:p>
-    <w:bookmarkEnd w:id="78"/>
-    <w:bookmarkStart w:id="80" w:name="ref-baeyens2025compressed"/>
+    <w:bookmarkEnd w:id="84"/>
+    <w:bookmarkStart w:id="86" w:name="ref-baeyens2025compressed"/>
     <w:p>
       <w:pPr>
         <w:pStyle w:val="Bibliography"/>
@@ -6675,7 +6962,7 @@
       <w:r>
         <w:t xml:space="preserve"> </w:t>
       </w:r>
-      <w:hyperlink r:id="rId79">
+      <w:hyperlink r:id="rId85">
         <w:r>
           <w:rPr>
             <w:rStyle w:val="Hyperlink"/>
@@ -6687,8 +6974,8 @@
         <w:t xml:space="preserve">.</w:t>
       </w:r>
     </w:p>
-    <w:bookmarkEnd w:id="80"/>
-    <w:bookmarkStart w:id="82" w:name="ref-behera2026adaptive"/>
+    <w:bookmarkEnd w:id="86"/>
+    <w:bookmarkStart w:id="88" w:name="ref-behera2026adaptive"/>
     <w:p>
       <w:pPr>
         <w:pStyle w:val="Bibliography"/>
@@ -6712,7 +6999,7 @@
       <w:r>
         <w:t xml:space="preserve"> </w:t>
       </w:r>
-      <w:hyperlink r:id="rId81">
+      <w:hyperlink r:id="rId87">
         <w:r>
           <w:rPr>
             <w:rStyle w:val="Hyperlink"/>
@@ -6724,8 +7011,8 @@
         <w:t xml:space="preserve">.</w:t>
       </w:r>
     </w:p>
-    <w:bookmarkEnd w:id="82"/>
-    <w:bookmarkStart w:id="84" w:name="ref-fattahi2022blind2"/>
+    <w:bookmarkEnd w:id="88"/>
+    <w:bookmarkStart w:id="90" w:name="ref-fattahi2022blind2"/>
     <w:p>
       <w:pPr>
         <w:pStyle w:val="Bibliography"/>
@@ -6749,7 +7036,7 @@
       <w:r>
         <w:t xml:space="preserve"> </w:t>
       </w:r>
-      <w:hyperlink r:id="rId83">
+      <w:hyperlink r:id="rId89">
         <w:r>
           <w:rPr>
             <w:rStyle w:val="Hyperlink"/>
@@ -6761,8 +7048,8 @@
         <w:t xml:space="preserve">.</w:t>
       </w:r>
     </w:p>
-    <w:bookmarkEnd w:id="84"/>
-    <w:bookmarkStart w:id="86" w:name="ref-grooby2022real"/>
+    <w:bookmarkEnd w:id="90"/>
+    <w:bookmarkStart w:id="92" w:name="ref-grooby2022real"/>
     <w:p>
       <w:pPr>
         <w:pStyle w:val="Bibliography"/>
@@ -6786,7 +7073,7 @@
       <w:r>
         <w:t xml:space="preserve"> </w:t>
       </w:r>
-      <w:hyperlink r:id="rId85">
+      <w:hyperlink r:id="rId91">
         <w:r>
           <w:rPr>
             <w:rStyle w:val="Hyperlink"/>
@@ -6798,8 +7085,8 @@
         <w:t xml:space="preserve">.</w:t>
       </w:r>
     </w:p>
-    <w:bookmarkEnd w:id="86"/>
-    <w:bookmarkStart w:id="88" w:name="ref-grooby2023noisyneonatal"/>
+    <w:bookmarkEnd w:id="92"/>
+    <w:bookmarkStart w:id="94" w:name="ref-grooby2023noisyneonatal"/>
     <w:p>
       <w:pPr>
         <w:pStyle w:val="Bibliography"/>
@@ -6823,7 +7110,7 @@
       <w:r>
         <w:t xml:space="preserve"> </w:t>
       </w:r>
-      <w:hyperlink r:id="rId87">
+      <w:hyperlink r:id="rId93">
         <w:r>
           <w:rPr>
             <w:rStyle w:val="Hyperlink"/>
@@ -6835,8 +7122,8 @@
         <w:t xml:space="preserve">.</w:t>
       </w:r>
     </w:p>
-    <w:bookmarkEnd w:id="88"/>
-    <w:bookmarkStart w:id="90" w:name="ref-han2025cardiorespiratory"/>
+    <w:bookmarkEnd w:id="94"/>
+    <w:bookmarkStart w:id="96" w:name="ref-han2025cardiorespiratory"/>
     <w:p>
       <w:pPr>
         <w:pStyle w:val="Bibliography"/>
@@ -6860,7 +7147,7 @@
       <w:r>
         <w:t xml:space="preserve"> </w:t>
       </w:r>
-      <w:hyperlink r:id="rId89">
+      <w:hyperlink r:id="rId95">
         <w:r>
           <w:rPr>
             <w:rStyle w:val="Hyperlink"/>
@@ -6872,8 +7159,8 @@
         <w:t xml:space="preserve">.</w:t>
       </w:r>
     </w:p>
-    <w:bookmarkEnd w:id="90"/>
-    <w:bookmarkStart w:id="92" w:name="ref-hoang2023reliable"/>
+    <w:bookmarkEnd w:id="96"/>
+    <w:bookmarkStart w:id="98" w:name="ref-hoang2023reliable"/>
     <w:p>
       <w:pPr>
         <w:pStyle w:val="Bibliography"/>
@@ -6897,7 +7184,7 @@
       <w:r>
         <w:t xml:space="preserve"> </w:t>
       </w:r>
-      <w:hyperlink r:id="rId91">
+      <w:hyperlink r:id="rId97">
         <w:r>
           <w:rPr>
             <w:rStyle w:val="Hyperlink"/>
@@ -6909,8 +7196,8 @@
         <w:t xml:space="preserve">.</w:t>
       </w:r>
     </w:p>
-    <w:bookmarkEnd w:id="92"/>
-    <w:bookmarkStart w:id="94" w:name="ref-jakubec2025robust"/>
+    <w:bookmarkEnd w:id="98"/>
+    <w:bookmarkStart w:id="100" w:name="ref-jakubec2025robust"/>
     <w:p>
       <w:pPr>
         <w:pStyle w:val="Bibliography"/>
@@ -6934,7 +7221,7 @@
       <w:r>
         <w:t xml:space="preserve"> </w:t>
       </w:r>
-      <w:hyperlink r:id="rId93">
+      <w:hyperlink r:id="rId99">
         <w:r>
           <w:rPr>
             <w:rStyle w:val="Hyperlink"/>
@@ -6946,8 +7233,8 @@
         <w:t xml:space="preserve">.</w:t>
       </w:r>
     </w:p>
-    <w:bookmarkEnd w:id="94"/>
-    <w:bookmarkStart w:id="96" w:name="ref-mutlu2024bridging"/>
+    <w:bookmarkEnd w:id="100"/>
+    <w:bookmarkStart w:id="102" w:name="ref-mutlu2024bridging"/>
     <w:p>
       <w:pPr>
         <w:pStyle w:val="Bibliography"/>
@@ -6971,7 +7258,7 @@
       <w:r>
         <w:t xml:space="preserve"> </w:t>
       </w:r>
-      <w:hyperlink r:id="rId95">
+      <w:hyperlink r:id="rId101">
         <w:r>
           <w:rPr>
             <w:rStyle w:val="Hyperlink"/>
@@ -6983,8 +7270,8 @@
         <w:t xml:space="preserve">.</w:t>
       </w:r>
     </w:p>
-    <w:bookmarkEnd w:id="96"/>
-    <w:bookmarkStart w:id="98" w:name="ref-pal2024automatic"/>
+    <w:bookmarkEnd w:id="102"/>
+    <w:bookmarkStart w:id="104" w:name="ref-pal2024automatic"/>
     <w:p>
       <w:pPr>
         <w:pStyle w:val="Bibliography"/>
@@ -7008,7 +7295,7 @@
       <w:r>
         <w:t xml:space="preserve"> </w:t>
       </w:r>
-      <w:hyperlink r:id="rId97">
+      <w:hyperlink r:id="rId103">
         <w:r>
           <w:rPr>
             <w:rStyle w:val="Hyperlink"/>
@@ -7020,8 +7307,8 @@
         <w:t xml:space="preserve">.</w:t>
       </w:r>
     </w:p>
-    <w:bookmarkEnd w:id="98"/>
-    <w:bookmarkStart w:id="100" w:name="ref-poh2026reprogramming2"/>
+    <w:bookmarkEnd w:id="104"/>
+    <w:bookmarkStart w:id="106" w:name="ref-poh2026reprogramming2"/>
     <w:p>
       <w:pPr>
         <w:pStyle w:val="Bibliography"/>
@@ -7045,7 +7332,7 @@
       <w:r>
         <w:t xml:space="preserve"> </w:t>
       </w:r>
-      <w:hyperlink r:id="rId99">
+      <w:hyperlink r:id="rId105">
         <w:r>
           <w:rPr>
             <w:rStyle w:val="Hyperlink"/>
@@ -7057,8 +7344,8 @@
         <w:t xml:space="preserve">.</w:t>
       </w:r>
     </w:p>
-    <w:bookmarkEnd w:id="100"/>
-    <w:bookmarkStart w:id="102" w:name="ref-poh2024neossnet"/>
+    <w:bookmarkEnd w:id="106"/>
+    <w:bookmarkStart w:id="108" w:name="ref-poh2024neossnet"/>
     <w:p>
       <w:pPr>
         <w:pStyle w:val="Bibliography"/>
@@ -7082,7 +7369,7 @@
       <w:r>
         <w:t xml:space="preserve"> </w:t>
       </w:r>
-      <w:hyperlink r:id="rId101">
+      <w:hyperlink r:id="rId107">
         <w:r>
           <w:rPr>
             <w:rStyle w:val="Hyperlink"/>
@@ -7094,8 +7381,8 @@
         <w:t xml:space="preserve">.</w:t>
       </w:r>
     </w:p>
-    <w:bookmarkEnd w:id="102"/>
-    <w:bookmarkStart w:id="104" w:name="ref-pouyani2022signal"/>
+    <w:bookmarkEnd w:id="108"/>
+    <w:bookmarkStart w:id="110" w:name="ref-pouyani2022signal"/>
     <w:p>
       <w:pPr>
         <w:pStyle w:val="Bibliography"/>
@@ -7119,7 +7406,7 @@
       <w:r>
         <w:t xml:space="preserve"> </w:t>
       </w:r>
-      <w:hyperlink r:id="rId103">
+      <w:hyperlink r:id="rId109">
         <w:r>
           <w:rPr>
             <w:rStyle w:val="Hyperlink"/>
@@ -7131,8 +7418,8 @@
         <w:t xml:space="preserve">.</w:t>
       </w:r>
     </w:p>
-    <w:bookmarkEnd w:id="104"/>
-    <w:bookmarkStart w:id="106" w:name="ref-reyna2023murmur"/>
+    <w:bookmarkEnd w:id="110"/>
+    <w:bookmarkStart w:id="112" w:name="ref-reyna2023murmur"/>
     <w:p>
       <w:pPr>
         <w:pStyle w:val="Bibliography"/>
@@ -7156,7 +7443,7 @@
       <w:r>
         <w:t xml:space="preserve"> </w:t>
       </w:r>
-      <w:hyperlink r:id="rId105">
+      <w:hyperlink r:id="rId111">
         <w:r>
           <w:rPr>
             <w:rStyle w:val="Hyperlink"/>
@@ -7168,8 +7455,8 @@
         <w:t xml:space="preserve">.</w:t>
       </w:r>
     </w:p>
-    <w:bookmarkEnd w:id="106"/>
-    <w:bookmarkStart w:id="108" w:name="ref-rocha2023automatic2"/>
+    <w:bookmarkEnd w:id="112"/>
+    <w:bookmarkStart w:id="114" w:name="ref-rocha2023automatic2"/>
     <w:p>
       <w:pPr>
         <w:pStyle w:val="Bibliography"/>
@@ -7193,7 +7480,7 @@
       <w:r>
         <w:t xml:space="preserve"> </w:t>
       </w:r>
-      <w:hyperlink r:id="rId107">
+      <w:hyperlink r:id="rId113">
         <w:r>
           <w:rPr>
             <w:rStyle w:val="Hyperlink"/>
@@ -7205,8 +7492,8 @@
         <w:t xml:space="preserve">.</w:t>
       </w:r>
     </w:p>
-    <w:bookmarkEnd w:id="108"/>
-    <w:bookmarkStart w:id="110" w:name="ref-roy2024pcgreview"/>
+    <w:bookmarkEnd w:id="114"/>
+    <w:bookmarkStart w:id="116" w:name="ref-roy2024pcgreview"/>
     <w:p>
       <w:pPr>
         <w:pStyle w:val="Bibliography"/>
@@ -7230,7 +7517,7 @@
       <w:r>
         <w:t xml:space="preserve"> </w:t>
       </w:r>
-      <w:hyperlink r:id="rId109">
+      <w:hyperlink r:id="rId115">
         <w:r>
           <w:rPr>
             <w:rStyle w:val="Hyperlink"/>
@@ -7242,8 +7529,8 @@
         <w:t xml:space="preserve">.</w:t>
       </w:r>
     </w:p>
-    <w:bookmarkEnd w:id="110"/>
-    <w:bookmarkStart w:id="112" w:name="ref-shuvo2026self"/>
+    <w:bookmarkEnd w:id="116"/>
+    <w:bookmarkStart w:id="118" w:name="ref-shuvo2026self"/>
     <w:p>
       <w:pPr>
         <w:pStyle w:val="Bibliography"/>
@@ -7267,7 +7554,7 @@
       <w:r>
         <w:t xml:space="preserve"> </w:t>
       </w:r>
-      <w:hyperlink r:id="rId111">
+      <w:hyperlink r:id="rId117">
         <w:r>
           <w:rPr>
             <w:rStyle w:val="Hyperlink"/>
@@ -7279,8 +7566,8 @@
         <w:t xml:space="preserve">.</w:t>
       </w:r>
     </w:p>
-    <w:bookmarkEnd w:id="112"/>
-    <w:bookmarkStart w:id="114" w:name="ref-somarathne2026dual2"/>
+    <w:bookmarkEnd w:id="118"/>
+    <w:bookmarkStart w:id="120" w:name="ref-somarathne2026dual2"/>
     <w:p>
       <w:pPr>
         <w:pStyle w:val="Bibliography"/>
@@ -7304,7 +7591,7 @@
       <w:r>
         <w:t xml:space="preserve"> </w:t>
       </w:r>
-      <w:hyperlink r:id="rId113">
+      <w:hyperlink r:id="rId119">
         <w:r>
           <w:rPr>
             <w:rStyle w:val="Hyperlink"/>
@@ -7316,8 +7603,8 @@
         <w:t xml:space="preserve">.</w:t>
       </w:r>
     </w:p>
-    <w:bookmarkEnd w:id="114"/>
-    <w:bookmarkStart w:id="116" w:name="ref-sun2024daenmfvmd"/>
+    <w:bookmarkEnd w:id="120"/>
+    <w:bookmarkStart w:id="122" w:name="ref-sun2024daenmfvmd"/>
     <w:p>
       <w:pPr>
         <w:pStyle w:val="Bibliography"/>
@@ -7341,7 +7628,7 @@
       <w:r>
         <w:t xml:space="preserve"> </w:t>
       </w:r>
-      <w:hyperlink r:id="rId115">
+      <w:hyperlink r:id="rId121">
         <w:r>
           <w:rPr>
             <w:rStyle w:val="Hyperlink"/>
@@ -7353,8 +7640,8 @@
         <w:t xml:space="preserve">.</w:t>
       </w:r>
     </w:p>
-    <w:bookmarkEnd w:id="116"/>
-    <w:bookmarkStart w:id="118" w:name="ref-torabi2023negative2"/>
+    <w:bookmarkEnd w:id="122"/>
+    <w:bookmarkStart w:id="124" w:name="ref-torabi2023negative2"/>
     <w:p>
       <w:pPr>
         <w:pStyle w:val="Bibliography"/>
@@ -7378,7 +7665,7 @@
       <w:r>
         <w:t xml:space="preserve"> </w:t>
       </w:r>
-      <w:hyperlink r:id="rId117">
+      <w:hyperlink r:id="rId123">
         <w:r>
           <w:rPr>
             <w:rStyle w:val="Hyperlink"/>
@@ -7390,8 +7677,8 @@
         <w:t xml:space="preserve">.</w:t>
       </w:r>
     </w:p>
-    <w:bookmarkEnd w:id="118"/>
-    <w:bookmarkStart w:id="120" w:name="ref-torabi2025hlscmds"/>
+    <w:bookmarkEnd w:id="124"/>
+    <w:bookmarkStart w:id="126" w:name="ref-torabi2025hlscmds"/>
     <w:p>
       <w:pPr>
         <w:pStyle w:val="Bibliography"/>
@@ -7428,7 +7715,7 @@
       <w:r>
         <w:t xml:space="preserve"> </w:t>
       </w:r>
-      <w:hyperlink r:id="rId119">
+      <w:hyperlink r:id="rId125">
         <w:r>
           <w:rPr>
             <w:rStyle w:val="Hyperlink"/>
@@ -7440,8 +7727,8 @@
         <w:t xml:space="preserve">.</w:t>
       </w:r>
     </w:p>
-    <w:bookmarkEnd w:id="120"/>
-    <w:bookmarkStart w:id="122" w:name="ref-torabi2025large2"/>
+    <w:bookmarkEnd w:id="126"/>
+    <w:bookmarkStart w:id="128" w:name="ref-torabi2025large2"/>
     <w:p>
       <w:pPr>
         <w:pStyle w:val="Bibliography"/>
@@ -7465,7 +7752,7 @@
       <w:r>
         <w:t xml:space="preserve"> </w:t>
       </w:r>
-      <w:hyperlink r:id="rId121">
+      <w:hyperlink r:id="rId127">
         <w:r>
           <w:rPr>
             <w:rStyle w:val="Hyperlink"/>
@@ -7477,8 +7764,8 @@
         <w:t xml:space="preserve">.</w:t>
       </w:r>
     </w:p>
-    <w:bookmarkEnd w:id="122"/>
-    <w:bookmarkStart w:id="124" w:name="ref-tsai2023separation2"/>
+    <w:bookmarkEnd w:id="128"/>
+    <w:bookmarkStart w:id="130" w:name="ref-tsai2023separation2"/>
     <w:p>
       <w:pPr>
         <w:pStyle w:val="Bibliography"/>
@@ -7489,7 +7776,7 @@
       <w:r>
         <w:t xml:space="preserve"> </w:t>
       </w:r>
-      <w:hyperlink r:id="rId123">
+      <w:hyperlink r:id="rId129">
         <w:r>
           <w:rPr>
             <w:rStyle w:val="Hyperlink"/>
@@ -7501,8 +7788,8 @@
         <w:t xml:space="preserve">.</w:t>
       </w:r>
     </w:p>
-    <w:bookmarkEnd w:id="124"/>
-    <w:bookmarkStart w:id="126" w:name="ref-ullah2024unsupervised"/>
+    <w:bookmarkEnd w:id="130"/>
+    <w:bookmarkStart w:id="132" w:name="ref-ullah2024unsupervised"/>
     <w:p>
       <w:pPr>
         <w:pStyle w:val="Bibliography"/>
@@ -7526,7 +7813,7 @@
       <w:r>
         <w:t xml:space="preserve"> </w:t>
       </w:r>
-      <w:hyperlink r:id="rId125">
+      <w:hyperlink r:id="rId131">
         <w:r>
           <w:rPr>
             <w:rStyle w:val="Hyperlink"/>
@@ -7538,8 +7825,8 @@
         <w:t xml:space="preserve">.</w:t>
       </w:r>
     </w:p>
-    <w:bookmarkEnd w:id="126"/>
-    <w:bookmarkStart w:id="128" w:name="ref-wang2023mcunet"/>
+    <w:bookmarkEnd w:id="132"/>
+    <w:bookmarkStart w:id="134" w:name="ref-wang2023mcunet"/>
     <w:p>
       <w:pPr>
         <w:pStyle w:val="Bibliography"/>
@@ -7563,7 +7850,7 @@
       <w:r>
         <w:t xml:space="preserve"> </w:t>
       </w:r>
-      <w:hyperlink r:id="rId127">
+      <w:hyperlink r:id="rId133">
         <w:r>
           <w:rPr>
             <w:rStyle w:val="Hyperlink"/>
@@ -7575,8 +7862,8 @@
         <w:t xml:space="preserve">.</w:t>
       </w:r>
     </w:p>
-    <w:bookmarkEnd w:id="128"/>
-    <w:bookmarkStart w:id="130" w:name="ref-wang2023nmfdl"/>
+    <w:bookmarkEnd w:id="134"/>
+    <w:bookmarkStart w:id="136" w:name="ref-wang2023nmfdl"/>
     <w:p>
       <w:pPr>
         <w:pStyle w:val="Bibliography"/>
@@ -7600,7 +7887,7 @@
       <w:r>
         <w:t xml:space="preserve"> </w:t>
       </w:r>
-      <w:hyperlink r:id="rId129">
+      <w:hyperlink r:id="rId135">
         <w:r>
           <w:rPr>
             <w:rStyle w:val="Hyperlink"/>
@@ -7612,8 +7899,8 @@
         <w:t xml:space="preserve">.</w:t>
       </w:r>
     </w:p>
-    <w:bookmarkEnd w:id="130"/>
-    <w:bookmarkStart w:id="132" w:name="ref-wang2025phase2"/>
+    <w:bookmarkEnd w:id="136"/>
+    <w:bookmarkStart w:id="138" w:name="ref-wang2025phase2"/>
     <w:p>
       <w:pPr>
         <w:pStyle w:val="Bibliography"/>
@@ -7637,7 +7924,7 @@
       <w:r>
         <w:t xml:space="preserve"> </w:t>
       </w:r>
-      <w:hyperlink r:id="rId131">
+      <w:hyperlink r:id="rId137">
         <w:r>
           <w:rPr>
             <w:rStyle w:val="Hyperlink"/>
@@ -7649,8 +7936,8 @@
         <w:t xml:space="preserve">.</w:t>
       </w:r>
     </w:p>
-    <w:bookmarkEnd w:id="132"/>
-    <w:bookmarkStart w:id="134" w:name="ref-zhang2025jassnet"/>
+    <w:bookmarkEnd w:id="138"/>
+    <w:bookmarkStart w:id="140" w:name="ref-zhang2025jassnet"/>
     <w:p>
       <w:pPr>
         <w:pStyle w:val="Bibliography"/>
@@ -7674,7 +7961,7 @@
       <w:r>
         <w:t xml:space="preserve"> </w:t>
       </w:r>
-      <w:hyperlink r:id="rId133">
+      <w:hyperlink r:id="rId139">
         <w:r>
           <w:rPr>
             <w:rStyle w:val="Hyperlink"/>
@@ -7686,8 +7973,8 @@
         <w:t xml:space="preserve">.</w:t>
       </w:r>
     </w:p>
-    <w:bookmarkEnd w:id="134"/>
-    <w:bookmarkStart w:id="136" w:name="ref-zhang2026efficient2"/>
+    <w:bookmarkEnd w:id="140"/>
+    <w:bookmarkStart w:id="142" w:name="ref-zhang2026efficient2"/>
     <w:p>
       <w:pPr>
         <w:pStyle w:val="Bibliography"/>
@@ -7711,7 +7998,7 @@
       <w:r>
         <w:t xml:space="preserve"> </w:t>
       </w:r>
-      <w:hyperlink r:id="rId135">
+      <w:hyperlink r:id="rId141">
         <w:r>
           <w:rPr>
             <w:rStyle w:val="Hyperlink"/>
@@ -7723,8 +8010,8 @@
         <w:t xml:space="preserve">.</w:t>
       </w:r>
     </w:p>
-    <w:bookmarkEnd w:id="136"/>
-    <w:bookmarkStart w:id="138" w:name="ref-zhao2024heartanalysis"/>
+    <w:bookmarkEnd w:id="142"/>
+    <w:bookmarkStart w:id="144" w:name="ref-zhao2024heartanalysis"/>
     <w:p>
       <w:pPr>
         <w:pStyle w:val="Bibliography"/>
@@ -7748,7 +8035,7 @@
       <w:r>
         <w:t xml:space="preserve"> </w:t>
       </w:r>
-      <w:hyperlink r:id="rId137">
+      <w:hyperlink r:id="rId143">
         <w:r>
           <w:rPr>
             <w:rStyle w:val="Hyperlink"/>
@@ -7760,8 +8047,8 @@
         <w:t xml:space="preserve">.</w:t>
       </w:r>
     </w:p>
-    <w:bookmarkEnd w:id="138"/>
-    <w:bookmarkStart w:id="140" w:name="ref-zheng2025identifying2"/>
+    <w:bookmarkEnd w:id="144"/>
+    <w:bookmarkStart w:id="146" w:name="ref-zheng2025identifying2"/>
     <w:p>
       <w:pPr>
         <w:pStyle w:val="Bibliography"/>
@@ -7785,7 +8072,7 @@
       <w:r>
         <w:t xml:space="preserve"> </w:t>
       </w:r>
-      <w:hyperlink r:id="rId139">
+      <w:hyperlink r:id="rId145">
         <w:r>
           <w:rPr>
             <w:rStyle w:val="Hyperlink"/>
@@ -7797,8 +8084,8 @@
         <w:t xml:space="preserve">.</w:t>
       </w:r>
     </w:p>
-    <w:bookmarkEnd w:id="140"/>
-    <w:bookmarkStart w:id="142" w:name="ref-zheng2024cardiopulmonary"/>
+    <w:bookmarkEnd w:id="146"/>
+    <w:bookmarkStart w:id="148" w:name="ref-zheng2024cardiopulmonary"/>
     <w:p>
       <w:pPr>
         <w:pStyle w:val="Bibliography"/>
@@ -7822,7 +8109,7 @@
       <w:r>
         <w:t xml:space="preserve"> </w:t>
       </w:r>
-      <w:hyperlink r:id="rId141">
+      <w:hyperlink r:id="rId147">
         <w:r>
           <w:rPr>
             <w:rStyle w:val="Hyperlink"/>
@@ -7834,15 +8121,15 @@
         <w:t xml:space="preserve">.</w:t>
       </w:r>
     </w:p>
-    <w:bookmarkEnd w:id="142"/>
-    <w:bookmarkEnd w:id="143"/>
+    <w:bookmarkEnd w:id="148"/>
+    <w:bookmarkEnd w:id="149"/>
     <w:p>
       <w:r>
         <w:br w:type="page"/>
       </w:r>
     </w:p>
-    <w:bookmarkEnd w:id="144"/>
-    <w:bookmarkStart w:id="145" w:name="appendix-a-gantt-chart"/>
+    <w:bookmarkEnd w:id="150"/>
+    <w:bookmarkStart w:id="151" w:name="appendix-a-gantt-chart"/>
     <w:p>
       <w:pPr>
         <w:pStyle w:val="Heading1"/>
@@ -7864,8 +8151,8 @@
         <w:br w:type="page"/>
       </w:r>
     </w:p>
-    <w:bookmarkEnd w:id="145"/>
-    <w:bookmarkStart w:id="146" w:name="appendix-b-fyp-i-meeting-logs"/>
+    <w:bookmarkEnd w:id="151"/>
+    <w:bookmarkStart w:id="152" w:name="appendix-b-fyp-i-meeting-logs"/>
     <w:p>
       <w:pPr>
         <w:pStyle w:val="Heading1"/>
@@ -7887,8 +8174,8 @@
         <w:br w:type="page"/>
       </w:r>
     </w:p>
-    <w:bookmarkEnd w:id="146"/>
-    <w:bookmarkStart w:id="147" w:name="Xe32b85fb62951c87beaae793b5e5d26fe8e8d89"/>
+    <w:bookmarkEnd w:id="152"/>
+    <w:bookmarkStart w:id="153" w:name="Xe32b85fb62951c87beaae793b5e5d26fe8e8d89"/>
     <w:p>
       <w:pPr>
         <w:pStyle w:val="Heading1"/>
@@ -7910,8 +8197,8 @@
         <w:br w:type="page"/>
       </w:r>
     </w:p>
-    <w:bookmarkEnd w:id="147"/>
-    <w:bookmarkStart w:id="148" w:name="appendix-d-technical-documentation"/>
+    <w:bookmarkEnd w:id="153"/>
+    <w:bookmarkStart w:id="154" w:name="appendix-d-technical-documentation"/>
     <w:p>
       <w:pPr>
         <w:pStyle w:val="Heading1"/>
@@ -7928,15 +8215,13 @@
         <w:t xml:space="preserve">Placeholder for technical documentation, specification documents, design documents, and prototype code listings if needed.</w:t>
       </w:r>
     </w:p>
-    <w:bookmarkEnd w:id="148"/>
+    <w:bookmarkEnd w:id="154"/>
     <w:sectPr>
-      <w:headerReference r:id="rId8" w:type="default"/>
-      <w:footerReference r:id="rId9" w:type="default"/>
+      <w:headerReference w:type="default" r:id="rId8"/>
+      <w:footerReference w:type="default" r:id="rId9"/>
+      <w:pgNumType w:fmt="decimal" w:start="1"/>
       <w:pgSz w:h="15840" w:w="12240"/>
-      <w:pgMar w:bottom="1588" w:footer="720" w:gutter="0" w:header="720" w:left="2155" w:right="1588" w:top="1588"/>
-      <w:pgNumType w:fmt="lowerRoman" w:start="3"/>
-      <w:cols w:space="720"/>
-      <w:docGrid w:linePitch="360"/>
+      <w:pgMar w:top="1587" w:right="1587" w:bottom="1587" w:left="2154" w:header="720" w:footer="720" w:gutter="0"/>
     </w:sectPr>
   </w:body>
 </w:document>
@@ -7947,58 +8232,75 @@
 </file>
 
 <file path=word/footer1.xml><?xml version="1.0" encoding="utf-8"?>
-<w:ftr xmlns:wpc="http://schemas.microsoft.com/office/word/2010/wordprocessingCanvas" xmlns:cx="http://schemas.microsoft.com/office/drawing/2014/chartex" xmlns:cx1="http://schemas.microsoft.com/office/drawing/2015/9/8/chartex" xmlns:cx2="http://schemas.microsoft.com/office/drawing/2015/10/21/chartex" xmlns:cx3="http://schemas.microsoft.com/office/drawing/2016/5/9/chartex" xmlns:cx4="http://schemas.microsoft.com/office/drawing/2016/5/10/chartex" xmlns:cx5="http://schemas.microsoft.com/office/drawing/2016/5/11/chartex" xmlns:cx6="http://schemas.microsoft.com/office/drawing/2016/5/12/chartex" xmlns:cx7="http://schemas.microsoft.com/office/drawing/2016/5/13/chartex" xmlns:cx8="http://schemas.microsoft.com/office/drawing/2016/5/14/chartex" xmlns:mc="http://schemas.openxmlformats.org/markup-compatibility/2006" xmlns:aink="http://schemas.microsoft.com/office/drawing/2016/ink" xmlns:am3d="http://schemas.microsoft.com/office/drawing/2017/model3d" xmlns:o="urn:schemas-microsoft-com:office:office" xmlns:oel="http://schemas.microsoft.com/office/2019/extlst" xmlns:r="http://schemas.openxmlformats.org/officeDocument/2006/relationships" xmlns:m="http://schemas.openxmlformats.org/officeDocument/2006/math" xmlns:v="urn:schemas-microsoft-com:vml" xmlns:wp14="http://schemas.microsoft.com/office/word/2010/wordprocessingDrawing" xmlns:wp="http://schemas.openxmlformats.org/drawingml/2006/wordprocessingDrawing" xmlns:w10="urn:schemas-microsoft-com:office:word" xmlns:w="http://schemas.openxmlformats.org/wordprocessingml/2006/main" xmlns:w14="http://schemas.microsoft.com/office/word/2010/wordml" xmlns:w15="http://schemas.microsoft.com/office/word/2012/wordml" xmlns:w16cex="http://schemas.microsoft.com/office/word/2018/wordml/cex" xmlns:w16cid="http://schemas.microsoft.com/office/word/2016/wordml/cid" xmlns:w16="http://schemas.microsoft.com/office/word/2018/wordml" xmlns:w16du="http://schemas.microsoft.com/office/word/2023/wordml/word16du" xmlns:w16sdtdh="http://schemas.microsoft.com/office/word/2020/wordml/sdtdatahash" xmlns:w16sdtfl="http://schemas.microsoft.com/office/word/2024/wordml/sdtformatlock" xmlns:w16se="http://schemas.microsoft.com/office/word/2015/wordml/symex" xmlns:wpg="http://schemas.microsoft.com/office/word/2010/wordprocessingGroup" xmlns:wpi="http://schemas.microsoft.com/office/word/2010/wordprocessingInk" xmlns:wne="http://schemas.microsoft.com/office/word/2006/wordml" xmlns:wps="http://schemas.microsoft.com/office/word/2010/wordprocessingShape" mc:Ignorable="w14 w15 w16se w16cid w16 w16cex w16sdtdh w16sdtfl w16du wp14">
-  <w:p>
-    <w:pPr>
-      <w:pStyle w:val="Footer"/>
-      <w:pBdr>
-        <w:bottom w:val="single" w:sz="12" w:space="1" w:color="auto"/>
-      </w:pBdr>
-      <w:tabs>
-        <w:tab w:val="left" w:pos="8505"/>
-      </w:tabs>
-      <w:ind w:right="-8"/>
-      <w:rPr>
-        <w:sz w:val="16"/>
-        <w:szCs w:val="16"/>
-      </w:rPr>
-    </w:pPr>
-  </w:p>
-  <w:p>
-    <w:pPr>
-      <w:pStyle w:val="Footer"/>
-      <w:tabs>
-        <w:tab w:val="left" w:pos="8505"/>
-      </w:tabs>
-      <w:ind w:right="-8"/>
-    </w:pPr>
-    <w:r>
-      <w:rPr>
-        <w:sz w:val="16"/>
-        <w:szCs w:val="16"/>
-      </w:rPr>
-      <w:t>Prepared by:                                                                   CPT6314 Project I                                                       2</w:t>
-    </w:r>
-    <w:r>
-      <w:rPr>
-        <w:sz w:val="16"/>
-        <w:szCs w:val="16"/>
-      </w:rPr>
-      <w:t>5</w:t>
-    </w:r>
-    <w:r>
-      <w:rPr>
-        <w:sz w:val="16"/>
-        <w:szCs w:val="16"/>
-      </w:rPr>
-      <w:t>30 Term</w:t>
-    </w:r>
-  </w:p>
-  <w:p>
-    <w:pPr>
-      <w:pStyle w:val="Footer"/>
-    </w:pPr>
-  </w:p>
+<w:ftr xmlns:w="http://schemas.openxmlformats.org/wordprocessingml/2006/main" xmlns:r="http://schemas.openxmlformats.org/officeDocument/2006/relationships">
+  <w:tbl>
+    <w:tblPr>
+      <w:tblW w:w="0" w:type="auto"/>
+      <w:tblBorders>
+        <w:top w:val="nil"/>
+        <w:left w:val="nil"/>
+        <w:bottom w:val="nil"/>
+        <w:right w:val="nil"/>
+        <w:insideH w:val="nil"/>
+        <w:insideV w:val="nil"/>
+      </w:tblBorders>
+    </w:tblPr>
+    <w:tblGrid>
+      <w:gridCol w:w="4300"/>
+      <w:gridCol w:w="1700"/>
+      <w:gridCol w:w="2000"/>
+    </w:tblGrid>
+    <w:tr>
+      <w:tc>
+        <w:tcPr>
+          <w:tcW w:w="4300" w:type="dxa"/>
+        </w:tcPr>
+        <w:p>
+          <w:r>
+            <w:rPr>
+              <w:sz w:val="16"/>
+              <w:szCs w:val="16"/>
+            </w:rPr>
+            <w:t>Prepared by: AL-SALOUL, ASHRAF ALI HUSSEIN</w:t>
+          </w:r>
+        </w:p>
+      </w:tc>
+      <w:tc>
+        <w:tcPr>
+          <w:tcW w:w="1700" w:type="dxa"/>
+        </w:tcPr>
+        <w:p>
+          <w:pPr>
+            <w:jc w:val="center"/>
+          </w:pPr>
+          <w:r>
+            <w:rPr>
+              <w:sz w:val="16"/>
+              <w:szCs w:val="16"/>
+            </w:rPr>
+            <w:t>CPT6314</w:t>
+          </w:r>
+        </w:p>
+      </w:tc>
+      <w:tc>
+        <w:tcPr>
+          <w:tcW w:w="2000" w:type="dxa"/>
+        </w:tcPr>
+        <w:p>
+          <w:pPr>
+            <w:jc w:val="right"/>
+          </w:pPr>
+          <w:r>
+            <w:rPr>
+              <w:sz w:val="16"/>
+              <w:szCs w:val="16"/>
+            </w:rPr>
+            <w:t>2610 Term</w:t>
+          </w:r>
+        </w:p>
+      </w:tc>
+    </w:tr>
+  </w:tbl>
 </w:ftr>
 </file>
 
@@ -8022,85 +8324,85 @@
 </file>
 
 <file path=word/header1.xml><?xml version="1.0" encoding="utf-8"?>
-<w:hdr xmlns:wpc="http://schemas.microsoft.com/office/word/2010/wordprocessingCanvas" xmlns:cx="http://schemas.microsoft.com/office/drawing/2014/chartex" xmlns:cx1="http://schemas.microsoft.com/office/drawing/2015/9/8/chartex" xmlns:cx2="http://schemas.microsoft.com/office/drawing/2015/10/21/chartex" xmlns:cx3="http://schemas.microsoft.com/office/drawing/2016/5/9/chartex" xmlns:cx4="http://schemas.microsoft.com/office/drawing/2016/5/10/chartex" xmlns:cx5="http://schemas.microsoft.com/office/drawing/2016/5/11/chartex" xmlns:cx6="http://schemas.microsoft.com/office/drawing/2016/5/12/chartex" xmlns:cx7="http://schemas.microsoft.com/office/drawing/2016/5/13/chartex" xmlns:cx8="http://schemas.microsoft.com/office/drawing/2016/5/14/chartex" xmlns:mc="http://schemas.openxmlformats.org/markup-compatibility/2006" xmlns:aink="http://schemas.microsoft.com/office/drawing/2016/ink" xmlns:am3d="http://schemas.microsoft.com/office/drawing/2017/model3d" xmlns:o="urn:schemas-microsoft-com:office:office" xmlns:oel="http://schemas.microsoft.com/office/2019/extlst" xmlns:r="http://schemas.openxmlformats.org/officeDocument/2006/relationships" xmlns:m="http://schemas.openxmlformats.org/officeDocument/2006/math" xmlns:v="urn:schemas-microsoft-com:vml" xmlns:wp14="http://schemas.microsoft.com/office/word/2010/wordprocessingDrawing" xmlns:wp="http://schemas.openxmlformats.org/drawingml/2006/wordprocessingDrawing" xmlns:w10="urn:schemas-microsoft-com:office:word" xmlns:w="http://schemas.openxmlformats.org/wordprocessingml/2006/main" xmlns:w14="http://schemas.microsoft.com/office/word/2010/wordml" xmlns:w15="http://schemas.microsoft.com/office/word/2012/wordml" xmlns:w16cex="http://schemas.microsoft.com/office/word/2018/wordml/cex" xmlns:w16cid="http://schemas.microsoft.com/office/word/2016/wordml/cid" xmlns:w16="http://schemas.microsoft.com/office/word/2018/wordml" xmlns:w16du="http://schemas.microsoft.com/office/word/2023/wordml/word16du" xmlns:w16sdtdh="http://schemas.microsoft.com/office/word/2020/wordml/sdtdatahash" xmlns:w16sdtfl="http://schemas.microsoft.com/office/word/2024/wordml/sdtformatlock" xmlns:w16se="http://schemas.microsoft.com/office/word/2015/wordml/symex" xmlns:wpg="http://schemas.microsoft.com/office/word/2010/wordprocessingGroup" xmlns:wpi="http://schemas.microsoft.com/office/word/2010/wordprocessingInk" xmlns:wne="http://schemas.microsoft.com/office/word/2006/wordml" xmlns:wps="http://schemas.microsoft.com/office/word/2010/wordprocessingShape" mc:Ignorable="w14 w15 w16se w16cid w16 w16cex w16sdtdh w16sdtfl w16du wp14">
-  <w:p>
-    <w:pPr>
-      <w:pStyle w:val="Header"/>
-      <w:pBdr>
-        <w:bottom w:val="single" w:sz="4" w:space="1" w:color="auto"/>
-      </w:pBdr>
-    </w:pPr>
-    <w:r>
-      <w:rPr>
-        <w:sz w:val="16"/>
-        <w:szCs w:val="16"/>
-      </w:rPr>
-      <w:tab/>
-    </w:r>
-    <w:r>
-      <w:rPr>
-        <w:sz w:val="16"/>
-        <w:szCs w:val="16"/>
-      </w:rPr>
-      <w:tab/>
-    </w:r>
-    <w:r>
-      <w:rPr>
-        <w:rStyle w:val="PageNumber"/>
-        <w:sz w:val="20"/>
-      </w:rPr>
-      <w:fldChar w:fldCharType="begin"/>
-    </w:r>
-    <w:r>
-      <w:rPr>
-        <w:rStyle w:val="PageNumber"/>
-        <w:sz w:val="20"/>
-      </w:rPr>
-      <w:instrText xml:space="preserve"> PAGE </w:instrText>
-    </w:r>
-    <w:r>
-      <w:rPr>
-        <w:rStyle w:val="PageNumber"/>
-        <w:sz w:val="20"/>
-      </w:rPr>
-      <w:fldChar w:fldCharType="separate"/>
-    </w:r>
-    <w:r>
-      <w:rPr>
-        <w:rStyle w:val="PageNumber"/>
-        <w:sz w:val="20"/>
-      </w:rPr>
-      <w:t>i</w:t>
-    </w:r>
-    <w:r>
-      <w:rPr>
-        <w:rStyle w:val="PageNumber"/>
-        <w:sz w:val="20"/>
-      </w:rPr>
-      <w:fldChar w:fldCharType="end"/>
-    </w:r>
-    <w:r>
-      <w:rPr>
-        <w:sz w:val="16"/>
-        <w:szCs w:val="16"/>
-      </w:rPr>
-      <w:br/>
-      <w:t>Project ID:</w:t>
-    </w:r>
-    <w:r>
-      <w:rPr>
-        <w:sz w:val="16"/>
-        <w:szCs w:val="16"/>
-        <w:u w:val="single"/>
-      </w:rPr>
-      <w:t xml:space="preserve">         </w:t>
-    </w:r>
-  </w:p>
-  <w:p>
-    <w:pPr>
-      <w:pStyle w:val="Header"/>
-    </w:pPr>
-  </w:p>
+<w:hdr xmlns:w="http://schemas.openxmlformats.org/wordprocessingml/2006/main" xmlns:r="http://schemas.openxmlformats.org/officeDocument/2006/relationships">
+  <w:tbl>
+    <w:tblPr>
+      <w:tblW w:w="0" w:type="auto"/>
+      <w:tblBorders>
+        <w:top w:val="nil"/>
+        <w:left w:val="nil"/>
+        <w:bottom w:val="nil"/>
+        <w:right w:val="nil"/>
+        <w:insideH w:val="nil"/>
+        <w:insideV w:val="nil"/>
+      </w:tblBorders>
+    </w:tblPr>
+    <w:tblGrid>
+      <w:gridCol w:w="5000"/>
+      <w:gridCol w:w="3000"/>
+    </w:tblGrid>
+    <w:tr>
+      <w:tc>
+        <w:tcPr>
+          <w:tcW w:w="5000" w:type="dxa"/>
+        </w:tcPr>
+        <w:p>
+          <w:r>
+            <w:rPr>
+              <w:sz w:val="20"/>
+              <w:szCs w:val="20"/>
+            </w:rPr>
+            <w:t>Project ID: 985</w:t>
+          </w:r>
+        </w:p>
+      </w:tc>
+      <w:tc>
+        <w:tcPr>
+          <w:tcW w:w="3000" w:type="dxa"/>
+        </w:tcPr>
+        <w:p>
+          <w:pPr>
+            <w:jc w:val="right"/>
+          </w:pPr>
+          <w:r>
+            <w:rPr>
+              <w:sz w:val="20"/>
+              <w:szCs w:val="20"/>
+            </w:rPr>
+            <w:fldChar w:fldCharType="begin"/>
+          </w:r>
+          <w:r>
+            <w:rPr>
+              <w:sz w:val="20"/>
+              <w:szCs w:val="20"/>
+            </w:rPr>
+            <w:instrText xml:space="preserve"> PAGE </w:instrText>
+          </w:r>
+          <w:r>
+            <w:rPr>
+              <w:sz w:val="20"/>
+              <w:szCs w:val="20"/>
+            </w:rPr>
+            <w:fldChar w:fldCharType="separate"/>
+          </w:r>
+          <w:r>
+            <w:rPr>
+              <w:sz w:val="20"/>
+              <w:szCs w:val="20"/>
+            </w:rPr>
+            <w:t>i</w:t>
+          </w:r>
+          <w:r>
+            <w:rPr>
+              <w:sz w:val="20"/>
+              <w:szCs w:val="20"/>
+            </w:rPr>
+            <w:fldChar w:fldCharType="end"/>
+          </w:r>
+        </w:p>
+      </w:tc>
+    </w:tr>
+  </w:tbl>
 </w:hdr>
 </file>
 
@@ -9632,10 +9934,6 @@
     <w:qFormat/>
     <w:rsid w:val="002A30CA"/>
     <w:pPr>
-      <w:numPr>
-        <w:ilvl w:val="1"/>
-        <w:numId w:val="2"/>
-      </w:numPr>
       <w:outlineLvl w:val="1"/>
     </w:pPr>
     <w:rPr>
@@ -9653,9 +9951,6 @@
     <w:qFormat/>
     <w:rsid w:val="006540D8"/>
     <w:pPr>
-      <w:numPr>
-        <w:numId w:val="5"/>
-      </w:numPr>
       <w:outlineLvl w:val="2"/>
     </w:pPr>
     <w:rPr>

--- a/report/generated/paper.docx
+++ b/report/generated/paper.docx
@@ -388,268 +388,263 @@
         <w:t xml:space="preserve">List of Tables</w:t>
       </w:r>
     </w:p>
-    <w:tbl>
-      <w:tblPr>
-        <w:tblStyle w:val="Table"/>
-        <w:tblW w:type="pct" w:w="5000"/>
-        <w:tblLayout w:type="fixed"/>
-        <w:tblLook w:firstRow="1" w:lastRow="0" w:firstColumn="0" w:lastColumn="0" w:noHBand="0" w:noVBand="0" w:val="0020"/>
-      </w:tblPr>
-      <w:tblGrid>
-        <w:gridCol w:w="3960"/>
-        <w:gridCol w:w="3960"/>
-      </w:tblGrid>
-      <w:tr>
-        <w:trPr>
-          <w:tblHeader w:val="on"/>
-        </w:trPr>
-        <w:tc>
-          <w:tcPr/>
-          <w:p>
-            <w:pPr>
-              <w:pStyle w:val="Compact"/>
-            </w:pPr>
-            <w:r>
-              <w:t xml:space="preserve">Table</w:t>
-            </w:r>
-          </w:p>
-        </w:tc>
-        <w:tc>
-          <w:tcPr/>
-          <w:p>
-            <w:pPr>
-              <w:pStyle w:val="Compact"/>
-            </w:pPr>
-            <w:r>
-              <w:t xml:space="preserve">Description</w:t>
-            </w:r>
-          </w:p>
-        </w:tc>
-      </w:tr>
-      <w:tr>
-        <w:tc>
-          <w:tcPr/>
-          <w:p>
-            <w:pPr>
-              <w:pStyle w:val="Compact"/>
-            </w:pPr>
-            <w:r>
-              <w:t xml:space="preserve">Table 1</w:t>
-            </w:r>
-          </w:p>
-        </w:tc>
-        <w:tc>
-          <w:tcPr/>
-          <w:p>
-            <w:pPr>
-              <w:pStyle w:val="Compact"/>
-            </w:pPr>
-            <w:r>
-              <w:t xml:space="preserve">Summary literature review matrix for key cardiopulmonary sound separation studies</w:t>
-            </w:r>
-          </w:p>
-        </w:tc>
-      </w:tr>
-      <w:tr>
-        <w:tc>
-          <w:tcPr/>
-          <w:p>
-            <w:pPr>
-              <w:pStyle w:val="Compact"/>
-            </w:pPr>
-            <w:r>
-              <w:t xml:space="preserve">Table 2</w:t>
-            </w:r>
-          </w:p>
-        </w:tc>
-        <w:tc>
-          <w:tcPr/>
-          <w:p>
-            <w:pPr>
-              <w:pStyle w:val="Compact"/>
-            </w:pPr>
-            <w:r>
-              <w:t xml:space="preserve">Main system modules and responsibilities</w:t>
-            </w:r>
-          </w:p>
-        </w:tc>
-      </w:tr>
-      <w:tr>
-        <w:tc>
-          <w:tcPr/>
-          <w:p>
-            <w:pPr>
-              <w:pStyle w:val="Compact"/>
-            </w:pPr>
-            <w:r>
-              <w:t xml:space="preserve">Table 3</w:t>
-            </w:r>
-          </w:p>
-        </w:tc>
-        <w:tc>
-          <w:tcPr/>
-          <w:p>
-            <w:pPr>
-              <w:pStyle w:val="Compact"/>
-            </w:pPr>
-            <w:r>
-              <w:t xml:space="preserve">Planned database and storage records</w:t>
-            </w:r>
-          </w:p>
-        </w:tc>
-      </w:tr>
-      <w:tr>
-        <w:tc>
-          <w:tcPr/>
-          <w:p>
-            <w:pPr>
-              <w:pStyle w:val="Compact"/>
-            </w:pPr>
-            <w:r>
-              <w:t xml:space="preserve">Table 4</w:t>
-            </w:r>
-          </w:p>
-        </w:tc>
-        <w:tc>
-          <w:tcPr/>
-          <w:p>
-            <w:pPr>
-              <w:pStyle w:val="Compact"/>
-            </w:pPr>
-            <w:r>
-              <w:t xml:space="preserve">Planned functional test cases</w:t>
-            </w:r>
-          </w:p>
-        </w:tc>
-      </w:tr>
-      <w:tr>
-        <w:tc>
-          <w:tcPr/>
-          <w:p>
-            <w:pPr>
-              <w:pStyle w:val="Compact"/>
-            </w:pPr>
-            <w:r>
-              <w:t xml:space="preserve">Table 5</w:t>
-            </w:r>
-          </w:p>
-        </w:tc>
-        <w:tc>
-          <w:tcPr/>
-          <w:p>
-            <w:pPr>
-              <w:pStyle w:val="Compact"/>
-            </w:pPr>
-            <w:r>
-              <w:t xml:space="preserve">Planned audio separation evaluation metrics</w:t>
-            </w:r>
-          </w:p>
-        </w:tc>
-      </w:tr>
-      <w:tr>
-        <w:tc>
-          <w:tcPr/>
-          <w:p>
-            <w:pPr>
-              <w:pStyle w:val="Compact"/>
-            </w:pPr>
-            <w:r>
-              <w:t xml:space="preserve">Table 6</w:t>
-            </w:r>
-          </w:p>
-        </w:tc>
-        <w:tc>
-          <w:tcPr/>
-          <w:p>
-            <w:pPr>
-              <w:pStyle w:val="Compact"/>
-            </w:pPr>
-            <w:r>
-              <w:t xml:space="preserve">Full literature review matrix for selected Chapter 2 papers</w:t>
-            </w:r>
-          </w:p>
-        </w:tc>
-      </w:tr>
-      <w:tr>
-        <w:tc>
-          <w:tcPr/>
-          <w:p>
-            <w:pPr>
-              <w:pStyle w:val="Compact"/>
-            </w:pPr>
-            <w:r>
-              <w:t xml:space="preserve">Table 7</w:t>
-            </w:r>
-          </w:p>
-        </w:tc>
-        <w:tc>
-          <w:tcPr/>
-          <w:p>
-            <w:pPr>
-              <w:pStyle w:val="Compact"/>
-            </w:pPr>
-            <w:r>
-              <w:t xml:space="preserve">PRISMA screening summary for the literature review</w:t>
-            </w:r>
-          </w:p>
-        </w:tc>
-      </w:tr>
-      <w:tr>
-        <w:tc>
-          <w:tcPr/>
-          <w:p>
-            <w:pPr>
-              <w:pStyle w:val="Compact"/>
-            </w:pPr>
-            <w:r>
-              <w:t xml:space="preserve">Table 8</w:t>
-            </w:r>
-          </w:p>
-        </w:tc>
-        <w:tc>
-          <w:tcPr/>
-          <w:p>
-            <w:pPr>
-              <w:pStyle w:val="Compact"/>
-            </w:pPr>
-            <w:r>
-              <w:t xml:space="preserve">System design diagram summary</w:t>
-            </w:r>
-          </w:p>
-        </w:tc>
-      </w:tr>
-      <w:tr>
-        <w:tc>
-          <w:tcPr/>
-          <w:p>
-            <w:pPr>
-              <w:pStyle w:val="Compact"/>
-            </w:pPr>
-            <w:r>
-              <w:t xml:space="preserve">Table 9</w:t>
-            </w:r>
-          </w:p>
-        </w:tc>
-        <w:tc>
-          <w:tcPr/>
-          <w:p>
-            <w:pPr>
-              <w:pStyle w:val="Compact"/>
-            </w:pPr>
-            <w:r>
-              <w:t xml:space="preserve">Appendix planned test cases and evaluation checks</w:t>
-            </w:r>
-          </w:p>
-        </w:tc>
-      </w:tr>
-    </w:tbl>
+    <w:p>
+      <w:pPr>
+        <w:pStyle w:val="TOC1"/>
+      </w:pPr>
+      <w:hyperlink w:anchor="_FYPTable001" w:history="1">
+        <w:r>
+          <w:rPr>
+            <w:rStyle w:val="Hyperlink"/>
+          </w:rPr>
+          <w:t>Table 2.1: Summary literature review matrix for key cardiopulmonary sound separation studies</w:t>
+        </w:r>
+      </w:hyperlink>
+      <w:r>
+        <w:tab/>
+      </w:r>
+      <w:r>
+        <w:fldChar w:fldCharType="begin"/>
+      </w:r>
+      <w:r>
+        <w:instrText xml:space="preserve"> PAGEREF _FYPTable001 \h </w:instrText>
+      </w:r>
+      <w:r>
+        <w:fldChar w:fldCharType="separate"/>
+      </w:r>
+      <w:r>
+        <w:fldChar w:fldCharType="end"/>
+      </w:r>
+    </w:p>
+    <w:p>
+      <w:pPr>
+        <w:pStyle w:val="TOC1"/>
+      </w:pPr>
+      <w:hyperlink w:anchor="_FYPTable002" w:history="1">
+        <w:r>
+          <w:rPr>
+            <w:rStyle w:val="Hyperlink"/>
+          </w:rPr>
+          <w:t>Table 4.1: Main system modules and responsibilities</w:t>
+        </w:r>
+      </w:hyperlink>
+      <w:r>
+        <w:tab/>
+      </w:r>
+      <w:r>
+        <w:fldChar w:fldCharType="begin"/>
+      </w:r>
+      <w:r>
+        <w:instrText xml:space="preserve"> PAGEREF _FYPTable002 \h </w:instrText>
+      </w:r>
+      <w:r>
+        <w:fldChar w:fldCharType="separate"/>
+      </w:r>
+      <w:r>
+        <w:fldChar w:fldCharType="end"/>
+      </w:r>
+    </w:p>
+    <w:p>
+      <w:pPr>
+        <w:pStyle w:val="TOC1"/>
+      </w:pPr>
+      <w:hyperlink w:anchor="_FYPTable003" w:history="1">
+        <w:r>
+          <w:rPr>
+            <w:rStyle w:val="Hyperlink"/>
+          </w:rPr>
+          <w:t>Table 4.2: Planned database and storage records</w:t>
+        </w:r>
+      </w:hyperlink>
+      <w:r>
+        <w:tab/>
+      </w:r>
+      <w:r>
+        <w:fldChar w:fldCharType="begin"/>
+      </w:r>
+      <w:r>
+        <w:instrText xml:space="preserve"> PAGEREF _FYPTable003 \h </w:instrText>
+      </w:r>
+      <w:r>
+        <w:fldChar w:fldCharType="separate"/>
+      </w:r>
+      <w:r>
+        <w:fldChar w:fldCharType="end"/>
+      </w:r>
+    </w:p>
+    <w:p>
+      <w:pPr>
+        <w:pStyle w:val="TOC1"/>
+      </w:pPr>
+      <w:hyperlink w:anchor="_FYPTable004" w:history="1">
+        <w:r>
+          <w:rPr>
+            <w:rStyle w:val="Hyperlink"/>
+          </w:rPr>
+          <w:t>Table 5.1: Planned functional test cases</w:t>
+        </w:r>
+      </w:hyperlink>
+      <w:r>
+        <w:tab/>
+      </w:r>
+      <w:r>
+        <w:fldChar w:fldCharType="begin"/>
+      </w:r>
+      <w:r>
+        <w:instrText xml:space="preserve"> PAGEREF _FYPTable004 \h </w:instrText>
+      </w:r>
+      <w:r>
+        <w:fldChar w:fldCharType="separate"/>
+      </w:r>
+      <w:r>
+        <w:fldChar w:fldCharType="end"/>
+      </w:r>
+    </w:p>
+    <w:p>
+      <w:pPr>
+        <w:pStyle w:val="TOC1"/>
+      </w:pPr>
+      <w:hyperlink w:anchor="_FYPTable005" w:history="1">
+        <w:r>
+          <w:rPr>
+            <w:rStyle w:val="Hyperlink"/>
+          </w:rPr>
+          <w:t>Table 5.2: Planned audio separation evaluation metrics</w:t>
+        </w:r>
+      </w:hyperlink>
+      <w:r>
+        <w:tab/>
+      </w:r>
+      <w:r>
+        <w:fldChar w:fldCharType="begin"/>
+      </w:r>
+      <w:r>
+        <w:instrText xml:space="preserve"> PAGEREF _FYPTable005 \h </w:instrText>
+      </w:r>
+      <w:r>
+        <w:fldChar w:fldCharType="separate"/>
+      </w:r>
+      <w:r>
+        <w:fldChar w:fldCharType="end"/>
+      </w:r>
+    </w:p>
+    <w:p>
+      <w:pPr>
+        <w:pStyle w:val="TOC1"/>
+      </w:pPr>
+      <w:hyperlink w:anchor="_FYPTable006" w:history="1">
+        <w:r>
+          <w:rPr>
+            <w:rStyle w:val="Hyperlink"/>
+          </w:rPr>
+          <w:t>Table 5.3: Full literature review matrix for selected Chapter 2 papers</w:t>
+        </w:r>
+      </w:hyperlink>
+      <w:r>
+        <w:tab/>
+      </w:r>
+      <w:r>
+        <w:fldChar w:fldCharType="begin"/>
+      </w:r>
+      <w:r>
+        <w:instrText xml:space="preserve"> PAGEREF _FYPTable006 \h </w:instrText>
+      </w:r>
+      <w:r>
+        <w:fldChar w:fldCharType="separate"/>
+      </w:r>
+      <w:r>
+        <w:fldChar w:fldCharType="end"/>
+      </w:r>
+    </w:p>
+    <w:p>
+      <w:pPr>
+        <w:pStyle w:val="TOC1"/>
+      </w:pPr>
+      <w:hyperlink w:anchor="_FYPTable007" w:history="1">
+        <w:r>
+          <w:rPr>
+            <w:rStyle w:val="Hyperlink"/>
+          </w:rPr>
+          <w:t>Table 5.4: PRISMA screening summary for the literature review</w:t>
+        </w:r>
+      </w:hyperlink>
+      <w:r>
+        <w:tab/>
+      </w:r>
+      <w:r>
+        <w:fldChar w:fldCharType="begin"/>
+      </w:r>
+      <w:r>
+        <w:instrText xml:space="preserve"> PAGEREF _FYPTable007 \h </w:instrText>
+      </w:r>
+      <w:r>
+        <w:fldChar w:fldCharType="separate"/>
+      </w:r>
+      <w:r>
+        <w:fldChar w:fldCharType="end"/>
+      </w:r>
+    </w:p>
+    <w:p>
+      <w:pPr>
+        <w:pStyle w:val="TOC1"/>
+      </w:pPr>
+      <w:hyperlink w:anchor="_FYPTable008" w:history="1">
+        <w:r>
+          <w:rPr>
+            <w:rStyle w:val="Hyperlink"/>
+          </w:rPr>
+          <w:t>Table 5.5: System design diagram summary</w:t>
+        </w:r>
+      </w:hyperlink>
+      <w:r>
+        <w:tab/>
+      </w:r>
+      <w:r>
+        <w:fldChar w:fldCharType="begin"/>
+      </w:r>
+      <w:r>
+        <w:instrText xml:space="preserve"> PAGEREF _FYPTable008 \h </w:instrText>
+      </w:r>
+      <w:r>
+        <w:fldChar w:fldCharType="separate"/>
+      </w:r>
+      <w:r>
+        <w:fldChar w:fldCharType="end"/>
+      </w:r>
+    </w:p>
+    <w:p>
+      <w:pPr>
+        <w:pStyle w:val="TOC1"/>
+      </w:pPr>
+      <w:hyperlink w:anchor="_FYPTable009" w:history="1">
+        <w:r>
+          <w:rPr>
+            <w:rStyle w:val="Hyperlink"/>
+          </w:rPr>
+          <w:t>Table 5.6: Appendix planned test cases and evaluation checks</w:t>
+        </w:r>
+      </w:hyperlink>
+      <w:r>
+        <w:tab/>
+      </w:r>
+      <w:r>
+        <w:fldChar w:fldCharType="begin"/>
+      </w:r>
+      <w:r>
+        <w:instrText xml:space="preserve"> PAGEREF _FYPTable009 \h </w:instrText>
+      </w:r>
+      <w:r>
+        <w:fldChar w:fldCharType="separate"/>
+      </w:r>
+      <w:r>
+        <w:fldChar w:fldCharType="end"/>
+      </w:r>
+    </w:p>
     <w:p>
       <w:r>
         <w:br w:type="page"/>
       </w:r>
     </w:p>
-    <w:bookmarkEnd w:id="23"/>
-    <w:bookmarkStart w:id="24" w:name="list-of-figures"/>
     <w:p>
       <w:pPr>
         <w:pStyle w:val="Heading1"/>
@@ -658,172 +653,151 @@
         <w:t xml:space="preserve">List of Figures</w:t>
       </w:r>
     </w:p>
-    <w:tbl>
-      <w:tblPr>
-        <w:tblStyle w:val="Table"/>
-        <w:tblW w:type="pct" w:w="5000"/>
-        <w:tblLayout w:type="fixed"/>
-        <w:tblLook w:firstRow="1" w:lastRow="0" w:firstColumn="0" w:lastColumn="0" w:noHBand="0" w:noVBand="0" w:val="0020"/>
-      </w:tblPr>
-      <w:tblGrid>
-        <w:gridCol w:w="3960"/>
-        <w:gridCol w:w="3960"/>
-      </w:tblGrid>
-      <w:tr>
-        <w:trPr>
-          <w:tblHeader w:val="on"/>
-        </w:trPr>
-        <w:tc>
-          <w:tcPr/>
-          <w:p>
-            <w:pPr>
-              <w:pStyle w:val="Compact"/>
-            </w:pPr>
-            <w:r>
-              <w:t xml:space="preserve">Figure</w:t>
-            </w:r>
-          </w:p>
-        </w:tc>
-        <w:tc>
-          <w:tcPr/>
-          <w:p>
-            <w:pPr>
-              <w:pStyle w:val="Compact"/>
-            </w:pPr>
-            <w:r>
-              <w:t xml:space="preserve">Description</w:t>
-            </w:r>
-          </w:p>
-        </w:tc>
-      </w:tr>
-      <w:tr>
-        <w:tc>
-          <w:tcPr/>
-          <w:p>
-            <w:pPr>
-              <w:pStyle w:val="Compact"/>
-            </w:pPr>
-            <w:r>
-              <w:t xml:space="preserve">Figure 1</w:t>
-            </w:r>
-          </w:p>
-        </w:tc>
-        <w:tc>
-          <w:tcPr/>
-          <w:p>
-            <w:pPr>
-              <w:pStyle w:val="Compact"/>
-            </w:pPr>
-            <w:r>
-              <w:t xml:space="preserve">PRISMA flow diagram for the literature search and screening process</w:t>
-            </w:r>
-          </w:p>
-        </w:tc>
-      </w:tr>
-      <w:tr>
-        <w:tc>
-          <w:tcPr/>
-          <w:p>
-            <w:pPr>
-              <w:pStyle w:val="Compact"/>
-            </w:pPr>
-            <w:r>
-              <w:t xml:space="preserve">Figure 2</w:t>
-            </w:r>
-          </w:p>
-        </w:tc>
-        <w:tc>
-          <w:tcPr/>
-          <w:p>
-            <w:pPr>
-              <w:pStyle w:val="Compact"/>
-            </w:pPr>
-            <w:r>
-              <w:t xml:space="preserve">Use case diagram for the cardiopulmonary sound separation system</w:t>
-            </w:r>
-          </w:p>
-        </w:tc>
-      </w:tr>
-      <w:tr>
-        <w:tc>
-          <w:tcPr/>
-          <w:p>
-            <w:pPr>
-              <w:pStyle w:val="Compact"/>
-            </w:pPr>
-            <w:r>
-              <w:t xml:space="preserve">Figure 3</w:t>
-            </w:r>
-          </w:p>
-        </w:tc>
-        <w:tc>
-          <w:tcPr/>
-          <w:p>
-            <w:pPr>
-              <w:pStyle w:val="Compact"/>
-            </w:pPr>
-            <w:r>
-              <w:t xml:space="preserve">Component diagram for the cardiopulmonary sound separation system</w:t>
-            </w:r>
-          </w:p>
-        </w:tc>
-      </w:tr>
-      <w:tr>
-        <w:tc>
-          <w:tcPr/>
-          <w:p>
-            <w:pPr>
-              <w:pStyle w:val="Compact"/>
-            </w:pPr>
-            <w:r>
-              <w:t xml:space="preserve">Figure 4</w:t>
-            </w:r>
-          </w:p>
-        </w:tc>
-        <w:tc>
-          <w:tcPr/>
-          <w:p>
-            <w:pPr>
-              <w:pStyle w:val="Compact"/>
-            </w:pPr>
-            <w:r>
-              <w:t xml:space="preserve">Audio processing workflow</w:t>
-            </w:r>
-          </w:p>
-        </w:tc>
-      </w:tr>
-      <w:tr>
-        <w:tc>
-          <w:tcPr/>
-          <w:p>
-            <w:pPr>
-              <w:pStyle w:val="Compact"/>
-            </w:pPr>
-            <w:r>
-              <w:t xml:space="preserve">Figure 5</w:t>
-            </w:r>
-          </w:p>
-        </w:tc>
-        <w:tc>
-          <w:tcPr/>
-          <w:p>
-            <w:pPr>
-              <w:pStyle w:val="Compact"/>
-            </w:pPr>
-            <w:r>
-              <w:t xml:space="preserve">Sequence diagram for audio upload and separation</w:t>
-            </w:r>
-          </w:p>
-        </w:tc>
-      </w:tr>
-    </w:tbl>
+    <w:p>
+      <w:pPr>
+        <w:pStyle w:val="TOC1"/>
+      </w:pPr>
+      <w:hyperlink w:anchor="_FYPFigure001" w:history="1">
+        <w:r>
+          <w:rPr>
+            <w:rStyle w:val="Hyperlink"/>
+          </w:rPr>
+          <w:t>Figure 2.1: PRISMA flow diagram for the literature search and screening process.</w:t>
+        </w:r>
+      </w:hyperlink>
+      <w:r>
+        <w:tab/>
+      </w:r>
+      <w:r>
+        <w:fldChar w:fldCharType="begin"/>
+      </w:r>
+      <w:r>
+        <w:instrText xml:space="preserve"> PAGEREF _FYPFigure001 \h </w:instrText>
+      </w:r>
+      <w:r>
+        <w:fldChar w:fldCharType="separate"/>
+      </w:r>
+      <w:r>
+        <w:fldChar w:fldCharType="end"/>
+      </w:r>
+    </w:p>
+    <w:p>
+      <w:pPr>
+        <w:pStyle w:val="TOC1"/>
+      </w:pPr>
+      <w:hyperlink w:anchor="_FYPFigure002" w:history="1">
+        <w:r>
+          <w:rPr>
+            <w:rStyle w:val="Hyperlink"/>
+          </w:rPr>
+          <w:t>Figure 4.1: Use case diagram for the cardiopulmonary sound separation system.</w:t>
+        </w:r>
+      </w:hyperlink>
+      <w:r>
+        <w:tab/>
+      </w:r>
+      <w:r>
+        <w:fldChar w:fldCharType="begin"/>
+      </w:r>
+      <w:r>
+        <w:instrText xml:space="preserve"> PAGEREF _FYPFigure002 \h </w:instrText>
+      </w:r>
+      <w:r>
+        <w:fldChar w:fldCharType="separate"/>
+      </w:r>
+      <w:r>
+        <w:fldChar w:fldCharType="end"/>
+      </w:r>
+    </w:p>
+    <w:p>
+      <w:pPr>
+        <w:pStyle w:val="TOC1"/>
+      </w:pPr>
+      <w:hyperlink w:anchor="_FYPFigure003" w:history="1">
+        <w:r>
+          <w:rPr>
+            <w:rStyle w:val="Hyperlink"/>
+          </w:rPr>
+          <w:t>Figure 4.2: Component diagram for the cardiopulmonary sound separation system.</w:t>
+        </w:r>
+      </w:hyperlink>
+      <w:r>
+        <w:tab/>
+      </w:r>
+      <w:r>
+        <w:fldChar w:fldCharType="begin"/>
+      </w:r>
+      <w:r>
+        <w:instrText xml:space="preserve"> PAGEREF _FYPFigure003 \h </w:instrText>
+      </w:r>
+      <w:r>
+        <w:fldChar w:fldCharType="separate"/>
+      </w:r>
+      <w:r>
+        <w:fldChar w:fldCharType="end"/>
+      </w:r>
+    </w:p>
+    <w:p>
+      <w:pPr>
+        <w:pStyle w:val="TOC1"/>
+      </w:pPr>
+      <w:hyperlink w:anchor="_FYPFigure004" w:history="1">
+        <w:r>
+          <w:rPr>
+            <w:rStyle w:val="Hyperlink"/>
+          </w:rPr>
+          <w:t>Figure 4.3: Audio processing workflow for the proposed system.</w:t>
+        </w:r>
+      </w:hyperlink>
+      <w:r>
+        <w:tab/>
+      </w:r>
+      <w:r>
+        <w:fldChar w:fldCharType="begin"/>
+      </w:r>
+      <w:r>
+        <w:instrText xml:space="preserve"> PAGEREF _FYPFigure004 \h </w:instrText>
+      </w:r>
+      <w:r>
+        <w:fldChar w:fldCharType="separate"/>
+      </w:r>
+      <w:r>
+        <w:fldChar w:fldCharType="end"/>
+      </w:r>
+    </w:p>
+    <w:p>
+      <w:pPr>
+        <w:pStyle w:val="TOC1"/>
+      </w:pPr>
+      <w:hyperlink w:anchor="_FYPFigure005" w:history="1">
+        <w:r>
+          <w:rPr>
+            <w:rStyle w:val="Hyperlink"/>
+          </w:rPr>
+          <w:t>Figure 4.4: Sequence diagram for audio upload and cardiopulmonary sound separation.</w:t>
+        </w:r>
+      </w:hyperlink>
+      <w:r>
+        <w:tab/>
+      </w:r>
+      <w:r>
+        <w:fldChar w:fldCharType="begin"/>
+      </w:r>
+      <w:r>
+        <w:instrText xml:space="preserve"> PAGEREF _FYPFigure005 \h </w:instrText>
+      </w:r>
+      <w:r>
+        <w:fldChar w:fldCharType="separate"/>
+      </w:r>
+      <w:r>
+        <w:fldChar w:fldCharType="end"/>
+      </w:r>
+    </w:p>
     <w:p>
       <w:r>
         <w:br w:type="page"/>
       </w:r>
     </w:p>
-    <w:bookmarkEnd w:id="24"/>
-    <w:bookmarkStart w:id="25" w:name="list-of-abbreviationssymbols"/>
     <w:p>
       <w:pPr>
         <w:pStyle w:val="Heading1"/>
@@ -1342,140 +1316,118 @@
         <w:t xml:space="preserve">List of Appendices</w:t>
       </w:r>
     </w:p>
-    <w:tbl>
-      <w:tblPr>
-        <w:tblStyle w:val="Table"/>
-        <w:tblW w:type="auto" w:w="0"/>
-        <w:tblLook w:firstRow="1" w:lastRow="0" w:firstColumn="0" w:lastColumn="0" w:noHBand="0" w:noVBand="0" w:val="0020"/>
-      </w:tblPr>
-      <w:tblGrid>
-        <w:gridCol w:w="3960"/>
-        <w:gridCol w:w="3960"/>
-      </w:tblGrid>
-      <w:tr>
-        <w:trPr>
-          <w:tblHeader w:val="on"/>
-        </w:trPr>
-        <w:tc>
-          <w:tcPr/>
-          <w:p>
-            <w:pPr>
-              <w:pStyle w:val="Compact"/>
-            </w:pPr>
-            <w:r>
-              <w:t xml:space="preserve">Appendix</w:t>
-            </w:r>
-          </w:p>
-        </w:tc>
-        <w:tc>
-          <w:tcPr/>
-          <w:p>
-            <w:pPr>
-              <w:pStyle w:val="Compact"/>
-            </w:pPr>
-            <w:r>
-              <w:t xml:space="preserve">Description</w:t>
-            </w:r>
-          </w:p>
-        </w:tc>
-      </w:tr>
-      <w:tr>
-        <w:tc>
-          <w:tcPr/>
-          <w:p>
-            <w:pPr>
-              <w:pStyle w:val="Compact"/>
-            </w:pPr>
-            <w:r>
-              <w:t xml:space="preserve">Appendix A</w:t>
-            </w:r>
-          </w:p>
-        </w:tc>
-        <w:tc>
-          <w:tcPr/>
-          <w:p>
-            <w:pPr>
-              <w:pStyle w:val="Compact"/>
-            </w:pPr>
-            <w:r>
-              <w:t xml:space="preserve">Full Literature Review Matrix</w:t>
-            </w:r>
-          </w:p>
-        </w:tc>
-      </w:tr>
-      <w:tr>
-        <w:tc>
-          <w:tcPr/>
-          <w:p>
-            <w:pPr>
-              <w:pStyle w:val="Compact"/>
-            </w:pPr>
-            <w:r>
-              <w:t xml:space="preserve">Appendix B</w:t>
-            </w:r>
-          </w:p>
-        </w:tc>
-        <w:tc>
-          <w:tcPr/>
-          <w:p>
-            <w:pPr>
-              <w:pStyle w:val="Compact"/>
-            </w:pPr>
-            <w:r>
-              <w:t xml:space="preserve">PRISMA Screening Summary</w:t>
-            </w:r>
-          </w:p>
-        </w:tc>
-      </w:tr>
-      <w:tr>
-        <w:tc>
-          <w:tcPr/>
-          <w:p>
-            <w:pPr>
-              <w:pStyle w:val="Compact"/>
-            </w:pPr>
-            <w:r>
-              <w:t xml:space="preserve">Appendix C</w:t>
-            </w:r>
-          </w:p>
-        </w:tc>
-        <w:tc>
-          <w:tcPr/>
-          <w:p>
-            <w:pPr>
-              <w:pStyle w:val="Compact"/>
-            </w:pPr>
-            <w:r>
-              <w:t xml:space="preserve">System Design Diagrams</w:t>
-            </w:r>
-          </w:p>
-        </w:tc>
-      </w:tr>
-      <w:tr>
-        <w:tc>
-          <w:tcPr/>
-          <w:p>
-            <w:pPr>
-              <w:pStyle w:val="Compact"/>
-            </w:pPr>
-            <w:r>
-              <w:t xml:space="preserve">Appendix D</w:t>
-            </w:r>
-          </w:p>
-        </w:tc>
-        <w:tc>
-          <w:tcPr/>
-          <w:p>
-            <w:pPr>
-              <w:pStyle w:val="Compact"/>
-            </w:pPr>
-            <w:r>
-              <w:t xml:space="preserve">Planned Test Cases and Evaluation Metrics</w:t>
-            </w:r>
-          </w:p>
-        </w:tc>
-      </w:tr>
-    </w:tbl>
+    <w:p>
+      <w:pPr>
+        <w:pStyle w:val="TOC1"/>
+      </w:pPr>
+      <w:hyperlink w:anchor="_FYPAppendix001" w:history="1">
+        <w:r>
+          <w:rPr>
+            <w:rStyle w:val="Hyperlink"/>
+          </w:rPr>
+          <w:t>Appendix A: Full Literature Review Matrix</w:t>
+        </w:r>
+      </w:hyperlink>
+      <w:r>
+        <w:tab/>
+      </w:r>
+      <w:r>
+        <w:fldChar w:fldCharType="begin"/>
+      </w:r>
+      <w:r>
+        <w:instrText xml:space="preserve"> PAGEREF _FYPAppendix001 \h </w:instrText>
+      </w:r>
+      <w:r>
+        <w:fldChar w:fldCharType="separate"/>
+      </w:r>
+      <w:r>
+        <w:fldChar w:fldCharType="end"/>
+      </w:r>
+    </w:p>
+    <w:p>
+      <w:pPr>
+        <w:pStyle w:val="TOC1"/>
+      </w:pPr>
+      <w:hyperlink w:anchor="_FYPAppendix002" w:history="1">
+        <w:r>
+          <w:rPr>
+            <w:rStyle w:val="Hyperlink"/>
+          </w:rPr>
+          <w:t>Appendix B: PRISMA Screening Summary</w:t>
+        </w:r>
+      </w:hyperlink>
+      <w:r>
+        <w:tab/>
+      </w:r>
+      <w:r>
+        <w:fldChar w:fldCharType="begin"/>
+      </w:r>
+      <w:r>
+        <w:instrText xml:space="preserve"> PAGEREF _FYPAppendix002 \h </w:instrText>
+      </w:r>
+      <w:r>
+        <w:fldChar w:fldCharType="separate"/>
+      </w:r>
+      <w:r>
+        <w:fldChar w:fldCharType="end"/>
+      </w:r>
+    </w:p>
+    <w:p>
+      <w:pPr>
+        <w:pStyle w:val="TOC1"/>
+      </w:pPr>
+      <w:hyperlink w:anchor="_FYPAppendix003" w:history="1">
+        <w:r>
+          <w:rPr>
+            <w:rStyle w:val="Hyperlink"/>
+          </w:rPr>
+          <w:t>Appendix C: System Design Diagrams</w:t>
+        </w:r>
+      </w:hyperlink>
+      <w:r>
+        <w:tab/>
+      </w:r>
+      <w:r>
+        <w:fldChar w:fldCharType="begin"/>
+      </w:r>
+      <w:r>
+        <w:instrText xml:space="preserve"> PAGEREF _FYPAppendix003 \h </w:instrText>
+      </w:r>
+      <w:r>
+        <w:fldChar w:fldCharType="separate"/>
+      </w:r>
+      <w:r>
+        <w:fldChar w:fldCharType="end"/>
+      </w:r>
+    </w:p>
+    <w:p>
+      <w:pPr>
+        <w:pStyle w:val="TOC1"/>
+      </w:pPr>
+      <w:hyperlink w:anchor="_FYPAppendix004" w:history="1">
+        <w:r>
+          <w:rPr>
+            <w:rStyle w:val="Hyperlink"/>
+          </w:rPr>
+          <w:t>Appendix D: Planned Test Cases and Evaluation Metrics</w:t>
+        </w:r>
+      </w:hyperlink>
+      <w:r>
+        <w:tab/>
+      </w:r>
+      <w:r>
+        <w:fldChar w:fldCharType="begin"/>
+      </w:r>
+      <w:r>
+        <w:instrText xml:space="preserve"> PAGEREF _FYPAppendix004 \h </w:instrText>
+      </w:r>
+      <w:r>
+        <w:fldChar w:fldCharType="separate"/>
+      </w:r>
+      <w:r>
+        <w:fldChar w:fldCharType="end"/>
+      </w:r>
+    </w:p>
     <w:p>
       <w:pPr>
         <w:sectPr>
@@ -1491,8 +1443,6 @@
         <w:br w:type="page"/>
       </w:r>
     </w:p>
-    <w:bookmarkEnd w:id="26"/>
-    <w:bookmarkStart w:id="35" w:name="chapter-1-introduction"/>
     <w:p>
       <w:pPr>
         <w:pStyle w:val="Heading1"/>
@@ -2508,6 +2458,7 @@
             <w:pPr>
               <w:jc w:val="center"/>
             </w:pPr>
+            <w:bookmarkStart w:id="201" w:name="_FYPFigure001"/>
             <w:pPr>
               <w:jc w:val="left"/>
               <w:spacing w:before="200"/>
@@ -2516,6 +2467,7 @@
             <w:r>
               <w:t xml:space="preserve">Figure 2.1: PRISMA flow diagram for the literature search and screening process.</w:t>
             </w:r>
+            <w:bookmarkEnd w:id="201"/>
           </w:p>
           <w:bookmarkEnd w:id="41"/>
         </w:tc>
@@ -2557,6 +2509,7 @@
             <w:pPr>
               <w:jc w:val="center"/>
             </w:pPr>
+            <w:bookmarkStart w:id="192" w:name="_FYPTable001"/>
             <w:pPr>
               <w:jc w:val="left"/>
               <w:spacing w:before="200"/>
@@ -2565,6 +2518,7 @@
             <w:r>
               <w:t xml:space="preserve">Table 2.1: Summary literature review matrix for key cardiopulmonary sound separation studies</w:t>
             </w:r>
+            <w:bookmarkEnd w:id="192"/>
           </w:p>
           <w:tbl>
             <w:tblPr>
@@ -8520,6 +8474,7 @@
             <w:pPr>
               <w:jc w:val="center"/>
             </w:pPr>
+            <w:bookmarkStart w:id="202" w:name="_FYPFigure002"/>
             <w:pPr>
               <w:jc w:val="left"/>
               <w:spacing w:before="200"/>
@@ -8528,6 +8483,7 @@
             <w:r>
               <w:t xml:space="preserve">Figure 4.1: Use case diagram for the cardiopulmonary sound separation system.</w:t>
             </w:r>
+            <w:bookmarkEnd w:id="202"/>
           </w:p>
           <w:bookmarkEnd w:id="72"/>
         </w:tc>
@@ -8639,6 +8595,7 @@
             <w:pPr>
               <w:jc w:val="center"/>
             </w:pPr>
+            <w:bookmarkStart w:id="203" w:name="_FYPFigure003"/>
             <w:pPr>
               <w:jc w:val="left"/>
               <w:spacing w:before="200"/>
@@ -8647,6 +8604,7 @@
             <w:r>
               <w:t xml:space="preserve">Figure 4.2: Component diagram for the cardiopulmonary sound separation system.</w:t>
             </w:r>
+            <w:bookmarkEnd w:id="203"/>
           </w:p>
           <w:bookmarkEnd w:id="77"/>
         </w:tc>
@@ -8702,6 +8660,7 @@
             <w:pPr>
               <w:jc w:val="center"/>
             </w:pPr>
+            <w:bookmarkStart w:id="193" w:name="_FYPTable002"/>
             <w:pPr>
               <w:jc w:val="left"/>
               <w:spacing w:before="200"/>
@@ -8710,6 +8669,7 @@
             <w:r>
               <w:t xml:space="preserve">Table 4.1: Main system modules and responsibilities</w:t>
             </w:r>
+            <w:bookmarkEnd w:id="193"/>
           </w:p>
           <w:tbl>
             <w:tblPr>
@@ -9147,6 +9107,7 @@
             <w:pPr>
               <w:jc w:val="center"/>
             </w:pPr>
+            <w:bookmarkStart w:id="194" w:name="_FYPTable003"/>
             <w:pPr>
               <w:jc w:val="left"/>
               <w:spacing w:before="200"/>
@@ -9155,6 +9116,7 @@
             <w:r>
               <w:t xml:space="preserve">Table 4.2: Planned database and storage records</w:t>
             </w:r>
+            <w:bookmarkEnd w:id="194"/>
           </w:p>
           <w:tbl>
             <w:tblPr>
@@ -9519,6 +9481,7 @@
             <w:pPr>
               <w:jc w:val="center"/>
             </w:pPr>
+            <w:bookmarkStart w:id="204" w:name="_FYPFigure004"/>
             <w:pPr>
               <w:jc w:val="left"/>
               <w:spacing w:before="200"/>
@@ -9527,6 +9490,7 @@
             <w:r>
               <w:t xml:space="preserve">Figure 4.3: Audio processing workflow for the proposed system.</w:t>
             </w:r>
+            <w:bookmarkEnd w:id="204"/>
           </w:p>
           <w:bookmarkEnd w:id="86"/>
         </w:tc>
@@ -9738,6 +9702,7 @@
             <w:pPr>
               <w:jc w:val="center"/>
             </w:pPr>
+            <w:bookmarkStart w:id="205" w:name="_FYPFigure005"/>
             <w:pPr>
               <w:jc w:val="left"/>
               <w:spacing w:before="200"/>
@@ -9746,6 +9711,7 @@
             <w:r>
               <w:t xml:space="preserve">Figure 4.4: Sequence diagram for audio upload and cardiopulmonary sound separation.</w:t>
             </w:r>
+            <w:bookmarkEnd w:id="205"/>
           </w:p>
           <w:bookmarkEnd w:id="93"/>
         </w:tc>
@@ -10200,6 +10166,7 @@
             <w:pPr>
               <w:jc w:val="center"/>
             </w:pPr>
+            <w:bookmarkStart w:id="195" w:name="_FYPTable004"/>
             <w:pPr>
               <w:jc w:val="left"/>
               <w:spacing w:before="200"/>
@@ -10208,6 +10175,7 @@
             <w:r>
               <w:t xml:space="preserve">Table 5.1: Planned functional test cases</w:t>
             </w:r>
+            <w:bookmarkEnd w:id="195"/>
           </w:p>
           <w:tbl>
             <w:tblPr>
@@ -10974,6 +10942,7 @@
             <w:pPr>
               <w:jc w:val="center"/>
             </w:pPr>
+            <w:bookmarkStart w:id="196" w:name="_FYPTable005"/>
             <w:pPr>
               <w:jc w:val="left"/>
               <w:spacing w:before="200"/>
@@ -10982,6 +10951,7 @@
             <w:r>
               <w:t xml:space="preserve">Table 5.2: Planned audio separation evaluation metrics</w:t>
             </w:r>
+            <w:bookmarkEnd w:id="196"/>
           </w:p>
           <w:tbl>
             <w:tblPr>
@@ -12963,9 +12933,11 @@
       <w:pPr>
         <w:pStyle w:val="Heading1"/>
       </w:pPr>
+      <w:bookmarkStart w:id="206" w:name="_FYPAppendix001"/>
       <w:r>
         <w:t xml:space="preserve">Appendix A: Full Literature Review Matrix</w:t>
       </w:r>
+      <w:bookmarkEnd w:id="206"/>
     </w:p>
     <w:p>
       <w:pPr>
@@ -13014,6 +12986,7 @@
               <w:jc w:val="center"/>
               <w:spacing w:before="0" w:after="0" w:line="180" w:lineRule="auto"/>
             </w:pPr>
+            <w:bookmarkStart w:id="197" w:name="_FYPTable006"/>
             <w:pPr>
               <w:jc w:val="left"/>
               <w:spacing w:before="200"/>
@@ -13029,6 +13002,7 @@
               </w:rPr>
               <w:t xml:space="preserve">Table 5.3: Full literature review matrix for selected Chapter 2 papers</w:t>
             </w:r>
+            <w:bookmarkEnd w:id="197"/>
           </w:p>
           <w:tbl>
             <w:tblPr>
@@ -22616,9 +22590,11 @@
       <w:pPr>
         <w:pStyle w:val="Heading1"/>
       </w:pPr>
+      <w:bookmarkStart w:id="207" w:name="_FYPAppendix002"/>
       <w:r>
         <w:t xml:space="preserve">Appendix B: PRISMA Screening Summary</w:t>
       </w:r>
+      <w:bookmarkEnd w:id="207"/>
     </w:p>
     <w:p>
       <w:pPr>
@@ -22646,6 +22622,7 @@
             <w:pPr>
               <w:jc w:val="center"/>
             </w:pPr>
+            <w:bookmarkStart w:id="198" w:name="_FYPTable007"/>
             <w:pPr>
               <w:jc w:val="left"/>
               <w:spacing w:before="200"/>
@@ -22654,6 +22631,7 @@
             <w:r>
               <w:t xml:space="preserve">Table 5.4: PRISMA screening summary for the literature review</w:t>
             </w:r>
+            <w:bookmarkEnd w:id="198"/>
           </w:p>
           <w:tbl>
             <w:tblPr>
@@ -22999,9 +22977,11 @@
       <w:pPr>
         <w:pStyle w:val="Heading1"/>
       </w:pPr>
+      <w:bookmarkStart w:id="208" w:name="_FYPAppendix003"/>
       <w:r>
         <w:t xml:space="preserve">Appendix C: System Design Diagrams</w:t>
       </w:r>
+      <w:bookmarkEnd w:id="208"/>
     </w:p>
     <w:p>
       <w:pPr>
@@ -23029,6 +23009,7 @@
             <w:pPr>
               <w:jc w:val="center"/>
             </w:pPr>
+            <w:bookmarkStart w:id="199" w:name="_FYPTable008"/>
             <w:pPr>
               <w:jc w:val="left"/>
               <w:spacing w:before="200"/>
@@ -23037,6 +23018,7 @@
             <w:r>
               <w:t xml:space="preserve">Table 5.5: System design diagram summary</w:t>
             </w:r>
+            <w:bookmarkEnd w:id="199"/>
           </w:p>
           <w:tbl>
             <w:tblPr>
@@ -23199,9 +23181,11 @@
       <w:pPr>
         <w:pStyle w:val="Heading1"/>
       </w:pPr>
+      <w:bookmarkStart w:id="209" w:name="_FYPAppendix004"/>
       <w:r>
         <w:t xml:space="preserve">Appendix D: Planned Test Cases and Evaluation Metrics</w:t>
       </w:r>
+      <w:bookmarkEnd w:id="209"/>
     </w:p>
     <w:p>
       <w:pPr>
@@ -23229,6 +23213,7 @@
             <w:pPr>
               <w:jc w:val="center"/>
             </w:pPr>
+            <w:bookmarkStart w:id="200" w:name="_FYPTable009"/>
             <w:pPr>
               <w:jc w:val="left"/>
               <w:spacing w:before="200"/>
@@ -23237,6 +23222,7 @@
             <w:r>
               <w:t xml:space="preserve">Table 5.6: Appendix planned test cases and evaluation checks</w:t>
             </w:r>
+            <w:bookmarkEnd w:id="200"/>
           </w:p>
           <w:tbl>
             <w:tblPr>

--- a/report/generated/paper.docx
+++ b/report/generated/paper.docx
@@ -2414,7 +2414,7 @@
             <w:r>
               <w:drawing>
                 <wp:inline>
-                  <wp:extent cx="5384800" cy="3808914"/>
+                  <wp:extent cx="5384800" cy="4038600"/>
                   <wp:effectExtent b="0" l="0" r="0" t="0"/>
                   <wp:docPr descr="" title="" id="39" name="Picture"/>
                   <a:graphic>
@@ -2435,7 +2435,7 @@
                         <pic:spPr bwMode="auto">
                           <a:xfrm>
                             <a:off x="0" y="0"/>
-                            <a:ext cx="5384800" cy="3808914"/>
+                            <a:ext cx="5384800" cy="4038600"/>
                           </a:xfrm>
                           <a:prstGeom prst="rect">
                             <a:avLst/>
@@ -11601,6 +11601,15 @@
       </w:r>
     </w:p>
     <w:p>
+      <w:pPr>
+        <w:sectPr>
+          <w:headerReference w:type="default" r:id="rId8"/>
+          <w:footerReference w:type="default" r:id="rId9"/>
+          <w:pgNumType w:fmt="decimal" w:start="1"/>
+          <w:pgSz w:h="15840" w:w="12240"/>
+          <w:pgMar w:top="1587" w:right="1587" w:bottom="1587" w:left="2154" w:header="720" w:footer="720" w:gutter="0"/>
+        </w:sectPr>
+      </w:pPr>
       <w:r>
         <w:br w:type="page"/>
       </w:r>
@@ -12918,7 +12927,7 @@
         <w:sectPr>
           <w:headerReference w:type="default" r:id="rId8"/>
           <w:footerReference w:type="default" r:id="rId9"/>
-          <w:pgNumType w:fmt="decimal" w:start="1"/>
+          <w:pgNumType w:fmt="lowerRoman" w:start="14"/>
           <w:pgSz w:h="15840" w:w="12240"/>
           <w:pgMar w:top="1587" w:right="1587" w:bottom="1587" w:left="2154" w:header="720" w:footer="720" w:gutter="0"/>
         </w:sectPr>
@@ -22575,7 +22584,7 @@
         <w:sectPr>
           <w:headerReference w:type="default" r:id="rId8"/>
           <w:footerReference w:type="default" r:id="rId9"/>
-          <w:pgNumType w:fmt="decimal"/>
+          <w:pgNumType w:fmt="lowerRoman"/>
           <w:pgSz w:w="16838" w:h="11906" w:orient="landscape"/>
           <w:pgMar w:top="720" w:right="720" w:bottom="720" w:left="720" w:header="720" w:footer="720" w:gutter="0"/>
         </w:sectPr>
@@ -23553,7 +23562,7 @@
     <w:sectPr>
       <w:headerReference w:type="default" r:id="rId8"/>
       <w:footerReference w:type="default" r:id="rId9"/>
-      <w:pgNumType w:fmt="decimal"/>
+      <w:pgNumType w:fmt="lowerRoman"/>
       <w:pgSz w:h="15840" w:w="12240"/>
       <w:pgMar w:top="1587" w:right="1587" w:bottom="1587" w:left="2154" w:header="720" w:footer="720" w:gutter="0"/>
     </w:sectPr>

--- a/report/generated/paper.docx
+++ b/report/generated/paper.docx
@@ -425,7 +425,7 @@
           <w:rPr>
             <w:rStyle w:val="Hyperlink"/>
           </w:rPr>
-          <w:t>Table 2: Functional requirements for the cardiopulmonary sound separation prototype</w:t>
+          <w:t>Table 2: Questionnaire structure for user requirements analysis</w:t>
         </w:r>
       </w:hyperlink>
       <w:r>
@@ -453,7 +453,7 @@
           <w:rPr>
             <w:rStyle w:val="Hyperlink"/>
           </w:rPr>
-          <w:t>Table 3: Non-functional requirements for the cardiopulmonary sound separation prototype</w:t>
+          <w:t>Table 3: Questionnaire analysis mapping</w:t>
         </w:r>
       </w:hyperlink>
       <w:r>
@@ -481,7 +481,7 @@
           <w:rPr>
             <w:rStyle w:val="Hyperlink"/>
           </w:rPr>
-          <w:t>Table 4: User requirements for the proposed prototype</w:t>
+          <w:t>Table 4: Functional requirements for the cardiopulmonary sound separation prototype</w:t>
         </w:r>
       </w:hyperlink>
       <w:r>
@@ -509,7 +509,7 @@
           <w:rPr>
             <w:rStyle w:val="Hyperlink"/>
           </w:rPr>
-          <w:t>Table 5: Main use case description for the proposed prototype</w:t>
+          <w:t>Table 5: Non-functional requirements for the cardiopulmonary sound separation prototype</w:t>
         </w:r>
       </w:hyperlink>
       <w:r>
@@ -537,7 +537,7 @@
           <w:rPr>
             <w:rStyle w:val="Hyperlink"/>
           </w:rPr>
-          <w:t>Table 6: Main system modules and responsibilities</w:t>
+          <w:t>Table 6: User requirements for the proposed prototype</w:t>
         </w:r>
       </w:hyperlink>
       <w:r>
@@ -565,7 +565,7 @@
           <w:rPr>
             <w:rStyle w:val="Hyperlink"/>
           </w:rPr>
-          <w:t>Table 7: Planned interface areas for the prototype</w:t>
+          <w:t>Table 7: Main use case description for the proposed prototype</w:t>
         </w:r>
       </w:hyperlink>
       <w:r>
@@ -593,7 +593,7 @@
           <w:rPr>
             <w:rStyle w:val="Hyperlink"/>
           </w:rPr>
-          <w:t>Table 8: Full literature review matrix for selected Chapter 2 papers</w:t>
+          <w:t>Table 8: Main system modules and responsibilities</w:t>
         </w:r>
       </w:hyperlink>
       <w:r>
@@ -621,7 +621,7 @@
           <w:rPr>
             <w:rStyle w:val="Hyperlink"/>
           </w:rPr>
-          <w:t>Table 9: PRISMA screening summary for the literature review</w:t>
+          <w:t>Table 9: Planned interface areas for the prototype</w:t>
         </w:r>
       </w:hyperlink>
       <w:r>
@@ -649,7 +649,7 @@
           <w:rPr>
             <w:rStyle w:val="Hyperlink"/>
           </w:rPr>
-          <w:t>Table 10: System design diagram summary</w:t>
+          <w:t>Table 10: Full literature review matrix for selected Chapter 2 papers</w:t>
         </w:r>
       </w:hyperlink>
       <w:r>
@@ -677,7 +677,7 @@
           <w:rPr>
             <w:rStyle w:val="Hyperlink"/>
           </w:rPr>
-          <w:t>Table 11: Planned test cases and evaluation checks</w:t>
+          <w:t>Table 11: PRISMA screening summary for the literature review</w:t>
         </w:r>
       </w:hyperlink>
       <w:r>
@@ -705,7 +705,7 @@
           <w:rPr>
             <w:rStyle w:val="Hyperlink"/>
           </w:rPr>
-          <w:t>Table 12: Planned evaluation metrics for FYP2 prototype testing</w:t>
+          <w:t>Table 12: System design diagram summary</w:t>
         </w:r>
       </w:hyperlink>
       <w:r>
@@ -716,6 +716,62 @@
       </w:r>
       <w:r>
         <w:instrText xml:space="preserve"> PAGEREF _FYPTable012 \h </w:instrText>
+      </w:r>
+      <w:r>
+        <w:fldChar w:fldCharType="separate"/>
+      </w:r>
+      <w:r>
+        <w:fldChar w:fldCharType="end"/>
+      </w:r>
+    </w:p>
+    <w:p>
+      <w:pPr>
+        <w:pStyle w:val="TOC1"/>
+      </w:pPr>
+      <w:hyperlink w:anchor="_FYPTable013" w:history="1">
+        <w:r>
+          <w:rPr>
+            <w:rStyle w:val="Hyperlink"/>
+          </w:rPr>
+          <w:t>Table 13: Planned test cases and evaluation checks</w:t>
+        </w:r>
+      </w:hyperlink>
+      <w:r>
+        <w:tab/>
+      </w:r>
+      <w:r>
+        <w:fldChar w:fldCharType="begin"/>
+      </w:r>
+      <w:r>
+        <w:instrText xml:space="preserve"> PAGEREF _FYPTable013 \h </w:instrText>
+      </w:r>
+      <w:r>
+        <w:fldChar w:fldCharType="separate"/>
+      </w:r>
+      <w:r>
+        <w:fldChar w:fldCharType="end"/>
+      </w:r>
+    </w:p>
+    <w:p>
+      <w:pPr>
+        <w:pStyle w:val="TOC1"/>
+      </w:pPr>
+      <w:hyperlink w:anchor="_FYPTable014" w:history="1">
+        <w:r>
+          <w:rPr>
+            <w:rStyle w:val="Hyperlink"/>
+          </w:rPr>
+          <w:t>Table 14: Planned evaluation metrics for FYP2 prototype testing</w:t>
+        </w:r>
+      </w:hyperlink>
+      <w:r>
+        <w:tab/>
+      </w:r>
+      <w:r>
+        <w:fldChar w:fldCharType="begin"/>
+      </w:r>
+      <w:r>
+        <w:instrText xml:space="preserve"> PAGEREF _FYPTable014 \h </w:instrText>
       </w:r>
       <w:r>
         <w:fldChar w:fldCharType="separate"/>
@@ -774,7 +830,7 @@
           <w:rPr>
             <w:rStyle w:val="Hyperlink"/>
           </w:rPr>
-          <w:t>Figure 2: Context diagram for the proposed cardiopulmonary sound separation prototype</w:t>
+          <w:t>Figure 2: Perceived difficulty of separating heart and lung sounds</w:t>
         </w:r>
       </w:hyperlink>
       <w:r>
@@ -802,7 +858,7 @@
           <w:rPr>
             <w:rStyle w:val="Hyperlink"/>
           </w:rPr>
-          <w:t>Figure 3: Use case diagram for the proposed cardiopulmonary sound separation prototype</w:t>
+          <w:t>Figure 3: Problems affecting cardiopulmonary sound processing</w:t>
         </w:r>
       </w:hyperlink>
       <w:r>
@@ -830,7 +886,7 @@
           <w:rPr>
             <w:rStyle w:val="Hyperlink"/>
           </w:rPr>
-          <w:t>Figure 4: Activity diagram for the sound separation workflow</w:t>
+          <w:t>Figure 4: Usefulness of the proposed heart-lung sound separation prototype</w:t>
         </w:r>
       </w:hyperlink>
       <w:r>
@@ -858,7 +914,7 @@
           <w:rPr>
             <w:rStyle w:val="Hyperlink"/>
           </w:rPr>
-          <w:t>Figure 5: Class diagram for the planned prototype modules</w:t>
+          <w:t>Figure 5: Preferred system features</w:t>
         </w:r>
       </w:hyperlink>
       <w:r>
@@ -886,7 +942,7 @@
           <w:rPr>
             <w:rStyle w:val="Hyperlink"/>
           </w:rPr>
-          <w:t>Figure 6: Sequence diagram for uploading and separating a cardiopulmonary recording</w:t>
+          <w:t>Figure 6: Preferred output after sound separation</w:t>
         </w:r>
       </w:hyperlink>
       <w:r>
@@ -897,6 +953,286 @@
       </w:r>
       <w:r>
         <w:instrText xml:space="preserve"> PAGEREF _FYPFigure006 \h </w:instrText>
+      </w:r>
+      <w:r>
+        <w:fldChar w:fldCharType="separate"/>
+      </w:r>
+      <w:r>
+        <w:fldChar w:fldCharType="end"/>
+      </w:r>
+    </w:p>
+    <w:p>
+      <w:pPr>
+        <w:pStyle w:val="TOC1"/>
+      </w:pPr>
+      <w:hyperlink w:anchor="_FYPFigure007" w:history="1">
+        <w:r>
+          <w:rPr>
+            <w:rStyle w:val="Hyperlink"/>
+          </w:rPr>
+          <w:t>Figure 7: Importance of previewing separated heart and lung sounds</w:t>
+        </w:r>
+      </w:hyperlink>
+      <w:r>
+        <w:tab/>
+      </w:r>
+      <w:r>
+        <w:fldChar w:fldCharType="begin"/>
+      </w:r>
+      <w:r>
+        <w:instrText xml:space="preserve"> PAGEREF _FYPFigure007 \h </w:instrText>
+      </w:r>
+      <w:r>
+        <w:fldChar w:fldCharType="separate"/>
+      </w:r>
+      <w:r>
+        <w:fldChar w:fldCharType="end"/>
+      </w:r>
+    </w:p>
+    <w:p>
+      <w:pPr>
+        <w:pStyle w:val="TOC1"/>
+      </w:pPr>
+      <w:hyperlink w:anchor="_FYPFigure008" w:history="1">
+        <w:r>
+          <w:rPr>
+            <w:rStyle w:val="Hyperlink"/>
+          </w:rPr>
+          <w:t>Figure 8: Preferred interface style</w:t>
+        </w:r>
+      </w:hyperlink>
+      <w:r>
+        <w:tab/>
+      </w:r>
+      <w:r>
+        <w:fldChar w:fldCharType="begin"/>
+      </w:r>
+      <w:r>
+        <w:instrText xml:space="preserve"> PAGEREF _FYPFigure008 \h </w:instrText>
+      </w:r>
+      <w:r>
+        <w:fldChar w:fldCharType="separate"/>
+      </w:r>
+      <w:r>
+        <w:fldChar w:fldCharType="end"/>
+      </w:r>
+    </w:p>
+    <w:p>
+      <w:pPr>
+        <w:pStyle w:val="TOC1"/>
+      </w:pPr>
+      <w:hyperlink w:anchor="_FYPFigure009" w:history="1">
+        <w:r>
+          <w:rPr>
+            <w:rStyle w:val="Hyperlink"/>
+          </w:rPr>
+          <w:t>Figure 9: Preferred first information after separation is completed</w:t>
+        </w:r>
+      </w:hyperlink>
+      <w:r>
+        <w:tab/>
+      </w:r>
+      <w:r>
+        <w:fldChar w:fldCharType="begin"/>
+      </w:r>
+      <w:r>
+        <w:instrText xml:space="preserve"> PAGEREF _FYPFigure009 \h </w:instrText>
+      </w:r>
+      <w:r>
+        <w:fldChar w:fldCharType="separate"/>
+      </w:r>
+      <w:r>
+        <w:fldChar w:fldCharType="end"/>
+      </w:r>
+    </w:p>
+    <w:p>
+      <w:pPr>
+        <w:pStyle w:val="TOC1"/>
+      </w:pPr>
+      <w:hyperlink w:anchor="_FYPFigure010" w:history="1">
+        <w:r>
+          <w:rPr>
+            <w:rStyle w:val="Hyperlink"/>
+          </w:rPr>
+          <w:t>Figure 10: Importance of evaluation metrics for separated output</w:t>
+        </w:r>
+      </w:hyperlink>
+      <w:r>
+        <w:tab/>
+      </w:r>
+      <w:r>
+        <w:fldChar w:fldCharType="begin"/>
+      </w:r>
+      <w:r>
+        <w:instrText xml:space="preserve"> PAGEREF _FYPFigure010 \h </w:instrText>
+      </w:r>
+      <w:r>
+        <w:fldChar w:fldCharType="separate"/>
+      </w:r>
+      <w:r>
+        <w:fldChar w:fldCharType="end"/>
+      </w:r>
+    </w:p>
+    <w:p>
+      <w:pPr>
+        <w:pStyle w:val="TOC1"/>
+      </w:pPr>
+      <w:hyperlink w:anchor="_FYPFigure011" w:history="1">
+        <w:r>
+          <w:rPr>
+            <w:rStyle w:val="Hyperlink"/>
+          </w:rPr>
+          <w:t>Figure 11: Willingness to use the cardiopulmonary sound separation prototype</w:t>
+        </w:r>
+      </w:hyperlink>
+      <w:r>
+        <w:tab/>
+      </w:r>
+      <w:r>
+        <w:fldChar w:fldCharType="begin"/>
+      </w:r>
+      <w:r>
+        <w:instrText xml:space="preserve"> PAGEREF _FYPFigure011 \h </w:instrText>
+      </w:r>
+      <w:r>
+        <w:fldChar w:fldCharType="separate"/>
+      </w:r>
+      <w:r>
+        <w:fldChar w:fldCharType="end"/>
+      </w:r>
+    </w:p>
+    <w:p>
+      <w:pPr>
+        <w:pStyle w:val="TOC1"/>
+      </w:pPr>
+      <w:hyperlink w:anchor="_FYPFigure012" w:history="1">
+        <w:r>
+          <w:rPr>
+            <w:rStyle w:val="Hyperlink"/>
+          </w:rPr>
+          <w:t>Figure 12: Context diagram for the proposed cardiopulmonary sound separation prototype</w:t>
+        </w:r>
+      </w:hyperlink>
+      <w:r>
+        <w:tab/>
+      </w:r>
+      <w:r>
+        <w:fldChar w:fldCharType="begin"/>
+      </w:r>
+      <w:r>
+        <w:instrText xml:space="preserve"> PAGEREF _FYPFigure012 \h </w:instrText>
+      </w:r>
+      <w:r>
+        <w:fldChar w:fldCharType="separate"/>
+      </w:r>
+      <w:r>
+        <w:fldChar w:fldCharType="end"/>
+      </w:r>
+    </w:p>
+    <w:p>
+      <w:pPr>
+        <w:pStyle w:val="TOC1"/>
+      </w:pPr>
+      <w:hyperlink w:anchor="_FYPFigure013" w:history="1">
+        <w:r>
+          <w:rPr>
+            <w:rStyle w:val="Hyperlink"/>
+          </w:rPr>
+          <w:t>Figure 13: Use case diagram for the proposed cardiopulmonary sound separation prototype</w:t>
+        </w:r>
+      </w:hyperlink>
+      <w:r>
+        <w:tab/>
+      </w:r>
+      <w:r>
+        <w:fldChar w:fldCharType="begin"/>
+      </w:r>
+      <w:r>
+        <w:instrText xml:space="preserve"> PAGEREF _FYPFigure013 \h </w:instrText>
+      </w:r>
+      <w:r>
+        <w:fldChar w:fldCharType="separate"/>
+      </w:r>
+      <w:r>
+        <w:fldChar w:fldCharType="end"/>
+      </w:r>
+    </w:p>
+    <w:p>
+      <w:pPr>
+        <w:pStyle w:val="TOC1"/>
+      </w:pPr>
+      <w:hyperlink w:anchor="_FYPFigure014" w:history="1">
+        <w:r>
+          <w:rPr>
+            <w:rStyle w:val="Hyperlink"/>
+          </w:rPr>
+          <w:t>Figure 14: Activity diagram for the sound separation workflow</w:t>
+        </w:r>
+      </w:hyperlink>
+      <w:r>
+        <w:tab/>
+      </w:r>
+      <w:r>
+        <w:fldChar w:fldCharType="begin"/>
+      </w:r>
+      <w:r>
+        <w:instrText xml:space="preserve"> PAGEREF _FYPFigure014 \h </w:instrText>
+      </w:r>
+      <w:r>
+        <w:fldChar w:fldCharType="separate"/>
+      </w:r>
+      <w:r>
+        <w:fldChar w:fldCharType="end"/>
+      </w:r>
+    </w:p>
+    <w:p>
+      <w:pPr>
+        <w:pStyle w:val="TOC1"/>
+      </w:pPr>
+      <w:hyperlink w:anchor="_FYPFigure015" w:history="1">
+        <w:r>
+          <w:rPr>
+            <w:rStyle w:val="Hyperlink"/>
+          </w:rPr>
+          <w:t>Figure 15: Class diagram for the planned prototype modules</w:t>
+        </w:r>
+      </w:hyperlink>
+      <w:r>
+        <w:tab/>
+      </w:r>
+      <w:r>
+        <w:fldChar w:fldCharType="begin"/>
+      </w:r>
+      <w:r>
+        <w:instrText xml:space="preserve"> PAGEREF _FYPFigure015 \h </w:instrText>
+      </w:r>
+      <w:r>
+        <w:fldChar w:fldCharType="separate"/>
+      </w:r>
+      <w:r>
+        <w:fldChar w:fldCharType="end"/>
+      </w:r>
+    </w:p>
+    <w:p>
+      <w:pPr>
+        <w:pStyle w:val="TOC1"/>
+      </w:pPr>
+      <w:hyperlink w:anchor="_FYPFigure016" w:history="1">
+        <w:r>
+          <w:rPr>
+            <w:rStyle w:val="Hyperlink"/>
+          </w:rPr>
+          <w:t>Figure 16: Sequence diagram for uploading and separating a cardiopulmonary recording</w:t>
+        </w:r>
+      </w:hyperlink>
+      <w:r>
+        <w:tab/>
+      </w:r>
+      <w:r>
+        <w:fldChar w:fldCharType="begin"/>
+      </w:r>
+      <w:r>
+        <w:instrText xml:space="preserve"> PAGEREF _FYPFigure016 \h </w:instrText>
       </w:r>
       <w:r>
         <w:fldChar w:fldCharType="separate"/>
@@ -1602,6 +1938,34 @@
     </w:p>
     <w:p>
       <w:pPr>
+        <w:pStyle w:val="TOC1"/>
+      </w:pPr>
+      <w:hyperlink w:anchor="_FYPAppendix008" w:history="1">
+        <w:r>
+          <w:rPr>
+            <w:rStyle w:val="Hyperlink"/>
+          </w:rPr>
+          <w:t>Appendix H: Full User Requirements Questionnaire</w:t>
+        </w:r>
+      </w:hyperlink>
+      <w:r>
+        <w:tab/>
+      </w:r>
+      <w:r>
+        <w:fldChar w:fldCharType="begin"/>
+      </w:r>
+      <w:r>
+        <w:instrText xml:space="preserve"> PAGEREF _FYPAppendix008 \h </w:instrText>
+      </w:r>
+      <w:r>
+        <w:fldChar w:fldCharType="separate"/>
+      </w:r>
+      <w:r>
+        <w:fldChar w:fldCharType="end"/>
+      </w:r>
+    </w:p>
+    <w:p>
+      <w:pPr>
         <w:sectPr>
           <w:headerReference w:type="default" r:id="rId8"/>
           <w:footerReference w:type="default" r:id="rId9"/>
@@ -1618,9 +1982,10 @@
     <w:p>
       <w:pPr>
         <w:pStyle w:val="Heading1"/>
-      </w:pPr>
-      <w:r>
-        <w:t xml:space="preserve">1. Chapter 1: Introduction</w:t>
+        <w:jc w:val="center"/>
+      </w:pPr>
+      <w:r>
+        <w:t>CHAPTER 1: INTRODUCTION</w:t>
       </w:r>
     </w:p>
     <w:bookmarkStart w:id="27" w:name="overview"/>
@@ -2016,9 +2381,10 @@
     <w:p>
       <w:pPr>
         <w:pStyle w:val="Heading1"/>
-      </w:pPr>
-      <w:r>
-        <w:t xml:space="preserve">2. Chapter 2: Literature Review</w:t>
+        <w:jc w:val="center"/>
+      </w:pPr>
+      <w:r>
+        <w:t>CHAPTER 2: LITERATURE REVIEW</w:t>
       </w:r>
     </w:p>
     <w:bookmarkStart w:id="36" w:name="overview-1"/>
@@ -2140,11 +2506,11 @@
               <w:spacing w:before="200"/>
               <w:pStyle w:val="ImageCaption"/>
             </w:pPr>
-            <w:bookmarkStart w:id="226" w:name="_FYPFigure001"/>
+            <w:bookmarkStart w:id="282" w:name="_FYPFigure001"/>
             <w:r>
               <w:t>Figure 1: PRISMA flow diagram for the literature search and screening process</w:t>
             </w:r>
-            <w:bookmarkEnd w:id="226"/>
+            <w:bookmarkEnd w:id="282"/>
           </w:p>
           <w:bookmarkEnd w:id="40"/>
         </w:tc>
@@ -2695,11 +3061,11 @@
               <w:spacing w:before="200"/>
               <w:pStyle w:val="ImageCaption"/>
             </w:pPr>
-            <w:bookmarkStart w:id="214" w:name="_FYPTable001"/>
+            <w:bookmarkStart w:id="268" w:name="_FYPTable001"/>
             <w:r>
               <w:t>Table 1: Summary literature review matrix for key cardiopulmonary sound separation studies</w:t>
             </w:r>
-            <w:bookmarkEnd w:id="214"/>
+            <w:bookmarkEnd w:id="268"/>
           </w:p>
           <w:tbl>
             <w:tblPr>
@@ -3434,13 +3800,14 @@
     </w:p>
     <w:bookmarkEnd w:id="52"/>
     <w:bookmarkEnd w:id="53"/>
-    <w:bookmarkStart w:id="69" w:name="chapter-3-requirements-analysis"/>
+    <w:bookmarkStart w:id="117" w:name="chapter-3-requirements-analysis"/>
     <w:p>
       <w:pPr>
         <w:pStyle w:val="Heading1"/>
-      </w:pPr>
-      <w:r>
-        <w:t xml:space="preserve">3. Chapter 3: Requirements Analysis</w:t>
+        <w:jc w:val="center"/>
+      </w:pPr>
+      <w:r>
+        <w:t>CHAPTER 3: REQUIREMENTS ANALYSIS</w:t>
       </w:r>
     </w:p>
     <w:bookmarkStart w:id="54" w:name="overview-2"/>
@@ -3457,7 +3824,20 @@
         <w:pStyle w:val="FirstParagraph"/>
       </w:pPr>
       <w:r>
-        <w:t xml:space="preserve">This chapter defines the requirements for the proposed machine learning-based cardiopulmonary sound separation prototype. The requirements are derived from the literature review, existing system observation or benchmarking, supervisor consultation, and a planned questionnaire design. The chapter does not present completed questionnaire results because survey responses have not yet been collected.</w:t>
+        <w:t xml:space="preserve">This chapter presents the requirements analysis for the</w:t>
+      </w:r>
+      <w:r>
+        <w:t xml:space="preserve"> </w:t>
+      </w:r>
+      <w:r>
+        <w:rPr>
+          <w:b/>
+          <w:bCs/>
+        </w:rPr>
+        <w:t xml:space="preserve">Machine Learning-Based System for Cardiopulmonary Sound Separation</w:t>
+      </w:r>
+      <w:r>
+        <w:t xml:space="preserve">. Requirements are gathered through literature and document review, existing system observation or benchmarking, supervisor consultation, and a structured questionnaire. The questionnaire is a required fact-finding method for collecting practical feedback on current challenges, preferred prototype features, interface design, result presentation, and evaluation needs.</w:t>
       </w:r>
     </w:p>
     <w:p>
@@ -3465,26 +3845,42 @@
         <w:pStyle w:val="BodyText"/>
       </w:pPr>
       <w:r>
-        <w:t xml:space="preserve">The aim of the requirements analysis is to define what the prototype should do, how it should behave, and what constraints should guide implementation in FYP2. The requirements remain appropriate for an application-based FYP1 report because they support system design and implementation planning without claiming completed implementation outcomes.</w:t>
+        <w:t xml:space="preserve">The Google Form responses have not yet been collected. Therefore, this chapter presents the questionnaire design and analysis template only. The response findings and chart placeholders will be replaced after real Google Form responses are exported and analyzed. The chapter then defines preliminary functional, non-functional, and user requirements based on the project scope, literature review, supervisor consultation, and planned questionnaire analysis.</w:t>
       </w:r>
     </w:p>
     <w:bookmarkEnd w:id="54"/>
-    <w:bookmarkStart w:id="60" w:name="fact-finding-techniques"/>
+    <w:bookmarkStart w:id="109" w:name="questionnaire"/>
     <w:p>
       <w:pPr>
         <w:pStyle w:val="Heading2"/>
       </w:pPr>
       <w:r>
-        <w:t xml:space="preserve">3.2 Fact-Finding Techniques</w:t>
-      </w:r>
-    </w:p>
-    <w:bookmarkStart w:id="55" w:name="justification"/>
+        <w:t xml:space="preserve">3.2 Questionnaire</w:t>
+      </w:r>
+    </w:p>
+    <w:p>
+      <w:pPr>
+        <w:pStyle w:val="FirstParagraph"/>
+      </w:pPr>
+      <w:r>
+        <w:t xml:space="preserve">The questionnaire is used as a required fact-finding technique to validate user needs for the proposed prototype. It focuses on practical requirements rather than theoretical opinions. The questions are designed to identify the target users, understand their experience with audio or biomedical signal processing, identify problems in cardiopulmonary audio separation, and collect preferences for system features, interface design, output presentation, and evaluation metrics.</w:t>
+      </w:r>
+    </w:p>
+    <w:p>
+      <w:pPr>
+        <w:pStyle w:val="BodyText"/>
+      </w:pPr>
+      <w:r>
+        <w:t xml:space="preserve">The full questionnaire contains 24 questions and is intended for inclusion in Appendix H. Chapter 3 analyzes only 10 main requirement-focused items to avoid repeating every questionnaire item in the report body. The full questionnaire supports traceability between the Google Form questions and the resulting system requirements.</w:t>
+      </w:r>
+    </w:p>
+    <w:bookmarkStart w:id="57" w:name="questionnaire-design"/>
     <w:p>
       <w:pPr>
         <w:pStyle w:val="Heading3"/>
       </w:pPr>
       <w:r>
-        <w:t xml:space="preserve">3.2.1 Justification</w:t>
+        <w:t xml:space="preserve">3.2.1 Questionnaire Design</w:t>
       </w:r>
     </w:p>
     <w:p>
@@ -3492,192 +3888,28 @@
         <w:pStyle w:val="FirstParagraph"/>
       </w:pPr>
       <w:r>
-        <w:t xml:space="preserve">Fact-finding is required because the project involves both research knowledge and software design decisions. The literature review identifies technical challenges such as noisy recordings, overlapping heart and lung sound components, dataset limitations, and evaluation needs. Existing system observation helps translate those challenges into prototype functions. Supervisor consultation helps ensure that the proposed scope remains feasible for FYP1 and FYP2. A questionnaire can be used later if the supervisor requires additional user feedback, but it is treated as a planned instrument until real responses are collected.</w:t>
-      </w:r>
-    </w:p>
-    <w:bookmarkEnd w:id="55"/>
-    <w:bookmarkStart w:id="56" w:name="literature-and-document-review"/>
-    <w:p>
-      <w:pPr>
-        <w:pStyle w:val="Heading3"/>
-      </w:pPr>
-      <w:r>
-        <w:t xml:space="preserve">3.2.2 Literature and Document Review</w:t>
-      </w:r>
-    </w:p>
-    <w:p>
-      <w:pPr>
-        <w:pStyle w:val="FirstParagraph"/>
-      </w:pPr>
-      <w:r>
-        <w:t xml:space="preserve">The literature and document review was used to identify the technical foundation of the project. It covered cardiopulmonary sound characteristics, denoising, preprocessing, heart and lung sound separation, datasets, and evaluation metrics. Studies on noisy chest sounds, blind denoising, and machine learning-based separation support the need for audio validation, preprocessing, model execution, and structured output handling</w:t>
+        <w:t xml:space="preserve">The purpose of the questionnaire is to support Chapter 3 Requirements Analysis by collecting practical user requirements for the proposed cardiopulmonary sound separation prototype. The target respondents include Software Engineering or Computer Science students, AI or Machine Learning students, Biomedical Engineering or health-related students, researchers or students interested in biomedical audio or signal processing, and supervisors or evaluators where appropriate.</w:t>
+      </w:r>
+    </w:p>
+    <w:p>
+      <w:pPr>
+        <w:pStyle w:val="BodyText"/>
+      </w:pPr>
+      <w:r>
+        <w:t xml:space="preserve">The questionnaire will be distributed using Google Forms. The estimated completion time is 3-5 minutes. The questionnaire introduction will state that the responses are collected for academic purposes, that there are no right or wrong answers, and that responses will remain confidential. The question types include multiple choice, checkbox, Likert-style scale, and paragraph response items. Response analysis is pending and will be completed only after real Google Form responses are collected.</w:t>
+      </w:r>
+    </w:p>
+    <w:p>
+      <w:pPr>
+        <w:pStyle w:val="BodyText"/>
+      </w:pPr>
+      <w:r>
+        <w:t xml:space="preserve">Table</w:t>
       </w:r>
       <w:r>
         <w:t xml:space="preserve"> </w:t>
       </w:r>
-      <w:r>
-        <w:t xml:space="preserve">(</w:t>
-      </w:r>
-      <w:hyperlink w:anchor="ref-grooby2023noisyneonatal">
-        <w:r>
-          <w:rPr>
-            <w:rStyle w:val="Hyperlink"/>
-          </w:rPr>
-          <w:t xml:space="preserve">Grooby et al., 2023</w:t>
-        </w:r>
-      </w:hyperlink>
-      <w:r>
-        <w:t xml:space="preserve">;</w:t>
-      </w:r>
-      <w:r>
-        <w:t xml:space="preserve"> </w:t>
-      </w:r>
-      <w:hyperlink w:anchor="ref-fattahi2022blind2">
-        <w:r>
-          <w:rPr>
-            <w:rStyle w:val="Hyperlink"/>
-          </w:rPr>
-          <w:t xml:space="preserve">Fattahi et al., 2022</w:t>
-        </w:r>
-      </w:hyperlink>
-      <w:r>
-        <w:t xml:space="preserve">;</w:t>
-      </w:r>
-      <w:r>
-        <w:t xml:space="preserve"> </w:t>
-      </w:r>
-      <w:hyperlink w:anchor="ref-poh2024neossnet">
-        <w:r>
-          <w:rPr>
-            <w:rStyle w:val="Hyperlink"/>
-          </w:rPr>
-          <w:t xml:space="preserve">Poh et al., 2024</w:t>
-        </w:r>
-      </w:hyperlink>
-      <w:r>
-        <w:t xml:space="preserve">)</w:t>
-      </w:r>
-      <w:r>
-        <w:t xml:space="preserve">.</w:t>
-      </w:r>
-    </w:p>
-    <w:p>
-      <w:pPr>
-        <w:pStyle w:val="BodyText"/>
-      </w:pPr>
-      <w:r>
-        <w:t xml:space="preserve">The FYP handbook and project guidelines were also reviewed to align the report with the application-based structure. This ensures that Chapter 3 focuses on requirements analysis, Chapter 4 focuses on system design, and Chapter 5 focuses on the implementation plan.</w:t>
-      </w:r>
-    </w:p>
-    <w:bookmarkEnd w:id="56"/>
-    <w:bookmarkStart w:id="57" w:name="existing-system-observation-benchmarking"/>
-    <w:p>
-      <w:pPr>
-        <w:pStyle w:val="Heading3"/>
-      </w:pPr>
-      <w:r>
-        <w:t xml:space="preserve">3.2.3 Existing System Observation / Benchmarking</w:t>
-      </w:r>
-    </w:p>
-    <w:p>
-      <w:pPr>
-        <w:pStyle w:val="FirstParagraph"/>
-      </w:pPr>
-      <w:r>
-        <w:t xml:space="preserve">Existing system observation was used to identify common workflow expectations for an audio processing prototype. A user should be able to upload an audio file, receive validation feedback, start processing, view the separated outputs, and download the resulting audio files. Existing research prototypes and separation studies also indicate that preprocessing and evaluation should be treated as explicit stages rather than hidden model steps.</w:t>
-      </w:r>
-    </w:p>
-    <w:p>
-      <w:pPr>
-        <w:pStyle w:val="BodyText"/>
-      </w:pPr>
-      <w:r>
-        <w:t xml:space="preserve">At this FYP1 stage, this observation is used only to guide requirements and design. It does not claim completed benchmark testing, final performance comparison, or completed user evaluation.</w:t>
-      </w:r>
-    </w:p>
-    <w:bookmarkEnd w:id="57"/>
-    <w:bookmarkStart w:id="58" w:name="supervisor-consultation"/>
-    <w:p>
-      <w:pPr>
-        <w:pStyle w:val="Heading3"/>
-      </w:pPr>
-      <w:r>
-        <w:t xml:space="preserve">3.2.4 Supervisor Consultation</w:t>
-      </w:r>
-    </w:p>
-    <w:p>
-      <w:pPr>
-        <w:pStyle w:val="FirstParagraph"/>
-      </w:pPr>
-      <w:r>
-        <w:t xml:space="preserve">Supervisor consultation was used to keep the project scope suitable for a Software Engineering FYP. The consultation direction supports an application-based prototype rather than a diagnosis system. The project should focus on sound separation, reusable workflow design, public dataset-based evaluation planning, and clear reporting of limitations.</w:t>
-      </w:r>
-    </w:p>
-    <w:p>
-      <w:pPr>
-        <w:pStyle w:val="BodyText"/>
-      </w:pPr>
-      <w:r>
-        <w:t xml:space="preserve">Consultation outcomes are reflected in the requirements by limiting the system to prototype-level separation and by avoiding unsupported clinical claims. Any future scope changes should be confirmed with the supervisor before implementation.</w:t>
-      </w:r>
-    </w:p>
-    <w:bookmarkEnd w:id="58"/>
-    <w:bookmarkStart w:id="59" w:name="questionnaire-design"/>
-    <w:p>
-      <w:pPr>
-        <w:pStyle w:val="Heading3"/>
-      </w:pPr>
-      <w:r>
-        <w:t xml:space="preserve">3.2.5 Questionnaire Design</w:t>
-      </w:r>
-    </w:p>
-    <w:p>
-      <w:pPr>
-        <w:pStyle w:val="FirstParagraph"/>
-      </w:pPr>
-      <w:r>
-        <w:t xml:space="preserve">A questionnaire can be prepared as an optional fact-finding instrument to collect feedback from potential users such as students or researchers. The questionnaire may ask about expected upload workflow, preferred output format, usability expectations, processing feedback, and willingness to use separated outputs for learning or research.</w:t>
-      </w:r>
-    </w:p>
-    <w:p>
-      <w:pPr>
-        <w:pStyle w:val="BodyText"/>
-      </w:pPr>
-      <w:r>
-        <w:t xml:space="preserve">Actual questionnaire response analysis is pending because Google Form or survey responses have not yet been collected. Therefore, this report does not include response charts, respondent counts, statistical findings, or claims based on completed survey data. If responses are collected later, Chapter 3 should be updated with the real findings.</w:t>
-      </w:r>
-    </w:p>
-    <w:bookmarkEnd w:id="59"/>
-    <w:bookmarkEnd w:id="60"/>
-    <w:bookmarkStart w:id="67" w:name="requirement-analysis"/>
-    <w:p>
-      <w:pPr>
-        <w:pStyle w:val="Heading2"/>
-      </w:pPr>
-      <w:r>
-        <w:t xml:space="preserve">3.3 Requirement Analysis</w:t>
-      </w:r>
-    </w:p>
-    <w:bookmarkStart w:id="62" w:name="functional-requirements"/>
-    <w:p>
-      <w:pPr>
-        <w:pStyle w:val="Heading3"/>
-      </w:pPr>
-      <w:r>
-        <w:t xml:space="preserve">3.3.1 Functional Requirements</w:t>
-      </w:r>
-    </w:p>
-    <w:p>
-      <w:pPr>
-        <w:pStyle w:val="FirstParagraph"/>
-      </w:pPr>
-      <w:r>
-        <w:t xml:space="preserve">Table</w:t>
-      </w:r>
-      <w:r>
-        <w:t xml:space="preserve"> </w:t>
-      </w:r>
-      <w:hyperlink w:anchor="tbl-functional-requirements">
+      <w:hyperlink w:anchor="tbl-questionnaire-structure">
         <w:r>
           <w:rPr>
             <w:rStyle w:val="Hyperlink"/>
@@ -3689,7 +3921,7 @@
         <w:t xml:space="preserve"> </w:t>
       </w:r>
       <w:r>
-        <w:t xml:space="preserve">lists the functional requirements for the proposed prototype.</w:t>
+        <w:t xml:space="preserve">summarizes the questionnaire structure.</w:t>
       </w:r>
     </w:p>
     <w:tbl>
@@ -3705,18 +3937,2421 @@
       <w:tr>
         <w:tc>
           <w:tcPr/>
-          <w:bookmarkStart w:id="61" w:name="tbl-functional-requirements"/>
+          <w:bookmarkStart w:id="55" w:name="tbl-questionnaire-structure"/>
           <w:p>
             <w:pPr>
               <w:jc w:val="left"/>
               <w:spacing w:before="200"/>
               <w:pStyle w:val="ImageCaption"/>
             </w:pPr>
-            <w:bookmarkStart w:id="215" w:name="_FYPTable002"/>
+            <w:bookmarkStart w:id="269" w:name="_FYPTable002"/>
             <w:r>
-              <w:t>Table 2: Functional requirements for the cardiopulmonary sound separation prototype</w:t>
+              <w:t>Table 2: Questionnaire structure for user requirements analysis</w:t>
             </w:r>
-            <w:bookmarkEnd w:id="215"/>
+            <w:bookmarkEnd w:id="269"/>
+          </w:p>
+          <w:tbl>
+            <w:tblPr>
+              <w:tblStyle w:val="Table"/>
+              <w:tblW w:type="pct" w:w="5000"/>
+              <w:tblLayout w:type="fixed"/>
+              <w:tblLook w:firstRow="1" w:lastRow="0" w:firstColumn="0" w:lastColumn="0" w:noHBand="0" w:noVBand="0" w:val="0020"/>
+            </w:tblPr>
+            <w:tblGrid>
+              <w:gridCol w:w="1980"/>
+              <w:gridCol w:w="1980"/>
+              <w:gridCol w:w="1980"/>
+              <w:gridCol w:w="1980"/>
+            </w:tblGrid>
+            <w:tr>
+              <w:trPr>
+                <w:tblHeader w:val="on"/>
+              </w:trPr>
+              <w:tc>
+                <w:tcPr/>
+                <w:p>
+                  <w:pPr>
+                    <w:pStyle w:val="Compact"/>
+                    <w:jc w:val="center"/>
+                  </w:pPr>
+                  <w:r>
+                    <w:t xml:space="preserve">Section</w:t>
+                  </w:r>
+                </w:p>
+              </w:tc>
+              <w:tc>
+                <w:tcPr/>
+                <w:p>
+                  <w:pPr>
+                    <w:pStyle w:val="Compact"/>
+                    <w:jc w:val="center"/>
+                  </w:pPr>
+                  <w:r>
+                    <w:t xml:space="preserve">Purpose</w:t>
+                  </w:r>
+                </w:p>
+              </w:tc>
+              <w:tc>
+                <w:tcPr/>
+                <w:p>
+                  <w:pPr>
+                    <w:pStyle w:val="Compact"/>
+                    <w:jc w:val="center"/>
+                  </w:pPr>
+                  <w:r>
+                    <w:t xml:space="preserve">Example question focus</w:t>
+                  </w:r>
+                </w:p>
+              </w:tc>
+              <w:tc>
+                <w:tcPr/>
+                <w:p>
+                  <w:pPr>
+                    <w:pStyle w:val="Compact"/>
+                    <w:jc w:val="center"/>
+                  </w:pPr>
+                  <w:r>
+                    <w:t xml:space="preserve">Question type</w:t>
+                  </w:r>
+                </w:p>
+              </w:tc>
+            </w:tr>
+            <w:tr>
+              <w:tc>
+                <w:tcPr/>
+                <w:p>
+                  <w:pPr>
+                    <w:pStyle w:val="Compact"/>
+                    <w:jc w:val="center"/>
+                  </w:pPr>
+                  <w:r>
+                    <w:t xml:space="preserve">Section A: Respondent Background</w:t>
+                  </w:r>
+                </w:p>
+              </w:tc>
+              <w:tc>
+                <w:tcPr/>
+                <w:p>
+                  <w:pPr>
+                    <w:pStyle w:val="Compact"/>
+                    <w:jc w:val="center"/>
+                  </w:pPr>
+                  <w:r>
+                    <w:t xml:space="preserve">Identify respondent profile and relevant experience.</w:t>
+                  </w:r>
+                </w:p>
+              </w:tc>
+              <w:tc>
+                <w:tcPr/>
+                <w:p>
+                  <w:pPr>
+                    <w:pStyle w:val="Compact"/>
+                    <w:jc w:val="center"/>
+                  </w:pPr>
+                  <w:r>
+                    <w:t xml:space="preserve">Age group, study area, signal processing familiarity, biomedical audio experience.</w:t>
+                  </w:r>
+                </w:p>
+              </w:tc>
+              <w:tc>
+                <w:tcPr/>
+                <w:p>
+                  <w:pPr>
+                    <w:pStyle w:val="Compact"/>
+                    <w:jc w:val="center"/>
+                  </w:pPr>
+                  <w:r>
+                    <w:t xml:space="preserve">Multiple choice</w:t>
+                  </w:r>
+                </w:p>
+              </w:tc>
+            </w:tr>
+            <w:tr>
+              <w:tc>
+                <w:tcPr/>
+                <w:p>
+                  <w:pPr>
+                    <w:pStyle w:val="Compact"/>
+                    <w:jc w:val="center"/>
+                  </w:pPr>
+                  <w:r>
+                    <w:t xml:space="preserve">Section B: Current Challenges in Cardiopulmonary Audio Processing</w:t>
+                  </w:r>
+                </w:p>
+              </w:tc>
+              <w:tc>
+                <w:tcPr/>
+                <w:p>
+                  <w:pPr>
+                    <w:pStyle w:val="Compact"/>
+                    <w:jc w:val="center"/>
+                  </w:pPr>
+                  <w:r>
+                    <w:t xml:space="preserve">Identify problems users associate with cardiopulmonary audio processing.</w:t>
+                  </w:r>
+                </w:p>
+              </w:tc>
+              <w:tc>
+                <w:tcPr/>
+                <w:p>
+                  <w:pPr>
+                    <w:pStyle w:val="Compact"/>
+                    <w:jc w:val="center"/>
+                  </w:pPr>
+                  <w:r>
+                    <w:t xml:space="preserve">Separation difficulty, noise, source overlap, recording quality, lack of tools.</w:t>
+                  </w:r>
+                </w:p>
+              </w:tc>
+              <w:tc>
+                <w:tcPr/>
+                <w:p>
+                  <w:pPr>
+                    <w:pStyle w:val="Compact"/>
+                    <w:jc w:val="center"/>
+                  </w:pPr>
+                  <w:r>
+                    <w:t xml:space="preserve">Multiple choice, checkboxes, Likert-style scale</w:t>
+                  </w:r>
+                </w:p>
+              </w:tc>
+            </w:tr>
+            <w:tr>
+              <w:tc>
+                <w:tcPr/>
+                <w:p>
+                  <w:pPr>
+                    <w:pStyle w:val="Compact"/>
+                    <w:jc w:val="center"/>
+                  </w:pPr>
+                  <w:r>
+                    <w:t xml:space="preserve">Section C: System Feature Preferences</w:t>
+                  </w:r>
+                </w:p>
+              </w:tc>
+              <w:tc>
+                <w:tcPr/>
+                <w:p>
+                  <w:pPr>
+                    <w:pStyle w:val="Compact"/>
+                    <w:jc w:val="center"/>
+                  </w:pPr>
+                  <w:r>
+                    <w:t xml:space="preserve">Prioritize prototype features.</w:t>
+                  </w:r>
+                </w:p>
+              </w:tc>
+              <w:tc>
+                <w:tcPr/>
+                <w:p>
+                  <w:pPr>
+                    <w:pStyle w:val="Compact"/>
+                    <w:jc w:val="center"/>
+                  </w:pPr>
+                  <w:r>
+                    <w:t xml:space="preserve">Upload, preprocessing, separation, preview, download, history, evaluation results.</w:t>
+                  </w:r>
+                </w:p>
+              </w:tc>
+              <w:tc>
+                <w:tcPr/>
+                <w:p>
+                  <w:pPr>
+                    <w:pStyle w:val="Compact"/>
+                    <w:jc w:val="center"/>
+                  </w:pPr>
+                  <w:r>
+                    <w:t xml:space="preserve">Multiple choice, Likert-style scale</w:t>
+                  </w:r>
+                </w:p>
+              </w:tc>
+            </w:tr>
+            <w:tr>
+              <w:tc>
+                <w:tcPr/>
+                <w:p>
+                  <w:pPr>
+                    <w:pStyle w:val="Compact"/>
+                    <w:jc w:val="center"/>
+                  </w:pPr>
+                  <w:r>
+                    <w:t xml:space="preserve">Section D: Interface and Output Preferences</w:t>
+                  </w:r>
+                </w:p>
+              </w:tc>
+              <w:tc>
+                <w:tcPr/>
+                <w:p>
+                  <w:pPr>
+                    <w:pStyle w:val="Compact"/>
+                    <w:jc w:val="center"/>
+                  </w:pPr>
+                  <w:r>
+                    <w:t xml:space="preserve">Guide interface design and result presentation.</w:t>
+                  </w:r>
+                </w:p>
+              </w:tc>
+              <w:tc>
+                <w:tcPr/>
+                <w:p>
+                  <w:pPr>
+                    <w:pStyle w:val="Compact"/>
+                    <w:jc w:val="center"/>
+                  </w:pPr>
+                  <w:r>
+                    <w:t xml:space="preserve">Audio player, waveform, spectrogram, metrics, interface simplicity, error messages.</w:t>
+                  </w:r>
+                </w:p>
+              </w:tc>
+              <w:tc>
+                <w:tcPr/>
+                <w:p>
+                  <w:pPr>
+                    <w:pStyle w:val="Compact"/>
+                    <w:jc w:val="center"/>
+                  </w:pPr>
+                  <w:r>
+                    <w:t xml:space="preserve">Multiple choice, Likert-style scale</w:t>
+                  </w:r>
+                </w:p>
+              </w:tc>
+            </w:tr>
+            <w:tr>
+              <w:tc>
+                <w:tcPr/>
+                <w:p>
+                  <w:pPr>
+                    <w:pStyle w:val="Compact"/>
+                    <w:jc w:val="center"/>
+                  </w:pPr>
+                  <w:r>
+                    <w:t xml:space="preserve">Section E: Evaluation and Improvement</w:t>
+                  </w:r>
+                </w:p>
+              </w:tc>
+              <w:tc>
+                <w:tcPr/>
+                <w:p>
+                  <w:pPr>
+                    <w:pStyle w:val="Compact"/>
+                    <w:jc w:val="center"/>
+                  </w:pPr>
+                  <w:r>
+                    <w:t xml:space="preserve">Identify evaluation needs and improvement ideas.</w:t>
+                  </w:r>
+                </w:p>
+              </w:tc>
+              <w:tc>
+                <w:tcPr/>
+                <w:p>
+                  <w:pPr>
+                    <w:pStyle w:val="Compact"/>
+                    <w:jc w:val="center"/>
+                  </w:pPr>
+                  <w:r>
+                    <w:t xml:space="preserve">Metrics, processing information, willingness to use the prototype, improvement suggestions.</w:t>
+                  </w:r>
+                </w:p>
+              </w:tc>
+              <w:tc>
+                <w:tcPr/>
+                <w:p>
+                  <w:pPr>
+                    <w:pStyle w:val="Compact"/>
+                    <w:jc w:val="center"/>
+                  </w:pPr>
+                  <w:r>
+                    <w:t xml:space="preserve">Multiple choice, Likert-style scale, paragraph response</w:t>
+                  </w:r>
+                </w:p>
+              </w:tc>
+            </w:tr>
+          </w:tbl>
+          <w:bookmarkEnd w:id="55"/>
+          <w:p/>
+        </w:tc>
+      </w:tr>
+    </w:tbl>
+    <w:p>
+      <w:pPr>
+        <w:pStyle w:val="BodyText"/>
+      </w:pPr>
+      <w:r>
+        <w:t xml:space="preserve">Table</w:t>
+      </w:r>
+      <w:r>
+        <w:t xml:space="preserve"> </w:t>
+      </w:r>
+      <w:hyperlink w:anchor="tbl-questionnaire-analysis-mapping">
+        <w:r>
+          <w:rPr>
+            <w:rStyle w:val="Hyperlink"/>
+          </w:rPr>
+          <w:t xml:space="preserve">Table 3</w:t>
+        </w:r>
+      </w:hyperlink>
+      <w:r>
+        <w:t xml:space="preserve"> </w:t>
+      </w:r>
+      <w:r>
+        <w:t xml:space="preserve">maps the questionnaire sections to the 10 main analysis items used in this chapter.</w:t>
+      </w:r>
+    </w:p>
+    <w:tbl>
+      <w:tblPr>
+        <w:tblStyle w:val="Table"/>
+        <w:tblW w:type="pct" w:w="5000"/>
+        <w:tblLayout w:type="fixed"/>
+        <w:tblLook w:firstRow="0" w:lastRow="0" w:firstColumn="0" w:lastColumn="0" w:noHBand="0" w:noVBand="0" w:val="0000"/>
+      </w:tblPr>
+      <w:tblGrid>
+        <w:gridCol w:w="7920"/>
+      </w:tblGrid>
+      <w:tr>
+        <w:tc>
+          <w:tcPr/>
+          <w:bookmarkStart w:id="56" w:name="tbl-questionnaire-analysis-mapping"/>
+          <w:p>
+            <w:pPr>
+              <w:jc w:val="left"/>
+              <w:spacing w:before="200"/>
+              <w:pStyle w:val="ImageCaption"/>
+            </w:pPr>
+            <w:bookmarkStart w:id="270" w:name="_FYPTable003"/>
+            <w:r>
+              <w:t>Table 3: Questionnaire analysis mapping</w:t>
+            </w:r>
+            <w:bookmarkEnd w:id="270"/>
+          </w:p>
+          <w:tbl>
+            <w:tblPr>
+              <w:tblStyle w:val="Table"/>
+              <w:tblW w:type="pct" w:w="5000"/>
+              <w:tblLayout w:type="fixed"/>
+              <w:tblLook w:firstRow="1" w:lastRow="0" w:firstColumn="0" w:lastColumn="0" w:noHBand="0" w:noVBand="0" w:val="0020"/>
+            </w:tblPr>
+            <w:tblGrid>
+              <w:gridCol w:w="1980"/>
+              <w:gridCol w:w="1980"/>
+              <w:gridCol w:w="1980"/>
+              <w:gridCol w:w="1980"/>
+            </w:tblGrid>
+            <w:tr>
+              <w:trPr>
+                <w:tblHeader w:val="on"/>
+              </w:trPr>
+              <w:tc>
+                <w:tcPr/>
+                <w:p>
+                  <w:pPr>
+                    <w:pStyle w:val="Compact"/>
+                    <w:jc w:val="center"/>
+                  </w:pPr>
+                  <w:r>
+                    <w:t xml:space="preserve">Report item</w:t>
+                  </w:r>
+                </w:p>
+              </w:tc>
+              <w:tc>
+                <w:tcPr/>
+                <w:p>
+                  <w:pPr>
+                    <w:pStyle w:val="Compact"/>
+                    <w:jc w:val="center"/>
+                  </w:pPr>
+                  <w:r>
+                    <w:t xml:space="preserve">Main chart used</w:t>
+                  </w:r>
+                </w:p>
+              </w:tc>
+              <w:tc>
+                <w:tcPr/>
+                <w:p>
+                  <w:pPr>
+                    <w:pStyle w:val="Compact"/>
+                    <w:jc w:val="center"/>
+                  </w:pPr>
+                  <w:r>
+                    <w:t xml:space="preserve">Related questions used only for discussion</w:t>
+                  </w:r>
+                </w:p>
+              </w:tc>
+              <w:tc>
+                <w:tcPr/>
+                <w:p>
+                  <w:pPr>
+                    <w:pStyle w:val="Compact"/>
+                    <w:jc w:val="center"/>
+                  </w:pPr>
+                  <w:r>
+                    <w:t xml:space="preserve">Requirement area supported</w:t>
+                  </w:r>
+                </w:p>
+              </w:tc>
+            </w:tr>
+            <w:tr>
+              <w:tc>
+                <w:tcPr/>
+                <w:p>
+                  <w:pPr>
+                    <w:pStyle w:val="Compact"/>
+                    <w:jc w:val="center"/>
+                  </w:pPr>
+                  <w:r>
+                    <w:t xml:space="preserve">Respondent Background and Experience</w:t>
+                  </w:r>
+                </w:p>
+              </w:tc>
+              <w:tc>
+                <w:tcPr/>
+                <w:p>
+                  <w:pPr>
+                    <w:pStyle w:val="Compact"/>
+                    <w:jc w:val="center"/>
+                  </w:pPr>
+                  <w:r>
+                    <w:t xml:space="preserve">Section A, Q2-Q5</w:t>
+                  </w:r>
+                </w:p>
+              </w:tc>
+              <w:tc>
+                <w:tcPr/>
+                <w:p>
+                  <w:pPr>
+                    <w:pStyle w:val="Compact"/>
+                    <w:jc w:val="center"/>
+                  </w:pPr>
+                  <w:r>
+                    <w:t xml:space="preserve">Section A, Q1 when needed</w:t>
+                  </w:r>
+                </w:p>
+              </w:tc>
+              <w:tc>
+                <w:tcPr/>
+                <w:p>
+                  <w:pPr>
+                    <w:pStyle w:val="Compact"/>
+                    <w:jc w:val="center"/>
+                  </w:pPr>
+                  <w:r>
+                    <w:t xml:space="preserve">Respondent profile</w:t>
+                  </w:r>
+                </w:p>
+              </w:tc>
+            </w:tr>
+            <w:tr>
+              <w:tc>
+                <w:tcPr/>
+                <w:p>
+                  <w:pPr>
+                    <w:pStyle w:val="Compact"/>
+                    <w:jc w:val="center"/>
+                  </w:pPr>
+                  <w:r>
+                    <w:t xml:space="preserve">Difficulty of Separating Heart and Lung Sounds</w:t>
+                  </w:r>
+                </w:p>
+              </w:tc>
+              <w:tc>
+                <w:tcPr/>
+                <w:p>
+                  <w:pPr>
+                    <w:pStyle w:val="Compact"/>
+                    <w:jc w:val="center"/>
+                  </w:pPr>
+                  <w:r>
+                    <w:t xml:space="preserve">Section B, Q1</w:t>
+                  </w:r>
+                </w:p>
+              </w:tc>
+              <w:tc>
+                <w:tcPr/>
+                <w:p>
+                  <w:pPr>
+                    <w:pStyle w:val="Compact"/>
+                    <w:jc w:val="center"/>
+                  </w:pPr>
+                  <w:r>
+                    <w:t xml:space="preserve">None</w:t>
+                  </w:r>
+                </w:p>
+              </w:tc>
+              <w:tc>
+                <w:tcPr/>
+                <w:p>
+                  <w:pPr>
+                    <w:pStyle w:val="Compact"/>
+                    <w:jc w:val="center"/>
+                  </w:pPr>
+                  <w:r>
+                    <w:t xml:space="preserve">Separation requirement</w:t>
+                  </w:r>
+                </w:p>
+              </w:tc>
+            </w:tr>
+            <w:tr>
+              <w:tc>
+                <w:tcPr/>
+                <w:p>
+                  <w:pPr>
+                    <w:pStyle w:val="Compact"/>
+                    <w:jc w:val="center"/>
+                  </w:pPr>
+                  <w:r>
+                    <w:t xml:space="preserve">Problems Affecting Cardiopulmonary Sound Processing</w:t>
+                  </w:r>
+                </w:p>
+              </w:tc>
+              <w:tc>
+                <w:tcPr/>
+                <w:p>
+                  <w:pPr>
+                    <w:pStyle w:val="Compact"/>
+                    <w:jc w:val="center"/>
+                  </w:pPr>
+                  <w:r>
+                    <w:t xml:space="preserve">Section B, Q2</w:t>
+                  </w:r>
+                </w:p>
+              </w:tc>
+              <w:tc>
+                <w:tcPr/>
+                <w:p>
+                  <w:pPr>
+                    <w:pStyle w:val="Compact"/>
+                    <w:jc w:val="center"/>
+                  </w:pPr>
+                  <w:r>
+                    <w:t xml:space="preserve">Section B, Q3</w:t>
+                  </w:r>
+                </w:p>
+              </w:tc>
+              <w:tc>
+                <w:tcPr/>
+                <w:p>
+                  <w:pPr>
+                    <w:pStyle w:val="Compact"/>
+                    <w:jc w:val="center"/>
+                  </w:pPr>
+                  <w:r>
+                    <w:t xml:space="preserve">Preprocessing and separation requirements</w:t>
+                  </w:r>
+                </w:p>
+              </w:tc>
+            </w:tr>
+            <w:tr>
+              <w:tc>
+                <w:tcPr/>
+                <w:p>
+                  <w:pPr>
+                    <w:pStyle w:val="Compact"/>
+                    <w:jc w:val="center"/>
+                  </w:pPr>
+                  <w:r>
+                    <w:t xml:space="preserve">Usefulness of Prototype</w:t>
+                  </w:r>
+                </w:p>
+              </w:tc>
+              <w:tc>
+                <w:tcPr/>
+                <w:p>
+                  <w:pPr>
+                    <w:pStyle w:val="Compact"/>
+                    <w:jc w:val="center"/>
+                  </w:pPr>
+                  <w:r>
+                    <w:t xml:space="preserve">Section B, Q4</w:t>
+                  </w:r>
+                </w:p>
+              </w:tc>
+              <w:tc>
+                <w:tcPr/>
+                <w:p>
+                  <w:pPr>
+                    <w:pStyle w:val="Compact"/>
+                    <w:jc w:val="center"/>
+                  </w:pPr>
+                  <w:r>
+                    <w:t xml:space="preserve">None</w:t>
+                  </w:r>
+                </w:p>
+              </w:tc>
+              <w:tc>
+                <w:tcPr/>
+                <w:p>
+                  <w:pPr>
+                    <w:pStyle w:val="Compact"/>
+                    <w:jc w:val="center"/>
+                  </w:pPr>
+                  <w:r>
+                    <w:t xml:space="preserve">System relevance</w:t>
+                  </w:r>
+                </w:p>
+              </w:tc>
+            </w:tr>
+            <w:tr>
+              <w:tc>
+                <w:tcPr/>
+                <w:p>
+                  <w:pPr>
+                    <w:pStyle w:val="Compact"/>
+                    <w:jc w:val="center"/>
+                  </w:pPr>
+                  <w:r>
+                    <w:t xml:space="preserve">Preferred System Features</w:t>
+                  </w:r>
+                </w:p>
+              </w:tc>
+              <w:tc>
+                <w:tcPr/>
+                <w:p>
+                  <w:pPr>
+                    <w:pStyle w:val="Compact"/>
+                    <w:jc w:val="center"/>
+                  </w:pPr>
+                  <w:r>
+                    <w:t xml:space="preserve">Section C, Q1</w:t>
+                  </w:r>
+                </w:p>
+              </w:tc>
+              <w:tc>
+                <w:tcPr/>
+                <w:p>
+                  <w:pPr>
+                    <w:pStyle w:val="Compact"/>
+                    <w:jc w:val="center"/>
+                  </w:pPr>
+                  <w:r>
+                    <w:t xml:space="preserve">Section C, Q6</w:t>
+                  </w:r>
+                </w:p>
+              </w:tc>
+              <w:tc>
+                <w:tcPr/>
+                <w:p>
+                  <w:pPr>
+                    <w:pStyle w:val="Compact"/>
+                    <w:jc w:val="center"/>
+                  </w:pPr>
+                  <w:r>
+                    <w:t xml:space="preserve">Functional requirements</w:t>
+                  </w:r>
+                </w:p>
+              </w:tc>
+            </w:tr>
+            <w:tr>
+              <w:tc>
+                <w:tcPr/>
+                <w:p>
+                  <w:pPr>
+                    <w:pStyle w:val="Compact"/>
+                    <w:jc w:val="center"/>
+                  </w:pPr>
+                  <w:r>
+                    <w:t xml:space="preserve">Preferred Output After Separation</w:t>
+                  </w:r>
+                </w:p>
+              </w:tc>
+              <w:tc>
+                <w:tcPr/>
+                <w:p>
+                  <w:pPr>
+                    <w:pStyle w:val="Compact"/>
+                    <w:jc w:val="center"/>
+                  </w:pPr>
+                  <w:r>
+                    <w:t xml:space="preserve">Section C, Q2</w:t>
+                  </w:r>
+                </w:p>
+              </w:tc>
+              <w:tc>
+                <w:tcPr/>
+                <w:p>
+                  <w:pPr>
+                    <w:pStyle w:val="Compact"/>
+                    <w:jc w:val="center"/>
+                  </w:pPr>
+                  <w:r>
+                    <w:t xml:space="preserve">Section D, Q1</w:t>
+                  </w:r>
+                </w:p>
+              </w:tc>
+              <w:tc>
+                <w:tcPr/>
+                <w:p>
+                  <w:pPr>
+                    <w:pStyle w:val="Compact"/>
+                    <w:jc w:val="center"/>
+                  </w:pPr>
+                  <w:r>
+                    <w:t xml:space="preserve">Output design</w:t>
+                  </w:r>
+                </w:p>
+              </w:tc>
+            </w:tr>
+            <w:tr>
+              <w:tc>
+                <w:tcPr/>
+                <w:p>
+                  <w:pPr>
+                    <w:pStyle w:val="Compact"/>
+                    <w:jc w:val="center"/>
+                  </w:pPr>
+                  <w:r>
+                    <w:t xml:space="preserve">Importance of Audio Preview Function</w:t>
+                  </w:r>
+                </w:p>
+              </w:tc>
+              <w:tc>
+                <w:tcPr/>
+                <w:p>
+                  <w:pPr>
+                    <w:pStyle w:val="Compact"/>
+                    <w:jc w:val="center"/>
+                  </w:pPr>
+                  <w:r>
+                    <w:t xml:space="preserve">Section C, Q3</w:t>
+                  </w:r>
+                </w:p>
+              </w:tc>
+              <w:tc>
+                <w:tcPr/>
+                <w:p>
+                  <w:pPr>
+                    <w:pStyle w:val="Compact"/>
+                    <w:jc w:val="center"/>
+                  </w:pPr>
+                  <w:r>
+                    <w:t xml:space="preserve">Section C, Q4</w:t>
+                  </w:r>
+                </w:p>
+              </w:tc>
+              <w:tc>
+                <w:tcPr/>
+                <w:p>
+                  <w:pPr>
+                    <w:pStyle w:val="Compact"/>
+                    <w:jc w:val="center"/>
+                  </w:pPr>
+                  <w:r>
+                    <w:t xml:space="preserve">Preview and download requirements</w:t>
+                  </w:r>
+                </w:p>
+              </w:tc>
+            </w:tr>
+            <w:tr>
+              <w:tc>
+                <w:tcPr/>
+                <w:p>
+                  <w:pPr>
+                    <w:pStyle w:val="Compact"/>
+                    <w:jc w:val="center"/>
+                  </w:pPr>
+                  <w:r>
+                    <w:t xml:space="preserve">Preferred Interface Style</w:t>
+                  </w:r>
+                </w:p>
+              </w:tc>
+              <w:tc>
+                <w:tcPr/>
+                <w:p>
+                  <w:pPr>
+                    <w:pStyle w:val="Compact"/>
+                    <w:jc w:val="center"/>
+                  </w:pPr>
+                  <w:r>
+                    <w:t xml:space="preserve">Section D, Q2</w:t>
+                  </w:r>
+                </w:p>
+              </w:tc>
+              <w:tc>
+                <w:tcPr/>
+                <w:p>
+                  <w:pPr>
+                    <w:pStyle w:val="Compact"/>
+                    <w:jc w:val="center"/>
+                  </w:pPr>
+                  <w:r>
+                    <w:t xml:space="preserve">Section D, Q3 and Q5</w:t>
+                  </w:r>
+                </w:p>
+              </w:tc>
+              <w:tc>
+                <w:tcPr/>
+                <w:p>
+                  <w:pPr>
+                    <w:pStyle w:val="Compact"/>
+                    <w:jc w:val="center"/>
+                  </w:pPr>
+                  <w:r>
+                    <w:t xml:space="preserve">Usability requirements</w:t>
+                  </w:r>
+                </w:p>
+              </w:tc>
+            </w:tr>
+            <w:tr>
+              <w:tc>
+                <w:tcPr/>
+                <w:p>
+                  <w:pPr>
+                    <w:pStyle w:val="Compact"/>
+                    <w:jc w:val="center"/>
+                  </w:pPr>
+                  <w:r>
+                    <w:t xml:space="preserve">First Information Shown After Separation</w:t>
+                  </w:r>
+                </w:p>
+              </w:tc>
+              <w:tc>
+                <w:tcPr/>
+                <w:p>
+                  <w:pPr>
+                    <w:pStyle w:val="Compact"/>
+                    <w:jc w:val="center"/>
+                  </w:pPr>
+                  <w:r>
+                    <w:t xml:space="preserve">Section D, Q4</w:t>
+                  </w:r>
+                </w:p>
+              </w:tc>
+              <w:tc>
+                <w:tcPr/>
+                <w:p>
+                  <w:pPr>
+                    <w:pStyle w:val="Compact"/>
+                    <w:jc w:val="center"/>
+                  </w:pPr>
+                  <w:r>
+                    <w:t xml:space="preserve">Section C, Q5 and Q6</w:t>
+                  </w:r>
+                </w:p>
+              </w:tc>
+              <w:tc>
+                <w:tcPr/>
+                <w:p>
+                  <w:pPr>
+                    <w:pStyle w:val="Compact"/>
+                    <w:jc w:val="center"/>
+                  </w:pPr>
+                  <w:r>
+                    <w:t xml:space="preserve">Result page design</w:t>
+                  </w:r>
+                </w:p>
+              </w:tc>
+            </w:tr>
+            <w:tr>
+              <w:tc>
+                <w:tcPr/>
+                <w:p>
+                  <w:pPr>
+                    <w:pStyle w:val="Compact"/>
+                    <w:jc w:val="center"/>
+                  </w:pPr>
+                  <w:r>
+                    <w:t xml:space="preserve">Importance of Evaluation Metrics</w:t>
+                  </w:r>
+                </w:p>
+              </w:tc>
+              <w:tc>
+                <w:tcPr/>
+                <w:p>
+                  <w:pPr>
+                    <w:pStyle w:val="Compact"/>
+                    <w:jc w:val="center"/>
+                  </w:pPr>
+                  <w:r>
+                    <w:t xml:space="preserve">Section E, Q1</w:t>
+                  </w:r>
+                </w:p>
+              </w:tc>
+              <w:tc>
+                <w:tcPr/>
+                <w:p>
+                  <w:pPr>
+                    <w:pStyle w:val="Compact"/>
+                    <w:jc w:val="center"/>
+                  </w:pPr>
+                  <w:r>
+                    <w:t xml:space="preserve">Section E, Q2</w:t>
+                  </w:r>
+                </w:p>
+              </w:tc>
+              <w:tc>
+                <w:tcPr/>
+                <w:p>
+                  <w:pPr>
+                    <w:pStyle w:val="Compact"/>
+                    <w:jc w:val="center"/>
+                  </w:pPr>
+                  <w:r>
+                    <w:t xml:space="preserve">Evaluation requirements</w:t>
+                  </w:r>
+                </w:p>
+              </w:tc>
+            </w:tr>
+            <w:tr>
+              <w:tc>
+                <w:tcPr/>
+                <w:p>
+                  <w:pPr>
+                    <w:pStyle w:val="Compact"/>
+                    <w:jc w:val="center"/>
+                  </w:pPr>
+                  <w:r>
+                    <w:t xml:space="preserve">Willingness to Use Prototype</w:t>
+                  </w:r>
+                </w:p>
+              </w:tc>
+              <w:tc>
+                <w:tcPr/>
+                <w:p>
+                  <w:pPr>
+                    <w:pStyle w:val="Compact"/>
+                    <w:jc w:val="center"/>
+                  </w:pPr>
+                  <w:r>
+                    <w:t xml:space="preserve">Section E, Q3</w:t>
+                  </w:r>
+                </w:p>
+              </w:tc>
+              <w:tc>
+                <w:tcPr/>
+                <w:p>
+                  <w:pPr>
+                    <w:pStyle w:val="Compact"/>
+                    <w:jc w:val="center"/>
+                  </w:pPr>
+                  <w:r>
+                    <w:t xml:space="preserve">Section E, Q4</w:t>
+                  </w:r>
+                </w:p>
+              </w:tc>
+              <w:tc>
+                <w:tcPr/>
+                <w:p>
+                  <w:pPr>
+                    <w:pStyle w:val="Compact"/>
+                    <w:jc w:val="center"/>
+                  </w:pPr>
+                  <w:r>
+                    <w:t xml:space="preserve">User acceptance and improvements</w:t>
+                  </w:r>
+                </w:p>
+              </w:tc>
+            </w:tr>
+          </w:tbl>
+          <w:bookmarkEnd w:id="56"/>
+          <w:p/>
+        </w:tc>
+      </w:tr>
+    </w:tbl>
+    <w:bookmarkEnd w:id="57"/>
+    <w:bookmarkStart w:id="58" w:name="respondent-background-and-experience"/>
+    <w:p>
+      <w:pPr>
+        <w:pStyle w:val="Heading3"/>
+      </w:pPr>
+      <w:r>
+        <w:t xml:space="preserve">3.2.2 Respondent Background and Experience</w:t>
+      </w:r>
+    </w:p>
+    <w:p>
+      <w:pPr>
+        <w:pStyle w:val="FirstParagraph"/>
+      </w:pPr>
+      <w:r>
+        <w:t xml:space="preserve">Section A collected respondent background information, including respondent category, familiarity with audio or signal processing, biomedical audio experience, and audio-related task experience. These responses are used to confirm whether the questionnaire reached users who are relevant to the proposed cardiopulmonary sound separation system. Since this section is used mainly to describe the respondent profile, it is summarized in text instead of being presented as separate figures.</w:t>
+      </w:r>
+    </w:p>
+    <w:p>
+      <w:pPr>
+        <w:pStyle w:val="BodyText"/>
+      </w:pPr>
+      <w:r>
+        <w:t xml:space="preserve">After Google Form responses are collected, this section will summarize the number of respondents, their academic or professional background, and their level of familiarity with audio processing, signal processing, biomedical audio, or machine learning. This respondent profile will help support the validity of the requirements analysis.</w:t>
+      </w:r>
+    </w:p>
+    <w:bookmarkEnd w:id="58"/>
+    <w:bookmarkStart w:id="63" w:name="X8c34185d1f893ec09742bd3e3135534f5eafb61"/>
+    <w:p>
+      <w:pPr>
+        <w:pStyle w:val="Heading3"/>
+      </w:pPr>
+      <w:r>
+        <w:t xml:space="preserve">3.2.3 Question 1: Difficulty of Separating Heart and Lung Sounds</w:t>
+      </w:r>
+    </w:p>
+    <w:p>
+      <w:pPr>
+        <w:pStyle w:val="FirstParagraph"/>
+      </w:pPr>
+      <w:r>
+        <w:t xml:space="preserve">This question measures how difficult respondents perceive the task of separating heart and lung sounds from a mixed cardiopulmonary recording. The purpose is to determine whether the project addresses a problem that users recognize as technically challenging.</w:t>
+      </w:r>
+    </w:p>
+    <w:tbl>
+      <w:tblPr>
+        <w:tblStyle w:val="Table"/>
+        <w:tblW w:type="pct" w:w="5000"/>
+        <w:tblLayout w:type="fixed"/>
+        <w:tblLook w:firstRow="0" w:lastRow="0" w:firstColumn="0" w:lastColumn="0" w:noHBand="0" w:noVBand="0" w:val="0000"/>
+      </w:tblPr>
+      <w:tblGrid>
+        <w:gridCol w:w="7920"/>
+      </w:tblGrid>
+      <w:tr>
+        <w:tc>
+          <w:tcPr/>
+          <w:bookmarkStart w:id="62" w:name="fig-q1-separation-difficulty"/>
+          <w:p>
+            <w:pPr>
+              <w:pStyle w:val="Compact"/>
+              <w:jc w:val="center"/>
+            </w:pPr>
+            <w:r>
+              <w:drawing>
+                <wp:inline>
+                  <wp:extent cx="5384800" cy="3028950"/>
+                  <wp:effectExtent b="0" l="0" r="0" t="0"/>
+                  <wp:docPr descr="" title="" id="60" name="Picture"/>
+                  <a:graphic>
+                    <a:graphicData uri="http://schemas.openxmlformats.org/drawingml/2006/picture">
+                      <pic:pic>
+                        <pic:nvPicPr>
+                          <pic:cNvPr descr="figures/questionnaire/placeholders/q1_separation_difficulty_placeholder.png" id="61" name="Picture"/>
+                          <pic:cNvPicPr>
+                            <a:picLocks noChangeArrowheads="1" noChangeAspect="1"/>
+                          </pic:cNvPicPr>
+                        </pic:nvPicPr>
+                        <pic:blipFill>
+                          <a:blip r:embed="rId59"/>
+                          <a:stretch>
+                            <a:fillRect/>
+                          </a:stretch>
+                        </pic:blipFill>
+                        <pic:spPr bwMode="auto">
+                          <a:xfrm>
+                            <a:off x="0" y="0"/>
+                            <a:ext cx="5384800" cy="3028950"/>
+                          </a:xfrm>
+                          <a:prstGeom prst="rect">
+                            <a:avLst/>
+                          </a:prstGeom>
+                          <a:noFill/>
+                          <a:ln w="9525">
+                            <a:noFill/>
+                            <a:headEnd/>
+                            <a:tailEnd/>
+                          </a:ln>
+                        </pic:spPr>
+                      </pic:pic>
+                    </a:graphicData>
+                  </a:graphic>
+                </wp:inline>
+              </w:drawing>
+            </w:r>
+          </w:p>
+          <w:p>
+            <w:pPr>
+              <w:jc w:val="left"/>
+              <w:spacing w:before="200"/>
+              <w:pStyle w:val="ImageCaption"/>
+            </w:pPr>
+            <w:bookmarkStart w:id="283" w:name="_FYPFigure002"/>
+            <w:r>
+              <w:t>Figure 2: Perceived difficulty of separating heart and lung sounds</w:t>
+            </w:r>
+            <w:bookmarkEnd w:id="283"/>
+          </w:p>
+          <w:bookmarkEnd w:id="62"/>
+        </w:tc>
+      </w:tr>
+    </w:tbl>
+    <w:p>
+      <w:pPr>
+        <w:pStyle w:val="BodyText"/>
+      </w:pPr>
+      <w:r>
+        <w:rPr>
+          <w:b/>
+          <w:bCs/>
+        </w:rPr>
+        <w:t xml:space="preserve">Finding:</w:t>
+      </w:r>
+      <w:r>
+        <w:t xml:space="preserve"> </w:t>
+      </w:r>
+      <w:r>
+        <w:t xml:space="preserve">Pending. This finding will be completed after Google Form responses are collected. The analysis will report whether respondents consider the task easy, neutral, difficult, or very difficult.</w:t>
+      </w:r>
+    </w:p>
+    <w:p>
+      <w:pPr>
+        <w:pStyle w:val="BodyText"/>
+      </w:pPr>
+      <w:r>
+        <w:rPr>
+          <w:b/>
+          <w:bCs/>
+        </w:rPr>
+        <w:t xml:space="preserve">Requirement implication:</w:t>
+      </w:r>
+      <w:r>
+        <w:t xml:space="preserve"> </w:t>
+      </w:r>
+      <w:r>
+        <w:t xml:space="preserve">The result will support the need for a machine learning-based separation function that processes mixed cardiopulmonary audio and generates separate heart and lung sound outputs.</w:t>
+      </w:r>
+    </w:p>
+    <w:bookmarkEnd w:id="63"/>
+    <w:bookmarkStart w:id="68" w:name="X69e93fab70c708a1517c1f2ce95c1e81983eb12"/>
+    <w:p>
+      <w:pPr>
+        <w:pStyle w:val="Heading3"/>
+      </w:pPr>
+      <w:r>
+        <w:t xml:space="preserve">3.2.4 Question 2: Problems Affecting Cardiopulmonary Sound Processing</w:t>
+      </w:r>
+    </w:p>
+    <w:p>
+      <w:pPr>
+        <w:pStyle w:val="FirstParagraph"/>
+      </w:pPr>
+      <w:r>
+        <w:t xml:space="preserve">This question identifies the main problems that users believe affect cardiopulmonary sound processing. It focuses on practical issues such as background noise, overlap between heart and lung sounds, low recording quality, and lack of simple software tools.</w:t>
+      </w:r>
+    </w:p>
+    <w:tbl>
+      <w:tblPr>
+        <w:tblStyle w:val="Table"/>
+        <w:tblW w:type="pct" w:w="5000"/>
+        <w:tblLayout w:type="fixed"/>
+        <w:tblLook w:firstRow="0" w:lastRow="0" w:firstColumn="0" w:lastColumn="0" w:noHBand="0" w:noVBand="0" w:val="0000"/>
+      </w:tblPr>
+      <w:tblGrid>
+        <w:gridCol w:w="7920"/>
+      </w:tblGrid>
+      <w:tr>
+        <w:tc>
+          <w:tcPr/>
+          <w:bookmarkStart w:id="67" w:name="fig-q2-processing-challenges"/>
+          <w:p>
+            <w:pPr>
+              <w:pStyle w:val="Compact"/>
+              <w:jc w:val="center"/>
+            </w:pPr>
+            <w:r>
+              <w:drawing>
+                <wp:inline>
+                  <wp:extent cx="5384800" cy="3028950"/>
+                  <wp:effectExtent b="0" l="0" r="0" t="0"/>
+                  <wp:docPr descr="" title="" id="65" name="Picture"/>
+                  <a:graphic>
+                    <a:graphicData uri="http://schemas.openxmlformats.org/drawingml/2006/picture">
+                      <pic:pic>
+                        <pic:nvPicPr>
+                          <pic:cNvPr descr="figures/questionnaire/placeholders/q2_processing_challenges_placeholder.png" id="66" name="Picture"/>
+                          <pic:cNvPicPr>
+                            <a:picLocks noChangeArrowheads="1" noChangeAspect="1"/>
+                          </pic:cNvPicPr>
+                        </pic:nvPicPr>
+                        <pic:blipFill>
+                          <a:blip r:embed="rId64"/>
+                          <a:stretch>
+                            <a:fillRect/>
+                          </a:stretch>
+                        </pic:blipFill>
+                        <pic:spPr bwMode="auto">
+                          <a:xfrm>
+                            <a:off x="0" y="0"/>
+                            <a:ext cx="5384800" cy="3028950"/>
+                          </a:xfrm>
+                          <a:prstGeom prst="rect">
+                            <a:avLst/>
+                          </a:prstGeom>
+                          <a:noFill/>
+                          <a:ln w="9525">
+                            <a:noFill/>
+                            <a:headEnd/>
+                            <a:tailEnd/>
+                          </a:ln>
+                        </pic:spPr>
+                      </pic:pic>
+                    </a:graphicData>
+                  </a:graphic>
+                </wp:inline>
+              </w:drawing>
+            </w:r>
+          </w:p>
+          <w:p>
+            <w:pPr>
+              <w:jc w:val="left"/>
+              <w:spacing w:before="200"/>
+              <w:pStyle w:val="ImageCaption"/>
+            </w:pPr>
+            <w:bookmarkStart w:id="284" w:name="_FYPFigure003"/>
+            <w:r>
+              <w:t>Figure 3: Problems affecting cardiopulmonary sound processing</w:t>
+            </w:r>
+            <w:bookmarkEnd w:id="284"/>
+          </w:p>
+          <w:bookmarkEnd w:id="67"/>
+        </w:tc>
+      </w:tr>
+    </w:tbl>
+    <w:p>
+      <w:pPr>
+        <w:pStyle w:val="BodyText"/>
+      </w:pPr>
+      <w:r>
+        <w:rPr>
+          <w:b/>
+          <w:bCs/>
+        </w:rPr>
+        <w:t xml:space="preserve">Finding:</w:t>
+      </w:r>
+      <w:r>
+        <w:t xml:space="preserve"> </w:t>
+      </w:r>
+      <w:r>
+        <w:t xml:space="preserve">Pending. This finding will be completed after Google Form responses are collected. The analysis will identify the most selected processing challenges and discuss the related noisy-audio quality item from Section B.</w:t>
+      </w:r>
+    </w:p>
+    <w:p>
+      <w:pPr>
+        <w:pStyle w:val="BodyText"/>
+      </w:pPr>
+      <w:r>
+        <w:rPr>
+          <w:b/>
+          <w:bCs/>
+        </w:rPr>
+        <w:t xml:space="preserve">Requirement implication:</w:t>
+      </w:r>
+      <w:r>
+        <w:t xml:space="preserve"> </w:t>
+      </w:r>
+      <w:r>
+        <w:t xml:space="preserve">The result will support preprocessing, validation, noise handling, and separation requirements for the proposed prototype.</w:t>
+      </w:r>
+    </w:p>
+    <w:bookmarkEnd w:id="68"/>
+    <w:bookmarkStart w:id="73" w:name="X3475becb5769feea21b3fc15b8861ac413827c1"/>
+    <w:p>
+      <w:pPr>
+        <w:pStyle w:val="Heading3"/>
+      </w:pPr>
+      <w:r>
+        <w:t xml:space="preserve">3.2.5 Question 3: Usefulness of a Heart-Lung Sound Separation Prototype</w:t>
+      </w:r>
+    </w:p>
+    <w:p>
+      <w:pPr>
+        <w:pStyle w:val="FirstParagraph"/>
+      </w:pPr>
+      <w:r>
+        <w:t xml:space="preserve">This question evaluates whether respondents believe a simple prototype for heart-lung sound separation would be useful for students, researchers, or users working with biomedical audio. It helps determine whether the proposed application has practical relevance.</w:t>
+      </w:r>
+    </w:p>
+    <w:tbl>
+      <w:tblPr>
+        <w:tblStyle w:val="Table"/>
+        <w:tblW w:type="pct" w:w="5000"/>
+        <w:tblLayout w:type="fixed"/>
+        <w:tblLook w:firstRow="0" w:lastRow="0" w:firstColumn="0" w:lastColumn="0" w:noHBand="0" w:noVBand="0" w:val="0000"/>
+      </w:tblPr>
+      <w:tblGrid>
+        <w:gridCol w:w="7920"/>
+      </w:tblGrid>
+      <w:tr>
+        <w:tc>
+          <w:tcPr/>
+          <w:bookmarkStart w:id="72" w:name="fig-q3-prototype-usefulness"/>
+          <w:p>
+            <w:pPr>
+              <w:pStyle w:val="Compact"/>
+              <w:jc w:val="center"/>
+            </w:pPr>
+            <w:r>
+              <w:drawing>
+                <wp:inline>
+                  <wp:extent cx="5384800" cy="3028950"/>
+                  <wp:effectExtent b="0" l="0" r="0" t="0"/>
+                  <wp:docPr descr="" title="" id="70" name="Picture"/>
+                  <a:graphic>
+                    <a:graphicData uri="http://schemas.openxmlformats.org/drawingml/2006/picture">
+                      <pic:pic>
+                        <pic:nvPicPr>
+                          <pic:cNvPr descr="figures/questionnaire/placeholders/q3_prototype_usefulness_placeholder.png" id="71" name="Picture"/>
+                          <pic:cNvPicPr>
+                            <a:picLocks noChangeArrowheads="1" noChangeAspect="1"/>
+                          </pic:cNvPicPr>
+                        </pic:nvPicPr>
+                        <pic:blipFill>
+                          <a:blip r:embed="rId69"/>
+                          <a:stretch>
+                            <a:fillRect/>
+                          </a:stretch>
+                        </pic:blipFill>
+                        <pic:spPr bwMode="auto">
+                          <a:xfrm>
+                            <a:off x="0" y="0"/>
+                            <a:ext cx="5384800" cy="3028950"/>
+                          </a:xfrm>
+                          <a:prstGeom prst="rect">
+                            <a:avLst/>
+                          </a:prstGeom>
+                          <a:noFill/>
+                          <a:ln w="9525">
+                            <a:noFill/>
+                            <a:headEnd/>
+                            <a:tailEnd/>
+                          </a:ln>
+                        </pic:spPr>
+                      </pic:pic>
+                    </a:graphicData>
+                  </a:graphic>
+                </wp:inline>
+              </w:drawing>
+            </w:r>
+          </w:p>
+          <w:p>
+            <w:pPr>
+              <w:jc w:val="left"/>
+              <w:spacing w:before="200"/>
+              <w:pStyle w:val="ImageCaption"/>
+            </w:pPr>
+            <w:bookmarkStart w:id="285" w:name="_FYPFigure004"/>
+            <w:r>
+              <w:t>Figure 4: Usefulness of the proposed heart-lung sound separation prototype</w:t>
+            </w:r>
+            <w:bookmarkEnd w:id="285"/>
+          </w:p>
+          <w:bookmarkEnd w:id="72"/>
+        </w:tc>
+      </w:tr>
+    </w:tbl>
+    <w:p>
+      <w:pPr>
+        <w:pStyle w:val="BodyText"/>
+      </w:pPr>
+      <w:r>
+        <w:rPr>
+          <w:b/>
+          <w:bCs/>
+        </w:rPr>
+        <w:t xml:space="preserve">Finding:</w:t>
+      </w:r>
+      <w:r>
+        <w:t xml:space="preserve"> </w:t>
+      </w:r>
+      <w:r>
+        <w:t xml:space="preserve">Pending. This finding will be completed after Google Form responses are collected. The analysis will explain whether respondent feedback supports the development of the proposed prototype.</w:t>
+      </w:r>
+    </w:p>
+    <w:p>
+      <w:pPr>
+        <w:pStyle w:val="BodyText"/>
+      </w:pPr>
+      <w:r>
+        <w:rPr>
+          <w:b/>
+          <w:bCs/>
+        </w:rPr>
+        <w:t xml:space="preserve">Requirement implication:</w:t>
+      </w:r>
+      <w:r>
+        <w:t xml:space="preserve"> </w:t>
+      </w:r>
+      <w:r>
+        <w:t xml:space="preserve">The result will support the overall system relevance and justify the application-based prototype scope.</w:t>
+      </w:r>
+    </w:p>
+    <w:bookmarkEnd w:id="73"/>
+    <w:bookmarkStart w:id="78" w:name="question-4-preferred-system-features"/>
+    <w:p>
+      <w:pPr>
+        <w:pStyle w:val="Heading3"/>
+      </w:pPr>
+      <w:r>
+        <w:t xml:space="preserve">3.2.6 Question 4: Preferred System Features</w:t>
+      </w:r>
+    </w:p>
+    <w:p>
+      <w:pPr>
+        <w:pStyle w:val="FirstParagraph"/>
+      </w:pPr>
+      <w:r>
+        <w:t xml:space="preserve">This question collects user preferences on the most important system features, such as uploading mixed cardiopulmonary audio, preprocessing noisy audio, separating heart and lung sounds, previewing separated audio, downloading outputs, viewing history, and viewing evaluation results.</w:t>
+      </w:r>
+    </w:p>
+    <w:tbl>
+      <w:tblPr>
+        <w:tblStyle w:val="Table"/>
+        <w:tblW w:type="pct" w:w="5000"/>
+        <w:tblLayout w:type="fixed"/>
+        <w:tblLook w:firstRow="0" w:lastRow="0" w:firstColumn="0" w:lastColumn="0" w:noHBand="0" w:noVBand="0" w:val="0000"/>
+      </w:tblPr>
+      <w:tblGrid>
+        <w:gridCol w:w="7920"/>
+      </w:tblGrid>
+      <w:tr>
+        <w:tc>
+          <w:tcPr/>
+          <w:bookmarkStart w:id="77" w:name="fig-q4-preferred-features"/>
+          <w:p>
+            <w:pPr>
+              <w:pStyle w:val="Compact"/>
+              <w:jc w:val="center"/>
+            </w:pPr>
+            <w:r>
+              <w:drawing>
+                <wp:inline>
+                  <wp:extent cx="5384800" cy="3028950"/>
+                  <wp:effectExtent b="0" l="0" r="0" t="0"/>
+                  <wp:docPr descr="" title="" id="75" name="Picture"/>
+                  <a:graphic>
+                    <a:graphicData uri="http://schemas.openxmlformats.org/drawingml/2006/picture">
+                      <pic:pic>
+                        <pic:nvPicPr>
+                          <pic:cNvPr descr="figures/questionnaire/placeholders/q4_preferred_features_placeholder.png" id="76" name="Picture"/>
+                          <pic:cNvPicPr>
+                            <a:picLocks noChangeArrowheads="1" noChangeAspect="1"/>
+                          </pic:cNvPicPr>
+                        </pic:nvPicPr>
+                        <pic:blipFill>
+                          <a:blip r:embed="rId74"/>
+                          <a:stretch>
+                            <a:fillRect/>
+                          </a:stretch>
+                        </pic:blipFill>
+                        <pic:spPr bwMode="auto">
+                          <a:xfrm>
+                            <a:off x="0" y="0"/>
+                            <a:ext cx="5384800" cy="3028950"/>
+                          </a:xfrm>
+                          <a:prstGeom prst="rect">
+                            <a:avLst/>
+                          </a:prstGeom>
+                          <a:noFill/>
+                          <a:ln w="9525">
+                            <a:noFill/>
+                            <a:headEnd/>
+                            <a:tailEnd/>
+                          </a:ln>
+                        </pic:spPr>
+                      </pic:pic>
+                    </a:graphicData>
+                  </a:graphic>
+                </wp:inline>
+              </w:drawing>
+            </w:r>
+          </w:p>
+          <w:p>
+            <w:pPr>
+              <w:jc w:val="left"/>
+              <w:spacing w:before="200"/>
+              <w:pStyle w:val="ImageCaption"/>
+            </w:pPr>
+            <w:bookmarkStart w:id="286" w:name="_FYPFigure005"/>
+            <w:r>
+              <w:t>Figure 5: Preferred system features</w:t>
+            </w:r>
+            <w:bookmarkEnd w:id="286"/>
+          </w:p>
+          <w:bookmarkEnd w:id="77"/>
+        </w:tc>
+      </w:tr>
+    </w:tbl>
+    <w:p>
+      <w:pPr>
+        <w:pStyle w:val="BodyText"/>
+      </w:pPr>
+      <w:r>
+        <w:rPr>
+          <w:b/>
+          <w:bCs/>
+        </w:rPr>
+        <w:t xml:space="preserve">Finding:</w:t>
+      </w:r>
+      <w:r>
+        <w:t xml:space="preserve"> </w:t>
+      </w:r>
+      <w:r>
+        <w:t xml:space="preserve">Pending. This finding will be completed after Google Form responses are collected. The analysis will summarize the most preferred features and may mention processing history preferences from Section C.</w:t>
+      </w:r>
+    </w:p>
+    <w:p>
+      <w:pPr>
+        <w:pStyle w:val="BodyText"/>
+      </w:pPr>
+      <w:r>
+        <w:rPr>
+          <w:b/>
+          <w:bCs/>
+        </w:rPr>
+        <w:t xml:space="preserve">Requirement implication:</w:t>
+      </w:r>
+      <w:r>
+        <w:t xml:space="preserve"> </w:t>
+      </w:r>
+      <w:r>
+        <w:t xml:space="preserve">The result will help prioritize the functional requirements of the prototype.</w:t>
+      </w:r>
+    </w:p>
+    <w:bookmarkEnd w:id="78"/>
+    <w:bookmarkStart w:id="83" w:name="X1b83c28386353eed6535fdd78e43028766c9c02"/>
+    <w:p>
+      <w:pPr>
+        <w:pStyle w:val="Heading3"/>
+      </w:pPr>
+      <w:r>
+        <w:t xml:space="preserve">3.2.7 Question 5: Preferred Output After Separation</w:t>
+      </w:r>
+    </w:p>
+    <w:p>
+      <w:pPr>
+        <w:pStyle w:val="FirstParagraph"/>
+      </w:pPr>
+      <w:r>
+        <w:t xml:space="preserve">This question identifies the preferred output after sound separation, such as audio files only, waveform visualization, spectrogram visualization, evaluation metrics, or a combination of these outputs. The related result-display question from Section D will be discussed in text only.</w:t>
+      </w:r>
+    </w:p>
+    <w:tbl>
+      <w:tblPr>
+        <w:tblStyle w:val="Table"/>
+        <w:tblW w:type="pct" w:w="5000"/>
+        <w:tblLayout w:type="fixed"/>
+        <w:tblLook w:firstRow="0" w:lastRow="0" w:firstColumn="0" w:lastColumn="0" w:noHBand="0" w:noVBand="0" w:val="0000"/>
+      </w:tblPr>
+      <w:tblGrid>
+        <w:gridCol w:w="7920"/>
+      </w:tblGrid>
+      <w:tr>
+        <w:tc>
+          <w:tcPr/>
+          <w:bookmarkStart w:id="82" w:name="fig-q5-output-after-separation"/>
+          <w:p>
+            <w:pPr>
+              <w:pStyle w:val="Compact"/>
+              <w:jc w:val="center"/>
+            </w:pPr>
+            <w:r>
+              <w:drawing>
+                <wp:inline>
+                  <wp:extent cx="5384800" cy="3028950"/>
+                  <wp:effectExtent b="0" l="0" r="0" t="0"/>
+                  <wp:docPr descr="" title="" id="80" name="Picture"/>
+                  <a:graphic>
+                    <a:graphicData uri="http://schemas.openxmlformats.org/drawingml/2006/picture">
+                      <pic:pic>
+                        <pic:nvPicPr>
+                          <pic:cNvPr descr="figures/questionnaire/placeholders/q5_output_after_separation_placeholder.png" id="81" name="Picture"/>
+                          <pic:cNvPicPr>
+                            <a:picLocks noChangeArrowheads="1" noChangeAspect="1"/>
+                          </pic:cNvPicPr>
+                        </pic:nvPicPr>
+                        <pic:blipFill>
+                          <a:blip r:embed="rId79"/>
+                          <a:stretch>
+                            <a:fillRect/>
+                          </a:stretch>
+                        </pic:blipFill>
+                        <pic:spPr bwMode="auto">
+                          <a:xfrm>
+                            <a:off x="0" y="0"/>
+                            <a:ext cx="5384800" cy="3028950"/>
+                          </a:xfrm>
+                          <a:prstGeom prst="rect">
+                            <a:avLst/>
+                          </a:prstGeom>
+                          <a:noFill/>
+                          <a:ln w="9525">
+                            <a:noFill/>
+                            <a:headEnd/>
+                            <a:tailEnd/>
+                          </a:ln>
+                        </pic:spPr>
+                      </pic:pic>
+                    </a:graphicData>
+                  </a:graphic>
+                </wp:inline>
+              </w:drawing>
+            </w:r>
+          </w:p>
+          <w:p>
+            <w:pPr>
+              <w:jc w:val="left"/>
+              <w:spacing w:before="200"/>
+              <w:pStyle w:val="ImageCaption"/>
+            </w:pPr>
+            <w:bookmarkStart w:id="287" w:name="_FYPFigure006"/>
+            <w:r>
+              <w:t>Figure 6: Preferred output after sound separation</w:t>
+            </w:r>
+            <w:bookmarkEnd w:id="287"/>
+          </w:p>
+          <w:bookmarkEnd w:id="82"/>
+        </w:tc>
+      </w:tr>
+    </w:tbl>
+    <w:p>
+      <w:pPr>
+        <w:pStyle w:val="BodyText"/>
+      </w:pPr>
+      <w:r>
+        <w:rPr>
+          <w:b/>
+          <w:bCs/>
+        </w:rPr>
+        <w:t xml:space="preserve">Finding:</w:t>
+      </w:r>
+      <w:r>
+        <w:t xml:space="preserve"> </w:t>
+      </w:r>
+      <w:r>
+        <w:t xml:space="preserve">Pending. This finding will be completed after Google Form responses are collected. The analysis will describe the preferred result format and explain how it affects output presentation.</w:t>
+      </w:r>
+    </w:p>
+    <w:p>
+      <w:pPr>
+        <w:pStyle w:val="BodyText"/>
+      </w:pPr>
+      <w:r>
+        <w:rPr>
+          <w:b/>
+          <w:bCs/>
+        </w:rPr>
+        <w:t xml:space="preserve">Requirement implication:</w:t>
+      </w:r>
+      <w:r>
+        <w:t xml:space="preserve"> </w:t>
+      </w:r>
+      <w:r>
+        <w:t xml:space="preserve">The result will support output design requirements, including whether the prototype should show audio files, waveform displays, spectrogram displays, or evaluation information.</w:t>
+      </w:r>
+    </w:p>
+    <w:bookmarkEnd w:id="83"/>
+    <w:bookmarkStart w:id="88" w:name="X42536b6b616b0afe4277148c1fbb5e14e4c36f3"/>
+    <w:p>
+      <w:pPr>
+        <w:pStyle w:val="Heading3"/>
+      </w:pPr>
+      <w:r>
+        <w:t xml:space="preserve">3.2.8 Question 6: Importance of Audio Preview Function</w:t>
+      </w:r>
+    </w:p>
+    <w:p>
+      <w:pPr>
+        <w:pStyle w:val="FirstParagraph"/>
+      </w:pPr>
+      <w:r>
+        <w:t xml:space="preserve">This question measures how important respondents consider previewing separated heart and lung sounds before downloading them. The related download-importance question from Section C will be mentioned in the discussion only.</w:t>
+      </w:r>
+    </w:p>
+    <w:tbl>
+      <w:tblPr>
+        <w:tblStyle w:val="Table"/>
+        <w:tblW w:type="pct" w:w="5000"/>
+        <w:tblLayout w:type="fixed"/>
+        <w:tblLook w:firstRow="0" w:lastRow="0" w:firstColumn="0" w:lastColumn="0" w:noHBand="0" w:noVBand="0" w:val="0000"/>
+      </w:tblPr>
+      <w:tblGrid>
+        <w:gridCol w:w="7920"/>
+      </w:tblGrid>
+      <w:tr>
+        <w:tc>
+          <w:tcPr/>
+          <w:bookmarkStart w:id="87" w:name="fig-q6-preview-importance"/>
+          <w:p>
+            <w:pPr>
+              <w:pStyle w:val="Compact"/>
+              <w:jc w:val="center"/>
+            </w:pPr>
+            <w:r>
+              <w:drawing>
+                <wp:inline>
+                  <wp:extent cx="5384800" cy="3028950"/>
+                  <wp:effectExtent b="0" l="0" r="0" t="0"/>
+                  <wp:docPr descr="" title="" id="85" name="Picture"/>
+                  <a:graphic>
+                    <a:graphicData uri="http://schemas.openxmlformats.org/drawingml/2006/picture">
+                      <pic:pic>
+                        <pic:nvPicPr>
+                          <pic:cNvPr descr="figures/questionnaire/placeholders/q6_preview_importance_placeholder.png" id="86" name="Picture"/>
+                          <pic:cNvPicPr>
+                            <a:picLocks noChangeArrowheads="1" noChangeAspect="1"/>
+                          </pic:cNvPicPr>
+                        </pic:nvPicPr>
+                        <pic:blipFill>
+                          <a:blip r:embed="rId84"/>
+                          <a:stretch>
+                            <a:fillRect/>
+                          </a:stretch>
+                        </pic:blipFill>
+                        <pic:spPr bwMode="auto">
+                          <a:xfrm>
+                            <a:off x="0" y="0"/>
+                            <a:ext cx="5384800" cy="3028950"/>
+                          </a:xfrm>
+                          <a:prstGeom prst="rect">
+                            <a:avLst/>
+                          </a:prstGeom>
+                          <a:noFill/>
+                          <a:ln w="9525">
+                            <a:noFill/>
+                            <a:headEnd/>
+                            <a:tailEnd/>
+                          </a:ln>
+                        </pic:spPr>
+                      </pic:pic>
+                    </a:graphicData>
+                  </a:graphic>
+                </wp:inline>
+              </w:drawing>
+            </w:r>
+          </w:p>
+          <w:p>
+            <w:pPr>
+              <w:jc w:val="left"/>
+              <w:spacing w:before="200"/>
+              <w:pStyle w:val="ImageCaption"/>
+            </w:pPr>
+            <w:bookmarkStart w:id="288" w:name="_FYPFigure007"/>
+            <w:r>
+              <w:t>Figure 7: Importance of previewing separated heart and lung sounds</w:t>
+            </w:r>
+            <w:bookmarkEnd w:id="288"/>
+          </w:p>
+          <w:bookmarkEnd w:id="87"/>
+        </w:tc>
+      </w:tr>
+    </w:tbl>
+    <w:p>
+      <w:pPr>
+        <w:pStyle w:val="BodyText"/>
+      </w:pPr>
+      <w:r>
+        <w:rPr>
+          <w:b/>
+          <w:bCs/>
+        </w:rPr>
+        <w:t xml:space="preserve">Finding:</w:t>
+      </w:r>
+      <w:r>
+        <w:t xml:space="preserve"> </w:t>
+      </w:r>
+      <w:r>
+        <w:t xml:space="preserve">Pending. This finding will be completed after Google Form responses are collected. The analysis will explain whether respondents consider previewing separated outputs to be a core feature.</w:t>
+      </w:r>
+    </w:p>
+    <w:p>
+      <w:pPr>
+        <w:pStyle w:val="BodyText"/>
+      </w:pPr>
+      <w:r>
+        <w:rPr>
+          <w:b/>
+          <w:bCs/>
+        </w:rPr>
+        <w:t xml:space="preserve">Requirement implication:</w:t>
+      </w:r>
+      <w:r>
+        <w:t xml:space="preserve"> </w:t>
+      </w:r>
+      <w:r>
+        <w:t xml:space="preserve">The result will support preview and download requirements for separated heart and lung sound outputs.</w:t>
+      </w:r>
+    </w:p>
+    <w:bookmarkEnd w:id="88"/>
+    <w:bookmarkStart w:id="93" w:name="question-7-preferred-interface-style"/>
+    <w:p>
+      <w:pPr>
+        <w:pStyle w:val="Heading3"/>
+      </w:pPr>
+      <w:r>
+        <w:t xml:space="preserve">3.2.9 Question 7: Preferred Interface Style</w:t>
+      </w:r>
+    </w:p>
+    <w:p>
+      <w:pPr>
+        <w:pStyle w:val="FirstParagraph"/>
+      </w:pPr>
+      <w:r>
+        <w:t xml:space="preserve">This question identifies whether respondents prefer a simple interface, a detailed technical interface, or a balanced interface with a simple view and optional advanced details. Related ease-of-use and error-message questions from Section D will be discussed in text only.</w:t>
+      </w:r>
+    </w:p>
+    <w:tbl>
+      <w:tblPr>
+        <w:tblStyle w:val="Table"/>
+        <w:tblW w:type="pct" w:w="5000"/>
+        <w:tblLayout w:type="fixed"/>
+        <w:tblLook w:firstRow="0" w:lastRow="0" w:firstColumn="0" w:lastColumn="0" w:noHBand="0" w:noVBand="0" w:val="0000"/>
+      </w:tblPr>
+      <w:tblGrid>
+        <w:gridCol w:w="7920"/>
+      </w:tblGrid>
+      <w:tr>
+        <w:tc>
+          <w:tcPr/>
+          <w:bookmarkStart w:id="92" w:name="fig-q7-interface-style"/>
+          <w:p>
+            <w:pPr>
+              <w:pStyle w:val="Compact"/>
+              <w:jc w:val="center"/>
+            </w:pPr>
+            <w:r>
+              <w:drawing>
+                <wp:inline>
+                  <wp:extent cx="5384800" cy="3028950"/>
+                  <wp:effectExtent b="0" l="0" r="0" t="0"/>
+                  <wp:docPr descr="" title="" id="90" name="Picture"/>
+                  <a:graphic>
+                    <a:graphicData uri="http://schemas.openxmlformats.org/drawingml/2006/picture">
+                      <pic:pic>
+                        <pic:nvPicPr>
+                          <pic:cNvPr descr="figures/questionnaire/placeholders/q7_interface_style_placeholder.png" id="91" name="Picture"/>
+                          <pic:cNvPicPr>
+                            <a:picLocks noChangeArrowheads="1" noChangeAspect="1"/>
+                          </pic:cNvPicPr>
+                        </pic:nvPicPr>
+                        <pic:blipFill>
+                          <a:blip r:embed="rId89"/>
+                          <a:stretch>
+                            <a:fillRect/>
+                          </a:stretch>
+                        </pic:blipFill>
+                        <pic:spPr bwMode="auto">
+                          <a:xfrm>
+                            <a:off x="0" y="0"/>
+                            <a:ext cx="5384800" cy="3028950"/>
+                          </a:xfrm>
+                          <a:prstGeom prst="rect">
+                            <a:avLst/>
+                          </a:prstGeom>
+                          <a:noFill/>
+                          <a:ln w="9525">
+                            <a:noFill/>
+                            <a:headEnd/>
+                            <a:tailEnd/>
+                          </a:ln>
+                        </pic:spPr>
+                      </pic:pic>
+                    </a:graphicData>
+                  </a:graphic>
+                </wp:inline>
+              </w:drawing>
+            </w:r>
+          </w:p>
+          <w:p>
+            <w:pPr>
+              <w:jc w:val="left"/>
+              <w:spacing w:before="200"/>
+              <w:pStyle w:val="ImageCaption"/>
+            </w:pPr>
+            <w:bookmarkStart w:id="289" w:name="_FYPFigure008"/>
+            <w:r>
+              <w:t>Figure 8: Preferred interface style</w:t>
+            </w:r>
+            <w:bookmarkEnd w:id="289"/>
+          </w:p>
+          <w:bookmarkEnd w:id="92"/>
+        </w:tc>
+      </w:tr>
+    </w:tbl>
+    <w:p>
+      <w:pPr>
+        <w:pStyle w:val="BodyText"/>
+      </w:pPr>
+      <w:r>
+        <w:rPr>
+          <w:b/>
+          <w:bCs/>
+        </w:rPr>
+        <w:t xml:space="preserve">Finding:</w:t>
+      </w:r>
+      <w:r>
+        <w:t xml:space="preserve"> </w:t>
+      </w:r>
+      <w:r>
+        <w:t xml:space="preserve">Pending. This finding will be completed after Google Form responses are collected. The analysis will summarize the preferred interface style and discuss whether users need simple feedback and helpful error messages.</w:t>
+      </w:r>
+    </w:p>
+    <w:p>
+      <w:pPr>
+        <w:pStyle w:val="BodyText"/>
+      </w:pPr>
+      <w:r>
+        <w:rPr>
+          <w:b/>
+          <w:bCs/>
+        </w:rPr>
+        <w:t xml:space="preserve">Requirement implication:</w:t>
+      </w:r>
+      <w:r>
+        <w:t xml:space="preserve"> </w:t>
+      </w:r>
+      <w:r>
+        <w:t xml:space="preserve">The result will support usability requirements for an interface that is understandable to users with different technical backgrounds.</w:t>
+      </w:r>
+    </w:p>
+    <w:bookmarkEnd w:id="93"/>
+    <w:bookmarkStart w:id="98" w:name="Xabf994f6faf15775d380a9de07226d39b709dd9"/>
+    <w:p>
+      <w:pPr>
+        <w:pStyle w:val="Heading3"/>
+      </w:pPr>
+      <w:r>
+        <w:t xml:space="preserve">3.2.10 Question 8: First Information Shown After Separation</w:t>
+      </w:r>
+    </w:p>
+    <w:p>
+      <w:pPr>
+        <w:pStyle w:val="FirstParagraph"/>
+      </w:pPr>
+      <w:r>
+        <w:t xml:space="preserve">This question asks what information respondents prefer to see first after separation is completed. Possible priorities include download buttons, audio preview players, waveform or spectrogram visualization, evaluation metrics, and processing status summary.</w:t>
+      </w:r>
+    </w:p>
+    <w:tbl>
+      <w:tblPr>
+        <w:tblStyle w:val="Table"/>
+        <w:tblW w:type="pct" w:w="5000"/>
+        <w:tblLayout w:type="fixed"/>
+        <w:tblLook w:firstRow="0" w:lastRow="0" w:firstColumn="0" w:lastColumn="0" w:noHBand="0" w:noVBand="0" w:val="0000"/>
+      </w:tblPr>
+      <w:tblGrid>
+        <w:gridCol w:w="7920"/>
+      </w:tblGrid>
+      <w:tr>
+        <w:tc>
+          <w:tcPr/>
+          <w:bookmarkStart w:id="97" w:name="fig-q8-first-information"/>
+          <w:p>
+            <w:pPr>
+              <w:pStyle w:val="Compact"/>
+              <w:jc w:val="center"/>
+            </w:pPr>
+            <w:r>
+              <w:drawing>
+                <wp:inline>
+                  <wp:extent cx="5384800" cy="3028950"/>
+                  <wp:effectExtent b="0" l="0" r="0" t="0"/>
+                  <wp:docPr descr="" title="" id="95" name="Picture"/>
+                  <a:graphic>
+                    <a:graphicData uri="http://schemas.openxmlformats.org/drawingml/2006/picture">
+                      <pic:pic>
+                        <pic:nvPicPr>
+                          <pic:cNvPr descr="figures/questionnaire/placeholders/q8_first_information_placeholder.png" id="96" name="Picture"/>
+                          <pic:cNvPicPr>
+                            <a:picLocks noChangeArrowheads="1" noChangeAspect="1"/>
+                          </pic:cNvPicPr>
+                        </pic:nvPicPr>
+                        <pic:blipFill>
+                          <a:blip r:embed="rId94"/>
+                          <a:stretch>
+                            <a:fillRect/>
+                          </a:stretch>
+                        </pic:blipFill>
+                        <pic:spPr bwMode="auto">
+                          <a:xfrm>
+                            <a:off x="0" y="0"/>
+                            <a:ext cx="5384800" cy="3028950"/>
+                          </a:xfrm>
+                          <a:prstGeom prst="rect">
+                            <a:avLst/>
+                          </a:prstGeom>
+                          <a:noFill/>
+                          <a:ln w="9525">
+                            <a:noFill/>
+                            <a:headEnd/>
+                            <a:tailEnd/>
+                          </a:ln>
+                        </pic:spPr>
+                      </pic:pic>
+                    </a:graphicData>
+                  </a:graphic>
+                </wp:inline>
+              </w:drawing>
+            </w:r>
+          </w:p>
+          <w:p>
+            <w:pPr>
+              <w:jc w:val="left"/>
+              <w:spacing w:before="200"/>
+              <w:pStyle w:val="ImageCaption"/>
+            </w:pPr>
+            <w:bookmarkStart w:id="290" w:name="_FYPFigure009"/>
+            <w:r>
+              <w:t>Figure 9: Preferred first information after separation is completed</w:t>
+            </w:r>
+            <w:bookmarkEnd w:id="290"/>
+          </w:p>
+          <w:bookmarkEnd w:id="97"/>
+        </w:tc>
+      </w:tr>
+    </w:tbl>
+    <w:p>
+      <w:pPr>
+        <w:pStyle w:val="BodyText"/>
+      </w:pPr>
+      <w:r>
+        <w:rPr>
+          <w:b/>
+          <w:bCs/>
+        </w:rPr>
+        <w:t xml:space="preserve">Finding:</w:t>
+      </w:r>
+      <w:r>
+        <w:t xml:space="preserve"> </w:t>
+      </w:r>
+      <w:r>
+        <w:t xml:space="preserve">Pending. This finding will be completed after Google Form responses are collected. The analysis will discuss the preferred first result information and may mention processing information and history preferences from Section C.</w:t>
+      </w:r>
+    </w:p>
+    <w:p>
+      <w:pPr>
+        <w:pStyle w:val="BodyText"/>
+      </w:pPr>
+      <w:r>
+        <w:rPr>
+          <w:b/>
+          <w:bCs/>
+        </w:rPr>
+        <w:t xml:space="preserve">Requirement implication:</w:t>
+      </w:r>
+      <w:r>
+        <w:t xml:space="preserve"> </w:t>
+      </w:r>
+      <w:r>
+        <w:t xml:space="preserve">The result will guide the result page design, including which output or status information should be emphasized first.</w:t>
+      </w:r>
+    </w:p>
+    <w:bookmarkEnd w:id="98"/>
+    <w:bookmarkStart w:id="103" w:name="X49e0bb724312b0ca853ae346011fc8cbfc133b6"/>
+    <w:p>
+      <w:pPr>
+        <w:pStyle w:val="Heading3"/>
+      </w:pPr>
+      <w:r>
+        <w:t xml:space="preserve">3.2.11 Question 9: Importance of Evaluation Metrics</w:t>
+      </w:r>
+    </w:p>
+    <w:p>
+      <w:pPr>
+        <w:pStyle w:val="FirstParagraph"/>
+      </w:pPr>
+      <w:r>
+        <w:t xml:space="preserve">This question measures how important respondents consider evaluation metrics for the separated output. The related question about useful evaluation information from Section E will be discussed in text only.</w:t>
+      </w:r>
+    </w:p>
+    <w:tbl>
+      <w:tblPr>
+        <w:tblStyle w:val="Table"/>
+        <w:tblW w:type="pct" w:w="5000"/>
+        <w:tblLayout w:type="fixed"/>
+        <w:tblLook w:firstRow="0" w:lastRow="0" w:firstColumn="0" w:lastColumn="0" w:noHBand="0" w:noVBand="0" w:val="0000"/>
+      </w:tblPr>
+      <w:tblGrid>
+        <w:gridCol w:w="7920"/>
+      </w:tblGrid>
+      <w:tr>
+        <w:tc>
+          <w:tcPr/>
+          <w:bookmarkStart w:id="102" w:name="fig-q9-evaluation-metrics"/>
+          <w:p>
+            <w:pPr>
+              <w:pStyle w:val="Compact"/>
+              <w:jc w:val="center"/>
+            </w:pPr>
+            <w:r>
+              <w:drawing>
+                <wp:inline>
+                  <wp:extent cx="5384800" cy="3028950"/>
+                  <wp:effectExtent b="0" l="0" r="0" t="0"/>
+                  <wp:docPr descr="" title="" id="100" name="Picture"/>
+                  <a:graphic>
+                    <a:graphicData uri="http://schemas.openxmlformats.org/drawingml/2006/picture">
+                      <pic:pic>
+                        <pic:nvPicPr>
+                          <pic:cNvPr descr="figures/questionnaire/placeholders/q9_evaluation_metrics_placeholder.png" id="101" name="Picture"/>
+                          <pic:cNvPicPr>
+                            <a:picLocks noChangeArrowheads="1" noChangeAspect="1"/>
+                          </pic:cNvPicPr>
+                        </pic:nvPicPr>
+                        <pic:blipFill>
+                          <a:blip r:embed="rId99"/>
+                          <a:stretch>
+                            <a:fillRect/>
+                          </a:stretch>
+                        </pic:blipFill>
+                        <pic:spPr bwMode="auto">
+                          <a:xfrm>
+                            <a:off x="0" y="0"/>
+                            <a:ext cx="5384800" cy="3028950"/>
+                          </a:xfrm>
+                          <a:prstGeom prst="rect">
+                            <a:avLst/>
+                          </a:prstGeom>
+                          <a:noFill/>
+                          <a:ln w="9525">
+                            <a:noFill/>
+                            <a:headEnd/>
+                            <a:tailEnd/>
+                          </a:ln>
+                        </pic:spPr>
+                      </pic:pic>
+                    </a:graphicData>
+                  </a:graphic>
+                </wp:inline>
+              </w:drawing>
+            </w:r>
+          </w:p>
+          <w:p>
+            <w:pPr>
+              <w:jc w:val="left"/>
+              <w:spacing w:before="200"/>
+              <w:pStyle w:val="ImageCaption"/>
+            </w:pPr>
+            <w:bookmarkStart w:id="291" w:name="_FYPFigure010"/>
+            <w:r>
+              <w:t>Figure 10: Importance of evaluation metrics for separated output</w:t>
+            </w:r>
+            <w:bookmarkEnd w:id="291"/>
+          </w:p>
+          <w:bookmarkEnd w:id="102"/>
+        </w:tc>
+      </w:tr>
+    </w:tbl>
+    <w:p>
+      <w:pPr>
+        <w:pStyle w:val="BodyText"/>
+      </w:pPr>
+      <w:r>
+        <w:rPr>
+          <w:b/>
+          <w:bCs/>
+        </w:rPr>
+        <w:t xml:space="preserve">Finding:</w:t>
+      </w:r>
+      <w:r>
+        <w:t xml:space="preserve"> </w:t>
+      </w:r>
+      <w:r>
+        <w:t xml:space="preserve">Pending. This finding will be completed after Google Form responses are collected. The analysis will explain whether respondents expect the prototype to show evaluation information.</w:t>
+      </w:r>
+    </w:p>
+    <w:p>
+      <w:pPr>
+        <w:pStyle w:val="BodyText"/>
+      </w:pPr>
+      <w:r>
+        <w:rPr>
+          <w:b/>
+          <w:bCs/>
+        </w:rPr>
+        <w:t xml:space="preserve">Requirement implication:</w:t>
+      </w:r>
+      <w:r>
+        <w:t xml:space="preserve"> </w:t>
+      </w:r>
+      <w:r>
+        <w:t xml:space="preserve">The result will support evaluation requirements, such as displaying signal quality, separation quality, noise reduction information, or processing time when valid data is available.</w:t>
+      </w:r>
+    </w:p>
+    <w:bookmarkEnd w:id="103"/>
+    <w:bookmarkStart w:id="108" w:name="Xe32e96388f7c48cdbefdc3bcf633e42e2cb6819"/>
+    <w:p>
+      <w:pPr>
+        <w:pStyle w:val="Heading3"/>
+      </w:pPr>
+      <w:r>
+        <w:t xml:space="preserve">3.2.12 Question 10: Willingness to Use the Prototype</w:t>
+      </w:r>
+    </w:p>
+    <w:p>
+      <w:pPr>
+        <w:pStyle w:val="FirstParagraph"/>
+      </w:pPr>
+      <w:r>
+        <w:t xml:space="preserve">This question assesses whether respondents would use a prototype that separates mixed cardiopulmonary audio into heart and lung sound outputs. The open-ended improvement question from Section E will be discussed in text only after responses are collected.</w:t>
+      </w:r>
+    </w:p>
+    <w:tbl>
+      <w:tblPr>
+        <w:tblStyle w:val="Table"/>
+        <w:tblW w:type="pct" w:w="5000"/>
+        <w:tblLayout w:type="fixed"/>
+        <w:tblLook w:firstRow="0" w:lastRow="0" w:firstColumn="0" w:lastColumn="0" w:noHBand="0" w:noVBand="0" w:val="0000"/>
+      </w:tblPr>
+      <w:tblGrid>
+        <w:gridCol w:w="7920"/>
+      </w:tblGrid>
+      <w:tr>
+        <w:tc>
+          <w:tcPr/>
+          <w:bookmarkStart w:id="107" w:name="fig-q10-willingness-to-use"/>
+          <w:p>
+            <w:pPr>
+              <w:pStyle w:val="Compact"/>
+              <w:jc w:val="center"/>
+            </w:pPr>
+            <w:r>
+              <w:drawing>
+                <wp:inline>
+                  <wp:extent cx="5384800" cy="3028950"/>
+                  <wp:effectExtent b="0" l="0" r="0" t="0"/>
+                  <wp:docPr descr="" title="" id="105" name="Picture"/>
+                  <a:graphic>
+                    <a:graphicData uri="http://schemas.openxmlformats.org/drawingml/2006/picture">
+                      <pic:pic>
+                        <pic:nvPicPr>
+                          <pic:cNvPr descr="figures/questionnaire/placeholders/q10_willingness_to_use_placeholder.png" id="106" name="Picture"/>
+                          <pic:cNvPicPr>
+                            <a:picLocks noChangeArrowheads="1" noChangeAspect="1"/>
+                          </pic:cNvPicPr>
+                        </pic:nvPicPr>
+                        <pic:blipFill>
+                          <a:blip r:embed="rId104"/>
+                          <a:stretch>
+                            <a:fillRect/>
+                          </a:stretch>
+                        </pic:blipFill>
+                        <pic:spPr bwMode="auto">
+                          <a:xfrm>
+                            <a:off x="0" y="0"/>
+                            <a:ext cx="5384800" cy="3028950"/>
+                          </a:xfrm>
+                          <a:prstGeom prst="rect">
+                            <a:avLst/>
+                          </a:prstGeom>
+                          <a:noFill/>
+                          <a:ln w="9525">
+                            <a:noFill/>
+                            <a:headEnd/>
+                            <a:tailEnd/>
+                          </a:ln>
+                        </pic:spPr>
+                      </pic:pic>
+                    </a:graphicData>
+                  </a:graphic>
+                </wp:inline>
+              </w:drawing>
+            </w:r>
+          </w:p>
+          <w:p>
+            <w:pPr>
+              <w:jc w:val="left"/>
+              <w:spacing w:before="200"/>
+              <w:pStyle w:val="ImageCaption"/>
+            </w:pPr>
+            <w:bookmarkStart w:id="292" w:name="_FYPFigure011"/>
+            <w:r>
+              <w:t>Figure 11: Willingness to use the cardiopulmonary sound separation prototype</w:t>
+            </w:r>
+            <w:bookmarkEnd w:id="292"/>
+          </w:p>
+          <w:bookmarkEnd w:id="107"/>
+        </w:tc>
+      </w:tr>
+    </w:tbl>
+    <w:p>
+      <w:pPr>
+        <w:pStyle w:val="BodyText"/>
+      </w:pPr>
+      <w:r>
+        <w:rPr>
+          <w:b/>
+          <w:bCs/>
+        </w:rPr>
+        <w:t xml:space="preserve">Finding:</w:t>
+      </w:r>
+      <w:r>
+        <w:t xml:space="preserve"> </w:t>
+      </w:r>
+      <w:r>
+        <w:t xml:space="preserve">Pending. This finding will be completed after Google Form responses are collected. The analysis will summarize user acceptance and identify improvement suggestions from written feedback.</w:t>
+      </w:r>
+    </w:p>
+    <w:p>
+      <w:pPr>
+        <w:pStyle w:val="BodyText"/>
+      </w:pPr>
+      <w:r>
+        <w:rPr>
+          <w:b/>
+          <w:bCs/>
+        </w:rPr>
+        <w:t xml:space="preserve">Requirement implication:</w:t>
+      </w:r>
+      <w:r>
+        <w:t xml:space="preserve"> </w:t>
+      </w:r>
+      <w:r>
+        <w:t xml:space="preserve">The result will support user acceptance, prototype refinement, and future improvement planning.</w:t>
+      </w:r>
+    </w:p>
+    <w:bookmarkEnd w:id="108"/>
+    <w:bookmarkEnd w:id="109"/>
+    <w:bookmarkStart w:id="111" w:name="functional-requirements"/>
+    <w:p>
+      <w:pPr>
+        <w:pStyle w:val="Heading2"/>
+      </w:pPr>
+      <w:r>
+        <w:t xml:space="preserve">3.3 Functional Requirements</w:t>
+      </w:r>
+    </w:p>
+    <w:p>
+      <w:pPr>
+        <w:pStyle w:val="FirstParagraph"/>
+      </w:pPr>
+      <w:r>
+        <w:t xml:space="preserve">Table</w:t>
+      </w:r>
+      <w:r>
+        <w:t xml:space="preserve"> </w:t>
+      </w:r>
+      <w:hyperlink w:anchor="tbl-functional-requirements">
+        <w:r>
+          <w:rPr>
+            <w:rStyle w:val="Hyperlink"/>
+          </w:rPr>
+          <w:t xml:space="preserve">Table 4</w:t>
+        </w:r>
+      </w:hyperlink>
+      <w:r>
+        <w:t xml:space="preserve"> </w:t>
+      </w:r>
+      <w:r>
+        <w:t xml:space="preserve">lists the preliminary functional requirements for the proposed prototype.</w:t>
+      </w:r>
+    </w:p>
+    <w:tbl>
+      <w:tblPr>
+        <w:tblStyle w:val="Table"/>
+        <w:tblW w:type="pct" w:w="5000"/>
+        <w:tblLayout w:type="fixed"/>
+        <w:tblLook w:firstRow="0" w:lastRow="0" w:firstColumn="0" w:lastColumn="0" w:noHBand="0" w:noVBand="0" w:val="0000"/>
+      </w:tblPr>
+      <w:tblGrid>
+        <w:gridCol w:w="7920"/>
+      </w:tblGrid>
+      <w:tr>
+        <w:tc>
+          <w:tcPr/>
+          <w:bookmarkStart w:id="110" w:name="tbl-functional-requirements"/>
+          <w:p>
+            <w:pPr>
+              <w:jc w:val="left"/>
+              <w:spacing w:before="200"/>
+              <w:pStyle w:val="ImageCaption"/>
+            </w:pPr>
+            <w:bookmarkStart w:id="271" w:name="_FYPTable004"/>
+            <w:r>
+              <w:t>Table 4: Functional requirements for the cardiopulmonary sound separation prototype</w:t>
+            </w:r>
+            <w:bookmarkEnd w:id="271"/>
           </w:p>
           <w:tbl>
             <w:tblPr>
@@ -3742,19 +6377,19 @@
                     <w:jc w:val="center"/>
                   </w:pPr>
                   <w:r>
-                    <w:t xml:space="preserve">ID</w:t>
-                  </w:r>
-                </w:p>
-              </w:tc>
-              <w:tc>
-                <w:tcPr/>
-                <w:p>
-                  <w:pPr>
-                    <w:pStyle w:val="Compact"/>
-                    <w:jc w:val="center"/>
-                  </w:pPr>
-                  <w:r>
-                    <w:t xml:space="preserve">Functional requirement</w:t>
+                    <w:t xml:space="preserve">Req ID</w:t>
+                  </w:r>
+                </w:p>
+              </w:tc>
+              <w:tc>
+                <w:tcPr/>
+                <w:p>
+                  <w:pPr>
+                    <w:pStyle w:val="Compact"/>
+                    <w:jc w:val="center"/>
+                  </w:pPr>
+                  <w:r>
+                    <w:t xml:space="preserve">Requirement</w:t>
                   </w:r>
                 </w:p>
               </w:tc>
@@ -3780,31 +6415,31 @@
                     <w:jc w:val="center"/>
                   </w:pPr>
                   <w:r>
-                    <w:t xml:space="preserve">FR1</w:t>
-                  </w:r>
-                </w:p>
-              </w:tc>
-              <w:tc>
-                <w:tcPr/>
-                <w:p>
-                  <w:pPr>
-                    <w:pStyle w:val="Compact"/>
-                    <w:jc w:val="center"/>
-                  </w:pPr>
-                  <w:r>
-                    <w:t xml:space="preserve">Upload cardiopulmonary audio</w:t>
-                  </w:r>
-                </w:p>
-              </w:tc>
-              <w:tc>
-                <w:tcPr/>
-                <w:p>
-                  <w:pPr>
-                    <w:pStyle w:val="Compact"/>
-                    <w:jc w:val="center"/>
-                  </w:pPr>
-                  <w:r>
-                    <w:t xml:space="preserve">The user shall be able to upload a mixed cardiopulmonary audio file.</w:t>
+                    <w:t xml:space="preserve">F1</w:t>
+                  </w:r>
+                </w:p>
+              </w:tc>
+              <w:tc>
+                <w:tcPr/>
+                <w:p>
+                  <w:pPr>
+                    <w:pStyle w:val="Compact"/>
+                    <w:jc w:val="center"/>
+                  </w:pPr>
+                  <w:r>
+                    <w:t xml:space="preserve">Upload Audio File</w:t>
+                  </w:r>
+                </w:p>
+              </w:tc>
+              <w:tc>
+                <w:tcPr/>
+                <w:p>
+                  <w:pPr>
+                    <w:pStyle w:val="Compact"/>
+                    <w:jc w:val="center"/>
+                  </w:pPr>
+                  <w:r>
+                    <w:t xml:space="preserve">The system shall allow the user to upload a mixed cardiopulmonary audio file for processing.</w:t>
                   </w:r>
                 </w:p>
               </w:tc>
@@ -3818,31 +6453,31 @@
                     <w:jc w:val="center"/>
                   </w:pPr>
                   <w:r>
-                    <w:t xml:space="preserve">FR2</w:t>
-                  </w:r>
-                </w:p>
-              </w:tc>
-              <w:tc>
-                <w:tcPr/>
-                <w:p>
-                  <w:pPr>
-                    <w:pStyle w:val="Compact"/>
-                    <w:jc w:val="center"/>
-                  </w:pPr>
-                  <w:r>
-                    <w:t xml:space="preserve">Validate audio file</w:t>
-                  </w:r>
-                </w:p>
-              </w:tc>
-              <w:tc>
-                <w:tcPr/>
-                <w:p>
-                  <w:pPr>
-                    <w:pStyle w:val="Compact"/>
-                    <w:jc w:val="center"/>
-                  </w:pPr>
-                  <w:r>
-                    <w:t xml:space="preserve">The system shall check the file type, file size, and basic audio readability before processing.</w:t>
+                    <w:t xml:space="preserve">F2</w:t>
+                  </w:r>
+                </w:p>
+              </w:tc>
+              <w:tc>
+                <w:tcPr/>
+                <w:p>
+                  <w:pPr>
+                    <w:pStyle w:val="Compact"/>
+                    <w:jc w:val="center"/>
+                  </w:pPr>
+                  <w:r>
+                    <w:t xml:space="preserve">Validate Audio Format</w:t>
+                  </w:r>
+                </w:p>
+              </w:tc>
+              <w:tc>
+                <w:tcPr/>
+                <w:p>
+                  <w:pPr>
+                    <w:pStyle w:val="Compact"/>
+                    <w:jc w:val="center"/>
+                  </w:pPr>
+                  <w:r>
+                    <w:t xml:space="preserve">The system shall validate the uploaded file type, file size, and basic audio readability before processing starts.</w:t>
                   </w:r>
                 </w:p>
               </w:tc>
@@ -3856,31 +6491,31 @@
                     <w:jc w:val="center"/>
                   </w:pPr>
                   <w:r>
-                    <w:t xml:space="preserve">FR3</w:t>
-                  </w:r>
-                </w:p>
-              </w:tc>
-              <w:tc>
-                <w:tcPr/>
-                <w:p>
-                  <w:pPr>
-                    <w:pStyle w:val="Compact"/>
-                    <w:jc w:val="center"/>
-                  </w:pPr>
-                  <w:r>
-                    <w:t xml:space="preserve">Preprocess audio</w:t>
-                  </w:r>
-                </w:p>
-              </w:tc>
-              <w:tc>
-                <w:tcPr/>
-                <w:p>
-                  <w:pPr>
-                    <w:pStyle w:val="Compact"/>
-                    <w:jc w:val="center"/>
-                  </w:pPr>
-                  <w:r>
-                    <w:t xml:space="preserve">The system shall apply preprocessing such as resampling, normalization, segmentation, or noise reduction as required by the selected model workflow.</w:t>
+                    <w:t xml:space="preserve">F3</w:t>
+                  </w:r>
+                </w:p>
+              </w:tc>
+              <w:tc>
+                <w:tcPr/>
+                <w:p>
+                  <w:pPr>
+                    <w:pStyle w:val="Compact"/>
+                    <w:jc w:val="center"/>
+                  </w:pPr>
+                  <w:r>
+                    <w:t xml:space="preserve">Preprocess Audio</w:t>
+                  </w:r>
+                </w:p>
+              </w:tc>
+              <w:tc>
+                <w:tcPr/>
+                <w:p>
+                  <w:pPr>
+                    <w:pStyle w:val="Compact"/>
+                    <w:jc w:val="center"/>
+                  </w:pPr>
+                  <w:r>
+                    <w:t xml:space="preserve">The system shall apply suitable preprocessing steps such as resampling, normalization, segmentation, or noise reduction according to the selected workflow.</w:t>
                   </w:r>
                 </w:p>
               </w:tc>
@@ -3894,31 +6529,31 @@
                     <w:jc w:val="center"/>
                   </w:pPr>
                   <w:r>
-                    <w:t xml:space="preserve">FR4</w:t>
-                  </w:r>
-                </w:p>
-              </w:tc>
-              <w:tc>
-                <w:tcPr/>
-                <w:p>
-                  <w:pPr>
-                    <w:pStyle w:val="Compact"/>
-                    <w:jc w:val="center"/>
-                  </w:pPr>
-                  <w:r>
-                    <w:t xml:space="preserve">Run sound separation</w:t>
-                  </w:r>
-                </w:p>
-              </w:tc>
-              <w:tc>
-                <w:tcPr/>
-                <w:p>
-                  <w:pPr>
-                    <w:pStyle w:val="Compact"/>
-                    <w:jc w:val="center"/>
-                  </w:pPr>
-                  <w:r>
-                    <w:t xml:space="preserve">The system shall run the selected separation model or separation pipeline on the validated recording.</w:t>
+                    <w:t xml:space="preserve">F4</w:t>
+                  </w:r>
+                </w:p>
+              </w:tc>
+              <w:tc>
+                <w:tcPr/>
+                <w:p>
+                  <w:pPr>
+                    <w:pStyle w:val="Compact"/>
+                    <w:jc w:val="center"/>
+                  </w:pPr>
+                  <w:r>
+                    <w:t xml:space="preserve">Run Cardiopulmonary Sound Separation</w:t>
+                  </w:r>
+                </w:p>
+              </w:tc>
+              <w:tc>
+                <w:tcPr/>
+                <w:p>
+                  <w:pPr>
+                    <w:pStyle w:val="Compact"/>
+                    <w:jc w:val="center"/>
+                  </w:pPr>
+                  <w:r>
+                    <w:t xml:space="preserve">The system shall execute the selected machine learning-based separation pipeline on the validated and preprocessed recording.</w:t>
                   </w:r>
                 </w:p>
               </w:tc>
@@ -3932,31 +6567,31 @@
                     <w:jc w:val="center"/>
                   </w:pPr>
                   <w:r>
-                    <w:t xml:space="preserve">FR5</w:t>
-                  </w:r>
-                </w:p>
-              </w:tc>
-              <w:tc>
-                <w:tcPr/>
-                <w:p>
-                  <w:pPr>
-                    <w:pStyle w:val="Compact"/>
-                    <w:jc w:val="center"/>
-                  </w:pPr>
-                  <w:r>
-                    <w:t xml:space="preserve">Generate heart sound output</w:t>
-                  </w:r>
-                </w:p>
-              </w:tc>
-              <w:tc>
-                <w:tcPr/>
-                <w:p>
-                  <w:pPr>
-                    <w:pStyle w:val="Compact"/>
-                    <w:jc w:val="center"/>
-                  </w:pPr>
-                  <w:r>
-                    <w:t xml:space="preserve">The system shall generate a separated heart sound output file.</w:t>
+                    <w:t xml:space="preserve">F5</w:t>
+                  </w:r>
+                </w:p>
+              </w:tc>
+              <w:tc>
+                <w:tcPr/>
+                <w:p>
+                  <w:pPr>
+                    <w:pStyle w:val="Compact"/>
+                    <w:jc w:val="center"/>
+                  </w:pPr>
+                  <w:r>
+                    <w:t xml:space="preserve">Generate Heart Sound Output</w:t>
+                  </w:r>
+                </w:p>
+              </w:tc>
+              <w:tc>
+                <w:tcPr/>
+                <w:p>
+                  <w:pPr>
+                    <w:pStyle w:val="Compact"/>
+                    <w:jc w:val="center"/>
+                  </w:pPr>
+                  <w:r>
+                    <w:t xml:space="preserve">The system shall produce a separated heart sound output from the mixed cardiopulmonary input.</w:t>
                   </w:r>
                 </w:p>
               </w:tc>
@@ -3970,31 +6605,31 @@
                     <w:jc w:val="center"/>
                   </w:pPr>
                   <w:r>
-                    <w:t xml:space="preserve">FR6</w:t>
-                  </w:r>
-                </w:p>
-              </w:tc>
-              <w:tc>
-                <w:tcPr/>
-                <w:p>
-                  <w:pPr>
-                    <w:pStyle w:val="Compact"/>
-                    <w:jc w:val="center"/>
-                  </w:pPr>
-                  <w:r>
-                    <w:t xml:space="preserve">Generate lung sound output</w:t>
-                  </w:r>
-                </w:p>
-              </w:tc>
-              <w:tc>
-                <w:tcPr/>
-                <w:p>
-                  <w:pPr>
-                    <w:pStyle w:val="Compact"/>
-                    <w:jc w:val="center"/>
-                  </w:pPr>
-                  <w:r>
-                    <w:t xml:space="preserve">The system shall generate a separated lung sound output file.</w:t>
+                    <w:t xml:space="preserve">F6</w:t>
+                  </w:r>
+                </w:p>
+              </w:tc>
+              <w:tc>
+                <w:tcPr/>
+                <w:p>
+                  <w:pPr>
+                    <w:pStyle w:val="Compact"/>
+                    <w:jc w:val="center"/>
+                  </w:pPr>
+                  <w:r>
+                    <w:t xml:space="preserve">Generate Lung Sound Output</w:t>
+                  </w:r>
+                </w:p>
+              </w:tc>
+              <w:tc>
+                <w:tcPr/>
+                <w:p>
+                  <w:pPr>
+                    <w:pStyle w:val="Compact"/>
+                    <w:jc w:val="center"/>
+                  </w:pPr>
+                  <w:r>
+                    <w:t xml:space="preserve">The system shall produce a separated lung sound output from the mixed cardiopulmonary input.</w:t>
                   </w:r>
                 </w:p>
               </w:tc>
@@ -4008,31 +6643,31 @@
                     <w:jc w:val="center"/>
                   </w:pPr>
                   <w:r>
-                    <w:t xml:space="preserve">FR7</w:t>
-                  </w:r>
-                </w:p>
-              </w:tc>
-              <w:tc>
-                <w:tcPr/>
-                <w:p>
-                  <w:pPr>
-                    <w:pStyle w:val="Compact"/>
-                    <w:jc w:val="center"/>
-                  </w:pPr>
-                  <w:r>
-                    <w:t xml:space="preserve">View result</w:t>
-                  </w:r>
-                </w:p>
-              </w:tc>
-              <w:tc>
-                <w:tcPr/>
-                <w:p>
-                  <w:pPr>
-                    <w:pStyle w:val="Compact"/>
-                    <w:jc w:val="center"/>
-                  </w:pPr>
-                  <w:r>
-                    <w:t xml:space="preserve">The user shall be able to view processing status and basic result information after separation.</w:t>
+                    <w:t xml:space="preserve">F7</w:t>
+                  </w:r>
+                </w:p>
+              </w:tc>
+              <w:tc>
+                <w:tcPr/>
+                <w:p>
+                  <w:pPr>
+                    <w:pStyle w:val="Compact"/>
+                    <w:jc w:val="center"/>
+                  </w:pPr>
+                  <w:r>
+                    <w:t xml:space="preserve">Preview Separated Outputs</w:t>
+                  </w:r>
+                </w:p>
+              </w:tc>
+              <w:tc>
+                <w:tcPr/>
+                <w:p>
+                  <w:pPr>
+                    <w:pStyle w:val="Compact"/>
+                    <w:jc w:val="center"/>
+                  </w:pPr>
+                  <w:r>
+                    <w:t xml:space="preserve">The system shall allow users to preview the separated heart and lung outputs before downloading them.</w:t>
                   </w:r>
                 </w:p>
               </w:tc>
@@ -4046,31 +6681,31 @@
                     <w:jc w:val="center"/>
                   </w:pPr>
                   <w:r>
-                    <w:t xml:space="preserve">FR8</w:t>
-                  </w:r>
-                </w:p>
-              </w:tc>
-              <w:tc>
-                <w:tcPr/>
-                <w:p>
-                  <w:pPr>
-                    <w:pStyle w:val="Compact"/>
-                    <w:jc w:val="center"/>
-                  </w:pPr>
-                  <w:r>
-                    <w:t xml:space="preserve">Download outputs</w:t>
-                  </w:r>
-                </w:p>
-              </w:tc>
-              <w:tc>
-                <w:tcPr/>
-                <w:p>
-                  <w:pPr>
-                    <w:pStyle w:val="Compact"/>
-                    <w:jc w:val="center"/>
-                  </w:pPr>
-                  <w:r>
-                    <w:t xml:space="preserve">The user shall be able to download the separated heart and lung sound outputs.</w:t>
+                    <w:t xml:space="preserve">F8</w:t>
+                  </w:r>
+                </w:p>
+              </w:tc>
+              <w:tc>
+                <w:tcPr/>
+                <w:p>
+                  <w:pPr>
+                    <w:pStyle w:val="Compact"/>
+                    <w:jc w:val="center"/>
+                  </w:pPr>
+                  <w:r>
+                    <w:t xml:space="preserve">Download Separated Outputs</w:t>
+                  </w:r>
+                </w:p>
+              </w:tc>
+              <w:tc>
+                <w:tcPr/>
+                <w:p>
+                  <w:pPr>
+                    <w:pStyle w:val="Compact"/>
+                    <w:jc w:val="center"/>
+                  </w:pPr>
+                  <w:r>
+                    <w:t xml:space="preserve">The system shall allow users to download the separated heart and lung sound files.</w:t>
                   </w:r>
                 </w:p>
               </w:tc>
@@ -4084,49 +6719,125 @@
                     <w:jc w:val="center"/>
                   </w:pPr>
                   <w:r>
-                    <w:t xml:space="preserve">FR9</w:t>
-                  </w:r>
-                </w:p>
-              </w:tc>
-              <w:tc>
-                <w:tcPr/>
-                <w:p>
-                  <w:pPr>
-                    <w:pStyle w:val="Compact"/>
-                    <w:jc w:val="center"/>
-                  </w:pPr>
-                  <w:r>
-                    <w:t xml:space="preserve">View processing history</w:t>
-                  </w:r>
-                </w:p>
-              </w:tc>
-              <w:tc>
-                <w:tcPr/>
-                <w:p>
-                  <w:pPr>
-                    <w:pStyle w:val="Compact"/>
-                    <w:jc w:val="center"/>
-                  </w:pPr>
-                  <w:r>
-                    <w:t xml:space="preserve">The system may provide a processing history if storage and privacy constraints allow it.</w:t>
+                    <w:t xml:space="preserve">F9</w:t>
+                  </w:r>
+                </w:p>
+              </w:tc>
+              <w:tc>
+                <w:tcPr/>
+                <w:p>
+                  <w:pPr>
+                    <w:pStyle w:val="Compact"/>
+                    <w:jc w:val="center"/>
+                  </w:pPr>
+                  <w:r>
+                    <w:t xml:space="preserve">Display Processing Status</w:t>
+                  </w:r>
+                </w:p>
+              </w:tc>
+              <w:tc>
+                <w:tcPr/>
+                <w:p>
+                  <w:pPr>
+                    <w:pStyle w:val="Compact"/>
+                    <w:jc w:val="center"/>
+                  </w:pPr>
+                  <w:r>
+                    <w:t xml:space="preserve">The system shall show processing status information such as validation result, processing progress, completion state, or failure message.</w:t>
+                  </w:r>
+                </w:p>
+              </w:tc>
+            </w:tr>
+            <w:tr>
+              <w:tc>
+                <w:tcPr/>
+                <w:p>
+                  <w:pPr>
+                    <w:pStyle w:val="Compact"/>
+                    <w:jc w:val="center"/>
+                  </w:pPr>
+                  <w:r>
+                    <w:t xml:space="preserve">F10</w:t>
+                  </w:r>
+                </w:p>
+              </w:tc>
+              <w:tc>
+                <w:tcPr/>
+                <w:p>
+                  <w:pPr>
+                    <w:pStyle w:val="Compact"/>
+                    <w:jc w:val="center"/>
+                  </w:pPr>
+                  <w:r>
+                    <w:t xml:space="preserve">Display Evaluation Metrics</w:t>
+                  </w:r>
+                </w:p>
+              </w:tc>
+              <w:tc>
+                <w:tcPr/>
+                <w:p>
+                  <w:pPr>
+                    <w:pStyle w:val="Compact"/>
+                    <w:jc w:val="center"/>
+                  </w:pPr>
+                  <w:r>
+                    <w:t xml:space="preserve">The system shall display suitable evaluation metrics when reference signals or valid evaluation data are available.</w:t>
+                  </w:r>
+                </w:p>
+              </w:tc>
+            </w:tr>
+            <w:tr>
+              <w:tc>
+                <w:tcPr/>
+                <w:p>
+                  <w:pPr>
+                    <w:pStyle w:val="Compact"/>
+                    <w:jc w:val="center"/>
+                  </w:pPr>
+                  <w:r>
+                    <w:t xml:space="preserve">F11</w:t>
+                  </w:r>
+                </w:p>
+              </w:tc>
+              <w:tc>
+                <w:tcPr/>
+                <w:p>
+                  <w:pPr>
+                    <w:pStyle w:val="Compact"/>
+                    <w:jc w:val="center"/>
+                  </w:pPr>
+                  <w:r>
+                    <w:t xml:space="preserve">View Processing History</w:t>
+                  </w:r>
+                </w:p>
+              </w:tc>
+              <w:tc>
+                <w:tcPr/>
+                <w:p>
+                  <w:pPr>
+                    <w:pStyle w:val="Compact"/>
+                    <w:jc w:val="center"/>
+                  </w:pPr>
+                  <w:r>
+                    <w:t xml:space="preserve">The system shall provide a processing history showing previous uploads and separation results when storage support is enabled.</w:t>
                   </w:r>
                 </w:p>
               </w:tc>
             </w:tr>
           </w:tbl>
-          <w:bookmarkEnd w:id="61"/>
+          <w:bookmarkEnd w:id="110"/>
           <w:p/>
         </w:tc>
       </w:tr>
     </w:tbl>
-    <w:bookmarkEnd w:id="62"/>
-    <w:bookmarkStart w:id="64" w:name="non-functional-requirements"/>
-    <w:p>
-      <w:pPr>
-        <w:pStyle w:val="Heading3"/>
-      </w:pPr>
-      <w:r>
-        <w:t xml:space="preserve">3.3.2 Non-Functional Requirements</w:t>
+    <w:bookmarkEnd w:id="111"/>
+    <w:bookmarkStart w:id="113" w:name="non-functional-requirements"/>
+    <w:p>
+      <w:pPr>
+        <w:pStyle w:val="Heading2"/>
+      </w:pPr>
+      <w:r>
+        <w:t xml:space="preserve">3.4 Non-Functional Requirements</w:t>
       </w:r>
     </w:p>
     <w:p>
@@ -4144,14 +6855,14 @@
           <w:rPr>
             <w:rStyle w:val="Hyperlink"/>
           </w:rPr>
-          <w:t xml:space="preserve">Table 3</w:t>
+          <w:t xml:space="preserve">Table 5</w:t>
         </w:r>
       </w:hyperlink>
       <w:r>
         <w:t xml:space="preserve"> </w:t>
       </w:r>
       <w:r>
-        <w:t xml:space="preserve">lists the non-functional requirements that guide the planned prototype.</w:t>
+        <w:t xml:space="preserve">lists the preliminary non-functional requirements for the proposed prototype.</w:t>
       </w:r>
     </w:p>
     <w:tbl>
@@ -4167,18 +6878,18 @@
       <w:tr>
         <w:tc>
           <w:tcPr/>
-          <w:bookmarkStart w:id="63" w:name="tbl-nonfunctional-requirements"/>
+          <w:bookmarkStart w:id="112" w:name="tbl-nonfunctional-requirements"/>
           <w:p>
             <w:pPr>
               <w:jc w:val="left"/>
               <w:spacing w:before="200"/>
               <w:pStyle w:val="ImageCaption"/>
             </w:pPr>
-            <w:bookmarkStart w:id="216" w:name="_FYPTable003"/>
+            <w:bookmarkStart w:id="272" w:name="_FYPTable005"/>
             <w:r>
-              <w:t>Table 3: Non-functional requirements for the cardiopulmonary sound separation prototype</w:t>
+              <w:t>Table 5: Non-functional requirements for the cardiopulmonary sound separation prototype</w:t>
             </w:r>
-            <w:bookmarkEnd w:id="216"/>
+            <w:bookmarkEnd w:id="272"/>
           </w:p>
           <w:tbl>
             <w:tblPr>
@@ -4204,31 +6915,31 @@
                     <w:jc w:val="center"/>
                   </w:pPr>
                   <w:r>
-                    <w:t xml:space="preserve">ID</w:t>
-                  </w:r>
-                </w:p>
-              </w:tc>
-              <w:tc>
-                <w:tcPr/>
-                <w:p>
-                  <w:pPr>
-                    <w:pStyle w:val="Compact"/>
-                    <w:jc w:val="center"/>
-                  </w:pPr>
-                  <w:r>
-                    <w:t xml:space="preserve">Non-functional requirement</w:t>
-                  </w:r>
-                </w:p>
-              </w:tc>
-              <w:tc>
-                <w:tcPr/>
-                <w:p>
-                  <w:pPr>
-                    <w:pStyle w:val="Compact"/>
-                    <w:jc w:val="center"/>
-                  </w:pPr>
-                  <w:r>
-                    <w:t xml:space="preserve">Description</w:t>
+                    <w:t xml:space="preserve">Req ID</w:t>
+                  </w:r>
+                </w:p>
+              </w:tc>
+              <w:tc>
+                <w:tcPr/>
+                <w:p>
+                  <w:pPr>
+                    <w:pStyle w:val="Compact"/>
+                    <w:jc w:val="center"/>
+                  </w:pPr>
+                  <w:r>
+                    <w:t xml:space="preserve">Category</w:t>
+                  </w:r>
+                </w:p>
+              </w:tc>
+              <w:tc>
+                <w:tcPr/>
+                <w:p>
+                  <w:pPr>
+                    <w:pStyle w:val="Compact"/>
+                    <w:jc w:val="center"/>
+                  </w:pPr>
+                  <w:r>
+                    <w:t xml:space="preserve">Requirement</w:t>
                   </w:r>
                 </w:p>
               </w:tc>
@@ -4242,7 +6953,7 @@
                     <w:jc w:val="center"/>
                   </w:pPr>
                   <w:r>
-                    <w:t xml:space="preserve">NFR1</w:t>
+                    <w:t xml:space="preserve">NF1</w:t>
                   </w:r>
                 </w:p>
               </w:tc>
@@ -4266,7 +6977,7 @@
                     <w:jc w:val="center"/>
                   </w:pPr>
                   <w:r>
-                    <w:t xml:space="preserve">The interface should be simple enough for a student or researcher to upload audio and obtain outputs without unnecessary steps.</w:t>
+                    <w:t xml:space="preserve">The interface shall be understandable for users with different levels of technical experience.</w:t>
                   </w:r>
                 </w:p>
               </w:tc>
@@ -4280,31 +6991,31 @@
                     <w:jc w:val="center"/>
                   </w:pPr>
                   <w:r>
-                    <w:t xml:space="preserve">NFR2</w:t>
-                  </w:r>
-                </w:p>
-              </w:tc>
-              <w:tc>
-                <w:tcPr/>
-                <w:p>
-                  <w:pPr>
-                    <w:pStyle w:val="Compact"/>
-                    <w:jc w:val="center"/>
-                  </w:pPr>
-                  <w:r>
-                    <w:t xml:space="preserve">Reliability</w:t>
-                  </w:r>
-                </w:p>
-              </w:tc>
-              <w:tc>
-                <w:tcPr/>
-                <w:p>
-                  <w:pPr>
-                    <w:pStyle w:val="Compact"/>
-                    <w:jc w:val="center"/>
-                  </w:pPr>
-                  <w:r>
-                    <w:t xml:space="preserve">The system should handle invalid files, failed processing, and missing outputs with clear error messages.</w:t>
+                    <w:t xml:space="preserve">NF2</w:t>
+                  </w:r>
+                </w:p>
+              </w:tc>
+              <w:tc>
+                <w:tcPr/>
+                <w:p>
+                  <w:pPr>
+                    <w:pStyle w:val="Compact"/>
+                    <w:jc w:val="center"/>
+                  </w:pPr>
+                  <w:r>
+                    <w:t xml:space="preserve">Performance</w:t>
+                  </w:r>
+                </w:p>
+              </w:tc>
+              <w:tc>
+                <w:tcPr/>
+                <w:p>
+                  <w:pPr>
+                    <w:pStyle w:val="Compact"/>
+                    <w:jc w:val="center"/>
+                  </w:pPr>
+                  <w:r>
+                    <w:t xml:space="preserve">The system shall process reasonable audio file sizes within an acceptable time for prototype demonstration and evaluation.</w:t>
                   </w:r>
                 </w:p>
               </w:tc>
@@ -4318,31 +7029,31 @@
                     <w:jc w:val="center"/>
                   </w:pPr>
                   <w:r>
-                    <w:t xml:space="preserve">NFR3</w:t>
-                  </w:r>
-                </w:p>
-              </w:tc>
-              <w:tc>
-                <w:tcPr/>
-                <w:p>
-                  <w:pPr>
-                    <w:pStyle w:val="Compact"/>
-                    <w:jc w:val="center"/>
-                  </w:pPr>
-                  <w:r>
-                    <w:t xml:space="preserve">Maintainability</w:t>
-                  </w:r>
-                </w:p>
-              </w:tc>
-              <w:tc>
-                <w:tcPr/>
-                <w:p>
-                  <w:pPr>
-                    <w:pStyle w:val="Compact"/>
-                    <w:jc w:val="center"/>
-                  </w:pPr>
-                  <w:r>
-                    <w:t xml:space="preserve">The codebase should separate interface, preprocessing, model, storage, and evaluation logic to support future changes.</w:t>
+                    <w:t xml:space="preserve">NF3</w:t>
+                  </w:r>
+                </w:p>
+              </w:tc>
+              <w:tc>
+                <w:tcPr/>
+                <w:p>
+                  <w:pPr>
+                    <w:pStyle w:val="Compact"/>
+                    <w:jc w:val="center"/>
+                  </w:pPr>
+                  <w:r>
+                    <w:t xml:space="preserve">Reliability</w:t>
+                  </w:r>
+                </w:p>
+              </w:tc>
+              <w:tc>
+                <w:tcPr/>
+                <w:p>
+                  <w:pPr>
+                    <w:pStyle w:val="Compact"/>
+                    <w:jc w:val="center"/>
+                  </w:pPr>
+                  <w:r>
+                    <w:t xml:space="preserve">The system shall handle invalid files, failed preprocessing, failed separation, and missing outputs with clear feedback.</w:t>
                   </w:r>
                 </w:p>
               </w:tc>
@@ -4356,31 +7067,31 @@
                     <w:jc w:val="center"/>
                   </w:pPr>
                   <w:r>
-                    <w:t xml:space="preserve">NFR4</w:t>
-                  </w:r>
-                </w:p>
-              </w:tc>
-              <w:tc>
-                <w:tcPr/>
-                <w:p>
-                  <w:pPr>
-                    <w:pStyle w:val="Compact"/>
-                    <w:jc w:val="center"/>
-                  </w:pPr>
-                  <w:r>
-                    <w:t xml:space="preserve">Performance</w:t>
-                  </w:r>
-                </w:p>
-              </w:tc>
-              <w:tc>
-                <w:tcPr/>
-                <w:p>
-                  <w:pPr>
-                    <w:pStyle w:val="Compact"/>
-                    <w:jc w:val="center"/>
-                  </w:pPr>
-                  <w:r>
-                    <w:t xml:space="preserve">The prototype should process reasonable audio file sizes within an acceptable time for FYP demonstration.</w:t>
+                    <w:t xml:space="preserve">NF4</w:t>
+                  </w:r>
+                </w:p>
+              </w:tc>
+              <w:tc>
+                <w:tcPr/>
+                <w:p>
+                  <w:pPr>
+                    <w:pStyle w:val="Compact"/>
+                    <w:jc w:val="center"/>
+                  </w:pPr>
+                  <w:r>
+                    <w:t xml:space="preserve">Maintainability</w:t>
+                  </w:r>
+                </w:p>
+              </w:tc>
+              <w:tc>
+                <w:tcPr/>
+                <w:p>
+                  <w:pPr>
+                    <w:pStyle w:val="Compact"/>
+                    <w:jc w:val="center"/>
+                  </w:pPr>
+                  <w:r>
+                    <w:t xml:space="preserve">The system shall separate interface, validation, preprocessing, model, storage, and result management logic to support future updates.</w:t>
                   </w:r>
                 </w:p>
               </w:tc>
@@ -4394,31 +7105,31 @@
                     <w:jc w:val="center"/>
                   </w:pPr>
                   <w:r>
-                    <w:t xml:space="preserve">NFR5</w:t>
-                  </w:r>
-                </w:p>
-              </w:tc>
-              <w:tc>
-                <w:tcPr/>
-                <w:p>
-                  <w:pPr>
-                    <w:pStyle w:val="Compact"/>
-                    <w:jc w:val="center"/>
-                  </w:pPr>
-                  <w:r>
-                    <w:t xml:space="preserve">Security and privacy</w:t>
-                  </w:r>
-                </w:p>
-              </w:tc>
-              <w:tc>
-                <w:tcPr/>
-                <w:p>
-                  <w:pPr>
-                    <w:pStyle w:val="Compact"/>
-                    <w:jc w:val="center"/>
-                  </w:pPr>
-                  <w:r>
-                    <w:t xml:space="preserve">Uploaded files should be handled carefully, and temporary files should not be exposed unnecessarily.</w:t>
+                    <w:t xml:space="preserve">NF5</w:t>
+                  </w:r>
+                </w:p>
+              </w:tc>
+              <w:tc>
+                <w:tcPr/>
+                <w:p>
+                  <w:pPr>
+                    <w:pStyle w:val="Compact"/>
+                    <w:jc w:val="center"/>
+                  </w:pPr>
+                  <w:r>
+                    <w:t xml:space="preserve">Security and Privacy</w:t>
+                  </w:r>
+                </w:p>
+              </w:tc>
+              <w:tc>
+                <w:tcPr/>
+                <w:p>
+                  <w:pPr>
+                    <w:pStyle w:val="Compact"/>
+                    <w:jc w:val="center"/>
+                  </w:pPr>
+                  <w:r>
+                    <w:t xml:space="preserve">The system shall handle uploaded audio files carefully and avoid exposing or retaining files unnecessarily.</w:t>
                   </w:r>
                 </w:p>
               </w:tc>
@@ -4432,7 +7143,7 @@
                     <w:jc w:val="center"/>
                   </w:pPr>
                   <w:r>
-                    <w:t xml:space="preserve">NFR6</w:t>
+                    <w:t xml:space="preserve">NF6</w:t>
                   </w:r>
                 </w:p>
               </w:tc>
@@ -4456,38 +7167,106 @@
                     <w:jc w:val="center"/>
                   </w:pPr>
                   <w:r>
-                    <w:t xml:space="preserve">The system should support common audio formats where feasible, such as WAV, and document any limitations.</w:t>
+                    <w:t xml:space="preserve">The system shall support common audio formats where feasible and document any input limitations.</w:t>
+                  </w:r>
+                </w:p>
+              </w:tc>
+            </w:tr>
+            <w:tr>
+              <w:tc>
+                <w:tcPr/>
+                <w:p>
+                  <w:pPr>
+                    <w:pStyle w:val="Compact"/>
+                    <w:jc w:val="center"/>
+                  </w:pPr>
+                  <w:r>
+                    <w:t xml:space="preserve">NF7</w:t>
+                  </w:r>
+                </w:p>
+              </w:tc>
+              <w:tc>
+                <w:tcPr/>
+                <w:p>
+                  <w:pPr>
+                    <w:pStyle w:val="Compact"/>
+                    <w:jc w:val="center"/>
+                  </w:pPr>
+                  <w:r>
+                    <w:t xml:space="preserve">Data Integrity</w:t>
+                  </w:r>
+                </w:p>
+              </w:tc>
+              <w:tc>
+                <w:tcPr/>
+                <w:p>
+                  <w:pPr>
+                    <w:pStyle w:val="Compact"/>
+                    <w:jc w:val="center"/>
+                  </w:pPr>
+                  <w:r>
+                    <w:t xml:space="preserve">The system shall avoid overwriting outputs incorrectly and shall preserve the association between uploaded files, processing status, and generated outputs.</w:t>
+                  </w:r>
+                </w:p>
+              </w:tc>
+            </w:tr>
+            <w:tr>
+              <w:tc>
+                <w:tcPr/>
+                <w:p>
+                  <w:pPr>
+                    <w:pStyle w:val="Compact"/>
+                    <w:jc w:val="center"/>
+                  </w:pPr>
+                  <w:r>
+                    <w:t xml:space="preserve">NF8</w:t>
+                  </w:r>
+                </w:p>
+              </w:tc>
+              <w:tc>
+                <w:tcPr/>
+                <w:p>
+                  <w:pPr>
+                    <w:pStyle w:val="Compact"/>
+                    <w:jc w:val="center"/>
+                  </w:pPr>
+                  <w:r>
+                    <w:t xml:space="preserve">Scalability</w:t>
+                  </w:r>
+                </w:p>
+              </w:tc>
+              <w:tc>
+                <w:tcPr/>
+                <w:p>
+                  <w:pPr>
+                    <w:pStyle w:val="Compact"/>
+                    <w:jc w:val="center"/>
+                  </w:pPr>
+                  <w:r>
+                    <w:t xml:space="preserve">The system design shall allow future expansion, such as additional models, output visualizations, or evaluation metrics, without major restructuring.</w:t>
                   </w:r>
                 </w:p>
               </w:tc>
             </w:tr>
           </w:tbl>
-          <w:bookmarkEnd w:id="63"/>
+          <w:bookmarkEnd w:id="112"/>
           <w:p/>
         </w:tc>
       </w:tr>
     </w:tbl>
-    <w:bookmarkEnd w:id="64"/>
-    <w:bookmarkStart w:id="66" w:name="user-requirements"/>
-    <w:p>
-      <w:pPr>
-        <w:pStyle w:val="Heading3"/>
-      </w:pPr>
-      <w:r>
-        <w:t xml:space="preserve">3.3.3 User Requirements</w:t>
+    <w:bookmarkEnd w:id="113"/>
+    <w:bookmarkStart w:id="115" w:name="user-requirements"/>
+    <w:p>
+      <w:pPr>
+        <w:pStyle w:val="Heading2"/>
+      </w:pPr>
+      <w:r>
+        <w:t xml:space="preserve">3.5 User Requirements</w:t>
       </w:r>
     </w:p>
     <w:p>
       <w:pPr>
         <w:pStyle w:val="FirstParagraph"/>
-      </w:pPr>
-      <w:r>
-        <w:t xml:space="preserve">The primary user is a student or researcher who wants to separate a mixed cardiopulmonary recording into heart and lung sound outputs. The user expects a clear upload interface, validation feedback, processing progress, understandable result information, and downloadable output files.</w:t>
-      </w:r>
-    </w:p>
-    <w:p>
-      <w:pPr>
-        <w:pStyle w:val="BodyText"/>
       </w:pPr>
       <w:r>
         <w:t xml:space="preserve">Table</w:t>
@@ -4500,14 +7279,14 @@
           <w:rPr>
             <w:rStyle w:val="Hyperlink"/>
           </w:rPr>
-          <w:t xml:space="preserve">Table 4</w:t>
+          <w:t xml:space="preserve">Table 6</w:t>
         </w:r>
       </w:hyperlink>
       <w:r>
         <w:t xml:space="preserve"> </w:t>
       </w:r>
       <w:r>
-        <w:t xml:space="preserve">summarizes the user requirements.</w:t>
+        <w:t xml:space="preserve">summarizes the preliminary user requirements for the proposed prototype.</w:t>
       </w:r>
     </w:p>
     <w:tbl>
@@ -4523,18 +7302,18 @@
       <w:tr>
         <w:tc>
           <w:tcPr/>
-          <w:bookmarkStart w:id="65" w:name="tbl-user-requirements"/>
+          <w:bookmarkStart w:id="114" w:name="tbl-user-requirements"/>
           <w:p>
             <w:pPr>
               <w:jc w:val="left"/>
               <w:spacing w:before="200"/>
               <w:pStyle w:val="ImageCaption"/>
             </w:pPr>
-            <w:bookmarkStart w:id="217" w:name="_FYPTable004"/>
+            <w:bookmarkStart w:id="273" w:name="_FYPTable006"/>
             <w:r>
-              <w:t>Table 4: User requirements for the proposed prototype</w:t>
+              <w:t>Table 6: User requirements for the proposed prototype</w:t>
             </w:r>
-            <w:bookmarkEnd w:id="217"/>
+            <w:bookmarkEnd w:id="273"/>
           </w:p>
           <w:tbl>
             <w:tblPr>
@@ -4560,19 +7339,19 @@
                     <w:jc w:val="center"/>
                   </w:pPr>
                   <w:r>
-                    <w:t xml:space="preserve">ID</w:t>
-                  </w:r>
-                </w:p>
-              </w:tc>
-              <w:tc>
-                <w:tcPr/>
-                <w:p>
-                  <w:pPr>
-                    <w:pStyle w:val="Compact"/>
-                    <w:jc w:val="center"/>
-                  </w:pPr>
-                  <w:r>
-                    <w:t xml:space="preserve">User requirement</w:t>
+                    <w:t xml:space="preserve">User Requirement ID</w:t>
+                  </w:r>
+                </w:p>
+              </w:tc>
+              <w:tc>
+                <w:tcPr/>
+                <w:p>
+                  <w:pPr>
+                    <w:pStyle w:val="Compact"/>
+                    <w:jc w:val="center"/>
+                  </w:pPr>
+                  <w:r>
+                    <w:t xml:space="preserve">User Need</w:t>
                   </w:r>
                 </w:p>
               </w:tc>
@@ -4610,19 +7389,19 @@
                     <w:jc w:val="center"/>
                   </w:pPr>
                   <w:r>
-                    <w:t xml:space="preserve">Clear upload process</w:t>
-                  </w:r>
-                </w:p>
-              </w:tc>
-              <w:tc>
-                <w:tcPr/>
-                <w:p>
-                  <w:pPr>
-                    <w:pStyle w:val="Compact"/>
-                    <w:jc w:val="center"/>
-                  </w:pPr>
-                  <w:r>
-                    <w:t xml:space="preserve">The user needs a simple way to select and upload a cardiopulmonary audio file.</w:t>
+                    <w:t xml:space="preserve">Easy audio upload</w:t>
+                  </w:r>
+                </w:p>
+              </w:tc>
+              <w:tc>
+                <w:tcPr/>
+                <w:p>
+                  <w:pPr>
+                    <w:pStyle w:val="Compact"/>
+                    <w:jc w:val="center"/>
+                  </w:pPr>
+                  <w:r>
+                    <w:t xml:space="preserve">The user needs to upload mixed cardiopulmonary audio easily through a clear interface.</w:t>
                   </w:r>
                 </w:p>
               </w:tc>
@@ -4648,19 +7427,19 @@
                     <w:jc w:val="center"/>
                   </w:pPr>
                   <w:r>
-                    <w:t xml:space="preserve">Processing feedback</w:t>
-                  </w:r>
-                </w:p>
-              </w:tc>
-              <w:tc>
-                <w:tcPr/>
-                <w:p>
-                  <w:pPr>
-                    <w:pStyle w:val="Compact"/>
-                    <w:jc w:val="center"/>
-                  </w:pPr>
-                  <w:r>
-                    <w:t xml:space="preserve">The user needs to know whether the file is accepted, processing is running, or an error has occurred.</w:t>
+                    <w:t xml:space="preserve">File validity feedback</w:t>
+                  </w:r>
+                </w:p>
+              </w:tc>
+              <w:tc>
+                <w:tcPr/>
+                <w:p>
+                  <w:pPr>
+                    <w:pStyle w:val="Compact"/>
+                    <w:jc w:val="center"/>
+                  </w:pPr>
+                  <w:r>
+                    <w:t xml:space="preserve">The user needs to understand whether the uploaded file is valid before processing begins.</w:t>
                   </w:r>
                 </w:p>
               </w:tc>
@@ -4686,19 +7465,19 @@
                     <w:jc w:val="center"/>
                   </w:pPr>
                   <w:r>
-                    <w:t xml:space="preserve">Separated outputs</w:t>
-                  </w:r>
-                </w:p>
-              </w:tc>
-              <w:tc>
-                <w:tcPr/>
-                <w:p>
-                  <w:pPr>
-                    <w:pStyle w:val="Compact"/>
-                    <w:jc w:val="center"/>
-                  </w:pPr>
-                  <w:r>
-                    <w:t xml:space="preserve">The user needs access to separate heart and lung sound outputs after processing.</w:t>
+                    <w:t xml:space="preserve">Separated heart and lung outputs</w:t>
+                  </w:r>
+                </w:p>
+              </w:tc>
+              <w:tc>
+                <w:tcPr/>
+                <w:p>
+                  <w:pPr>
+                    <w:pStyle w:val="Compact"/>
+                    <w:jc w:val="center"/>
+                  </w:pPr>
+                  <w:r>
+                    <w:t xml:space="preserve">The user needs separated heart and lung sound outputs after the separation process is completed.</w:t>
                   </w:r>
                 </w:p>
               </w:tc>
@@ -4724,19 +7503,19 @@
                     <w:jc w:val="center"/>
                   </w:pPr>
                   <w:r>
-                    <w:t xml:space="preserve">Downloadable results</w:t>
-                  </w:r>
-                </w:p>
-              </w:tc>
-              <w:tc>
-                <w:tcPr/>
-                <w:p>
-                  <w:pPr>
-                    <w:pStyle w:val="Compact"/>
-                    <w:jc w:val="center"/>
-                  </w:pPr>
-                  <w:r>
-                    <w:t xml:space="preserve">The user needs to download output files for review, reporting, or further analysis.</w:t>
+                    <w:t xml:space="preserve">Output preview</w:t>
+                  </w:r>
+                </w:p>
+              </w:tc>
+              <w:tc>
+                <w:tcPr/>
+                <w:p>
+                  <w:pPr>
+                    <w:pStyle w:val="Compact"/>
+                    <w:jc w:val="center"/>
+                  </w:pPr>
+                  <w:r>
+                    <w:t xml:space="preserve">The user needs to preview separated outputs before downloading them.</w:t>
                   </w:r>
                 </w:p>
               </w:tc>
@@ -4762,38 +7541,151 @@
                     <w:jc w:val="center"/>
                   </w:pPr>
                   <w:r>
-                    <w:t xml:space="preserve">Transparent limitations</w:t>
-                  </w:r>
-                </w:p>
-              </w:tc>
-              <w:tc>
-                <w:tcPr/>
-                <w:p>
-                  <w:pPr>
-                    <w:pStyle w:val="Compact"/>
-                    <w:jc w:val="center"/>
-                  </w:pPr>
-                  <w:r>
-                    <w:t xml:space="preserve">The user needs to understand that the prototype is for separation research and not for clinical diagnosis.</w:t>
+                    <w:t xml:space="preserve">Simple visual feedback</w:t>
+                  </w:r>
+                </w:p>
+              </w:tc>
+              <w:tc>
+                <w:tcPr/>
+                <w:p>
+                  <w:pPr>
+                    <w:pStyle w:val="Compact"/>
+                    <w:jc w:val="center"/>
+                  </w:pPr>
+                  <w:r>
+                    <w:t xml:space="preserve">The user needs simple visual feedback such as waveform or spectrogram displays when these are supported by the prototype.</w:t>
+                  </w:r>
+                </w:p>
+              </w:tc>
+            </w:tr>
+            <w:tr>
+              <w:tc>
+                <w:tcPr/>
+                <w:p>
+                  <w:pPr>
+                    <w:pStyle w:val="Compact"/>
+                    <w:jc w:val="center"/>
+                  </w:pPr>
+                  <w:r>
+                    <w:t xml:space="preserve">UR6</w:t>
+                  </w:r>
+                </w:p>
+              </w:tc>
+              <w:tc>
+                <w:tcPr/>
+                <w:p>
+                  <w:pPr>
+                    <w:pStyle w:val="Compact"/>
+                    <w:jc w:val="center"/>
+                  </w:pPr>
+                  <w:r>
+                    <w:t xml:space="preserve">Clear status and errors</w:t>
+                  </w:r>
+                </w:p>
+              </w:tc>
+              <w:tc>
+                <w:tcPr/>
+                <w:p>
+                  <w:pPr>
+                    <w:pStyle w:val="Compact"/>
+                    <w:jc w:val="center"/>
+                  </w:pPr>
+                  <w:r>
+                    <w:t xml:space="preserve">The user needs clear processing status and error messages when validation or separation fails.</w:t>
+                  </w:r>
+                </w:p>
+              </w:tc>
+            </w:tr>
+            <w:tr>
+              <w:tc>
+                <w:tcPr/>
+                <w:p>
+                  <w:pPr>
+                    <w:pStyle w:val="Compact"/>
+                    <w:jc w:val="center"/>
+                  </w:pPr>
+                  <w:r>
+                    <w:t xml:space="preserve">UR7</w:t>
+                  </w:r>
+                </w:p>
+              </w:tc>
+              <w:tc>
+                <w:tcPr/>
+                <w:p>
+                  <w:pPr>
+                    <w:pStyle w:val="Compact"/>
+                    <w:jc w:val="center"/>
+                  </w:pPr>
+                  <w:r>
+                    <w:t xml:space="preserve">Downloadable results</w:t>
+                  </w:r>
+                </w:p>
+              </w:tc>
+              <w:tc>
+                <w:tcPr/>
+                <w:p>
+                  <w:pPr>
+                    <w:pStyle w:val="Compact"/>
+                    <w:jc w:val="center"/>
+                  </w:pPr>
+                  <w:r>
+                    <w:t xml:space="preserve">The user needs to download separated output files for review, reporting, or further analysis.</w:t>
+                  </w:r>
+                </w:p>
+              </w:tc>
+            </w:tr>
+            <w:tr>
+              <w:tc>
+                <w:tcPr/>
+                <w:p>
+                  <w:pPr>
+                    <w:pStyle w:val="Compact"/>
+                    <w:jc w:val="center"/>
+                  </w:pPr>
+                  <w:r>
+                    <w:t xml:space="preserve">UR8</w:t>
+                  </w:r>
+                </w:p>
+              </w:tc>
+              <w:tc>
+                <w:tcPr/>
+                <w:p>
+                  <w:pPr>
+                    <w:pStyle w:val="Compact"/>
+                    <w:jc w:val="center"/>
+                  </w:pPr>
+                  <w:r>
+                    <w:t xml:space="preserve">Basic metrics or processing information</w:t>
+                  </w:r>
+                </w:p>
+              </w:tc>
+              <w:tc>
+                <w:tcPr/>
+                <w:p>
+                  <w:pPr>
+                    <w:pStyle w:val="Compact"/>
+                    <w:jc w:val="center"/>
+                  </w:pPr>
+                  <w:r>
+                    <w:t xml:space="preserve">The user needs basic metrics or processing information when evaluation support is included.</w:t>
                   </w:r>
                 </w:p>
               </w:tc>
             </w:tr>
           </w:tbl>
-          <w:bookmarkEnd w:id="65"/>
+          <w:bookmarkEnd w:id="114"/>
           <w:p/>
         </w:tc>
       </w:tr>
     </w:tbl>
-    <w:bookmarkEnd w:id="66"/>
-    <w:bookmarkEnd w:id="67"/>
-    <w:bookmarkStart w:id="68" w:name="summary-2"/>
+    <w:bookmarkEnd w:id="115"/>
+    <w:bookmarkStart w:id="116" w:name="summary-2"/>
     <w:p>
       <w:pPr>
         <w:pStyle w:val="Heading2"/>
       </w:pPr>
       <w:r>
-        <w:t xml:space="preserve">3.4 Summary</w:t>
+        <w:t xml:space="preserve">3.6 Summary</w:t>
       </w:r>
     </w:p>
     <w:p>
@@ -4801,7 +7693,7 @@
         <w:pStyle w:val="FirstParagraph"/>
       </w:pPr>
       <w:r>
-        <w:t xml:space="preserve">This chapter presented the requirements analysis for the proposed prototype. The requirements were derived from literature and document review, existing system observation, supervisor consultation, and a planned questionnaire design. Actual questionnaire response analysis remains pending until real responses are collected. The next chapter converts these requirements into system design artefacts.</w:t>
+        <w:t xml:space="preserve">This chapter presented the requirements analysis for the proposed system. The questionnaire is a required fact-finding method and has been designed to collect practical user feedback through Google Forms. Section A is summarized as respondent profile information, while Sections B to E are represented through 10 main requirement-focused analysis items. Since responses have not yet been collected, the findings and chart figures are left as placeholders to be completed after data collection. Preliminary functional, non-functional, and user requirements were defined based on the project scope, literature review, supervisor consultation, and planned questionnaire analysis.</w:t>
       </w:r>
     </w:p>
     <w:p>
@@ -4809,18 +7701,19 @@
         <w:br w:type="page"/>
       </w:r>
     </w:p>
-    <w:bookmarkEnd w:id="68"/>
-    <w:bookmarkEnd w:id="69"/>
-    <w:bookmarkStart w:id="108" w:name="chapter-4-system-design"/>
+    <w:bookmarkEnd w:id="116"/>
+    <w:bookmarkEnd w:id="117"/>
+    <w:bookmarkStart w:id="156" w:name="chapter-4-system-design"/>
     <w:p>
       <w:pPr>
         <w:pStyle w:val="Heading1"/>
-      </w:pPr>
-      <w:r>
-        <w:t xml:space="preserve">4. Chapter 4: System Design</w:t>
-      </w:r>
-    </w:p>
-    <w:bookmarkStart w:id="70" w:name="overview-3"/>
+        <w:jc w:val="center"/>
+      </w:pPr>
+      <w:r>
+        <w:t>CHAPTER 4: SYSTEM DESIGN</w:t>
+      </w:r>
+    </w:p>
+    <w:bookmarkStart w:id="118" w:name="overview-3"/>
     <w:p>
       <w:pPr>
         <w:pStyle w:val="Heading2"/>
@@ -4845,8 +7738,8 @@
         <w:t xml:space="preserve">The proposed system accepts a mixed cardiopulmonary audio file, validates and preprocesses the recording, runs a machine learning-based separation workflow, and returns separated heart and lung sound outputs to the user.</w:t>
       </w:r>
     </w:p>
-    <w:bookmarkEnd w:id="70"/>
-    <w:bookmarkStart w:id="75" w:name="context-diagram"/>
+    <w:bookmarkEnd w:id="118"/>
+    <w:bookmarkStart w:id="123" w:name="context-diagram"/>
     <w:p>
       <w:pPr>
         <w:pStyle w:val="Heading2"/>
@@ -4870,7 +7763,7 @@
           <w:rPr>
             <w:rStyle w:val="Hyperlink"/>
           </w:rPr>
-          <w:t xml:space="preserve">Figure 2</w:t>
+          <w:t xml:space="preserve">Figure 12</w:t>
         </w:r>
       </w:hyperlink>
       <w:r>
@@ -4893,7 +7786,7 @@
       <w:tr>
         <w:tc>
           <w:tcPr/>
-          <w:bookmarkStart w:id="74" w:name="fig-context-diagram"/>
+          <w:bookmarkStart w:id="122" w:name="fig-context-diagram"/>
           <w:p>
             <w:pPr>
               <w:pStyle w:val="Compact"/>
@@ -4904,18 +7797,18 @@
                 <wp:inline>
                   <wp:extent cx="5384800" cy="1524899"/>
                   <wp:effectExtent b="0" l="0" r="0" t="0"/>
-                  <wp:docPr descr="" title="" id="72" name="Picture"/>
+                  <wp:docPr descr="" title="" id="120" name="Picture"/>
                   <a:graphic>
                     <a:graphicData uri="http://schemas.openxmlformats.org/drawingml/2006/picture">
                       <pic:pic>
                         <pic:nvPicPr>
-                          <pic:cNvPr descr="figures/plantuml/context_diagram.png" id="73" name="Picture"/>
+                          <pic:cNvPr descr="figures/plantuml/context_diagram.png" id="121" name="Picture"/>
                           <pic:cNvPicPr>
                             <a:picLocks noChangeArrowheads="1" noChangeAspect="1"/>
                           </pic:cNvPicPr>
                         </pic:nvPicPr>
                         <pic:blipFill>
-                          <a:blip r:embed="rId71"/>
+                          <a:blip r:embed="rId119"/>
                           <a:stretch>
                             <a:fillRect/>
                           </a:stretch>
@@ -4948,18 +7841,18 @@
               <w:spacing w:before="200"/>
               <w:pStyle w:val="ImageCaption"/>
             </w:pPr>
-            <w:bookmarkStart w:id="227" w:name="_FYPFigure002"/>
+            <w:bookmarkStart w:id="293" w:name="_FYPFigure012"/>
             <w:r>
-              <w:t>Figure 2: Context diagram for the proposed cardiopulmonary sound separation prototype</w:t>
+              <w:t>Figure 12: Context diagram for the proposed cardiopulmonary sound separation prototype</w:t>
             </w:r>
-            <w:bookmarkEnd w:id="227"/>
+            <w:bookmarkEnd w:id="293"/>
           </w:p>
-          <w:bookmarkEnd w:id="74"/>
+          <w:bookmarkEnd w:id="122"/>
         </w:tc>
       </w:tr>
     </w:tbl>
-    <w:bookmarkEnd w:id="75"/>
-    <w:bookmarkStart w:id="88" w:name="use-case-diagram"/>
+    <w:bookmarkEnd w:id="123"/>
+    <w:bookmarkStart w:id="136" w:name="use-case-diagram"/>
     <w:p>
       <w:pPr>
         <w:pStyle w:val="Heading2"/>
@@ -4983,7 +7876,7 @@
           <w:rPr>
             <w:rStyle w:val="Hyperlink"/>
           </w:rPr>
-          <w:t xml:space="preserve">Figure 3</w:t>
+          <w:t xml:space="preserve">Figure 13</w:t>
         </w:r>
       </w:hyperlink>
       <w:r>
@@ -5006,7 +7899,7 @@
       <w:tr>
         <w:tc>
           <w:tcPr/>
-          <w:bookmarkStart w:id="79" w:name="fig-use-case-diagram"/>
+          <w:bookmarkStart w:id="127" w:name="fig-use-case-diagram"/>
           <w:p>
             <w:pPr>
               <w:pStyle w:val="Compact"/>
@@ -5017,18 +7910,18 @@
                 <wp:inline>
                   <wp:extent cx="5384800" cy="4971114"/>
                   <wp:effectExtent b="0" l="0" r="0" t="0"/>
-                  <wp:docPr descr="" title="" id="77" name="Picture"/>
+                  <wp:docPr descr="" title="" id="125" name="Picture"/>
                   <a:graphic>
                     <a:graphicData uri="http://schemas.openxmlformats.org/drawingml/2006/picture">
                       <pic:pic>
                         <pic:nvPicPr>
-                          <pic:cNvPr descr="figures/plantuml/use_case_diagram.png" id="78" name="Picture"/>
+                          <pic:cNvPr descr="figures/plantuml/use_case_diagram.png" id="126" name="Picture"/>
                           <pic:cNvPicPr>
                             <a:picLocks noChangeArrowheads="1" noChangeAspect="1"/>
                           </pic:cNvPicPr>
                         </pic:nvPicPr>
                         <pic:blipFill>
-                          <a:blip r:embed="rId76"/>
+                          <a:blip r:embed="rId124"/>
                           <a:stretch>
                             <a:fillRect/>
                           </a:stretch>
@@ -5061,17 +7954,17 @@
               <w:spacing w:before="200"/>
               <w:pStyle w:val="ImageCaption"/>
             </w:pPr>
-            <w:bookmarkStart w:id="228" w:name="_FYPFigure003"/>
+            <w:bookmarkStart w:id="294" w:name="_FYPFigure013"/>
             <w:r>
-              <w:t>Figure 3: Use case diagram for the proposed cardiopulmonary sound separation prototype</w:t>
+              <w:t>Figure 13: Use case diagram for the proposed cardiopulmonary sound separation prototype</w:t>
             </w:r>
-            <w:bookmarkEnd w:id="228"/>
+            <w:bookmarkEnd w:id="294"/>
           </w:p>
-          <w:bookmarkEnd w:id="79"/>
+          <w:bookmarkEnd w:id="127"/>
         </w:tc>
       </w:tr>
     </w:tbl>
-    <w:bookmarkStart w:id="87" w:name="use-case-description"/>
+    <w:bookmarkStart w:id="135" w:name="use-case-description"/>
     <w:p>
       <w:pPr>
         <w:pStyle w:val="Heading3"/>
@@ -5095,7 +7988,7 @@
           <w:rPr>
             <w:rStyle w:val="Hyperlink"/>
           </w:rPr>
-          <w:t xml:space="preserve">Table 5</w:t>
+          <w:t xml:space="preserve">Table 7</w:t>
         </w:r>
       </w:hyperlink>
       <w:r>
@@ -5118,18 +8011,18 @@
       <w:tr>
         <w:tc>
           <w:tcPr/>
-          <w:bookmarkStart w:id="80" w:name="tbl-use-case-description"/>
+          <w:bookmarkStart w:id="128" w:name="tbl-use-case-description"/>
           <w:p>
             <w:pPr>
               <w:jc w:val="left"/>
               <w:spacing w:before="200"/>
               <w:pStyle w:val="ImageCaption"/>
             </w:pPr>
-            <w:bookmarkStart w:id="218" w:name="_FYPTable005"/>
+            <w:bookmarkStart w:id="274" w:name="_FYPTable007"/>
             <w:r>
-              <w:t>Table 5: Main use case description for the proposed prototype</w:t>
+              <w:t>Table 7: Main use case description for the proposed prototype</w:t>
             </w:r>
-            <w:bookmarkEnd w:id="218"/>
+            <w:bookmarkEnd w:id="274"/>
           </w:p>
           <w:tbl>
             <w:tblPr>
@@ -5302,12 +8195,12 @@
               </w:tc>
             </w:tr>
           </w:tbl>
-          <w:bookmarkEnd w:id="80"/>
+          <w:bookmarkEnd w:id="128"/>
           <w:p/>
         </w:tc>
       </w:tr>
     </w:tbl>
-    <w:bookmarkStart w:id="81" w:name="actors"/>
+    <w:bookmarkStart w:id="129" w:name="actors"/>
     <w:p>
       <w:pPr>
         <w:pStyle w:val="Heading4"/>
@@ -5332,8 +8225,8 @@
         <w:t xml:space="preserve">The system components include the user interface, audio validation module, preprocessing module, separation model module, result management module, and storage component. These are internal system elements and are not treated as separate external users.</w:t>
       </w:r>
     </w:p>
-    <w:bookmarkEnd w:id="81"/>
-    <w:bookmarkStart w:id="82" w:name="preconditions"/>
+    <w:bookmarkEnd w:id="129"/>
+    <w:bookmarkStart w:id="130" w:name="preconditions"/>
     <w:p>
       <w:pPr>
         <w:pStyle w:val="Heading4"/>
@@ -5350,8 +8243,8 @@
         <w:t xml:space="preserve">The user must have a cardiopulmonary audio file in a supported format. The prototype must be available, and the separation model or processing pipeline must be configured. If a processing history feature is included, temporary or persistent storage must also be available.</w:t>
       </w:r>
     </w:p>
-    <w:bookmarkEnd w:id="82"/>
-    <w:bookmarkStart w:id="83" w:name="normal-flow"/>
+    <w:bookmarkEnd w:id="130"/>
+    <w:bookmarkStart w:id="131" w:name="normal-flow"/>
     <w:p>
       <w:pPr>
         <w:pStyle w:val="Heading4"/>
@@ -5456,8 +8349,8 @@
         <w:t xml:space="preserve">The user downloads the separated outputs.</w:t>
       </w:r>
     </w:p>
-    <w:bookmarkEnd w:id="83"/>
-    <w:bookmarkStart w:id="84" w:name="postconditions"/>
+    <w:bookmarkEnd w:id="131"/>
+    <w:bookmarkStart w:id="132" w:name="postconditions"/>
     <w:p>
       <w:pPr>
         <w:pStyle w:val="Heading4"/>
@@ -5474,8 +8367,8 @@
         <w:t xml:space="preserve">After successful processing, the user receives separated heart and lung sound output files. The system may store basic processing history if the feature is implemented and if storage and privacy constraints are satisfied.</w:t>
       </w:r>
     </w:p>
-    <w:bookmarkEnd w:id="84"/>
-    <w:bookmarkStart w:id="85" w:name="alternative-flows-and-exceptions"/>
+    <w:bookmarkEnd w:id="132"/>
+    <w:bookmarkStart w:id="133" w:name="alternative-flows-and-exceptions"/>
     <w:p>
       <w:pPr>
         <w:pStyle w:val="Heading4"/>
@@ -5492,8 +8385,8 @@
         <w:t xml:space="preserve">If the uploaded file is unsupported or unreadable, the system rejects the file and displays a clear error message. If preprocessing fails, the system stops the separation workflow and informs the user. If the separation model fails to produce valid outputs, the system reports the failure and avoids presenting incomplete files as successful results. If storage is unavailable, the system may still allow output download for the current session without saving history.</w:t>
       </w:r>
     </w:p>
-    <w:bookmarkEnd w:id="85"/>
-    <w:bookmarkStart w:id="86" w:name="non-functional-requirements-1"/>
+    <w:bookmarkEnd w:id="133"/>
+    <w:bookmarkStart w:id="134" w:name="non-functional-requirements-1"/>
     <w:p>
       <w:pPr>
         <w:pStyle w:val="Heading4"/>
@@ -5510,10 +8403,10 @@
         <w:t xml:space="preserve">The use case must support usability, reliability, maintainability, performance, privacy, and compatibility requirements. The interface should be easy to follow, errors should be understandable, and uploaded files should be handled carefully. The design should also keep audio handling, preprocessing, model execution, and result management modular so that the prototype can be maintained and extended during FYP2.</w:t>
       </w:r>
     </w:p>
-    <w:bookmarkEnd w:id="86"/>
-    <w:bookmarkEnd w:id="87"/>
-    <w:bookmarkEnd w:id="88"/>
-    <w:bookmarkStart w:id="93" w:name="activity-diagram"/>
+    <w:bookmarkEnd w:id="134"/>
+    <w:bookmarkEnd w:id="135"/>
+    <w:bookmarkEnd w:id="136"/>
+    <w:bookmarkStart w:id="141" w:name="activity-diagram"/>
     <w:p>
       <w:pPr>
         <w:pStyle w:val="Heading2"/>
@@ -5537,7 +8430,7 @@
           <w:rPr>
             <w:rStyle w:val="Hyperlink"/>
           </w:rPr>
-          <w:t xml:space="preserve">Figure 4</w:t>
+          <w:t xml:space="preserve">Figure 14</w:t>
         </w:r>
       </w:hyperlink>
       <w:r>
@@ -5560,7 +8453,7 @@
       <w:tr>
         <w:tc>
           <w:tcPr/>
-          <w:bookmarkStart w:id="92" w:name="fig-activity-diagram"/>
+          <w:bookmarkStart w:id="140" w:name="fig-activity-diagram"/>
           <w:p>
             <w:pPr>
               <w:pStyle w:val="Compact"/>
@@ -5571,18 +8464,18 @@
                 <wp:inline>
                   <wp:extent cx="5384800" cy="4995830"/>
                   <wp:effectExtent b="0" l="0" r="0" t="0"/>
-                  <wp:docPr descr="" title="" id="90" name="Picture"/>
+                  <wp:docPr descr="" title="" id="138" name="Picture"/>
                   <a:graphic>
                     <a:graphicData uri="http://schemas.openxmlformats.org/drawingml/2006/picture">
                       <pic:pic>
                         <pic:nvPicPr>
-                          <pic:cNvPr descr="figures/plantuml/activity_diagram.png" id="91" name="Picture"/>
+                          <pic:cNvPr descr="figures/plantuml/activity_diagram.png" id="139" name="Picture"/>
                           <pic:cNvPicPr>
                             <a:picLocks noChangeArrowheads="1" noChangeAspect="1"/>
                           </pic:cNvPicPr>
                         </pic:nvPicPr>
                         <pic:blipFill>
-                          <a:blip r:embed="rId89"/>
+                          <a:blip r:embed="rId137"/>
                           <a:stretch>
                             <a:fillRect/>
                           </a:stretch>
@@ -5615,18 +8508,18 @@
               <w:spacing w:before="200"/>
               <w:pStyle w:val="ImageCaption"/>
             </w:pPr>
-            <w:bookmarkStart w:id="229" w:name="_FYPFigure004"/>
+            <w:bookmarkStart w:id="295" w:name="_FYPFigure014"/>
             <w:r>
-              <w:t>Figure 4: Activity diagram for the sound separation workflow</w:t>
+              <w:t>Figure 14: Activity diagram for the sound separation workflow</w:t>
             </w:r>
-            <w:bookmarkEnd w:id="229"/>
+            <w:bookmarkEnd w:id="295"/>
           </w:p>
-          <w:bookmarkEnd w:id="92"/>
+          <w:bookmarkEnd w:id="140"/>
         </w:tc>
       </w:tr>
     </w:tbl>
-    <w:bookmarkEnd w:id="93"/>
-    <w:bookmarkStart w:id="99" w:name="class-diagram"/>
+    <w:bookmarkEnd w:id="141"/>
+    <w:bookmarkStart w:id="147" w:name="class-diagram"/>
     <w:p>
       <w:pPr>
         <w:pStyle w:val="Heading2"/>
@@ -5650,7 +8543,7 @@
           <w:rPr>
             <w:rStyle w:val="Hyperlink"/>
           </w:rPr>
-          <w:t xml:space="preserve">Figure 5</w:t>
+          <w:t xml:space="preserve">Figure 15</w:t>
         </w:r>
       </w:hyperlink>
       <w:r>
@@ -5673,7 +8566,7 @@
       <w:tr>
         <w:tc>
           <w:tcPr/>
-          <w:bookmarkStart w:id="97" w:name="fig-class-diagram"/>
+          <w:bookmarkStart w:id="145" w:name="fig-class-diagram"/>
           <w:p>
             <w:pPr>
               <w:pStyle w:val="Compact"/>
@@ -5684,18 +8577,18 @@
                 <wp:inline>
                   <wp:extent cx="5384800" cy="9135107"/>
                   <wp:effectExtent b="0" l="0" r="0" t="0"/>
-                  <wp:docPr descr="" title="" id="95" name="Picture"/>
+                  <wp:docPr descr="" title="" id="143" name="Picture"/>
                   <a:graphic>
                     <a:graphicData uri="http://schemas.openxmlformats.org/drawingml/2006/picture">
                       <pic:pic>
                         <pic:nvPicPr>
-                          <pic:cNvPr descr="figures/plantuml/class_diagram.png" id="96" name="Picture"/>
+                          <pic:cNvPr descr="figures/plantuml/class_diagram.png" id="144" name="Picture"/>
                           <pic:cNvPicPr>
                             <a:picLocks noChangeArrowheads="1" noChangeAspect="1"/>
                           </pic:cNvPicPr>
                         </pic:nvPicPr>
                         <pic:blipFill>
-                          <a:blip r:embed="rId94"/>
+                          <a:blip r:embed="rId142"/>
                           <a:stretch>
                             <a:fillRect/>
                           </a:stretch>
@@ -5728,13 +8621,13 @@
               <w:spacing w:before="200"/>
               <w:pStyle w:val="ImageCaption"/>
             </w:pPr>
-            <w:bookmarkStart w:id="230" w:name="_FYPFigure005"/>
+            <w:bookmarkStart w:id="296" w:name="_FYPFigure015"/>
             <w:r>
-              <w:t>Figure 5: Class diagram for the planned prototype modules</w:t>
+              <w:t>Figure 15: Class diagram for the planned prototype modules</w:t>
             </w:r>
-            <w:bookmarkEnd w:id="230"/>
+            <w:bookmarkEnd w:id="296"/>
           </w:p>
-          <w:bookmarkEnd w:id="97"/>
+          <w:bookmarkEnd w:id="145"/>
         </w:tc>
       </w:tr>
     </w:tbl>
@@ -5753,7 +8646,7 @@
           <w:rPr>
             <w:rStyle w:val="Hyperlink"/>
           </w:rPr>
-          <w:t xml:space="preserve">Table 6</w:t>
+          <w:t xml:space="preserve">Table 8</w:t>
         </w:r>
       </w:hyperlink>
       <w:r>
@@ -5776,18 +8669,18 @@
       <w:tr>
         <w:tc>
           <w:tcPr/>
-          <w:bookmarkStart w:id="98" w:name="tbl-system-modules"/>
+          <w:bookmarkStart w:id="146" w:name="tbl-system-modules"/>
           <w:p>
             <w:pPr>
               <w:jc w:val="left"/>
               <w:spacing w:before="200"/>
               <w:pStyle w:val="ImageCaption"/>
             </w:pPr>
-            <w:bookmarkStart w:id="219" w:name="_FYPTable006"/>
+            <w:bookmarkStart w:id="275" w:name="_FYPTable008"/>
             <w:r>
-              <w:t>Table 6: Main system modules and responsibilities</w:t>
+              <w:t>Table 8: Main system modules and responsibilities</w:t>
             </w:r>
-            <w:bookmarkEnd w:id="219"/>
+            <w:bookmarkEnd w:id="275"/>
           </w:p>
           <w:tbl>
             <w:tblPr>
@@ -5986,13 +8879,13 @@
               </w:tc>
             </w:tr>
           </w:tbl>
-          <w:bookmarkEnd w:id="98"/>
+          <w:bookmarkEnd w:id="146"/>
           <w:p/>
         </w:tc>
       </w:tr>
     </w:tbl>
-    <w:bookmarkEnd w:id="99"/>
-    <w:bookmarkStart w:id="104" w:name="sequence-diagram"/>
+    <w:bookmarkEnd w:id="147"/>
+    <w:bookmarkStart w:id="152" w:name="sequence-diagram"/>
     <w:p>
       <w:pPr>
         <w:pStyle w:val="Heading2"/>
@@ -6016,7 +8909,7 @@
           <w:rPr>
             <w:rStyle w:val="Hyperlink"/>
           </w:rPr>
-          <w:t xml:space="preserve">Figure 6</w:t>
+          <w:t xml:space="preserve">Figure 16</w:t>
         </w:r>
       </w:hyperlink>
       <w:r>
@@ -6039,7 +8932,7 @@
       <w:tr>
         <w:tc>
           <w:tcPr/>
-          <w:bookmarkStart w:id="103" w:name="fig-sequence-diagram"/>
+          <w:bookmarkStart w:id="151" w:name="fig-sequence-diagram"/>
           <w:p>
             <w:pPr>
               <w:pStyle w:val="Compact"/>
@@ -6050,18 +8943,18 @@
                 <wp:inline>
                   <wp:extent cx="5384800" cy="3502636"/>
                   <wp:effectExtent b="0" l="0" r="0" t="0"/>
-                  <wp:docPr descr="" title="" id="101" name="Picture"/>
+                  <wp:docPr descr="" title="" id="149" name="Picture"/>
                   <a:graphic>
                     <a:graphicData uri="http://schemas.openxmlformats.org/drawingml/2006/picture">
                       <pic:pic>
                         <pic:nvPicPr>
-                          <pic:cNvPr descr="figures/plantuml/sequence_diagram.png" id="102" name="Picture"/>
+                          <pic:cNvPr descr="figures/plantuml/sequence_diagram.png" id="150" name="Picture"/>
                           <pic:cNvPicPr>
                             <a:picLocks noChangeArrowheads="1" noChangeAspect="1"/>
                           </pic:cNvPicPr>
                         </pic:nvPicPr>
                         <pic:blipFill>
-                          <a:blip r:embed="rId100"/>
+                          <a:blip r:embed="rId148"/>
                           <a:stretch>
                             <a:fillRect/>
                           </a:stretch>
@@ -6094,18 +8987,18 @@
               <w:spacing w:before="200"/>
               <w:pStyle w:val="ImageCaption"/>
             </w:pPr>
-            <w:bookmarkStart w:id="231" w:name="_FYPFigure006"/>
+            <w:bookmarkStart w:id="297" w:name="_FYPFigure016"/>
             <w:r>
-              <w:t>Figure 6: Sequence diagram for uploading and separating a cardiopulmonary recording</w:t>
+              <w:t>Figure 16: Sequence diagram for uploading and separating a cardiopulmonary recording</w:t>
             </w:r>
-            <w:bookmarkEnd w:id="231"/>
+            <w:bookmarkEnd w:id="297"/>
           </w:p>
-          <w:bookmarkEnd w:id="103"/>
+          <w:bookmarkEnd w:id="151"/>
         </w:tc>
       </w:tr>
     </w:tbl>
-    <w:bookmarkEnd w:id="104"/>
-    <w:bookmarkStart w:id="106" w:name="interface-design"/>
+    <w:bookmarkEnd w:id="152"/>
+    <w:bookmarkStart w:id="154" w:name="interface-design"/>
     <w:p>
       <w:pPr>
         <w:pStyle w:val="Heading2"/>
@@ -6137,7 +9030,7 @@
           <w:rPr>
             <w:rStyle w:val="Hyperlink"/>
           </w:rPr>
-          <w:t xml:space="preserve">Table 7</w:t>
+          <w:t xml:space="preserve">Table 9</w:t>
         </w:r>
       </w:hyperlink>
       <w:r>
@@ -6160,18 +9053,18 @@
       <w:tr>
         <w:tc>
           <w:tcPr/>
-          <w:bookmarkStart w:id="105" w:name="tbl-interface-areas"/>
+          <w:bookmarkStart w:id="153" w:name="tbl-interface-areas"/>
           <w:p>
             <w:pPr>
               <w:jc w:val="left"/>
               <w:spacing w:before="200"/>
               <w:pStyle w:val="ImageCaption"/>
             </w:pPr>
-            <w:bookmarkStart w:id="220" w:name="_FYPTable007"/>
+            <w:bookmarkStart w:id="276" w:name="_FYPTable009"/>
             <w:r>
-              <w:t>Table 7: Planned interface areas for the prototype</w:t>
+              <w:t>Table 9: Planned interface areas for the prototype</w:t>
             </w:r>
-            <w:bookmarkEnd w:id="220"/>
+            <w:bookmarkEnd w:id="276"/>
           </w:p>
           <w:tbl>
             <w:tblPr>
@@ -6318,7 +9211,7 @@
               </w:tc>
             </w:tr>
           </w:tbl>
-          <w:bookmarkEnd w:id="105"/>
+          <w:bookmarkEnd w:id="153"/>
           <w:p/>
         </w:tc>
       </w:tr>
@@ -6331,8 +9224,8 @@
         <w:t xml:space="preserve">No final interface screenshots are presented in this FYP1 report because the implementation stage has not been completed yet. The interface design will be refined during FYP2 implementation.</w:t>
       </w:r>
     </w:p>
-    <w:bookmarkEnd w:id="106"/>
-    <w:bookmarkStart w:id="107" w:name="summary-3"/>
+    <w:bookmarkEnd w:id="154"/>
+    <w:bookmarkStart w:id="155" w:name="summary-3"/>
     <w:p>
       <w:pPr>
         <w:pStyle w:val="Heading2"/>
@@ -6354,18 +9247,19 @@
         <w:br w:type="page"/>
       </w:r>
     </w:p>
-    <w:bookmarkEnd w:id="107"/>
-    <w:bookmarkEnd w:id="108"/>
-    <w:bookmarkStart w:id="122" w:name="chapter-5-implementation-plan"/>
+    <w:bookmarkEnd w:id="155"/>
+    <w:bookmarkEnd w:id="156"/>
+    <w:bookmarkStart w:id="170" w:name="chapter-5-implementation-plan"/>
     <w:p>
       <w:pPr>
         <w:pStyle w:val="Heading1"/>
-      </w:pPr>
-      <w:r>
-        <w:t xml:space="preserve">5. Chapter 5: Implementation Plan</w:t>
-      </w:r>
-    </w:p>
-    <w:bookmarkStart w:id="113" w:name="development-phase"/>
+        <w:jc w:val="center"/>
+      </w:pPr>
+      <w:r>
+        <w:t>CHAPTER 5: IMPLEMENTATION PLAN</w:t>
+      </w:r>
+    </w:p>
+    <w:bookmarkStart w:id="161" w:name="development-phase"/>
     <w:p>
       <w:pPr>
         <w:pStyle w:val="Heading2"/>
@@ -6382,7 +9276,7 @@
         <w:t xml:space="preserve">The development phase will convert the requirements and system design into a working prototype. The planned implementation will be divided into front-end development, back-end development, machine learning model integration, and database or storage integration. This chapter describes planned work only; it does not present completed implementation results.</w:t>
       </w:r>
     </w:p>
-    <w:bookmarkStart w:id="109" w:name="front-end-development"/>
+    <w:bookmarkStart w:id="157" w:name="front-end-development"/>
     <w:p>
       <w:pPr>
         <w:pStyle w:val="Heading3"/>
@@ -6407,8 +9301,8 @@
         <w:t xml:space="preserve">The planned front-end pages or views include an upload view, a processing status view, a result view, and an optional history view. The front-end should also display limitations clearly so users understand that the prototype is for sound separation research and not for diagnosis.</w:t>
       </w:r>
     </w:p>
-    <w:bookmarkEnd w:id="109"/>
-    <w:bookmarkStart w:id="110" w:name="back-end-development"/>
+    <w:bookmarkEnd w:id="157"/>
+    <w:bookmarkStart w:id="158" w:name="back-end-development"/>
     <w:p>
       <w:pPr>
         <w:pStyle w:val="Heading3"/>
@@ -6433,8 +9327,8 @@
         <w:t xml:space="preserve">The planned back-end responsibilities include file handling, audio metadata checking, error handling, processing control, result packaging, and optional history storage. Error messages should be structured so that invalid files, failed preprocessing, and failed separation can be identified during testing.</w:t>
       </w:r>
     </w:p>
-    <w:bookmarkEnd w:id="110"/>
-    <w:bookmarkStart w:id="111" w:name="machine-learning-model-integration"/>
+    <w:bookmarkEnd w:id="158"/>
+    <w:bookmarkStart w:id="159" w:name="machine-learning-model-integration"/>
     <w:p>
       <w:pPr>
         <w:pStyle w:val="Heading3"/>
@@ -6459,8 +9353,8 @@
         <w:t xml:space="preserve">The integration plan includes input preparation, model loading, inference execution, output post-processing, and metric calculation where suitable. Final model scores are not presented in this report because implementation and testing have not yet been completed.</w:t>
       </w:r>
     </w:p>
-    <w:bookmarkEnd w:id="111"/>
-    <w:bookmarkStart w:id="112" w:name="database-and-storage-integration"/>
+    <w:bookmarkEnd w:id="159"/>
+    <w:bookmarkStart w:id="160" w:name="database-and-storage-integration"/>
     <w:p>
       <w:pPr>
         <w:pStyle w:val="Heading3"/>
@@ -6485,9 +9379,9 @@
         <w:t xml:space="preserve">Storage design must consider privacy and cleanup. Uploaded recordings should not be exposed unnecessarily, and temporary files should be removed when they are no longer needed.</w:t>
       </w:r>
     </w:p>
-    <w:bookmarkEnd w:id="112"/>
-    <w:bookmarkEnd w:id="113"/>
-    <w:bookmarkStart w:id="118" w:name="testing-phase"/>
+    <w:bookmarkEnd w:id="160"/>
+    <w:bookmarkEnd w:id="161"/>
+    <w:bookmarkStart w:id="166" w:name="testing-phase"/>
     <w:p>
       <w:pPr>
         <w:pStyle w:val="Heading2"/>
@@ -6504,7 +9398,7 @@
         <w:t xml:space="preserve">The testing phase will verify that the prototype functions correctly and that the separation workflow produces valid outputs for supported input files. Testing is presented as planned work because completed test execution belongs to the later implementation stage.</w:t>
       </w:r>
     </w:p>
-    <w:bookmarkStart w:id="114" w:name="unit-testing"/>
+    <w:bookmarkStart w:id="162" w:name="unit-testing"/>
     <w:p>
       <w:pPr>
         <w:pStyle w:val="Heading3"/>
@@ -6521,8 +9415,8 @@
         <w:t xml:space="preserve">Unit testing will focus on individual functions and modules. Planned unit tests include audio file validation, preprocessing functions, file path handling, model wrapper input checks, output file generation, and error handling.</w:t>
       </w:r>
     </w:p>
-    <w:bookmarkEnd w:id="114"/>
-    <w:bookmarkStart w:id="115" w:name="integration-testing"/>
+    <w:bookmarkEnd w:id="162"/>
+    <w:bookmarkStart w:id="163" w:name="integration-testing"/>
     <w:p>
       <w:pPr>
         <w:pStyle w:val="Heading3"/>
@@ -6539,8 +9433,8 @@
         <w:t xml:space="preserve">Integration testing will verify that the front-end, back-end, preprocessing module, separation module, and storage component work together correctly. Planned integration tests include uploading a valid audio file, running the full processing pipeline, generating both output files, and returning the correct processing status to the interface.</w:t>
       </w:r>
     </w:p>
-    <w:bookmarkEnd w:id="115"/>
-    <w:bookmarkStart w:id="116" w:name="system-testing"/>
+    <w:bookmarkEnd w:id="163"/>
+    <w:bookmarkStart w:id="164" w:name="system-testing"/>
     <w:p>
       <w:pPr>
         <w:pStyle w:val="Heading3"/>
@@ -6557,8 +9451,8 @@
         <w:t xml:space="preserve">System testing will evaluate the complete prototype workflow from the user perspective. Planned system tests include valid upload, unsupported file upload, oversized file handling if a size limit is used, separation workflow completion, output download, and recovery from processing failure.</w:t>
       </w:r>
     </w:p>
-    <w:bookmarkEnd w:id="116"/>
-    <w:bookmarkStart w:id="117" w:name="user-acceptance-testing"/>
+    <w:bookmarkEnd w:id="164"/>
+    <w:bookmarkStart w:id="165" w:name="user-acceptance-testing"/>
     <w:p>
       <w:pPr>
         <w:pStyle w:val="Heading3"/>
@@ -6575,9 +9469,9 @@
         <w:t xml:space="preserve">User acceptance testing may be conducted with students, researchers, or project evaluators after the prototype is implemented. The purpose will be to check whether the workflow is understandable and whether the separated outputs can be accessed easily. No user acceptance results are included in this FYP1 report because the prototype has not yet reached that stage.</w:t>
       </w:r>
     </w:p>
-    <w:bookmarkEnd w:id="117"/>
-    <w:bookmarkEnd w:id="118"/>
-    <w:bookmarkStart w:id="119" w:name="deployment-phase"/>
+    <w:bookmarkEnd w:id="165"/>
+    <w:bookmarkEnd w:id="166"/>
+    <w:bookmarkStart w:id="167" w:name="deployment-phase"/>
     <w:p>
       <w:pPr>
         <w:pStyle w:val="Heading2"/>
@@ -6602,8 +9496,8 @@
         <w:t xml:space="preserve">The deployment plan should also include steps for environment setup, data path configuration, model loading verification, and basic smoke testing before demonstration.</w:t>
       </w:r>
     </w:p>
-    <w:bookmarkEnd w:id="119"/>
-    <w:bookmarkStart w:id="120" w:name="documentation-and-maintenance-plan"/>
+    <w:bookmarkEnd w:id="167"/>
+    <w:bookmarkStart w:id="168" w:name="documentation-and-maintenance-plan"/>
     <w:p>
       <w:pPr>
         <w:pStyle w:val="Heading2"/>
@@ -6628,8 +9522,8 @@
         <w:t xml:space="preserve">Maintenance activities may include updating dependencies, improving error handling, replacing the model with a better one, adding support for more audio formats, and improving output visualization. These activities should be performed without changing the project scope from sound separation to diagnosis.</w:t>
       </w:r>
     </w:p>
-    <w:bookmarkEnd w:id="120"/>
-    <w:bookmarkStart w:id="121" w:name="summary-4"/>
+    <w:bookmarkEnd w:id="168"/>
+    <w:bookmarkStart w:id="169" w:name="summary-4"/>
     <w:p>
       <w:pPr>
         <w:pStyle w:val="Heading2"/>
@@ -6651,18 +9545,19 @@
         <w:br w:type="page"/>
       </w:r>
     </w:p>
-    <w:bookmarkEnd w:id="121"/>
-    <w:bookmarkEnd w:id="122"/>
-    <w:bookmarkStart w:id="129" w:name="chapter-6-conclusion"/>
+    <w:bookmarkEnd w:id="169"/>
+    <w:bookmarkEnd w:id="170"/>
+    <w:bookmarkStart w:id="177" w:name="chapter-6-conclusion"/>
     <w:p>
       <w:pPr>
         <w:pStyle w:val="Heading1"/>
-      </w:pPr>
-      <w:r>
-        <w:t xml:space="preserve">6. Chapter 6: Conclusion</w:t>
-      </w:r>
-    </w:p>
-    <w:bookmarkStart w:id="123" w:name="overview-4"/>
+        <w:jc w:val="center"/>
+      </w:pPr>
+      <w:r>
+        <w:t>CHAPTER 6: CONCLUSION</w:t>
+      </w:r>
+    </w:p>
+    <w:bookmarkStart w:id="171" w:name="overview-4"/>
     <w:p>
       <w:pPr>
         <w:pStyle w:val="Heading2"/>
@@ -6679,8 +9574,8 @@
         <w:t xml:space="preserve">This chapter concludes the FYP1 report for the proposed machine learning-based system for cardiopulmonary sound separation. The report establishes the background study, literature foundation, requirements analysis, system design, and implementation plan needed to continue the project into FYP2.</w:t>
       </w:r>
     </w:p>
-    <w:bookmarkEnd w:id="123"/>
-    <w:bookmarkStart w:id="124" w:name="project-summary"/>
+    <w:bookmarkEnd w:id="171"/>
+    <w:bookmarkStart w:id="172" w:name="project-summary"/>
     <w:p>
       <w:pPr>
         <w:pStyle w:val="Heading2"/>
@@ -6705,8 +9600,8 @@
         <w:t xml:space="preserve">The FYP1 work defines a prototype workflow that includes audio upload, validation, preprocessing, sound separation, result viewing, and output download. Requirements analysis and system design were prepared to support later implementation.</w:t>
       </w:r>
     </w:p>
-    <w:bookmarkEnd w:id="124"/>
-    <w:bookmarkStart w:id="125" w:name="expected-contributions"/>
+    <w:bookmarkEnd w:id="172"/>
+    <w:bookmarkStart w:id="173" w:name="expected-contributions"/>
     <w:p>
       <w:pPr>
         <w:pStyle w:val="Heading2"/>
@@ -6731,8 +9626,8 @@
         <w:t xml:space="preserve">The expected FYP contribution includes a structured review of relevant literature, an application-based requirements analysis, system design artefacts, and an implementation plan that can guide prototype development and evaluation in FYP2.</w:t>
       </w:r>
     </w:p>
-    <w:bookmarkEnd w:id="125"/>
-    <w:bookmarkStart w:id="126" w:name="limitations"/>
+    <w:bookmarkEnd w:id="173"/>
+    <w:bookmarkStart w:id="174" w:name="limitations"/>
     <w:p>
       <w:pPr>
         <w:pStyle w:val="Heading2"/>
@@ -6757,8 +9652,8 @@
         <w:t xml:space="preserve">The proposed system is not intended for clinical diagnosis or treatment recommendation. It is a sound separation prototype and should be evaluated only within that scope.</w:t>
       </w:r>
     </w:p>
-    <w:bookmarkEnd w:id="126"/>
-    <w:bookmarkStart w:id="127" w:name="future-work"/>
+    <w:bookmarkEnd w:id="174"/>
+    <w:bookmarkStart w:id="175" w:name="future-work"/>
     <w:p>
       <w:pPr>
         <w:pStyle w:val="Heading2"/>
@@ -6783,8 +9678,8 @@
         <w:t xml:space="preserve">Additional future improvements may include interface refinement, expanded audio format support, improved preprocessing, better model selection, output visualization, and more detailed comparison with baseline methods.</w:t>
       </w:r>
     </w:p>
-    <w:bookmarkEnd w:id="127"/>
-    <w:bookmarkStart w:id="128" w:name="summary-5"/>
+    <w:bookmarkEnd w:id="175"/>
+    <w:bookmarkStart w:id="176" w:name="summary-5"/>
     <w:p>
       <w:pPr>
         <w:pStyle w:val="Heading2"/>
@@ -6815,9 +9710,9 @@
         <w:br w:type="page"/>
       </w:r>
     </w:p>
-    <w:bookmarkEnd w:id="128"/>
-    <w:bookmarkEnd w:id="129"/>
-    <w:bookmarkStart w:id="201" w:name="references"/>
+    <w:bookmarkEnd w:id="176"/>
+    <w:bookmarkEnd w:id="177"/>
+    <w:bookmarkStart w:id="249" w:name="references"/>
     <w:p>
       <w:pPr>
         <w:pStyle w:val="Heading1"/>
@@ -6826,8 +9721,8 @@
         <w:t xml:space="preserve">References</w:t>
       </w:r>
     </w:p>
-    <w:bookmarkStart w:id="200" w:name="refs"/>
-    <w:bookmarkStart w:id="131" w:name="ref-ali2023lunet"/>
+    <w:bookmarkStart w:id="248" w:name="refs"/>
+    <w:bookmarkStart w:id="179" w:name="ref-ali2023lunet"/>
     <w:p>
       <w:pPr>
         <w:pStyle w:val="Bibliography"/>
@@ -6851,7 +9746,7 @@
       <w:r>
         <w:t xml:space="preserve"> </w:t>
       </w:r>
-      <w:hyperlink r:id="rId130">
+      <w:hyperlink r:id="rId178">
         <w:r>
           <w:rPr>
             <w:rStyle w:val="Hyperlink"/>
@@ -6863,8 +9758,8 @@
         <w:t xml:space="preserve">.</w:t>
       </w:r>
     </w:p>
-    <w:bookmarkEnd w:id="131"/>
-    <w:bookmarkStart w:id="133" w:name="ref-ali2026buet2"/>
+    <w:bookmarkEnd w:id="179"/>
+    <w:bookmarkStart w:id="181" w:name="ref-ali2026buet2"/>
     <w:p>
       <w:pPr>
         <w:pStyle w:val="Bibliography"/>
@@ -6888,7 +9783,7 @@
       <w:r>
         <w:t xml:space="preserve"> </w:t>
       </w:r>
-      <w:hyperlink r:id="rId132">
+      <w:hyperlink r:id="rId180">
         <w:r>
           <w:rPr>
             <w:rStyle w:val="Hyperlink"/>
@@ -6900,8 +9795,8 @@
         <w:t xml:space="preserve">.</w:t>
       </w:r>
     </w:p>
-    <w:bookmarkEnd w:id="133"/>
-    <w:bookmarkStart w:id="135" w:name="ref-arjoune2023stethaid"/>
+    <w:bookmarkEnd w:id="181"/>
+    <w:bookmarkStart w:id="183" w:name="ref-arjoune2023stethaid"/>
     <w:p>
       <w:pPr>
         <w:pStyle w:val="Bibliography"/>
@@ -6925,7 +9820,7 @@
       <w:r>
         <w:t xml:space="preserve"> </w:t>
       </w:r>
-      <w:hyperlink r:id="rId134">
+      <w:hyperlink r:id="rId182">
         <w:r>
           <w:rPr>
             <w:rStyle w:val="Hyperlink"/>
@@ -6937,8 +9832,8 @@
         <w:t xml:space="preserve">.</w:t>
       </w:r>
     </w:p>
-    <w:bookmarkEnd w:id="135"/>
-    <w:bookmarkStart w:id="137" w:name="ref-baeyens2025compressed"/>
+    <w:bookmarkEnd w:id="183"/>
+    <w:bookmarkStart w:id="185" w:name="ref-baeyens2025compressed"/>
     <w:p>
       <w:pPr>
         <w:pStyle w:val="Bibliography"/>
@@ -6962,7 +9857,7 @@
       <w:r>
         <w:t xml:space="preserve"> </w:t>
       </w:r>
-      <w:hyperlink r:id="rId136">
+      <w:hyperlink r:id="rId184">
         <w:r>
           <w:rPr>
             <w:rStyle w:val="Hyperlink"/>
@@ -6974,8 +9869,8 @@
         <w:t xml:space="preserve">.</w:t>
       </w:r>
     </w:p>
-    <w:bookmarkEnd w:id="137"/>
-    <w:bookmarkStart w:id="139" w:name="ref-behera2026adaptive"/>
+    <w:bookmarkEnd w:id="185"/>
+    <w:bookmarkStart w:id="187" w:name="ref-behera2026adaptive"/>
     <w:p>
       <w:pPr>
         <w:pStyle w:val="Bibliography"/>
@@ -6999,7 +9894,7 @@
       <w:r>
         <w:t xml:space="preserve"> </w:t>
       </w:r>
-      <w:hyperlink r:id="rId138">
+      <w:hyperlink r:id="rId186">
         <w:r>
           <w:rPr>
             <w:rStyle w:val="Hyperlink"/>
@@ -7011,8 +9906,8 @@
         <w:t xml:space="preserve">.</w:t>
       </w:r>
     </w:p>
-    <w:bookmarkEnd w:id="139"/>
-    <w:bookmarkStart w:id="141" w:name="ref-fattahi2022blind2"/>
+    <w:bookmarkEnd w:id="187"/>
+    <w:bookmarkStart w:id="189" w:name="ref-fattahi2022blind2"/>
     <w:p>
       <w:pPr>
         <w:pStyle w:val="Bibliography"/>
@@ -7036,7 +9931,7 @@
       <w:r>
         <w:t xml:space="preserve"> </w:t>
       </w:r>
-      <w:hyperlink r:id="rId140">
+      <w:hyperlink r:id="rId188">
         <w:r>
           <w:rPr>
             <w:rStyle w:val="Hyperlink"/>
@@ -7048,8 +9943,8 @@
         <w:t xml:space="preserve">.</w:t>
       </w:r>
     </w:p>
-    <w:bookmarkEnd w:id="141"/>
-    <w:bookmarkStart w:id="143" w:name="ref-grooby2022real"/>
+    <w:bookmarkEnd w:id="189"/>
+    <w:bookmarkStart w:id="191" w:name="ref-grooby2022real"/>
     <w:p>
       <w:pPr>
         <w:pStyle w:val="Bibliography"/>
@@ -7073,7 +9968,7 @@
       <w:r>
         <w:t xml:space="preserve"> </w:t>
       </w:r>
-      <w:hyperlink r:id="rId142">
+      <w:hyperlink r:id="rId190">
         <w:r>
           <w:rPr>
             <w:rStyle w:val="Hyperlink"/>
@@ -7085,8 +9980,8 @@
         <w:t xml:space="preserve">.</w:t>
       </w:r>
     </w:p>
-    <w:bookmarkEnd w:id="143"/>
-    <w:bookmarkStart w:id="145" w:name="ref-grooby2023noisyneonatal"/>
+    <w:bookmarkEnd w:id="191"/>
+    <w:bookmarkStart w:id="193" w:name="ref-grooby2023noisyneonatal"/>
     <w:p>
       <w:pPr>
         <w:pStyle w:val="Bibliography"/>
@@ -7110,7 +10005,7 @@
       <w:r>
         <w:t xml:space="preserve"> </w:t>
       </w:r>
-      <w:hyperlink r:id="rId144">
+      <w:hyperlink r:id="rId192">
         <w:r>
           <w:rPr>
             <w:rStyle w:val="Hyperlink"/>
@@ -7122,8 +10017,8 @@
         <w:t xml:space="preserve">.</w:t>
       </w:r>
     </w:p>
-    <w:bookmarkEnd w:id="145"/>
-    <w:bookmarkStart w:id="147" w:name="ref-han2025cardiorespiratory"/>
+    <w:bookmarkEnd w:id="193"/>
+    <w:bookmarkStart w:id="195" w:name="ref-han2025cardiorespiratory"/>
     <w:p>
       <w:pPr>
         <w:pStyle w:val="Bibliography"/>
@@ -7147,7 +10042,7 @@
       <w:r>
         <w:t xml:space="preserve"> </w:t>
       </w:r>
-      <w:hyperlink r:id="rId146">
+      <w:hyperlink r:id="rId194">
         <w:r>
           <w:rPr>
             <w:rStyle w:val="Hyperlink"/>
@@ -7159,8 +10054,8 @@
         <w:t xml:space="preserve">.</w:t>
       </w:r>
     </w:p>
-    <w:bookmarkEnd w:id="147"/>
-    <w:bookmarkStart w:id="149" w:name="ref-hoang2023reliable"/>
+    <w:bookmarkEnd w:id="195"/>
+    <w:bookmarkStart w:id="197" w:name="ref-hoang2023reliable"/>
     <w:p>
       <w:pPr>
         <w:pStyle w:val="Bibliography"/>
@@ -7184,7 +10079,7 @@
       <w:r>
         <w:t xml:space="preserve"> </w:t>
       </w:r>
-      <w:hyperlink r:id="rId148">
+      <w:hyperlink r:id="rId196">
         <w:r>
           <w:rPr>
             <w:rStyle w:val="Hyperlink"/>
@@ -7196,8 +10091,8 @@
         <w:t xml:space="preserve">.</w:t>
       </w:r>
     </w:p>
-    <w:bookmarkEnd w:id="149"/>
-    <w:bookmarkStart w:id="151" w:name="ref-jakubec2025robust"/>
+    <w:bookmarkEnd w:id="197"/>
+    <w:bookmarkStart w:id="199" w:name="ref-jakubec2025robust"/>
     <w:p>
       <w:pPr>
         <w:pStyle w:val="Bibliography"/>
@@ -7221,7 +10116,7 @@
       <w:r>
         <w:t xml:space="preserve"> </w:t>
       </w:r>
-      <w:hyperlink r:id="rId150">
+      <w:hyperlink r:id="rId198">
         <w:r>
           <w:rPr>
             <w:rStyle w:val="Hyperlink"/>
@@ -7233,8 +10128,8 @@
         <w:t xml:space="preserve">.</w:t>
       </w:r>
     </w:p>
-    <w:bookmarkEnd w:id="151"/>
-    <w:bookmarkStart w:id="153" w:name="ref-mutlu2024bridging"/>
+    <w:bookmarkEnd w:id="199"/>
+    <w:bookmarkStart w:id="201" w:name="ref-mutlu2024bridging"/>
     <w:p>
       <w:pPr>
         <w:pStyle w:val="Bibliography"/>
@@ -7258,7 +10153,7 @@
       <w:r>
         <w:t xml:space="preserve"> </w:t>
       </w:r>
-      <w:hyperlink r:id="rId152">
+      <w:hyperlink r:id="rId200">
         <w:r>
           <w:rPr>
             <w:rStyle w:val="Hyperlink"/>
@@ -7270,8 +10165,8 @@
         <w:t xml:space="preserve">.</w:t>
       </w:r>
     </w:p>
-    <w:bookmarkEnd w:id="153"/>
-    <w:bookmarkStart w:id="155" w:name="ref-pal2024automatic"/>
+    <w:bookmarkEnd w:id="201"/>
+    <w:bookmarkStart w:id="203" w:name="ref-pal2024automatic"/>
     <w:p>
       <w:pPr>
         <w:pStyle w:val="Bibliography"/>
@@ -7295,7 +10190,7 @@
       <w:r>
         <w:t xml:space="preserve"> </w:t>
       </w:r>
-      <w:hyperlink r:id="rId154">
+      <w:hyperlink r:id="rId202">
         <w:r>
           <w:rPr>
             <w:rStyle w:val="Hyperlink"/>
@@ -7307,8 +10202,8 @@
         <w:t xml:space="preserve">.</w:t>
       </w:r>
     </w:p>
-    <w:bookmarkEnd w:id="155"/>
-    <w:bookmarkStart w:id="157" w:name="ref-poh2026reprogramming2"/>
+    <w:bookmarkEnd w:id="203"/>
+    <w:bookmarkStart w:id="205" w:name="ref-poh2026reprogramming2"/>
     <w:p>
       <w:pPr>
         <w:pStyle w:val="Bibliography"/>
@@ -7332,7 +10227,7 @@
       <w:r>
         <w:t xml:space="preserve"> </w:t>
       </w:r>
-      <w:hyperlink r:id="rId156">
+      <w:hyperlink r:id="rId204">
         <w:r>
           <w:rPr>
             <w:rStyle w:val="Hyperlink"/>
@@ -7344,8 +10239,8 @@
         <w:t xml:space="preserve">.</w:t>
       </w:r>
     </w:p>
-    <w:bookmarkEnd w:id="157"/>
-    <w:bookmarkStart w:id="159" w:name="ref-poh2024neossnet"/>
+    <w:bookmarkEnd w:id="205"/>
+    <w:bookmarkStart w:id="207" w:name="ref-poh2024neossnet"/>
     <w:p>
       <w:pPr>
         <w:pStyle w:val="Bibliography"/>
@@ -7369,7 +10264,7 @@
       <w:r>
         <w:t xml:space="preserve"> </w:t>
       </w:r>
-      <w:hyperlink r:id="rId158">
+      <w:hyperlink r:id="rId206">
         <w:r>
           <w:rPr>
             <w:rStyle w:val="Hyperlink"/>
@@ -7381,8 +10276,8 @@
         <w:t xml:space="preserve">.</w:t>
       </w:r>
     </w:p>
-    <w:bookmarkEnd w:id="159"/>
-    <w:bookmarkStart w:id="161" w:name="ref-pouyani2022signal"/>
+    <w:bookmarkEnd w:id="207"/>
+    <w:bookmarkStart w:id="209" w:name="ref-pouyani2022signal"/>
     <w:p>
       <w:pPr>
         <w:pStyle w:val="Bibliography"/>
@@ -7406,7 +10301,7 @@
       <w:r>
         <w:t xml:space="preserve"> </w:t>
       </w:r>
-      <w:hyperlink r:id="rId160">
+      <w:hyperlink r:id="rId208">
         <w:r>
           <w:rPr>
             <w:rStyle w:val="Hyperlink"/>
@@ -7418,8 +10313,8 @@
         <w:t xml:space="preserve">.</w:t>
       </w:r>
     </w:p>
-    <w:bookmarkEnd w:id="161"/>
-    <w:bookmarkStart w:id="163" w:name="ref-reyna2023murmur"/>
+    <w:bookmarkEnd w:id="209"/>
+    <w:bookmarkStart w:id="211" w:name="ref-reyna2023murmur"/>
     <w:p>
       <w:pPr>
         <w:pStyle w:val="Bibliography"/>
@@ -7443,7 +10338,7 @@
       <w:r>
         <w:t xml:space="preserve"> </w:t>
       </w:r>
-      <w:hyperlink r:id="rId162">
+      <w:hyperlink r:id="rId210">
         <w:r>
           <w:rPr>
             <w:rStyle w:val="Hyperlink"/>
@@ -7455,8 +10350,8 @@
         <w:t xml:space="preserve">.</w:t>
       </w:r>
     </w:p>
-    <w:bookmarkEnd w:id="163"/>
-    <w:bookmarkStart w:id="165" w:name="ref-rocha2023automatic2"/>
+    <w:bookmarkEnd w:id="211"/>
+    <w:bookmarkStart w:id="213" w:name="ref-rocha2023automatic2"/>
     <w:p>
       <w:pPr>
         <w:pStyle w:val="Bibliography"/>
@@ -7480,7 +10375,7 @@
       <w:r>
         <w:t xml:space="preserve"> </w:t>
       </w:r>
-      <w:hyperlink r:id="rId164">
+      <w:hyperlink r:id="rId212">
         <w:r>
           <w:rPr>
             <w:rStyle w:val="Hyperlink"/>
@@ -7492,8 +10387,8 @@
         <w:t xml:space="preserve">.</w:t>
       </w:r>
     </w:p>
-    <w:bookmarkEnd w:id="165"/>
-    <w:bookmarkStart w:id="167" w:name="ref-roy2024pcgreview"/>
+    <w:bookmarkEnd w:id="213"/>
+    <w:bookmarkStart w:id="215" w:name="ref-roy2024pcgreview"/>
     <w:p>
       <w:pPr>
         <w:pStyle w:val="Bibliography"/>
@@ -7517,7 +10412,7 @@
       <w:r>
         <w:t xml:space="preserve"> </w:t>
       </w:r>
-      <w:hyperlink r:id="rId166">
+      <w:hyperlink r:id="rId214">
         <w:r>
           <w:rPr>
             <w:rStyle w:val="Hyperlink"/>
@@ -7529,8 +10424,8 @@
         <w:t xml:space="preserve">.</w:t>
       </w:r>
     </w:p>
-    <w:bookmarkEnd w:id="167"/>
-    <w:bookmarkStart w:id="169" w:name="ref-shuvo2026self"/>
+    <w:bookmarkEnd w:id="215"/>
+    <w:bookmarkStart w:id="217" w:name="ref-shuvo2026self"/>
     <w:p>
       <w:pPr>
         <w:pStyle w:val="Bibliography"/>
@@ -7554,7 +10449,7 @@
       <w:r>
         <w:t xml:space="preserve"> </w:t>
       </w:r>
-      <w:hyperlink r:id="rId168">
+      <w:hyperlink r:id="rId216">
         <w:r>
           <w:rPr>
             <w:rStyle w:val="Hyperlink"/>
@@ -7566,8 +10461,8 @@
         <w:t xml:space="preserve">.</w:t>
       </w:r>
     </w:p>
-    <w:bookmarkEnd w:id="169"/>
-    <w:bookmarkStart w:id="171" w:name="ref-somarathne2026dual2"/>
+    <w:bookmarkEnd w:id="217"/>
+    <w:bookmarkStart w:id="219" w:name="ref-somarathne2026dual2"/>
     <w:p>
       <w:pPr>
         <w:pStyle w:val="Bibliography"/>
@@ -7591,7 +10486,7 @@
       <w:r>
         <w:t xml:space="preserve"> </w:t>
       </w:r>
-      <w:hyperlink r:id="rId170">
+      <w:hyperlink r:id="rId218">
         <w:r>
           <w:rPr>
             <w:rStyle w:val="Hyperlink"/>
@@ -7603,8 +10498,8 @@
         <w:t xml:space="preserve">.</w:t>
       </w:r>
     </w:p>
-    <w:bookmarkEnd w:id="171"/>
-    <w:bookmarkStart w:id="173" w:name="ref-sun2024daenmfvmd"/>
+    <w:bookmarkEnd w:id="219"/>
+    <w:bookmarkStart w:id="221" w:name="ref-sun2024daenmfvmd"/>
     <w:p>
       <w:pPr>
         <w:pStyle w:val="Bibliography"/>
@@ -7628,7 +10523,7 @@
       <w:r>
         <w:t xml:space="preserve"> </w:t>
       </w:r>
-      <w:hyperlink r:id="rId172">
+      <w:hyperlink r:id="rId220">
         <w:r>
           <w:rPr>
             <w:rStyle w:val="Hyperlink"/>
@@ -7640,8 +10535,8 @@
         <w:t xml:space="preserve">.</w:t>
       </w:r>
     </w:p>
-    <w:bookmarkEnd w:id="173"/>
-    <w:bookmarkStart w:id="175" w:name="ref-torabi2023negative2"/>
+    <w:bookmarkEnd w:id="221"/>
+    <w:bookmarkStart w:id="223" w:name="ref-torabi2023negative2"/>
     <w:p>
       <w:pPr>
         <w:pStyle w:val="Bibliography"/>
@@ -7665,7 +10560,7 @@
       <w:r>
         <w:t xml:space="preserve"> </w:t>
       </w:r>
-      <w:hyperlink r:id="rId174">
+      <w:hyperlink r:id="rId222">
         <w:r>
           <w:rPr>
             <w:rStyle w:val="Hyperlink"/>
@@ -7677,8 +10572,8 @@
         <w:t xml:space="preserve">.</w:t>
       </w:r>
     </w:p>
-    <w:bookmarkEnd w:id="175"/>
-    <w:bookmarkStart w:id="177" w:name="ref-torabi2025hlscmds"/>
+    <w:bookmarkEnd w:id="223"/>
+    <w:bookmarkStart w:id="225" w:name="ref-torabi2025hlscmds"/>
     <w:p>
       <w:pPr>
         <w:pStyle w:val="Bibliography"/>
@@ -7715,7 +10610,7 @@
       <w:r>
         <w:t xml:space="preserve"> </w:t>
       </w:r>
-      <w:hyperlink r:id="rId176">
+      <w:hyperlink r:id="rId224">
         <w:r>
           <w:rPr>
             <w:rStyle w:val="Hyperlink"/>
@@ -7727,8 +10622,8 @@
         <w:t xml:space="preserve">.</w:t>
       </w:r>
     </w:p>
-    <w:bookmarkEnd w:id="177"/>
-    <w:bookmarkStart w:id="179" w:name="ref-torabi2025large2"/>
+    <w:bookmarkEnd w:id="225"/>
+    <w:bookmarkStart w:id="227" w:name="ref-torabi2025large2"/>
     <w:p>
       <w:pPr>
         <w:pStyle w:val="Bibliography"/>
@@ -7752,7 +10647,7 @@
       <w:r>
         <w:t xml:space="preserve"> </w:t>
       </w:r>
-      <w:hyperlink r:id="rId178">
+      <w:hyperlink r:id="rId226">
         <w:r>
           <w:rPr>
             <w:rStyle w:val="Hyperlink"/>
@@ -7764,8 +10659,8 @@
         <w:t xml:space="preserve">.</w:t>
       </w:r>
     </w:p>
-    <w:bookmarkEnd w:id="179"/>
-    <w:bookmarkStart w:id="181" w:name="ref-tsai2023separation2"/>
+    <w:bookmarkEnd w:id="227"/>
+    <w:bookmarkStart w:id="229" w:name="ref-tsai2023separation2"/>
     <w:p>
       <w:pPr>
         <w:pStyle w:val="Bibliography"/>
@@ -7776,7 +10671,7 @@
       <w:r>
         <w:t xml:space="preserve"> </w:t>
       </w:r>
-      <w:hyperlink r:id="rId180">
+      <w:hyperlink r:id="rId228">
         <w:r>
           <w:rPr>
             <w:rStyle w:val="Hyperlink"/>
@@ -7788,8 +10683,8 @@
         <w:t xml:space="preserve">.</w:t>
       </w:r>
     </w:p>
-    <w:bookmarkEnd w:id="181"/>
-    <w:bookmarkStart w:id="183" w:name="ref-ullah2024unsupervised"/>
+    <w:bookmarkEnd w:id="229"/>
+    <w:bookmarkStart w:id="231" w:name="ref-ullah2024unsupervised"/>
     <w:p>
       <w:pPr>
         <w:pStyle w:val="Bibliography"/>
@@ -7813,7 +10708,7 @@
       <w:r>
         <w:t xml:space="preserve"> </w:t>
       </w:r>
-      <w:hyperlink r:id="rId182">
+      <w:hyperlink r:id="rId230">
         <w:r>
           <w:rPr>
             <w:rStyle w:val="Hyperlink"/>
@@ -7825,8 +10720,8 @@
         <w:t xml:space="preserve">.</w:t>
       </w:r>
     </w:p>
-    <w:bookmarkEnd w:id="183"/>
-    <w:bookmarkStart w:id="185" w:name="ref-wang2023mcunet"/>
+    <w:bookmarkEnd w:id="231"/>
+    <w:bookmarkStart w:id="233" w:name="ref-wang2023mcunet"/>
     <w:p>
       <w:pPr>
         <w:pStyle w:val="Bibliography"/>
@@ -7850,7 +10745,7 @@
       <w:r>
         <w:t xml:space="preserve"> </w:t>
       </w:r>
-      <w:hyperlink r:id="rId184">
+      <w:hyperlink r:id="rId232">
         <w:r>
           <w:rPr>
             <w:rStyle w:val="Hyperlink"/>
@@ -7862,8 +10757,8 @@
         <w:t xml:space="preserve">.</w:t>
       </w:r>
     </w:p>
-    <w:bookmarkEnd w:id="185"/>
-    <w:bookmarkStart w:id="187" w:name="ref-wang2023nmfdl"/>
+    <w:bookmarkEnd w:id="233"/>
+    <w:bookmarkStart w:id="235" w:name="ref-wang2023nmfdl"/>
     <w:p>
       <w:pPr>
         <w:pStyle w:val="Bibliography"/>
@@ -7887,7 +10782,7 @@
       <w:r>
         <w:t xml:space="preserve"> </w:t>
       </w:r>
-      <w:hyperlink r:id="rId186">
+      <w:hyperlink r:id="rId234">
         <w:r>
           <w:rPr>
             <w:rStyle w:val="Hyperlink"/>
@@ -7899,8 +10794,8 @@
         <w:t xml:space="preserve">.</w:t>
       </w:r>
     </w:p>
-    <w:bookmarkEnd w:id="187"/>
-    <w:bookmarkStart w:id="189" w:name="ref-wang2025phase2"/>
+    <w:bookmarkEnd w:id="235"/>
+    <w:bookmarkStart w:id="237" w:name="ref-wang2025phase2"/>
     <w:p>
       <w:pPr>
         <w:pStyle w:val="Bibliography"/>
@@ -7924,7 +10819,7 @@
       <w:r>
         <w:t xml:space="preserve"> </w:t>
       </w:r>
-      <w:hyperlink r:id="rId188">
+      <w:hyperlink r:id="rId236">
         <w:r>
           <w:rPr>
             <w:rStyle w:val="Hyperlink"/>
@@ -7936,8 +10831,8 @@
         <w:t xml:space="preserve">.</w:t>
       </w:r>
     </w:p>
-    <w:bookmarkEnd w:id="189"/>
-    <w:bookmarkStart w:id="191" w:name="ref-zhang2025jassnet"/>
+    <w:bookmarkEnd w:id="237"/>
+    <w:bookmarkStart w:id="239" w:name="ref-zhang2025jassnet"/>
     <w:p>
       <w:pPr>
         <w:pStyle w:val="Bibliography"/>
@@ -7961,7 +10856,7 @@
       <w:r>
         <w:t xml:space="preserve"> </w:t>
       </w:r>
-      <w:hyperlink r:id="rId190">
+      <w:hyperlink r:id="rId238">
         <w:r>
           <w:rPr>
             <w:rStyle w:val="Hyperlink"/>
@@ -7973,8 +10868,8 @@
         <w:t xml:space="preserve">.</w:t>
       </w:r>
     </w:p>
-    <w:bookmarkEnd w:id="191"/>
-    <w:bookmarkStart w:id="193" w:name="ref-zhang2026efficient2"/>
+    <w:bookmarkEnd w:id="239"/>
+    <w:bookmarkStart w:id="241" w:name="ref-zhang2026efficient2"/>
     <w:p>
       <w:pPr>
         <w:pStyle w:val="Bibliography"/>
@@ -7998,7 +10893,7 @@
       <w:r>
         <w:t xml:space="preserve"> </w:t>
       </w:r>
-      <w:hyperlink r:id="rId192">
+      <w:hyperlink r:id="rId240">
         <w:r>
           <w:rPr>
             <w:rStyle w:val="Hyperlink"/>
@@ -8010,8 +10905,8 @@
         <w:t xml:space="preserve">.</w:t>
       </w:r>
     </w:p>
-    <w:bookmarkEnd w:id="193"/>
-    <w:bookmarkStart w:id="195" w:name="ref-zhao2024heartanalysis"/>
+    <w:bookmarkEnd w:id="241"/>
+    <w:bookmarkStart w:id="243" w:name="ref-zhao2024heartanalysis"/>
     <w:p>
       <w:pPr>
         <w:pStyle w:val="Bibliography"/>
@@ -8035,7 +10930,7 @@
       <w:r>
         <w:t xml:space="preserve"> </w:t>
       </w:r>
-      <w:hyperlink r:id="rId194">
+      <w:hyperlink r:id="rId242">
         <w:r>
           <w:rPr>
             <w:rStyle w:val="Hyperlink"/>
@@ -8047,8 +10942,8 @@
         <w:t xml:space="preserve">.</w:t>
       </w:r>
     </w:p>
-    <w:bookmarkEnd w:id="195"/>
-    <w:bookmarkStart w:id="197" w:name="ref-zheng2025identifying2"/>
+    <w:bookmarkEnd w:id="243"/>
+    <w:bookmarkStart w:id="245" w:name="ref-zheng2025identifying2"/>
     <w:p>
       <w:pPr>
         <w:pStyle w:val="Bibliography"/>
@@ -8072,7 +10967,7 @@
       <w:r>
         <w:t xml:space="preserve"> </w:t>
       </w:r>
-      <w:hyperlink r:id="rId196">
+      <w:hyperlink r:id="rId244">
         <w:r>
           <w:rPr>
             <w:rStyle w:val="Hyperlink"/>
@@ -8084,8 +10979,8 @@
         <w:t xml:space="preserve">.</w:t>
       </w:r>
     </w:p>
-    <w:bookmarkEnd w:id="197"/>
-    <w:bookmarkStart w:id="199" w:name="ref-zheng2024cardiopulmonary"/>
+    <w:bookmarkEnd w:id="245"/>
+    <w:bookmarkStart w:id="247" w:name="ref-zheng2024cardiopulmonary"/>
     <w:p>
       <w:pPr>
         <w:pStyle w:val="Bibliography"/>
@@ -8109,7 +11004,7 @@
       <w:r>
         <w:t xml:space="preserve"> </w:t>
       </w:r>
-      <w:hyperlink r:id="rId198">
+      <w:hyperlink r:id="rId246">
         <w:r>
           <w:rPr>
             <w:rStyle w:val="Hyperlink"/>
@@ -8121,8 +11016,8 @@
         <w:t xml:space="preserve">.</w:t>
       </w:r>
     </w:p>
-    <w:bookmarkEnd w:id="199"/>
-    <w:bookmarkEnd w:id="200"/>
+    <w:bookmarkEnd w:id="247"/>
+    <w:bookmarkEnd w:id="248"/>
     <w:p>
       <w:pPr>
         <w:sectPr>
@@ -8137,17 +11032,17 @@
         <w:br w:type="page"/>
       </w:r>
     </w:p>
-    <w:bookmarkEnd w:id="201"/>
-    <w:bookmarkStart w:id="202" w:name="appendix-a-gantt-chart"/>
+    <w:bookmarkEnd w:id="249"/>
+    <w:bookmarkStart w:id="250" w:name="appendix-a-gantt-chart"/>
     <w:p>
       <w:pPr>
         <w:pStyle w:val="Heading1"/>
       </w:pPr>
-      <w:bookmarkStart w:id="232" w:name="_FYPAppendix001"/>
+      <w:bookmarkStart w:id="298" w:name="_FYPAppendix001"/>
       <w:r>
         <w:t xml:space="preserve">Appendix A: Gantt Chart</w:t>
       </w:r>
-      <w:bookmarkEnd w:id="232"/>
+      <w:bookmarkEnd w:id="298"/>
     </w:p>
     <w:p>
       <w:pPr>
@@ -8162,17 +11057,17 @@
         <w:br w:type="page"/>
       </w:r>
     </w:p>
-    <w:bookmarkEnd w:id="202"/>
-    <w:bookmarkStart w:id="203" w:name="appendix-b-fyp1-meeting-logs"/>
+    <w:bookmarkEnd w:id="250"/>
+    <w:bookmarkStart w:id="251" w:name="appendix-b-fyp1-meeting-logs"/>
     <w:p>
       <w:pPr>
         <w:pStyle w:val="Heading1"/>
       </w:pPr>
-      <w:bookmarkStart w:id="233" w:name="_FYPAppendix002"/>
+      <w:bookmarkStart w:id="299" w:name="_FYPAppendix002"/>
       <w:r>
         <w:t xml:space="preserve">Appendix B: FYP1 Meeting Logs</w:t>
       </w:r>
-      <w:bookmarkEnd w:id="233"/>
+      <w:bookmarkEnd w:id="299"/>
     </w:p>
     <w:p>
       <w:pPr>
@@ -8187,17 +11082,17 @@
         <w:br w:type="page"/>
       </w:r>
     </w:p>
-    <w:bookmarkEnd w:id="203"/>
-    <w:bookmarkStart w:id="204" w:name="Xe32b85fb62951c87beaae793b5e5d26fe8e8d89"/>
+    <w:bookmarkEnd w:id="251"/>
+    <w:bookmarkStart w:id="252" w:name="Xe32b85fb62951c87beaae793b5e5d26fe8e8d89"/>
     <w:p>
       <w:pPr>
         <w:pStyle w:val="Heading1"/>
       </w:pPr>
-      <w:bookmarkStart w:id="234" w:name="_FYPAppendix003"/>
+      <w:bookmarkStart w:id="300" w:name="_FYPAppendix003"/>
       <w:r>
         <w:t xml:space="preserve">Appendix C: Turnitin Similarity Index Page</w:t>
       </w:r>
-      <w:bookmarkEnd w:id="234"/>
+      <w:bookmarkEnd w:id="300"/>
     </w:p>
     <w:p>
       <w:pPr>
@@ -8213,17 +11108,17 @@
         <w:br w:type="page"/>
       </w:r>
     </w:p>
-    <w:bookmarkEnd w:id="204"/>
-    <w:bookmarkStart w:id="206" w:name="appendix-d-full-literature-review-matrix"/>
+    <w:bookmarkEnd w:id="252"/>
+    <w:bookmarkStart w:id="254" w:name="appendix-d-full-literature-review-matrix"/>
     <w:p>
       <w:pPr>
         <w:pStyle w:val="Heading1"/>
       </w:pPr>
-      <w:bookmarkStart w:id="235" w:name="_FYPAppendix004"/>
+      <w:bookmarkStart w:id="301" w:name="_FYPAppendix004"/>
       <w:r>
         <w:t xml:space="preserve">Appendix D: Full Literature Review Matrix</w:t>
       </w:r>
-      <w:bookmarkEnd w:id="235"/>
+      <w:bookmarkEnd w:id="301"/>
     </w:p>
     <w:p>
       <w:pPr>
@@ -8266,14 +11161,14 @@
             <w:shd w:fill="D9EAF7"/>
             <w:vAlign w:val="top"/>
           </w:tcPr>
-          <w:bookmarkStart w:id="205" w:name="tbl-full-literature-review-matrix"/>
+          <w:bookmarkStart w:id="253" w:name="tbl-full-literature-review-matrix"/>
           <w:p>
             <w:pPr>
               <w:jc w:val="left"/>
               <w:spacing w:before="0" w:after="0" w:line="180" w:lineRule="auto"/>
               <w:pStyle w:val="ImageCaption"/>
             </w:pPr>
-            <w:bookmarkStart w:id="221" w:name="_FYPTable008"/>
+            <w:bookmarkStart w:id="277" w:name="_FYPTable010"/>
             <w:r>
               <w:rPr>
                 <w:sz w:val="16"/>
@@ -8282,9 +11177,9 @@
                 <w:b/>
                 <w:bCs/>
               </w:rPr>
-              <w:t>Table 8: Full literature review matrix for selected Chapter 2 papers</w:t>
+              <w:t>Table 10: Full literature review matrix for selected Chapter 2 papers</w:t>
             </w:r>
-            <w:bookmarkEnd w:id="221"/>
+            <w:bookmarkEnd w:id="277"/>
           </w:p>
           <w:tbl>
             <w:tblPr>
@@ -17843,7 +20738,7 @@
               </w:tc>
             </w:tr>
           </w:tbl>
-          <w:bookmarkEnd w:id="205"/>
+          <w:bookmarkEnd w:id="253"/>
           <w:p>
             <w:pPr>
               <w:spacing w:before="0" w:after="0" w:line="180" w:lineRule="auto"/>
@@ -17866,17 +20761,17 @@
         <w:br w:type="page"/>
       </w:r>
     </w:p>
-    <w:bookmarkEnd w:id="206"/>
-    <w:bookmarkStart w:id="208" w:name="appendix-e-prisma-screening-summary"/>
+    <w:bookmarkEnd w:id="254"/>
+    <w:bookmarkStart w:id="256" w:name="appendix-e-prisma-screening-summary"/>
     <w:p>
       <w:pPr>
         <w:pStyle w:val="Heading1"/>
       </w:pPr>
-      <w:bookmarkStart w:id="236" w:name="_FYPAppendix005"/>
+      <w:bookmarkStart w:id="302" w:name="_FYPAppendix005"/>
       <w:r>
         <w:t xml:space="preserve">Appendix E: PRISMA Screening Summary</w:t>
       </w:r>
-      <w:bookmarkEnd w:id="236"/>
+      <w:bookmarkEnd w:id="302"/>
     </w:p>
     <w:p>
       <w:pPr>
@@ -17899,18 +20794,18 @@
       <w:tr>
         <w:tc>
           <w:tcPr/>
-          <w:bookmarkStart w:id="207" w:name="tbl-prisma-screening-summary"/>
+          <w:bookmarkStart w:id="255" w:name="tbl-prisma-screening-summary"/>
           <w:p>
             <w:pPr>
               <w:jc w:val="left"/>
               <w:spacing w:before="200"/>
               <w:pStyle w:val="ImageCaption"/>
             </w:pPr>
-            <w:bookmarkStart w:id="222" w:name="_FYPTable009"/>
+            <w:bookmarkStart w:id="278" w:name="_FYPTable011"/>
             <w:r>
-              <w:t>Table 9: PRISMA screening summary for the literature review</w:t>
+              <w:t>Table 11: PRISMA screening summary for the literature review</w:t>
             </w:r>
-            <w:bookmarkEnd w:id="222"/>
+            <w:bookmarkEnd w:id="278"/>
           </w:p>
           <w:tbl>
             <w:tblPr>
@@ -18240,7 +21135,7 @@
               </w:tc>
             </w:tr>
           </w:tbl>
-          <w:bookmarkEnd w:id="207"/>
+          <w:bookmarkEnd w:id="255"/>
           <w:p/>
         </w:tc>
       </w:tr>
@@ -18250,17 +21145,17 @@
         <w:br w:type="page"/>
       </w:r>
     </w:p>
-    <w:bookmarkEnd w:id="208"/>
-    <w:bookmarkStart w:id="210" w:name="appendix-f-system-design-diagrams"/>
+    <w:bookmarkEnd w:id="256"/>
+    <w:bookmarkStart w:id="258" w:name="appendix-f-system-design-diagrams"/>
     <w:p>
       <w:pPr>
         <w:pStyle w:val="Heading1"/>
       </w:pPr>
-      <w:bookmarkStart w:id="237" w:name="_FYPAppendix006"/>
+      <w:bookmarkStart w:id="303" w:name="_FYPAppendix006"/>
       <w:r>
         <w:t xml:space="preserve">Appendix F: System Design Diagrams</w:t>
       </w:r>
-      <w:bookmarkEnd w:id="237"/>
+      <w:bookmarkEnd w:id="303"/>
     </w:p>
     <w:p>
       <w:pPr>
@@ -18283,18 +21178,18 @@
       <w:tr>
         <w:tc>
           <w:tcPr/>
-          <w:bookmarkStart w:id="209" w:name="tbl-system-design-diagrams"/>
+          <w:bookmarkStart w:id="257" w:name="tbl-system-design-diagrams"/>
           <w:p>
             <w:pPr>
               <w:jc w:val="left"/>
               <w:spacing w:before="200"/>
               <w:pStyle w:val="ImageCaption"/>
             </w:pPr>
-            <w:bookmarkStart w:id="223" w:name="_FYPTable010"/>
+            <w:bookmarkStart w:id="279" w:name="_FYPTable012"/>
             <w:r>
-              <w:t>Table 10: System design diagram summary</w:t>
+              <w:t>Table 12: System design diagram summary</w:t>
             </w:r>
-            <w:bookmarkEnd w:id="223"/>
+            <w:bookmarkEnd w:id="279"/>
           </w:p>
           <w:tbl>
             <w:tblPr>
@@ -18467,7 +21362,7 @@
               </w:tc>
             </w:tr>
           </w:tbl>
-          <w:bookmarkEnd w:id="209"/>
+          <w:bookmarkEnd w:id="257"/>
           <w:p/>
         </w:tc>
       </w:tr>
@@ -18477,17 +21372,17 @@
         <w:br w:type="page"/>
       </w:r>
     </w:p>
-    <w:bookmarkEnd w:id="210"/>
-    <w:bookmarkStart w:id="213" w:name="Xe4be927f7697680be10ad8008a1512cb902899f"/>
+    <w:bookmarkEnd w:id="258"/>
+    <w:bookmarkStart w:id="261" w:name="Xe4be927f7697680be10ad8008a1512cb902899f"/>
     <w:p>
       <w:pPr>
         <w:pStyle w:val="Heading1"/>
       </w:pPr>
-      <w:bookmarkStart w:id="238" w:name="_FYPAppendix007"/>
+      <w:bookmarkStart w:id="304" w:name="_FYPAppendix007"/>
       <w:r>
         <w:t xml:space="preserve">Appendix G: Planned Test Cases and Evaluation Metrics</w:t>
       </w:r>
-      <w:bookmarkEnd w:id="238"/>
+      <w:bookmarkEnd w:id="304"/>
     </w:p>
     <w:p>
       <w:pPr>
@@ -18510,18 +21405,18 @@
       <w:tr>
         <w:tc>
           <w:tcPr/>
-          <w:bookmarkStart w:id="211" w:name="tbl-appendix-planned-tests"/>
+          <w:bookmarkStart w:id="259" w:name="tbl-appendix-planned-tests"/>
           <w:p>
             <w:pPr>
               <w:jc w:val="left"/>
               <w:spacing w:before="200"/>
               <w:pStyle w:val="ImageCaption"/>
             </w:pPr>
-            <w:bookmarkStart w:id="224" w:name="_FYPTable011"/>
+            <w:bookmarkStart w:id="280" w:name="_FYPTable013"/>
             <w:r>
-              <w:t>Table 11: Planned test cases and evaluation checks</w:t>
+              <w:t>Table 13: Planned test cases and evaluation checks</w:t>
             </w:r>
-            <w:bookmarkEnd w:id="224"/>
+            <w:bookmarkEnd w:id="280"/>
           </w:p>
           <w:tbl>
             <w:tblPr>
@@ -18843,7 +21738,7 @@
               </w:tc>
             </w:tr>
           </w:tbl>
-          <w:bookmarkEnd w:id="211"/>
+          <w:bookmarkEnd w:id="259"/>
           <w:p/>
         </w:tc>
       </w:tr>
@@ -18863,7 +21758,7 @@
           <w:rPr>
             <w:rStyle w:val="Hyperlink"/>
           </w:rPr>
-          <w:t xml:space="preserve">Table 12</w:t>
+          <w:t xml:space="preserve">Table 14</w:t>
         </w:r>
       </w:hyperlink>
       <w:r>
@@ -18886,18 +21781,18 @@
       <w:tr>
         <w:tc>
           <w:tcPr/>
-          <w:bookmarkStart w:id="212" w:name="tbl-planned-evaluation-metrics"/>
+          <w:bookmarkStart w:id="260" w:name="tbl-planned-evaluation-metrics"/>
           <w:p>
             <w:pPr>
               <w:jc w:val="left"/>
               <w:spacing w:before="200"/>
               <w:pStyle w:val="ImageCaption"/>
             </w:pPr>
-            <w:bookmarkStart w:id="225" w:name="_FYPTable012"/>
+            <w:bookmarkStart w:id="281" w:name="_FYPTable014"/>
             <w:r>
-              <w:t>Table 12: Planned evaluation metrics for FYP2 prototype testing</w:t>
+              <w:t>Table 14: Planned evaluation metrics for FYP2 prototype testing</w:t>
             </w:r>
-            <w:bookmarkEnd w:id="225"/>
+            <w:bookmarkEnd w:id="281"/>
           </w:p>
           <w:tbl>
             <w:tblPr>
@@ -19143,12 +22038,1239 @@
               </w:tc>
             </w:tr>
           </w:tbl>
-          <w:bookmarkEnd w:id="212"/>
+          <w:bookmarkEnd w:id="260"/>
           <w:p/>
         </w:tc>
       </w:tr>
     </w:tbl>
-    <w:bookmarkEnd w:id="213"/>
+    <w:p>
+      <w:r>
+        <w:br w:type="page"/>
+      </w:r>
+    </w:p>
+    <w:bookmarkEnd w:id="261"/>
+    <w:bookmarkStart w:id="267" w:name="X0ed72ec1ef4921cad4dcd91578e40b25939e757"/>
+    <w:p>
+      <w:pPr>
+        <w:pStyle w:val="Heading1"/>
+      </w:pPr>
+      <w:bookmarkStart w:id="305" w:name="_FYPAppendix008"/>
+      <w:r>
+        <w:t xml:space="preserve">Appendix H: Full User Requirements Questionnaire</w:t>
+      </w:r>
+      <w:bookmarkEnd w:id="305"/>
+    </w:p>
+    <w:p>
+      <w:pPr>
+        <w:pStyle w:val="FirstParagraph"/>
+      </w:pPr>
+      <w:r>
+        <w:t xml:space="preserve">The full questionnaire below supports traceability between the Google Form questions and the requirements analysis in Chapter 3. Chapter 3 analyzes 10 main requirement-focused items, while this appendix preserves the full 24-question instrument for reference.</w:t>
+      </w:r>
+    </w:p>
+    <w:bookmarkStart w:id="262" w:name="section-a-respondent-background"/>
+    <w:p>
+      <w:pPr>
+        <w:pStyle w:val="Heading2"/>
+      </w:pPr>
+      <w:r>
+        <w:t xml:space="preserve">6.7 Section A: Respondent Background</w:t>
+      </w:r>
+    </w:p>
+    <w:p>
+      <w:pPr>
+        <w:pStyle w:val="FirstParagraph"/>
+      </w:pPr>
+      <w:r>
+        <w:rPr>
+          <w:b/>
+          <w:bCs/>
+        </w:rPr>
+        <w:t xml:space="preserve">Q1. What is your age group?</w:t>
+      </w:r>
+    </w:p>
+    <w:p>
+      <w:pPr>
+        <w:pStyle w:val="Compact"/>
+        <w:numPr>
+          <w:ilvl w:val="0"/>
+          <w:numId w:val="1005"/>
+        </w:numPr>
+      </w:pPr>
+      <w:r>
+        <w:t xml:space="preserve">Type: Multiple choice</w:t>
+      </w:r>
+    </w:p>
+    <w:p>
+      <w:pPr>
+        <w:pStyle w:val="Compact"/>
+        <w:numPr>
+          <w:ilvl w:val="0"/>
+          <w:numId w:val="1005"/>
+        </w:numPr>
+      </w:pPr>
+      <w:r>
+        <w:t xml:space="preserve">Required: Yes</w:t>
+      </w:r>
+    </w:p>
+    <w:p>
+      <w:pPr>
+        <w:pStyle w:val="Compact"/>
+        <w:numPr>
+          <w:ilvl w:val="0"/>
+          <w:numId w:val="1005"/>
+        </w:numPr>
+      </w:pPr>
+      <w:r>
+        <w:t xml:space="preserve">Options: Under 18; 18-25; 26-35; 36 and above</w:t>
+      </w:r>
+    </w:p>
+    <w:p>
+      <w:pPr>
+        <w:pStyle w:val="FirstParagraph"/>
+      </w:pPr>
+      <w:r>
+        <w:rPr>
+          <w:b/>
+          <w:bCs/>
+        </w:rPr>
+        <w:t xml:space="preserve">Q2. What best describes you?</w:t>
+      </w:r>
+    </w:p>
+    <w:p>
+      <w:pPr>
+        <w:pStyle w:val="Compact"/>
+        <w:numPr>
+          <w:ilvl w:val="0"/>
+          <w:numId w:val="1006"/>
+        </w:numPr>
+      </w:pPr>
+      <w:r>
+        <w:t xml:space="preserve">Type: Multiple choice</w:t>
+      </w:r>
+    </w:p>
+    <w:p>
+      <w:pPr>
+        <w:pStyle w:val="Compact"/>
+        <w:numPr>
+          <w:ilvl w:val="0"/>
+          <w:numId w:val="1006"/>
+        </w:numPr>
+      </w:pPr>
+      <w:r>
+        <w:t xml:space="preserve">Required: Yes</w:t>
+      </w:r>
+    </w:p>
+    <w:p>
+      <w:pPr>
+        <w:pStyle w:val="Compact"/>
+        <w:numPr>
+          <w:ilvl w:val="0"/>
+          <w:numId w:val="1006"/>
+        </w:numPr>
+      </w:pPr>
+      <w:r>
+        <w:t xml:space="preserve">Options: Software Engineering / Computer Science student; AI / Machine Learning student; Biomedical Engineering / Health-related student; Researcher; Lecturer / Supervisor; Other</w:t>
+      </w:r>
+    </w:p>
+    <w:p>
+      <w:pPr>
+        <w:pStyle w:val="FirstParagraph"/>
+      </w:pPr>
+      <w:r>
+        <w:rPr>
+          <w:b/>
+          <w:bCs/>
+        </w:rPr>
+        <w:t xml:space="preserve">Q3. How familiar are you with audio processing or signal processing?</w:t>
+      </w:r>
+    </w:p>
+    <w:p>
+      <w:pPr>
+        <w:pStyle w:val="Compact"/>
+        <w:numPr>
+          <w:ilvl w:val="0"/>
+          <w:numId w:val="1007"/>
+        </w:numPr>
+      </w:pPr>
+      <w:r>
+        <w:t xml:space="preserve">Type: Multiple choice</w:t>
+      </w:r>
+    </w:p>
+    <w:p>
+      <w:pPr>
+        <w:pStyle w:val="Compact"/>
+        <w:numPr>
+          <w:ilvl w:val="0"/>
+          <w:numId w:val="1007"/>
+        </w:numPr>
+      </w:pPr>
+      <w:r>
+        <w:t xml:space="preserve">Required: Yes</w:t>
+      </w:r>
+    </w:p>
+    <w:p>
+      <w:pPr>
+        <w:pStyle w:val="Compact"/>
+        <w:numPr>
+          <w:ilvl w:val="0"/>
+          <w:numId w:val="1007"/>
+        </w:numPr>
+      </w:pPr>
+      <w:r>
+        <w:t xml:space="preserve">Options: Not familiar; Basic; Intermediate; Advanced</w:t>
+      </w:r>
+    </w:p>
+    <w:p>
+      <w:pPr>
+        <w:pStyle w:val="FirstParagraph"/>
+      </w:pPr>
+      <w:r>
+        <w:rPr>
+          <w:b/>
+          <w:bCs/>
+        </w:rPr>
+        <w:t xml:space="preserve">Q4. Have you worked with biomedical audio before?</w:t>
+      </w:r>
+    </w:p>
+    <w:p>
+      <w:pPr>
+        <w:pStyle w:val="Compact"/>
+        <w:numPr>
+          <w:ilvl w:val="0"/>
+          <w:numId w:val="1008"/>
+        </w:numPr>
+      </w:pPr>
+      <w:r>
+        <w:t xml:space="preserve">Type: Multiple choice</w:t>
+      </w:r>
+    </w:p>
+    <w:p>
+      <w:pPr>
+        <w:pStyle w:val="Compact"/>
+        <w:numPr>
+          <w:ilvl w:val="0"/>
+          <w:numId w:val="1008"/>
+        </w:numPr>
+      </w:pPr>
+      <w:r>
+        <w:t xml:space="preserve">Required: Yes</w:t>
+      </w:r>
+    </w:p>
+    <w:p>
+      <w:pPr>
+        <w:pStyle w:val="Compact"/>
+        <w:numPr>
+          <w:ilvl w:val="0"/>
+          <w:numId w:val="1008"/>
+        </w:numPr>
+      </w:pPr>
+      <w:r>
+        <w:t xml:space="preserve">Options: Yes; No; Not sure</w:t>
+      </w:r>
+    </w:p>
+    <w:p>
+      <w:pPr>
+        <w:pStyle w:val="FirstParagraph"/>
+      </w:pPr>
+      <w:r>
+        <w:rPr>
+          <w:b/>
+          <w:bCs/>
+        </w:rPr>
+        <w:t xml:space="preserve">Q5. Which type of audio-related task are you most familiar with?</w:t>
+      </w:r>
+    </w:p>
+    <w:p>
+      <w:pPr>
+        <w:pStyle w:val="Compact"/>
+        <w:numPr>
+          <w:ilvl w:val="0"/>
+          <w:numId w:val="1009"/>
+        </w:numPr>
+      </w:pPr>
+      <w:r>
+        <w:t xml:space="preserve">Type: Multiple choice</w:t>
+      </w:r>
+    </w:p>
+    <w:p>
+      <w:pPr>
+        <w:pStyle w:val="Compact"/>
+        <w:numPr>
+          <w:ilvl w:val="0"/>
+          <w:numId w:val="1009"/>
+        </w:numPr>
+      </w:pPr>
+      <w:r>
+        <w:t xml:space="preserve">Required: Yes</w:t>
+      </w:r>
+    </w:p>
+    <w:p>
+      <w:pPr>
+        <w:pStyle w:val="Compact"/>
+        <w:numPr>
+          <w:ilvl w:val="0"/>
+          <w:numId w:val="1009"/>
+        </w:numPr>
+      </w:pPr>
+      <w:r>
+        <w:t xml:space="preserve">Options: Audio recording; Audio editing; Audio classification; Audio separation; Machine learning model testing; I have not worked with audio tasks before</w:t>
+      </w:r>
+    </w:p>
+    <w:bookmarkEnd w:id="262"/>
+    <w:bookmarkStart w:id="263" w:name="X547619282212c7a10b3a4aeb4757f8b43a2151c"/>
+    <w:p>
+      <w:pPr>
+        <w:pStyle w:val="Heading2"/>
+      </w:pPr>
+      <w:r>
+        <w:t xml:space="preserve">6.8 Section B: Current Challenges in Cardiopulmonary Audio Processing</w:t>
+      </w:r>
+    </w:p>
+    <w:p>
+      <w:pPr>
+        <w:pStyle w:val="FirstParagraph"/>
+      </w:pPr>
+      <w:r>
+        <w:rPr>
+          <w:b/>
+          <w:bCs/>
+        </w:rPr>
+        <w:t xml:space="preserve">Q6. How difficult do you think it is to separate heart and lung sounds from a mixed cardiopulmonary recording?</w:t>
+      </w:r>
+    </w:p>
+    <w:p>
+      <w:pPr>
+        <w:pStyle w:val="Compact"/>
+        <w:numPr>
+          <w:ilvl w:val="0"/>
+          <w:numId w:val="1010"/>
+        </w:numPr>
+      </w:pPr>
+      <w:r>
+        <w:t xml:space="preserve">Type: Multiple choice</w:t>
+      </w:r>
+    </w:p>
+    <w:p>
+      <w:pPr>
+        <w:pStyle w:val="Compact"/>
+        <w:numPr>
+          <w:ilvl w:val="0"/>
+          <w:numId w:val="1010"/>
+        </w:numPr>
+      </w:pPr>
+      <w:r>
+        <w:t xml:space="preserve">Required: Yes</w:t>
+      </w:r>
+    </w:p>
+    <w:p>
+      <w:pPr>
+        <w:pStyle w:val="Compact"/>
+        <w:numPr>
+          <w:ilvl w:val="0"/>
+          <w:numId w:val="1010"/>
+        </w:numPr>
+      </w:pPr>
+      <w:r>
+        <w:t xml:space="preserve">Options: Very easy; Easy; Neutral; Difficult; Very difficult</w:t>
+      </w:r>
+    </w:p>
+    <w:p>
+      <w:pPr>
+        <w:pStyle w:val="FirstParagraph"/>
+      </w:pPr>
+      <w:r>
+        <w:rPr>
+          <w:b/>
+          <w:bCs/>
+        </w:rPr>
+        <w:t xml:space="preserve">Q7. What problems do you think affect cardiopulmonary sound processing the most?</w:t>
+      </w:r>
+    </w:p>
+    <w:p>
+      <w:pPr>
+        <w:pStyle w:val="Compact"/>
+        <w:numPr>
+          <w:ilvl w:val="0"/>
+          <w:numId w:val="1011"/>
+        </w:numPr>
+      </w:pPr>
+      <w:r>
+        <w:t xml:space="preserve">Type: Checkboxes</w:t>
+      </w:r>
+    </w:p>
+    <w:p>
+      <w:pPr>
+        <w:pStyle w:val="Compact"/>
+        <w:numPr>
+          <w:ilvl w:val="0"/>
+          <w:numId w:val="1011"/>
+        </w:numPr>
+      </w:pPr>
+      <w:r>
+        <w:t xml:space="preserve">Required: Yes</w:t>
+      </w:r>
+    </w:p>
+    <w:p>
+      <w:pPr>
+        <w:pStyle w:val="Compact"/>
+        <w:numPr>
+          <w:ilvl w:val="0"/>
+          <w:numId w:val="1011"/>
+        </w:numPr>
+      </w:pPr>
+      <w:r>
+        <w:t xml:space="preserve">Options: Background noise; Overlap between heart and lung sounds; Low recording quality; Difficulty identifying useful sound components; Lack of simple software tools; Lack of clear output visualization; Other</w:t>
+      </w:r>
+    </w:p>
+    <w:p>
+      <w:pPr>
+        <w:pStyle w:val="FirstParagraph"/>
+      </w:pPr>
+      <w:r>
+        <w:rPr>
+          <w:b/>
+          <w:bCs/>
+        </w:rPr>
+        <w:t xml:space="preserve">Q8. Do you think noisy audio recordings can reduce the quality of machine learning-based sound processing?</w:t>
+      </w:r>
+    </w:p>
+    <w:p>
+      <w:pPr>
+        <w:pStyle w:val="Compact"/>
+        <w:numPr>
+          <w:ilvl w:val="0"/>
+          <w:numId w:val="1012"/>
+        </w:numPr>
+      </w:pPr>
+      <w:r>
+        <w:t xml:space="preserve">Type: Linear scale or Likert multiple choice</w:t>
+      </w:r>
+    </w:p>
+    <w:p>
+      <w:pPr>
+        <w:pStyle w:val="Compact"/>
+        <w:numPr>
+          <w:ilvl w:val="0"/>
+          <w:numId w:val="1012"/>
+        </w:numPr>
+      </w:pPr>
+      <w:r>
+        <w:t xml:space="preserve">Required: Yes</w:t>
+      </w:r>
+    </w:p>
+    <w:p>
+      <w:pPr>
+        <w:pStyle w:val="Compact"/>
+        <w:numPr>
+          <w:ilvl w:val="0"/>
+          <w:numId w:val="1012"/>
+        </w:numPr>
+      </w:pPr>
+      <w:r>
+        <w:t xml:space="preserve">Options: Strongly disagree; Disagree; Neutral; Agree; Strongly agree</w:t>
+      </w:r>
+    </w:p>
+    <w:p>
+      <w:pPr>
+        <w:pStyle w:val="FirstParagraph"/>
+      </w:pPr>
+      <w:r>
+        <w:rPr>
+          <w:b/>
+          <w:bCs/>
+        </w:rPr>
+        <w:t xml:space="preserve">Q9. Do you think a simple software prototype for heart-lung sound separation would be useful for students or researchers?</w:t>
+      </w:r>
+    </w:p>
+    <w:p>
+      <w:pPr>
+        <w:pStyle w:val="Compact"/>
+        <w:numPr>
+          <w:ilvl w:val="0"/>
+          <w:numId w:val="1013"/>
+        </w:numPr>
+      </w:pPr>
+      <w:r>
+        <w:t xml:space="preserve">Type: Linear scale or Likert multiple choice</w:t>
+      </w:r>
+    </w:p>
+    <w:p>
+      <w:pPr>
+        <w:pStyle w:val="Compact"/>
+        <w:numPr>
+          <w:ilvl w:val="0"/>
+          <w:numId w:val="1013"/>
+        </w:numPr>
+      </w:pPr>
+      <w:r>
+        <w:t xml:space="preserve">Required: Yes</w:t>
+      </w:r>
+    </w:p>
+    <w:p>
+      <w:pPr>
+        <w:pStyle w:val="Compact"/>
+        <w:numPr>
+          <w:ilvl w:val="0"/>
+          <w:numId w:val="1013"/>
+        </w:numPr>
+      </w:pPr>
+      <w:r>
+        <w:t xml:space="preserve">Options: Strongly disagree; Disagree; Neutral; Agree; Strongly agree</w:t>
+      </w:r>
+    </w:p>
+    <w:bookmarkEnd w:id="263"/>
+    <w:bookmarkStart w:id="264" w:name="section-c-system-feature-preferences"/>
+    <w:p>
+      <w:pPr>
+        <w:pStyle w:val="Heading2"/>
+      </w:pPr>
+      <w:r>
+        <w:t xml:space="preserve">6.9 Section C: System Feature Preferences</w:t>
+      </w:r>
+    </w:p>
+    <w:p>
+      <w:pPr>
+        <w:pStyle w:val="FirstParagraph"/>
+      </w:pPr>
+      <w:r>
+        <w:rPr>
+          <w:b/>
+          <w:bCs/>
+        </w:rPr>
+        <w:t xml:space="preserve">Q10. Which feature would be most important in the proposed system?</w:t>
+      </w:r>
+    </w:p>
+    <w:p>
+      <w:pPr>
+        <w:pStyle w:val="Compact"/>
+        <w:numPr>
+          <w:ilvl w:val="0"/>
+          <w:numId w:val="1014"/>
+        </w:numPr>
+      </w:pPr>
+      <w:r>
+        <w:t xml:space="preserve">Type: Multiple choice</w:t>
+      </w:r>
+    </w:p>
+    <w:p>
+      <w:pPr>
+        <w:pStyle w:val="Compact"/>
+        <w:numPr>
+          <w:ilvl w:val="0"/>
+          <w:numId w:val="1014"/>
+        </w:numPr>
+      </w:pPr>
+      <w:r>
+        <w:t xml:space="preserve">Required: Yes</w:t>
+      </w:r>
+    </w:p>
+    <w:p>
+      <w:pPr>
+        <w:pStyle w:val="Compact"/>
+        <w:numPr>
+          <w:ilvl w:val="0"/>
+          <w:numId w:val="1014"/>
+        </w:numPr>
+      </w:pPr>
+      <w:r>
+        <w:t xml:space="preserve">Options: Upload mixed cardiopulmonary audio; Preprocess noisy audio; Separate heart and lung sounds; Preview separated audio; Download separated outputs; View processing history; View evaluation results</w:t>
+      </w:r>
+    </w:p>
+    <w:p>
+      <w:pPr>
+        <w:pStyle w:val="FirstParagraph"/>
+      </w:pPr>
+      <w:r>
+        <w:rPr>
+          <w:b/>
+          <w:bCs/>
+        </w:rPr>
+        <w:t xml:space="preserve">Q11. Which output would you prefer after sound separation?</w:t>
+      </w:r>
+    </w:p>
+    <w:p>
+      <w:pPr>
+        <w:pStyle w:val="Compact"/>
+        <w:numPr>
+          <w:ilvl w:val="0"/>
+          <w:numId w:val="1015"/>
+        </w:numPr>
+      </w:pPr>
+      <w:r>
+        <w:t xml:space="preserve">Type: Multiple choice</w:t>
+      </w:r>
+    </w:p>
+    <w:p>
+      <w:pPr>
+        <w:pStyle w:val="Compact"/>
+        <w:numPr>
+          <w:ilvl w:val="0"/>
+          <w:numId w:val="1015"/>
+        </w:numPr>
+      </w:pPr>
+      <w:r>
+        <w:t xml:space="preserve">Required: Yes</w:t>
+      </w:r>
+    </w:p>
+    <w:p>
+      <w:pPr>
+        <w:pStyle w:val="Compact"/>
+        <w:numPr>
+          <w:ilvl w:val="0"/>
+          <w:numId w:val="1015"/>
+        </w:numPr>
+      </w:pPr>
+      <w:r>
+        <w:t xml:space="preserve">Options: Heart and lung audio files only; Audio files with waveform visualization; Audio files with spectrogram visualization; Audio files with evaluation metrics; All of the above</w:t>
+      </w:r>
+    </w:p>
+    <w:p>
+      <w:pPr>
+        <w:pStyle w:val="FirstParagraph"/>
+      </w:pPr>
+      <w:r>
+        <w:rPr>
+          <w:b/>
+          <w:bCs/>
+        </w:rPr>
+        <w:t xml:space="preserve">Q12. How important is it for the system to provide a preview of the separated heart and lung sounds?</w:t>
+      </w:r>
+    </w:p>
+    <w:p>
+      <w:pPr>
+        <w:pStyle w:val="Compact"/>
+        <w:numPr>
+          <w:ilvl w:val="0"/>
+          <w:numId w:val="1016"/>
+        </w:numPr>
+      </w:pPr>
+      <w:r>
+        <w:t xml:space="preserve">Type: Linear scale or Likert multiple choice</w:t>
+      </w:r>
+    </w:p>
+    <w:p>
+      <w:pPr>
+        <w:pStyle w:val="Compact"/>
+        <w:numPr>
+          <w:ilvl w:val="0"/>
+          <w:numId w:val="1016"/>
+        </w:numPr>
+      </w:pPr>
+      <w:r>
+        <w:t xml:space="preserve">Required: Yes</w:t>
+      </w:r>
+    </w:p>
+    <w:p>
+      <w:pPr>
+        <w:pStyle w:val="Compact"/>
+        <w:numPr>
+          <w:ilvl w:val="0"/>
+          <w:numId w:val="1016"/>
+        </w:numPr>
+      </w:pPr>
+      <w:r>
+        <w:t xml:space="preserve">Options: Not important; Slightly important; Moderately important; Important; Very important</w:t>
+      </w:r>
+    </w:p>
+    <w:p>
+      <w:pPr>
+        <w:pStyle w:val="FirstParagraph"/>
+      </w:pPr>
+      <w:r>
+        <w:rPr>
+          <w:b/>
+          <w:bCs/>
+        </w:rPr>
+        <w:t xml:space="preserve">Q13. How important is it for the system to allow users to download separated audio outputs?</w:t>
+      </w:r>
+    </w:p>
+    <w:p>
+      <w:pPr>
+        <w:pStyle w:val="Compact"/>
+        <w:numPr>
+          <w:ilvl w:val="0"/>
+          <w:numId w:val="1017"/>
+        </w:numPr>
+      </w:pPr>
+      <w:r>
+        <w:t xml:space="preserve">Type: Linear scale or Likert multiple choice</w:t>
+      </w:r>
+    </w:p>
+    <w:p>
+      <w:pPr>
+        <w:pStyle w:val="Compact"/>
+        <w:numPr>
+          <w:ilvl w:val="0"/>
+          <w:numId w:val="1017"/>
+        </w:numPr>
+      </w:pPr>
+      <w:r>
+        <w:t xml:space="preserve">Required: Yes</w:t>
+      </w:r>
+    </w:p>
+    <w:p>
+      <w:pPr>
+        <w:pStyle w:val="Compact"/>
+        <w:numPr>
+          <w:ilvl w:val="0"/>
+          <w:numId w:val="1017"/>
+        </w:numPr>
+      </w:pPr>
+      <w:r>
+        <w:t xml:space="preserve">Options: Not important; Slightly important; Moderately important; Important; Very important</w:t>
+      </w:r>
+    </w:p>
+    <w:p>
+      <w:pPr>
+        <w:pStyle w:val="FirstParagraph"/>
+      </w:pPr>
+      <w:r>
+        <w:rPr>
+          <w:b/>
+          <w:bCs/>
+        </w:rPr>
+        <w:t xml:space="preserve">Q14. How important is it for the system to show basic processing information, such as file name, processing status, and completion time?</w:t>
+      </w:r>
+    </w:p>
+    <w:p>
+      <w:pPr>
+        <w:pStyle w:val="Compact"/>
+        <w:numPr>
+          <w:ilvl w:val="0"/>
+          <w:numId w:val="1018"/>
+        </w:numPr>
+      </w:pPr>
+      <w:r>
+        <w:t xml:space="preserve">Type: Linear scale or Likert multiple choice</w:t>
+      </w:r>
+    </w:p>
+    <w:p>
+      <w:pPr>
+        <w:pStyle w:val="Compact"/>
+        <w:numPr>
+          <w:ilvl w:val="0"/>
+          <w:numId w:val="1018"/>
+        </w:numPr>
+      </w:pPr>
+      <w:r>
+        <w:t xml:space="preserve">Required: Yes</w:t>
+      </w:r>
+    </w:p>
+    <w:p>
+      <w:pPr>
+        <w:pStyle w:val="Compact"/>
+        <w:numPr>
+          <w:ilvl w:val="0"/>
+          <w:numId w:val="1018"/>
+        </w:numPr>
+      </w:pPr>
+      <w:r>
+        <w:t xml:space="preserve">Options: Not important; Slightly important; Moderately important; Important; Very important</w:t>
+      </w:r>
+    </w:p>
+    <w:p>
+      <w:pPr>
+        <w:pStyle w:val="FirstParagraph"/>
+      </w:pPr>
+      <w:r>
+        <w:rPr>
+          <w:b/>
+          <w:bCs/>
+        </w:rPr>
+        <w:t xml:space="preserve">Q15. Should the system include a history page showing previously uploaded files and separation results?</w:t>
+      </w:r>
+    </w:p>
+    <w:p>
+      <w:pPr>
+        <w:pStyle w:val="Compact"/>
+        <w:numPr>
+          <w:ilvl w:val="0"/>
+          <w:numId w:val="1019"/>
+        </w:numPr>
+      </w:pPr>
+      <w:r>
+        <w:t xml:space="preserve">Type: Multiple choice</w:t>
+      </w:r>
+    </w:p>
+    <w:p>
+      <w:pPr>
+        <w:pStyle w:val="Compact"/>
+        <w:numPr>
+          <w:ilvl w:val="0"/>
+          <w:numId w:val="1019"/>
+        </w:numPr>
+      </w:pPr>
+      <w:r>
+        <w:t xml:space="preserve">Required: Yes</w:t>
+      </w:r>
+    </w:p>
+    <w:p>
+      <w:pPr>
+        <w:pStyle w:val="Compact"/>
+        <w:numPr>
+          <w:ilvl w:val="0"/>
+          <w:numId w:val="1019"/>
+        </w:numPr>
+      </w:pPr>
+      <w:r>
+        <w:t xml:space="preserve">Options: Yes; No; Not sure</w:t>
+      </w:r>
+    </w:p>
+    <w:bookmarkEnd w:id="264"/>
+    <w:bookmarkStart w:id="265" w:name="Xca3489869e26d0438156b41bf8f51541ec2c63b"/>
+    <w:p>
+      <w:pPr>
+        <w:pStyle w:val="Heading2"/>
+      </w:pPr>
+      <w:r>
+        <w:t xml:space="preserve">6.10 Section D: Interface and Output Preferences</w:t>
+      </w:r>
+    </w:p>
+    <w:p>
+      <w:pPr>
+        <w:pStyle w:val="FirstParagraph"/>
+      </w:pPr>
+      <w:r>
+        <w:rPr>
+          <w:b/>
+          <w:bCs/>
+        </w:rPr>
+        <w:t xml:space="preserve">Q16. How would you prefer the separated results to be displayed?</w:t>
+      </w:r>
+    </w:p>
+    <w:p>
+      <w:pPr>
+        <w:pStyle w:val="Compact"/>
+        <w:numPr>
+          <w:ilvl w:val="0"/>
+          <w:numId w:val="1020"/>
+        </w:numPr>
+      </w:pPr>
+      <w:r>
+        <w:t xml:space="preserve">Type: Multiple choice</w:t>
+      </w:r>
+    </w:p>
+    <w:p>
+      <w:pPr>
+        <w:pStyle w:val="Compact"/>
+        <w:numPr>
+          <w:ilvl w:val="0"/>
+          <w:numId w:val="1020"/>
+        </w:numPr>
+      </w:pPr>
+      <w:r>
+        <w:t xml:space="preserve">Required: Yes</w:t>
+      </w:r>
+    </w:p>
+    <w:p>
+      <w:pPr>
+        <w:pStyle w:val="Compact"/>
+        <w:numPr>
+          <w:ilvl w:val="0"/>
+          <w:numId w:val="1020"/>
+        </w:numPr>
+      </w:pPr>
+      <w:r>
+        <w:t xml:space="preserve">Options: Simple audio player only; Audio player with waveform; Audio player with spectrogram; Audio player with waveform, spectrogram, and metrics; Not sure</w:t>
+      </w:r>
+    </w:p>
+    <w:p>
+      <w:pPr>
+        <w:pStyle w:val="FirstParagraph"/>
+      </w:pPr>
+      <w:r>
+        <w:rPr>
+          <w:b/>
+          <w:bCs/>
+        </w:rPr>
+        <w:t xml:space="preserve">Q17. Which interface style would you prefer?</w:t>
+      </w:r>
+    </w:p>
+    <w:p>
+      <w:pPr>
+        <w:pStyle w:val="Compact"/>
+        <w:numPr>
+          <w:ilvl w:val="0"/>
+          <w:numId w:val="1021"/>
+        </w:numPr>
+      </w:pPr>
+      <w:r>
+        <w:t xml:space="preserve">Type: Multiple choice</w:t>
+      </w:r>
+    </w:p>
+    <w:p>
+      <w:pPr>
+        <w:pStyle w:val="Compact"/>
+        <w:numPr>
+          <w:ilvl w:val="0"/>
+          <w:numId w:val="1021"/>
+        </w:numPr>
+      </w:pPr>
+      <w:r>
+        <w:t xml:space="preserve">Required: Yes</w:t>
+      </w:r>
+    </w:p>
+    <w:p>
+      <w:pPr>
+        <w:pStyle w:val="Compact"/>
+        <w:numPr>
+          <w:ilvl w:val="0"/>
+          <w:numId w:val="1021"/>
+        </w:numPr>
+      </w:pPr>
+      <w:r>
+        <w:t xml:space="preserve">Options: Simple interface with only main features; Detailed interface with many technical options; Balanced interface with simple view and optional advanced details</w:t>
+      </w:r>
+    </w:p>
+    <w:p>
+      <w:pPr>
+        <w:pStyle w:val="FirstParagraph"/>
+      </w:pPr>
+      <w:r>
+        <w:rPr>
+          <w:b/>
+          <w:bCs/>
+        </w:rPr>
+        <w:t xml:space="preserve">Q18. How important is it for the system interface to be easy for non-expert users?</w:t>
+      </w:r>
+    </w:p>
+    <w:p>
+      <w:pPr>
+        <w:pStyle w:val="Compact"/>
+        <w:numPr>
+          <w:ilvl w:val="0"/>
+          <w:numId w:val="1022"/>
+        </w:numPr>
+      </w:pPr>
+      <w:r>
+        <w:t xml:space="preserve">Type: Linear scale or Likert multiple choice</w:t>
+      </w:r>
+    </w:p>
+    <w:p>
+      <w:pPr>
+        <w:pStyle w:val="Compact"/>
+        <w:numPr>
+          <w:ilvl w:val="0"/>
+          <w:numId w:val="1022"/>
+        </w:numPr>
+      </w:pPr>
+      <w:r>
+        <w:t xml:space="preserve">Required: Yes</w:t>
+      </w:r>
+    </w:p>
+    <w:p>
+      <w:pPr>
+        <w:pStyle w:val="Compact"/>
+        <w:numPr>
+          <w:ilvl w:val="0"/>
+          <w:numId w:val="1022"/>
+        </w:numPr>
+      </w:pPr>
+      <w:r>
+        <w:t xml:space="preserve">Options: Not important; Slightly important; Moderately important; Important; Very important</w:t>
+      </w:r>
+    </w:p>
+    <w:p>
+      <w:pPr>
+        <w:pStyle w:val="FirstParagraph"/>
+      </w:pPr>
+      <w:r>
+        <w:rPr>
+          <w:b/>
+          <w:bCs/>
+        </w:rPr>
+        <w:t xml:space="preserve">Q19. What information should appear first after separation is completed?</w:t>
+      </w:r>
+    </w:p>
+    <w:p>
+      <w:pPr>
+        <w:pStyle w:val="Compact"/>
+        <w:numPr>
+          <w:ilvl w:val="0"/>
+          <w:numId w:val="1023"/>
+        </w:numPr>
+      </w:pPr>
+      <w:r>
+        <w:t xml:space="preserve">Type: Multiple choice</w:t>
+      </w:r>
+    </w:p>
+    <w:p>
+      <w:pPr>
+        <w:pStyle w:val="Compact"/>
+        <w:numPr>
+          <w:ilvl w:val="0"/>
+          <w:numId w:val="1023"/>
+        </w:numPr>
+      </w:pPr>
+      <w:r>
+        <w:t xml:space="preserve">Required: Yes</w:t>
+      </w:r>
+    </w:p>
+    <w:p>
+      <w:pPr>
+        <w:pStyle w:val="Compact"/>
+        <w:numPr>
+          <w:ilvl w:val="0"/>
+          <w:numId w:val="1023"/>
+        </w:numPr>
+      </w:pPr>
+      <w:r>
+        <w:t xml:space="preserve">Options: Download buttons for heart and lung sounds; Audio preview players; Waveform or spectrogram visualization; Evaluation metrics; Processing status summary</w:t>
+      </w:r>
+    </w:p>
+    <w:p>
+      <w:pPr>
+        <w:pStyle w:val="FirstParagraph"/>
+      </w:pPr>
+      <w:r>
+        <w:rPr>
+          <w:b/>
+          <w:bCs/>
+        </w:rPr>
+        <w:t xml:space="preserve">Q20. What type of error message would be most helpful if the uploaded file is invalid?</w:t>
+      </w:r>
+    </w:p>
+    <w:p>
+      <w:pPr>
+        <w:pStyle w:val="Compact"/>
+        <w:numPr>
+          <w:ilvl w:val="0"/>
+          <w:numId w:val="1024"/>
+        </w:numPr>
+      </w:pPr>
+      <w:r>
+        <w:t xml:space="preserve">Type: Multiple choice</w:t>
+      </w:r>
+    </w:p>
+    <w:p>
+      <w:pPr>
+        <w:pStyle w:val="Compact"/>
+        <w:numPr>
+          <w:ilvl w:val="0"/>
+          <w:numId w:val="1024"/>
+        </w:numPr>
+      </w:pPr>
+      <w:r>
+        <w:t xml:space="preserve">Required: Yes</w:t>
+      </w:r>
+    </w:p>
+    <w:p>
+      <w:pPr>
+        <w:pStyle w:val="Compact"/>
+        <w:numPr>
+          <w:ilvl w:val="0"/>
+          <w:numId w:val="1024"/>
+        </w:numPr>
+      </w:pPr>
+      <w:r>
+        <w:t xml:space="preserve">Options: Short message only; Message explaining the problem; Message explaining the problem and suggested fix; Not sure</w:t>
+      </w:r>
+    </w:p>
+    <w:bookmarkEnd w:id="265"/>
+    <w:bookmarkStart w:id="266" w:name="section-e-evaluation-and-improvement"/>
+    <w:p>
+      <w:pPr>
+        <w:pStyle w:val="Heading2"/>
+      </w:pPr>
+      <w:r>
+        <w:t xml:space="preserve">6.11 Section E: Evaluation and Improvement</w:t>
+      </w:r>
+    </w:p>
+    <w:p>
+      <w:pPr>
+        <w:pStyle w:val="FirstParagraph"/>
+      </w:pPr>
+      <w:r>
+        <w:rPr>
+          <w:b/>
+          <w:bCs/>
+        </w:rPr>
+        <w:t xml:space="preserve">Q21. How important is it for the system to show evaluation metrics for the separated output?</w:t>
+      </w:r>
+    </w:p>
+    <w:p>
+      <w:pPr>
+        <w:pStyle w:val="Compact"/>
+        <w:numPr>
+          <w:ilvl w:val="0"/>
+          <w:numId w:val="1025"/>
+        </w:numPr>
+      </w:pPr>
+      <w:r>
+        <w:t xml:space="preserve">Type: Linear scale or Likert multiple choice</w:t>
+      </w:r>
+    </w:p>
+    <w:p>
+      <w:pPr>
+        <w:pStyle w:val="Compact"/>
+        <w:numPr>
+          <w:ilvl w:val="0"/>
+          <w:numId w:val="1025"/>
+        </w:numPr>
+      </w:pPr>
+      <w:r>
+        <w:t xml:space="preserve">Required: Yes</w:t>
+      </w:r>
+    </w:p>
+    <w:p>
+      <w:pPr>
+        <w:pStyle w:val="Compact"/>
+        <w:numPr>
+          <w:ilvl w:val="0"/>
+          <w:numId w:val="1025"/>
+        </w:numPr>
+      </w:pPr>
+      <w:r>
+        <w:t xml:space="preserve">Options: Not important; Slightly important; Moderately important; Important; Very important</w:t>
+      </w:r>
+    </w:p>
+    <w:p>
+      <w:pPr>
+        <w:pStyle w:val="FirstParagraph"/>
+      </w:pPr>
+      <w:r>
+        <w:rPr>
+          <w:b/>
+          <w:bCs/>
+        </w:rPr>
+        <w:t xml:space="preserve">Q22. Which evaluation information would be most useful?</w:t>
+      </w:r>
+    </w:p>
+    <w:p>
+      <w:pPr>
+        <w:pStyle w:val="Compact"/>
+        <w:numPr>
+          <w:ilvl w:val="0"/>
+          <w:numId w:val="1026"/>
+        </w:numPr>
+      </w:pPr>
+      <w:r>
+        <w:t xml:space="preserve">Type: Multiple choice</w:t>
+      </w:r>
+    </w:p>
+    <w:p>
+      <w:pPr>
+        <w:pStyle w:val="Compact"/>
+        <w:numPr>
+          <w:ilvl w:val="0"/>
+          <w:numId w:val="1026"/>
+        </w:numPr>
+      </w:pPr>
+      <w:r>
+        <w:t xml:space="preserve">Required: Yes</w:t>
+      </w:r>
+    </w:p>
+    <w:p>
+      <w:pPr>
+        <w:pStyle w:val="Compact"/>
+        <w:numPr>
+          <w:ilvl w:val="0"/>
+          <w:numId w:val="1026"/>
+        </w:numPr>
+      </w:pPr>
+      <w:r>
+        <w:t xml:space="preserve">Options: Signal quality score; Separation accuracy score; Noise reduction information; Processing time; All of the above</w:t>
+      </w:r>
+    </w:p>
+    <w:p>
+      <w:pPr>
+        <w:pStyle w:val="FirstParagraph"/>
+      </w:pPr>
+      <w:r>
+        <w:rPr>
+          <w:b/>
+          <w:bCs/>
+        </w:rPr>
+        <w:t xml:space="preserve">Q23. Would you use a prototype that separates mixed cardiopulmonary audio into heart and lung sound outputs?</w:t>
+      </w:r>
+    </w:p>
+    <w:p>
+      <w:pPr>
+        <w:pStyle w:val="Compact"/>
+        <w:numPr>
+          <w:ilvl w:val="0"/>
+          <w:numId w:val="1027"/>
+        </w:numPr>
+      </w:pPr>
+      <w:r>
+        <w:t xml:space="preserve">Type: Multiple choice</w:t>
+      </w:r>
+    </w:p>
+    <w:p>
+      <w:pPr>
+        <w:pStyle w:val="Compact"/>
+        <w:numPr>
+          <w:ilvl w:val="0"/>
+          <w:numId w:val="1027"/>
+        </w:numPr>
+      </w:pPr>
+      <w:r>
+        <w:t xml:space="preserve">Required: Yes</w:t>
+      </w:r>
+    </w:p>
+    <w:p>
+      <w:pPr>
+        <w:pStyle w:val="Compact"/>
+        <w:numPr>
+          <w:ilvl w:val="0"/>
+          <w:numId w:val="1027"/>
+        </w:numPr>
+      </w:pPr>
+      <w:r>
+        <w:t xml:space="preserve">Options: Yes; No; Maybe</w:t>
+      </w:r>
+    </w:p>
+    <w:p>
+      <w:pPr>
+        <w:pStyle w:val="FirstParagraph"/>
+      </w:pPr>
+      <w:r>
+        <w:rPr>
+          <w:b/>
+          <w:bCs/>
+        </w:rPr>
+        <w:t xml:space="preserve">Q24. What improvement or feature would you like to see in a cardiopulmonary sound separation system?</w:t>
+      </w:r>
+    </w:p>
+    <w:p>
+      <w:pPr>
+        <w:pStyle w:val="Compact"/>
+        <w:numPr>
+          <w:ilvl w:val="0"/>
+          <w:numId w:val="1028"/>
+        </w:numPr>
+      </w:pPr>
+      <w:r>
+        <w:t xml:space="preserve">Type: Paragraph answer</w:t>
+      </w:r>
+    </w:p>
+    <w:p>
+      <w:pPr>
+        <w:pStyle w:val="Compact"/>
+        <w:numPr>
+          <w:ilvl w:val="0"/>
+          <w:numId w:val="1028"/>
+        </w:numPr>
+      </w:pPr>
+      <w:r>
+        <w:t xml:space="preserve">Required: No unless supervisor requires complete written feedback</w:t>
+      </w:r>
+    </w:p>
+    <w:p>
+      <w:pPr>
+        <w:pStyle w:val="Compact"/>
+        <w:numPr>
+          <w:ilvl w:val="0"/>
+          <w:numId w:val="1028"/>
+        </w:numPr>
+      </w:pPr>
+      <w:r>
+        <w:t xml:space="preserve">Options: Open-ended written response</w:t>
+      </w:r>
+    </w:p>
+    <w:bookmarkEnd w:id="266"/>
+    <w:bookmarkEnd w:id="267"/>
     <w:sectPr>
       <w:headerReference w:type="default" r:id="rId8"/>
       <w:footerReference w:type="default" r:id="rId9"/>
@@ -20018,6 +24140,109 @@
       <w:pPr>
         <w:ind w:left="6480" w:hanging="360"/>
       </w:pPr>
+    </w:lvl>
+  </w:abstractNum>
+  <w:abstractNum w:abstractNumId="991">
+    <w:nsid w:val="0000A991"/>
+    <w:multiLevelType w:val="multilevel"/>
+    <w:lvl w:ilvl="0">
+      <w:numFmt w:val="bullet"/>
+      <w:lvlText w:val=""/>
+      <w:lvlJc w:val="left"/>
+      <w:pPr>
+        <w:ind w:left="720" w:hanging="360"/>
+      </w:pPr>
+      <w:rPr>
+        <w:rFonts w:ascii="Symbol" w:hAnsi="Symbol" w:cs="Symbol" w:hint="default"/>
+      </w:rPr>
+    </w:lvl>
+    <w:lvl w:ilvl="1">
+      <w:numFmt w:val="bullet"/>
+      <w:lvlText w:val="o"/>
+      <w:lvlJc w:val="left"/>
+      <w:pPr>
+        <w:ind w:left="1440" w:hanging="360"/>
+      </w:pPr>
+      <w:rPr>
+        <w:rFonts w:ascii="Courier New" w:hAnsi="Courier New" w:cs="Courier New" w:hint="default"/>
+      </w:rPr>
+    </w:lvl>
+    <w:lvl w:ilvl="2">
+      <w:numFmt w:val="bullet"/>
+      <w:lvlText w:val=""/>
+      <w:lvlJc w:val="left"/>
+      <w:pPr>
+        <w:ind w:left="2160" w:hanging="360"/>
+      </w:pPr>
+      <w:rPr>
+        <w:rFonts w:ascii="Wingdings" w:hAnsi="Wingdings" w:cs="Wingdings" w:hint="default"/>
+      </w:rPr>
+    </w:lvl>
+    <w:lvl w:ilvl="3">
+      <w:numFmt w:val="bullet"/>
+      <w:lvlText w:val=""/>
+      <w:lvlJc w:val="left"/>
+      <w:pPr>
+        <w:ind w:left="2880" w:hanging="360"/>
+      </w:pPr>
+      <w:rPr>
+        <w:rFonts w:ascii="Symbol" w:hAnsi="Symbol" w:cs="Symbol" w:hint="default"/>
+      </w:rPr>
+    </w:lvl>
+    <w:lvl w:ilvl="4">
+      <w:numFmt w:val="bullet"/>
+      <w:lvlText w:val="o"/>
+      <w:lvlJc w:val="left"/>
+      <w:pPr>
+        <w:ind w:left="3600" w:hanging="360"/>
+      </w:pPr>
+      <w:rPr>
+        <w:rFonts w:ascii="Courier New" w:hAnsi="Courier New" w:cs="Courier New" w:hint="default"/>
+      </w:rPr>
+    </w:lvl>
+    <w:lvl w:ilvl="5">
+      <w:numFmt w:val="bullet"/>
+      <w:lvlText w:val=""/>
+      <w:lvlJc w:val="left"/>
+      <w:pPr>
+        <w:ind w:left="4320" w:hanging="360"/>
+      </w:pPr>
+      <w:rPr>
+        <w:rFonts w:ascii="Wingdings" w:hAnsi="Wingdings" w:cs="Wingdings" w:hint="default"/>
+      </w:rPr>
+    </w:lvl>
+    <w:lvl w:ilvl="6">
+      <w:numFmt w:val="bullet"/>
+      <w:lvlText w:val=""/>
+      <w:lvlJc w:val="left"/>
+      <w:pPr>
+        <w:ind w:left="5040" w:hanging="360"/>
+      </w:pPr>
+      <w:rPr>
+        <w:rFonts w:ascii="Symbol" w:hAnsi="Symbol" w:cs="Symbol" w:hint="default"/>
+      </w:rPr>
+    </w:lvl>
+    <w:lvl w:ilvl="7">
+      <w:numFmt w:val="bullet"/>
+      <w:lvlText w:val="o"/>
+      <w:lvlJc w:val="left"/>
+      <w:pPr>
+        <w:ind w:left="5760" w:hanging="360"/>
+      </w:pPr>
+      <w:rPr>
+        <w:rFonts w:ascii="Courier New" w:hAnsi="Courier New" w:cs="Courier New" w:hint="default"/>
+      </w:rPr>
+    </w:lvl>
+    <w:lvl w:ilvl="8">
+      <w:numFmt w:val="bullet"/>
+      <w:lvlText w:val=""/>
+      <w:lvlJc w:val="left"/>
+      <w:pPr>
+        <w:ind w:left="6480" w:hanging="360"/>
+      </w:pPr>
+      <w:rPr>
+        <w:rFonts w:ascii="Wingdings" w:hAnsi="Wingdings" w:cs="Wingdings" w:hint="default"/>
+      </w:rPr>
     </w:lvl>
   </w:abstractNum>
   <w:num w16cid:durableId="1020206878" w:numId="1">
@@ -20157,6 +24382,78 @@
     <w:lvlOverride w:ilvl="8">
       <w:startOverride w:val="1"/>
     </w:lvlOverride>
+  </w:num>
+  <w:num w:numId="1005">
+    <w:abstractNumId w:val="991"/>
+  </w:num>
+  <w:num w:numId="1006">
+    <w:abstractNumId w:val="991"/>
+  </w:num>
+  <w:num w:numId="1007">
+    <w:abstractNumId w:val="991"/>
+  </w:num>
+  <w:num w:numId="1008">
+    <w:abstractNumId w:val="991"/>
+  </w:num>
+  <w:num w:numId="1009">
+    <w:abstractNumId w:val="991"/>
+  </w:num>
+  <w:num w:numId="1010">
+    <w:abstractNumId w:val="991"/>
+  </w:num>
+  <w:num w:numId="1011">
+    <w:abstractNumId w:val="991"/>
+  </w:num>
+  <w:num w:numId="1012">
+    <w:abstractNumId w:val="991"/>
+  </w:num>
+  <w:num w:numId="1013">
+    <w:abstractNumId w:val="991"/>
+  </w:num>
+  <w:num w:numId="1014">
+    <w:abstractNumId w:val="991"/>
+  </w:num>
+  <w:num w:numId="1015">
+    <w:abstractNumId w:val="991"/>
+  </w:num>
+  <w:num w:numId="1016">
+    <w:abstractNumId w:val="991"/>
+  </w:num>
+  <w:num w:numId="1017">
+    <w:abstractNumId w:val="991"/>
+  </w:num>
+  <w:num w:numId="1018">
+    <w:abstractNumId w:val="991"/>
+  </w:num>
+  <w:num w:numId="1019">
+    <w:abstractNumId w:val="991"/>
+  </w:num>
+  <w:num w:numId="1020">
+    <w:abstractNumId w:val="991"/>
+  </w:num>
+  <w:num w:numId="1021">
+    <w:abstractNumId w:val="991"/>
+  </w:num>
+  <w:num w:numId="1022">
+    <w:abstractNumId w:val="991"/>
+  </w:num>
+  <w:num w:numId="1023">
+    <w:abstractNumId w:val="991"/>
+  </w:num>
+  <w:num w:numId="1024">
+    <w:abstractNumId w:val="991"/>
+  </w:num>
+  <w:num w:numId="1025">
+    <w:abstractNumId w:val="991"/>
+  </w:num>
+  <w:num w:numId="1026">
+    <w:abstractNumId w:val="991"/>
+  </w:num>
+  <w:num w:numId="1027">
+    <w:abstractNumId w:val="991"/>
+  </w:num>
+  <w:num w:numId="1028">
+    <w:abstractNumId w:val="991"/>
   </w:num>
 </w:numbering>
 </file>

--- a/report/generated/paper.docx
+++ b/report/generated/paper.docx
@@ -621,7 +621,7 @@
           <w:rPr>
             <w:rStyle w:val="Hyperlink"/>
           </w:rPr>
-          <w:t>Table 9: Planned interface areas for the prototype</w:t>
+          <w:t>Table 9: Planned separation strategy options for model selection</w:t>
         </w:r>
       </w:hyperlink>
       <w:r>
@@ -649,7 +649,7 @@
           <w:rPr>
             <w:rStyle w:val="Hyperlink"/>
           </w:rPr>
-          <w:t>Table 10: Full literature review matrix for selected Chapter 2 papers</w:t>
+          <w:t>Table 10: Planned database entities for prototype traceability</w:t>
         </w:r>
       </w:hyperlink>
       <w:r>
@@ -677,7 +677,7 @@
           <w:rPr>
             <w:rStyle w:val="Hyperlink"/>
           </w:rPr>
-          <w:t>Table 11: PRISMA screening summary for the literature review</w:t>
+          <w:t>Table 11: Planned interface areas for the prototype</w:t>
         </w:r>
       </w:hyperlink>
       <w:r>
@@ -705,7 +705,7 @@
           <w:rPr>
             <w:rStyle w:val="Hyperlink"/>
           </w:rPr>
-          <w:t>Table 12: System design diagram summary</w:t>
+          <w:t>Table 12: Planned backend API responsibilities</w:t>
         </w:r>
       </w:hyperlink>
       <w:r>
@@ -733,7 +733,7 @@
           <w:rPr>
             <w:rStyle w:val="Hyperlink"/>
           </w:rPr>
-          <w:t>Table 13: Planned test cases and evaluation checks</w:t>
+          <w:t>Table 13: Full literature review matrix for selected Chapter 2 papers</w:t>
         </w:r>
       </w:hyperlink>
       <w:r>
@@ -761,7 +761,7 @@
           <w:rPr>
             <w:rStyle w:val="Hyperlink"/>
           </w:rPr>
-          <w:t>Table 14: Planned evaluation metrics for FYP2 prototype testing</w:t>
+          <w:t>Table 14: PRISMA screening summary for the literature review</w:t>
         </w:r>
       </w:hyperlink>
       <w:r>
@@ -772,6 +772,90 @@
       </w:r>
       <w:r>
         <w:instrText xml:space="preserve"> PAGEREF _FYPTable014 \h </w:instrText>
+      </w:r>
+      <w:r>
+        <w:fldChar w:fldCharType="separate"/>
+      </w:r>
+      <w:r>
+        <w:fldChar w:fldCharType="end"/>
+      </w:r>
+    </w:p>
+    <w:p>
+      <w:pPr>
+        <w:pStyle w:val="TOC1"/>
+      </w:pPr>
+      <w:hyperlink w:anchor="_FYPTable015" w:history="1">
+        <w:r>
+          <w:rPr>
+            <w:rStyle w:val="Hyperlink"/>
+          </w:rPr>
+          <w:t>Table 15: System design diagram summary</w:t>
+        </w:r>
+      </w:hyperlink>
+      <w:r>
+        <w:tab/>
+      </w:r>
+      <w:r>
+        <w:fldChar w:fldCharType="begin"/>
+      </w:r>
+      <w:r>
+        <w:instrText xml:space="preserve"> PAGEREF _FYPTable015 \h </w:instrText>
+      </w:r>
+      <w:r>
+        <w:fldChar w:fldCharType="separate"/>
+      </w:r>
+      <w:r>
+        <w:fldChar w:fldCharType="end"/>
+      </w:r>
+    </w:p>
+    <w:p>
+      <w:pPr>
+        <w:pStyle w:val="TOC1"/>
+      </w:pPr>
+      <w:hyperlink w:anchor="_FYPTable016" w:history="1">
+        <w:r>
+          <w:rPr>
+            <w:rStyle w:val="Hyperlink"/>
+          </w:rPr>
+          <w:t>Table 16: Planned test cases and evaluation checks</w:t>
+        </w:r>
+      </w:hyperlink>
+      <w:r>
+        <w:tab/>
+      </w:r>
+      <w:r>
+        <w:fldChar w:fldCharType="begin"/>
+      </w:r>
+      <w:r>
+        <w:instrText xml:space="preserve"> PAGEREF _FYPTable016 \h </w:instrText>
+      </w:r>
+      <w:r>
+        <w:fldChar w:fldCharType="separate"/>
+      </w:r>
+      <w:r>
+        <w:fldChar w:fldCharType="end"/>
+      </w:r>
+    </w:p>
+    <w:p>
+      <w:pPr>
+        <w:pStyle w:val="TOC1"/>
+      </w:pPr>
+      <w:hyperlink w:anchor="_FYPTable017" w:history="1">
+        <w:r>
+          <w:rPr>
+            <w:rStyle w:val="Hyperlink"/>
+          </w:rPr>
+          <w:t>Table 17: Planned evaluation metrics for FYP2 prototype testing</w:t>
+        </w:r>
+      </w:hyperlink>
+      <w:r>
+        <w:tab/>
+      </w:r>
+      <w:r>
+        <w:fldChar w:fldCharType="begin"/>
+      </w:r>
+      <w:r>
+        <w:instrText xml:space="preserve"> PAGEREF _FYPTable017 \h </w:instrText>
       </w:r>
       <w:r>
         <w:fldChar w:fldCharType="separate"/>
@@ -1222,7 +1306,7 @@
           <w:rPr>
             <w:rStyle w:val="Hyperlink"/>
           </w:rPr>
-          <w:t>Figure 16: Sequence diagram for uploading and separating a cardiopulmonary recording</w:t>
+          <w:t>Figure 16: Component-level architecture for the proposed prototype</w:t>
         </w:r>
       </w:hyperlink>
       <w:r>
@@ -1233,6 +1317,34 @@
       </w:r>
       <w:r>
         <w:instrText xml:space="preserve"> PAGEREF _FYPFigure016 \h </w:instrText>
+      </w:r>
+      <w:r>
+        <w:fldChar w:fldCharType="separate"/>
+      </w:r>
+      <w:r>
+        <w:fldChar w:fldCharType="end"/>
+      </w:r>
+    </w:p>
+    <w:p>
+      <w:pPr>
+        <w:pStyle w:val="TOC1"/>
+      </w:pPr>
+      <w:hyperlink w:anchor="_FYPFigure017" w:history="1">
+        <w:r>
+          <w:rPr>
+            <w:rStyle w:val="Hyperlink"/>
+          </w:rPr>
+          <w:t>Figure 17: Sequence diagram for uploading and separating a cardiopulmonary recording</w:t>
+        </w:r>
+      </w:hyperlink>
+      <w:r>
+        <w:tab/>
+      </w:r>
+      <w:r>
+        <w:fldChar w:fldCharType="begin"/>
+      </w:r>
+      <w:r>
+        <w:instrText xml:space="preserve"> PAGEREF _FYPFigure017 \h </w:instrText>
       </w:r>
       <w:r>
         <w:fldChar w:fldCharType="separate"/>
@@ -2506,11 +2618,11 @@
               <w:spacing w:before="200"/>
               <w:pStyle w:val="ImageCaption"/>
             </w:pPr>
-            <w:bookmarkStart w:id="282" w:name="_FYPFigure001"/>
+            <w:bookmarkStart w:id="300" w:name="_FYPFigure001"/>
             <w:r>
               <w:t>Figure 1: PRISMA flow diagram for the literature search and screening process</w:t>
             </w:r>
-            <w:bookmarkEnd w:id="282"/>
+            <w:bookmarkEnd w:id="300"/>
           </w:p>
           <w:bookmarkEnd w:id="40"/>
         </w:tc>
@@ -3061,11 +3173,11 @@
               <w:spacing w:before="200"/>
               <w:pStyle w:val="ImageCaption"/>
             </w:pPr>
-            <w:bookmarkStart w:id="268" w:name="_FYPTable001"/>
+            <w:bookmarkStart w:id="283" w:name="_FYPTable001"/>
             <w:r>
               <w:t>Table 1: Summary literature review matrix for key cardiopulmonary sound separation studies</w:t>
             </w:r>
-            <w:bookmarkEnd w:id="268"/>
+            <w:bookmarkEnd w:id="283"/>
           </w:p>
           <w:tbl>
             <w:tblPr>
@@ -3944,11 +4056,11 @@
               <w:spacing w:before="200"/>
               <w:pStyle w:val="ImageCaption"/>
             </w:pPr>
-            <w:bookmarkStart w:id="269" w:name="_FYPTable002"/>
+            <w:bookmarkStart w:id="284" w:name="_FYPTable002"/>
             <w:r>
               <w:t>Table 2: Questionnaire structure for user requirements analysis</w:t>
             </w:r>
-            <w:bookmarkEnd w:id="269"/>
+            <w:bookmarkEnd w:id="284"/>
           </w:p>
           <w:tbl>
             <w:tblPr>
@@ -4317,11 +4429,11 @@
               <w:spacing w:before="200"/>
               <w:pStyle w:val="ImageCaption"/>
             </w:pPr>
-            <w:bookmarkStart w:id="270" w:name="_FYPTable003"/>
+            <w:bookmarkStart w:id="285" w:name="_FYPTable003"/>
             <w:r>
               <w:t>Table 3: Questionnaire analysis mapping</w:t>
             </w:r>
-            <w:bookmarkEnd w:id="270"/>
+            <w:bookmarkEnd w:id="285"/>
           </w:p>
           <w:tbl>
             <w:tblPr>
@@ -5057,11 +5169,11 @@
               <w:spacing w:before="200"/>
               <w:pStyle w:val="ImageCaption"/>
             </w:pPr>
-            <w:bookmarkStart w:id="283" w:name="_FYPFigure002"/>
+            <w:bookmarkStart w:id="301" w:name="_FYPFigure002"/>
             <w:r>
               <w:t>Figure 2: Perceived difficulty of separating heart and lung sounds</w:t>
             </w:r>
-            <w:bookmarkEnd w:id="283"/>
+            <w:bookmarkEnd w:id="301"/>
           </w:p>
           <w:bookmarkEnd w:id="62"/>
         </w:tc>
@@ -5189,11 +5301,11 @@
               <w:spacing w:before="200"/>
               <w:pStyle w:val="ImageCaption"/>
             </w:pPr>
-            <w:bookmarkStart w:id="284" w:name="_FYPFigure003"/>
+            <w:bookmarkStart w:id="302" w:name="_FYPFigure003"/>
             <w:r>
               <w:t>Figure 3: Problems affecting cardiopulmonary sound processing</w:t>
             </w:r>
-            <w:bookmarkEnd w:id="284"/>
+            <w:bookmarkEnd w:id="302"/>
           </w:p>
           <w:bookmarkEnd w:id="67"/>
         </w:tc>
@@ -5321,11 +5433,11 @@
               <w:spacing w:before="200"/>
               <w:pStyle w:val="ImageCaption"/>
             </w:pPr>
-            <w:bookmarkStart w:id="285" w:name="_FYPFigure004"/>
+            <w:bookmarkStart w:id="303" w:name="_FYPFigure004"/>
             <w:r>
               <w:t>Figure 4: Usefulness of the proposed heart-lung sound separation prototype</w:t>
             </w:r>
-            <w:bookmarkEnd w:id="285"/>
+            <w:bookmarkEnd w:id="303"/>
           </w:p>
           <w:bookmarkEnd w:id="72"/>
         </w:tc>
@@ -5453,11 +5565,11 @@
               <w:spacing w:before="200"/>
               <w:pStyle w:val="ImageCaption"/>
             </w:pPr>
-            <w:bookmarkStart w:id="286" w:name="_FYPFigure005"/>
+            <w:bookmarkStart w:id="304" w:name="_FYPFigure005"/>
             <w:r>
               <w:t>Figure 5: Preferred system features</w:t>
             </w:r>
-            <w:bookmarkEnd w:id="286"/>
+            <w:bookmarkEnd w:id="304"/>
           </w:p>
           <w:bookmarkEnd w:id="77"/>
         </w:tc>
@@ -5585,11 +5697,11 @@
               <w:spacing w:before="200"/>
               <w:pStyle w:val="ImageCaption"/>
             </w:pPr>
-            <w:bookmarkStart w:id="287" w:name="_FYPFigure006"/>
+            <w:bookmarkStart w:id="305" w:name="_FYPFigure006"/>
             <w:r>
               <w:t>Figure 6: Preferred output after sound separation</w:t>
             </w:r>
-            <w:bookmarkEnd w:id="287"/>
+            <w:bookmarkEnd w:id="305"/>
           </w:p>
           <w:bookmarkEnd w:id="82"/>
         </w:tc>
@@ -5717,11 +5829,11 @@
               <w:spacing w:before="200"/>
               <w:pStyle w:val="ImageCaption"/>
             </w:pPr>
-            <w:bookmarkStart w:id="288" w:name="_FYPFigure007"/>
+            <w:bookmarkStart w:id="306" w:name="_FYPFigure007"/>
             <w:r>
               <w:t>Figure 7: Importance of previewing separated heart and lung sounds</w:t>
             </w:r>
-            <w:bookmarkEnd w:id="288"/>
+            <w:bookmarkEnd w:id="306"/>
           </w:p>
           <w:bookmarkEnd w:id="87"/>
         </w:tc>
@@ -5849,11 +5961,11 @@
               <w:spacing w:before="200"/>
               <w:pStyle w:val="ImageCaption"/>
             </w:pPr>
-            <w:bookmarkStart w:id="289" w:name="_FYPFigure008"/>
+            <w:bookmarkStart w:id="307" w:name="_FYPFigure008"/>
             <w:r>
               <w:t>Figure 8: Preferred interface style</w:t>
             </w:r>
-            <w:bookmarkEnd w:id="289"/>
+            <w:bookmarkEnd w:id="307"/>
           </w:p>
           <w:bookmarkEnd w:id="92"/>
         </w:tc>
@@ -5981,11 +6093,11 @@
               <w:spacing w:before="200"/>
               <w:pStyle w:val="ImageCaption"/>
             </w:pPr>
-            <w:bookmarkStart w:id="290" w:name="_FYPFigure009"/>
+            <w:bookmarkStart w:id="308" w:name="_FYPFigure009"/>
             <w:r>
               <w:t>Figure 9: Preferred first information after separation is completed</w:t>
             </w:r>
-            <w:bookmarkEnd w:id="290"/>
+            <w:bookmarkEnd w:id="308"/>
           </w:p>
           <w:bookmarkEnd w:id="97"/>
         </w:tc>
@@ -6113,11 +6225,11 @@
               <w:spacing w:before="200"/>
               <w:pStyle w:val="ImageCaption"/>
             </w:pPr>
-            <w:bookmarkStart w:id="291" w:name="_FYPFigure010"/>
+            <w:bookmarkStart w:id="309" w:name="_FYPFigure010"/>
             <w:r>
               <w:t>Figure 10: Importance of evaluation metrics for separated output</w:t>
             </w:r>
-            <w:bookmarkEnd w:id="291"/>
+            <w:bookmarkEnd w:id="309"/>
           </w:p>
           <w:bookmarkEnd w:id="102"/>
         </w:tc>
@@ -6245,11 +6357,11 @@
               <w:spacing w:before="200"/>
               <w:pStyle w:val="ImageCaption"/>
             </w:pPr>
-            <w:bookmarkStart w:id="292" w:name="_FYPFigure011"/>
+            <w:bookmarkStart w:id="310" w:name="_FYPFigure011"/>
             <w:r>
               <w:t>Figure 11: Willingness to use the cardiopulmonary sound separation prototype</w:t>
             </w:r>
-            <w:bookmarkEnd w:id="292"/>
+            <w:bookmarkEnd w:id="310"/>
           </w:p>
           <w:bookmarkEnd w:id="107"/>
         </w:tc>
@@ -6347,11 +6459,11 @@
               <w:spacing w:before="200"/>
               <w:pStyle w:val="ImageCaption"/>
             </w:pPr>
-            <w:bookmarkStart w:id="271" w:name="_FYPTable004"/>
+            <w:bookmarkStart w:id="286" w:name="_FYPTable004"/>
             <w:r>
               <w:t>Table 4: Functional requirements for the cardiopulmonary sound separation prototype</w:t>
             </w:r>
-            <w:bookmarkEnd w:id="271"/>
+            <w:bookmarkEnd w:id="286"/>
           </w:p>
           <w:tbl>
             <w:tblPr>
@@ -6885,11 +6997,11 @@
               <w:spacing w:before="200"/>
               <w:pStyle w:val="ImageCaption"/>
             </w:pPr>
-            <w:bookmarkStart w:id="272" w:name="_FYPTable005"/>
+            <w:bookmarkStart w:id="287" w:name="_FYPTable005"/>
             <w:r>
               <w:t>Table 5: Non-functional requirements for the cardiopulmonary sound separation prototype</w:t>
             </w:r>
-            <w:bookmarkEnd w:id="272"/>
+            <w:bookmarkEnd w:id="287"/>
           </w:p>
           <w:tbl>
             <w:tblPr>
@@ -7309,11 +7421,11 @@
               <w:spacing w:before="200"/>
               <w:pStyle w:val="ImageCaption"/>
             </w:pPr>
-            <w:bookmarkStart w:id="273" w:name="_FYPTable006"/>
+            <w:bookmarkStart w:id="288" w:name="_FYPTable006"/>
             <w:r>
               <w:t>Table 6: User requirements for the proposed prototype</w:t>
             </w:r>
-            <w:bookmarkEnd w:id="273"/>
+            <w:bookmarkEnd w:id="288"/>
           </w:p>
           <w:tbl>
             <w:tblPr>
@@ -7703,7 +7815,7 @@
     </w:p>
     <w:bookmarkEnd w:id="116"/>
     <w:bookmarkEnd w:id="117"/>
-    <w:bookmarkStart w:id="156" w:name="chapter-4-system-design"/>
+    <w:bookmarkStart w:id="165" w:name="chapter-4-system-design"/>
     <w:p>
       <w:pPr>
         <w:pStyle w:val="Heading1"/>
@@ -7727,7 +7839,20 @@
         <w:pStyle w:val="FirstParagraph"/>
       </w:pPr>
       <w:r>
-        <w:t xml:space="preserve">This chapter presents the system design for the proposed cardiopulmonary sound separation prototype. The design translates the requirements from Chapter 3 into system-level diagrams, use case descriptions, module responsibilities, sequence flow, and interface planning. The design remains implementation-ready but does not claim that the final prototype has already been built or tested.</w:t>
+        <w:t xml:space="preserve">This chapter presents the system design for the proposed</w:t>
+      </w:r>
+      <w:r>
+        <w:t xml:space="preserve"> </w:t>
+      </w:r>
+      <w:r>
+        <w:rPr>
+          <w:b/>
+          <w:bCs/>
+        </w:rPr>
+        <w:t xml:space="preserve">Machine Learning-Based System for Cardiopulmonary Sound Separation</w:t>
+      </w:r>
+      <w:r>
+        <w:t xml:space="preserve">. The design is based on an application-based prototype, not a finished clinical product. It describes how the future FYP2 prototype should allow a user to upload a mixed cardiopulmonary WAV file, select a separation model when more than one model is configured, run the selected separation strategy, preview the separated heart and lung outputs, download the output files, and review recent processing history.</w:t>
       </w:r>
     </w:p>
     <w:p>
@@ -7735,7 +7860,7 @@
         <w:pStyle w:val="BodyText"/>
       </w:pPr>
       <w:r>
-        <w:t xml:space="preserve">The proposed system accepts a mixed cardiopulmonary audio file, validates and preprocesses the recording, runs a machine learning-based separation workflow, and returns separated heart and lung sound outputs to the user.</w:t>
+        <w:t xml:space="preserve">The design takes inspiration from the existing local Software Design prototype. That prototype uses a simple web interface, a backend API, service-layer modules, SQLite metadata storage, filesystem audio storage, and a model-selection mechanism. In this FYP report, those ideas are presented as the intended system design and implementation direction. The report does not claim that final FYP2 separation performance has already been achieved.</w:t>
       </w:r>
     </w:p>
     <w:bookmarkEnd w:id="118"/>
@@ -7770,7 +7895,7 @@
         <w:t xml:space="preserve"> </w:t>
       </w:r>
       <w:r>
-        <w:t xml:space="preserve">shows the system context. The main external actor is the user, who uploads the mixed audio file and receives separated outputs. The system may also use public datasets during development and evaluation, but the user-facing workflow remains focused on uploaded audio processing.</w:t>
+        <w:t xml:space="preserve">shows the system context. The main external actor is the student or researcher user. The user provides a mixed cardiopulmonary audio recording and receives separated heart and lung sound outputs. Public datasets are outside the user-facing workflow but support model development, baseline comparison, and planned evaluation during FYP2.</w:t>
       </w:r>
     </w:p>
     <w:tbl>
@@ -7795,7 +7920,7 @@
             <w:r>
               <w:drawing>
                 <wp:inline>
-                  <wp:extent cx="5384800" cy="1524899"/>
+                  <wp:extent cx="5384800" cy="1677589"/>
                   <wp:effectExtent b="0" l="0" r="0" t="0"/>
                   <wp:docPr descr="" title="" id="120" name="Picture"/>
                   <a:graphic>
@@ -7816,7 +7941,7 @@
                         <pic:spPr bwMode="auto">
                           <a:xfrm>
                             <a:off x="0" y="0"/>
-                            <a:ext cx="5384800" cy="1524899"/>
+                            <a:ext cx="5384800" cy="1677589"/>
                           </a:xfrm>
                           <a:prstGeom prst="rect">
                             <a:avLst/>
@@ -7841,16 +7966,80 @@
               <w:spacing w:before="200"/>
               <w:pStyle w:val="ImageCaption"/>
             </w:pPr>
-            <w:bookmarkStart w:id="293" w:name="_FYPFigure012"/>
+            <w:bookmarkStart w:id="311" w:name="_FYPFigure012"/>
             <w:r>
               <w:t>Figure 12: Context diagram for the proposed cardiopulmonary sound separation prototype</w:t>
             </w:r>
-            <w:bookmarkEnd w:id="293"/>
+            <w:bookmarkEnd w:id="311"/>
           </w:p>
           <w:bookmarkEnd w:id="122"/>
         </w:tc>
       </w:tr>
     </w:tbl>
+    <w:p>
+      <w:pPr>
+        <w:pStyle w:val="BodyText"/>
+      </w:pPr>
+      <w:r>
+        <w:t xml:space="preserve">At the system boundary, the prototype is responsible for audio validation, model selection, preprocessing, separation execution, result storage, output preview, and download. The design remains limited to sound separation. It does not provide disease diagnosis, clinical interpretation, or treatment recommendation.</w:t>
+      </w:r>
+    </w:p>
+    <w:p>
+      <w:pPr>
+        <w:pStyle w:val="BodyText"/>
+      </w:pPr>
+      <w:r>
+        <w:t xml:space="preserve">Preprocessing and noise-aware input handling are included because mixed cardiopulmonary recordings can be affected by recording artefacts, source overlap, and signal quality variation</w:t>
+      </w:r>
+      <w:r>
+        <w:t xml:space="preserve"> </w:t>
+      </w:r>
+      <w:r>
+        <w:t xml:space="preserve">(</w:t>
+      </w:r>
+      <w:hyperlink w:anchor="ref-grooby2023noisyneonatal">
+        <w:r>
+          <w:rPr>
+            <w:rStyle w:val="Hyperlink"/>
+          </w:rPr>
+          <w:t xml:space="preserve">Grooby et al., 2023</w:t>
+        </w:r>
+      </w:hyperlink>
+      <w:r>
+        <w:t xml:space="preserve">;</w:t>
+      </w:r>
+      <w:r>
+        <w:t xml:space="preserve"> </w:t>
+      </w:r>
+      <w:hyperlink w:anchor="ref-fattahi2022blind2">
+        <w:r>
+          <w:rPr>
+            <w:rStyle w:val="Hyperlink"/>
+          </w:rPr>
+          <w:t xml:space="preserve">Fattahi et al., 2022</w:t>
+        </w:r>
+      </w:hyperlink>
+      <w:r>
+        <w:t xml:space="preserve">;</w:t>
+      </w:r>
+      <w:r>
+        <w:t xml:space="preserve"> </w:t>
+      </w:r>
+      <w:hyperlink w:anchor="ref-roy2024pcgreview">
+        <w:r>
+          <w:rPr>
+            <w:rStyle w:val="Hyperlink"/>
+          </w:rPr>
+          <w:t xml:space="preserve">Roy et al., 2024</w:t>
+        </w:r>
+      </w:hyperlink>
+      <w:r>
+        <w:t xml:space="preserve">)</w:t>
+      </w:r>
+      <w:r>
+        <w:t xml:space="preserve">.</w:t>
+      </w:r>
+    </w:p>
     <w:bookmarkEnd w:id="123"/>
     <w:bookmarkStart w:id="136" w:name="use-case-diagram"/>
     <w:p>
@@ -7883,7 +8072,23 @@
         <w:t xml:space="preserve"> </w:t>
       </w:r>
       <w:r>
-        <w:t xml:space="preserve">shows the main user interactions supported by the proposed prototype. The use cases cover upload, validation, preprocessing, sound separation, result viewing, output download, and optional processing history.</w:t>
+        <w:t xml:space="preserve">shows the main user interactions supported by the proposed prototype. Compared with a simple upload-and-run workflow, the design now includes a</w:t>
+      </w:r>
+      <w:r>
+        <w:t xml:space="preserve"> </w:t>
+      </w:r>
+      <w:r>
+        <w:rPr>
+          <w:b/>
+          <w:bCs/>
+        </w:rPr>
+        <w:t xml:space="preserve">Select separation model</w:t>
+      </w:r>
+      <w:r>
+        <w:t xml:space="preserve"> </w:t>
+      </w:r>
+      <w:r>
+        <w:t xml:space="preserve">use case. This is important because the prototype is expected to support an active model initially and allow additional strategies or model versions to be registered later.</w:t>
       </w:r>
     </w:p>
     <w:tbl>
@@ -7908,7 +8113,7 @@
             <w:r>
               <w:drawing>
                 <wp:inline>
-                  <wp:extent cx="5384800" cy="4971114"/>
+                  <wp:extent cx="5384800" cy="5435600"/>
                   <wp:effectExtent b="0" l="0" r="0" t="0"/>
                   <wp:docPr descr="" title="" id="125" name="Picture"/>
                   <a:graphic>
@@ -7929,7 +8134,7 @@
                         <pic:spPr bwMode="auto">
                           <a:xfrm>
                             <a:off x="0" y="0"/>
-                            <a:ext cx="5384800" cy="4971114"/>
+                            <a:ext cx="5384800" cy="5435600"/>
                           </a:xfrm>
                           <a:prstGeom prst="rect">
                             <a:avLst/>
@@ -7954,11 +8159,11 @@
               <w:spacing w:before="200"/>
               <w:pStyle w:val="ImageCaption"/>
             </w:pPr>
-            <w:bookmarkStart w:id="294" w:name="_FYPFigure013"/>
+            <w:bookmarkStart w:id="312" w:name="_FYPFigure013"/>
             <w:r>
               <w:t>Figure 13: Use case diagram for the proposed cardiopulmonary sound separation prototype</w:t>
             </w:r>
-            <w:bookmarkEnd w:id="294"/>
+            <w:bookmarkEnd w:id="312"/>
           </w:p>
           <w:bookmarkEnd w:id="127"/>
         </w:tc>
@@ -8018,11 +8223,11 @@
               <w:spacing w:before="200"/>
               <w:pStyle w:val="ImageCaption"/>
             </w:pPr>
-            <w:bookmarkStart w:id="274" w:name="_FYPTable007"/>
+            <w:bookmarkStart w:id="289" w:name="_FYPTable007"/>
             <w:r>
               <w:t>Table 7: Main use case description for the proposed prototype</w:t>
             </w:r>
-            <w:bookmarkEnd w:id="274"/>
+            <w:bookmarkEnd w:id="289"/>
           </w:p>
           <w:tbl>
             <w:tblPr>
@@ -8163,7 +8368,7 @@
                     <w:jc w:val="center"/>
                   </w:pPr>
                   <w:r>
-                    <w:t xml:space="preserve">The user uploads a supported audio file and starts processing</w:t>
+                    <w:t xml:space="preserve">The user uploads a supported audio file, selects a model where available, and starts processing</w:t>
                   </w:r>
                 </w:p>
               </w:tc>
@@ -8189,7 +8394,7 @@
                     <w:jc w:val="center"/>
                   </w:pPr>
                   <w:r>
-                    <w:t xml:space="preserve">Heart sound output file, lung sound output file, and processing status</w:t>
+                    <w:t xml:space="preserve">Heart sound output file, lung sound output file, processing status, and optional metric summary</w:t>
                   </w:r>
                 </w:p>
               </w:tc>
@@ -8214,7 +8419,7 @@
         <w:pStyle w:val="FirstParagraph"/>
       </w:pPr>
       <w:r>
-        <w:t xml:space="preserve">The primary actor is the student or researcher user. The user interacts with the prototype through the interface by uploading an audio file, starting processing, viewing results, and downloading outputs.</w:t>
+        <w:t xml:space="preserve">The primary actor is the student or researcher user. The user interacts with the prototype through the interface by uploading an audio file, selecting a separation model where more than one model is available, starting processing, viewing outputs, and downloading results.</w:t>
       </w:r>
     </w:p>
     <w:p>
@@ -8222,7 +8427,7 @@
         <w:pStyle w:val="BodyText"/>
       </w:pPr>
       <w:r>
-        <w:t xml:space="preserve">The system components include the user interface, audio validation module, preprocessing module, separation model module, result management module, and storage component. These are internal system elements and are not treated as separate external users.</w:t>
+        <w:t xml:space="preserve">The internal system elements include the user interface, upload controller, model service, audio validation module, preprocessing module, separation service, algorithm strategy module, result service, database, and filesystem storage. These elements are shown in the design diagrams to explain the prototype architecture, but they are not treated as separate human actors.</w:t>
       </w:r>
     </w:p>
     <w:bookmarkEnd w:id="129"/>
@@ -8240,7 +8445,7 @@
         <w:pStyle w:val="FirstParagraph"/>
       </w:pPr>
       <w:r>
-        <w:t xml:space="preserve">The user must have a cardiopulmonary audio file in a supported format. The prototype must be available, and the separation model or processing pipeline must be configured. If a processing history feature is included, temporary or persistent storage must also be available.</w:t>
+        <w:t xml:space="preserve">The user must have a cardiopulmonary audio file in a supported format, preferably WAV for the first prototype version. The prototype must be available, the database or metadata store must be initialized, and at least one separation model or baseline strategy must be configured. If model selection is enabled, the interface should be able to load the available model list before separation starts. If no model is selected by the user, the backend should use the active default model.</w:t>
       </w:r>
     </w:p>
     <w:bookmarkEnd w:id="130"/>
@@ -8274,7 +8479,7 @@
         </w:numPr>
       </w:pPr>
       <w:r>
-        <w:t xml:space="preserve">The user uploads a mixed cardiopulmonary audio file.</w:t>
+        <w:t xml:space="preserve">The system loads the available separation model list.</w:t>
       </w:r>
     </w:p>
     <w:p>
@@ -8286,7 +8491,7 @@
         </w:numPr>
       </w:pPr>
       <w:r>
-        <w:t xml:space="preserve">The system validates the file format, file size, and readability.</w:t>
+        <w:t xml:space="preserve">The user selects a mixed cardiopulmonary WAV file.</w:t>
       </w:r>
     </w:p>
     <w:p>
@@ -8298,7 +8503,7 @@
         </w:numPr>
       </w:pPr>
       <w:r>
-        <w:t xml:space="preserve">The system preprocesses the audio to prepare it for separation.</w:t>
+        <w:t xml:space="preserve">The user selects a separation model or keeps the active default model.</w:t>
       </w:r>
     </w:p>
     <w:p>
@@ -8310,7 +8515,7 @@
         </w:numPr>
       </w:pPr>
       <w:r>
-        <w:t xml:space="preserve">The system runs the separation workflow.</w:t>
+        <w:t xml:space="preserve">The user starts the separation process.</w:t>
       </w:r>
     </w:p>
     <w:p>
@@ -8322,7 +8527,7 @@
         </w:numPr>
       </w:pPr>
       <w:r>
-        <w:t xml:space="preserve">The system generates heart and lung sound outputs.</w:t>
+        <w:t xml:space="preserve">The system validates the file extension, audio header, size, and basic metadata.</w:t>
       </w:r>
     </w:p>
     <w:p>
@@ -8334,7 +8539,7 @@
         </w:numPr>
       </w:pPr>
       <w:r>
-        <w:t xml:space="preserve">The system displays the processing result.</w:t>
+        <w:t xml:space="preserve">The system stores the uploaded audio file and records its metadata.</w:t>
       </w:r>
     </w:p>
     <w:p>
@@ -8346,7 +8551,79 @@
         </w:numPr>
       </w:pPr>
       <w:r>
-        <w:t xml:space="preserve">The user downloads the separated outputs.</w:t>
+        <w:t xml:space="preserve">The system preprocesses the audio by converting it to a model-ready waveform.</w:t>
+      </w:r>
+    </w:p>
+    <w:p>
+      <w:pPr>
+        <w:pStyle w:val="Compact"/>
+        <w:numPr>
+          <w:ilvl w:val="0"/>
+          <w:numId w:val="1004"/>
+        </w:numPr>
+      </w:pPr>
+      <w:r>
+        <w:t xml:space="preserve">The system creates a processing job and records the selected model.</w:t>
+      </w:r>
+    </w:p>
+    <w:p>
+      <w:pPr>
+        <w:pStyle w:val="Compact"/>
+        <w:numPr>
+          <w:ilvl w:val="0"/>
+          <w:numId w:val="1004"/>
+        </w:numPr>
+      </w:pPr>
+      <w:r>
+        <w:t xml:space="preserve">The separation algorithm factory resolves the selected model into the correct strategy.</w:t>
+      </w:r>
+    </w:p>
+    <w:p>
+      <w:pPr>
+        <w:pStyle w:val="Compact"/>
+        <w:numPr>
+          <w:ilvl w:val="0"/>
+          <w:numId w:val="1004"/>
+        </w:numPr>
+      </w:pPr>
+      <w:r>
+        <w:t xml:space="preserve">The separation engine runs the selected strategy and generates heart and lung outputs.</w:t>
+      </w:r>
+    </w:p>
+    <w:p>
+      <w:pPr>
+        <w:pStyle w:val="Compact"/>
+        <w:numPr>
+          <w:ilvl w:val="0"/>
+          <w:numId w:val="1004"/>
+        </w:numPr>
+      </w:pPr>
+      <w:r>
+        <w:t xml:space="preserve">The result service stores output paths, timing information, and status.</w:t>
+      </w:r>
+    </w:p>
+    <w:p>
+      <w:pPr>
+        <w:pStyle w:val="Compact"/>
+        <w:numPr>
+          <w:ilvl w:val="0"/>
+          <w:numId w:val="1004"/>
+        </w:numPr>
+      </w:pPr>
+      <w:r>
+        <w:t xml:space="preserve">The interface displays the result summary, audio preview controls, and download links.</w:t>
+      </w:r>
+    </w:p>
+    <w:p>
+      <w:pPr>
+        <w:pStyle w:val="Compact"/>
+        <w:numPr>
+          <w:ilvl w:val="0"/>
+          <w:numId w:val="1004"/>
+        </w:numPr>
+      </w:pPr>
+      <w:r>
+        <w:t xml:space="preserve">The user previews or downloads the separated heart and lung audio files.</w:t>
       </w:r>
     </w:p>
     <w:bookmarkEnd w:id="131"/>
@@ -8364,7 +8641,7 @@
         <w:pStyle w:val="FirstParagraph"/>
       </w:pPr>
       <w:r>
-        <w:t xml:space="preserve">After successful processing, the user receives separated heart and lung sound output files. The system may store basic processing history if the feature is implemented and if storage and privacy constraints are satisfied.</w:t>
+        <w:t xml:space="preserve">After successful processing, the user receives separated heart and lung sound output files. The system stores the upload metadata, selected model, job status, output paths, processing time, and optional evaluation metrics where reference signals are available. If processing history is enabled, the user can reopen recent results without re-uploading the same file.</w:t>
       </w:r>
     </w:p>
     <w:bookmarkEnd w:id="132"/>
@@ -8382,7 +8659,7 @@
         <w:pStyle w:val="FirstParagraph"/>
       </w:pPr>
       <w:r>
-        <w:t xml:space="preserve">If the uploaded file is unsupported or unreadable, the system rejects the file and displays a clear error message. If preprocessing fails, the system stops the separation workflow and informs the user. If the separation model fails to produce valid outputs, the system reports the failure and avoids presenting incomplete files as successful results. If storage is unavailable, the system may still allow output download for the current session without saving history.</w:t>
+        <w:t xml:space="preserve">If the uploaded file is unsupported or unreadable, the system rejects it before creating a separation job and displays a clear message. If the model list cannot be loaded, the system may continue with the active default model if it is configured. If the selected model is missing a checkpoint, configuration file, or supported strategy, the system marks the job as failed and explains the model configuration problem. If preprocessing fails, the system stops before inference. If the algorithm fails to generate both outputs, the system must not present incomplete files as successful results.</w:t>
       </w:r>
     </w:p>
     <w:bookmarkEnd w:id="133"/>
@@ -8400,7 +8677,7 @@
         <w:pStyle w:val="FirstParagraph"/>
       </w:pPr>
       <w:r>
-        <w:t xml:space="preserve">The use case must support usability, reliability, maintainability, performance, privacy, and compatibility requirements. The interface should be easy to follow, errors should be understandable, and uploaded files should be handled carefully. The design should also keep audio handling, preprocessing, model execution, and result management modular so that the prototype can be maintained and extended during FYP2.</w:t>
+        <w:t xml:space="preserve">The use case must support usability, reliability, maintainability, performance, privacy, compatibility, and traceability. The interface should use clear status messages because users may not understand backend or machine learning errors. The backend should keep file handling, model selection, strategy execution, result storage, and evaluation as separate responsibilities so that FYP2 development can improve one part without rewriting the whole prototype.</w:t>
       </w:r>
     </w:p>
     <w:bookmarkEnd w:id="134"/>
@@ -8437,7 +8714,7 @@
         <w:t xml:space="preserve"> </w:t>
       </w:r>
       <w:r>
-        <w:t xml:space="preserve">shows the activity flow for the main sound separation workflow. The flow starts with audio upload and validation, then continues to preprocessing, separation, output generation, and download.</w:t>
+        <w:t xml:space="preserve">shows the planned activity flow. The flow includes model loading and model selection before the separation job runs. This makes the workflow suitable for a prototype where the first working model may be NeoSSNet, while later versions may include baseline or alternative strategies for comparison.</w:t>
       </w:r>
     </w:p>
     <w:tbl>
@@ -8462,7 +8739,7 @@
             <w:r>
               <w:drawing>
                 <wp:inline>
-                  <wp:extent cx="5384800" cy="4995830"/>
+                  <wp:extent cx="5384800" cy="5199269"/>
                   <wp:effectExtent b="0" l="0" r="0" t="0"/>
                   <wp:docPr descr="" title="" id="138" name="Picture"/>
                   <a:graphic>
@@ -8483,7 +8760,7 @@
                         <pic:spPr bwMode="auto">
                           <a:xfrm>
                             <a:off x="0" y="0"/>
-                            <a:ext cx="5384800" cy="4995830"/>
+                            <a:ext cx="5384800" cy="5199269"/>
                           </a:xfrm>
                           <a:prstGeom prst="rect">
                             <a:avLst/>
@@ -8508,18 +8785,26 @@
               <w:spacing w:before="200"/>
               <w:pStyle w:val="ImageCaption"/>
             </w:pPr>
-            <w:bookmarkStart w:id="295" w:name="_FYPFigure014"/>
+            <w:bookmarkStart w:id="313" w:name="_FYPFigure014"/>
             <w:r>
               <w:t>Figure 14: Activity diagram for the sound separation workflow</w:t>
             </w:r>
-            <w:bookmarkEnd w:id="295"/>
+            <w:bookmarkEnd w:id="313"/>
           </w:p>
           <w:bookmarkEnd w:id="140"/>
         </w:tc>
       </w:tr>
     </w:tbl>
+    <w:p>
+      <w:pPr>
+        <w:pStyle w:val="BodyText"/>
+      </w:pPr>
+      <w:r>
+        <w:t xml:space="preserve">The activity diagram also shows where the system should stop safely. Invalid audio, missing model configuration, preprocessing failure, and separation failure should all be reported as controlled errors instead of being hidden from the user.</w:t>
+      </w:r>
+    </w:p>
     <w:bookmarkEnd w:id="141"/>
-    <w:bookmarkStart w:id="147" w:name="class-diagram"/>
+    <w:bookmarkStart w:id="156" w:name="class-diagram"/>
     <w:p>
       <w:pPr>
         <w:pStyle w:val="Heading2"/>
@@ -8550,7 +8835,7 @@
         <w:t xml:space="preserve"> </w:t>
       </w:r>
       <w:r>
-        <w:t xml:space="preserve">shows the planned class-level structure for the prototype. The classes represent the main responsibilities of the system rather than final implementation code. The design separates upload handling, validation, preprocessing, model execution, result management, and processing records.</w:t>
+        <w:t xml:space="preserve">shows the planned class-level design. The design follows a service-oriented structure inspired by the existing prototype. The user interface communicates with route/controller classes, while the main processing logic is handled by services. The separation algorithm is accessed through a common strategy interface so that multiple algorithms can be added without changing the whole workflow.</w:t>
       </w:r>
     </w:p>
     <w:tbl>
@@ -8575,7 +8860,7 @@
             <w:r>
               <w:drawing>
                 <wp:inline>
-                  <wp:extent cx="5384800" cy="9135107"/>
+                  <wp:extent cx="5384800" cy="7440022"/>
                   <wp:effectExtent b="0" l="0" r="0" t="0"/>
                   <wp:docPr descr="" title="" id="143" name="Picture"/>
                   <a:graphic>
@@ -8596,7 +8881,7 @@
                         <pic:spPr bwMode="auto">
                           <a:xfrm>
                             <a:off x="0" y="0"/>
-                            <a:ext cx="5384800" cy="9135107"/>
+                            <a:ext cx="5384800" cy="7440022"/>
                           </a:xfrm>
                           <a:prstGeom prst="rect">
                             <a:avLst/>
@@ -8621,39 +8906,48 @@
               <w:spacing w:before="200"/>
               <w:pStyle w:val="ImageCaption"/>
             </w:pPr>
-            <w:bookmarkStart w:id="296" w:name="_FYPFigure015"/>
+            <w:bookmarkStart w:id="314" w:name="_FYPFigure015"/>
             <w:r>
               <w:t>Figure 15: Class diagram for the planned prototype modules</w:t>
             </w:r>
-            <w:bookmarkEnd w:id="296"/>
+            <w:bookmarkEnd w:id="314"/>
           </w:p>
           <w:bookmarkEnd w:id="145"/>
         </w:tc>
       </w:tr>
     </w:tbl>
-    <w:p>
-      <w:pPr>
-        <w:pStyle w:val="BodyText"/>
-      </w:pPr>
-      <w:r>
-        <w:t xml:space="preserve">Table</w:t>
+    <w:bookmarkStart w:id="151" w:name="component-level-architecture"/>
+    <w:p>
+      <w:pPr>
+        <w:pStyle w:val="Heading3"/>
+      </w:pPr>
+      <w:r>
+        <w:t xml:space="preserve">4.5.1 Component-Level Architecture</w:t>
+      </w:r>
+    </w:p>
+    <w:p>
+      <w:pPr>
+        <w:pStyle w:val="FirstParagraph"/>
+      </w:pPr>
+      <w:r>
+        <w:t xml:space="preserve">Figure</w:t>
       </w:r>
       <w:r>
         <w:t xml:space="preserve"> </w:t>
       </w:r>
-      <w:hyperlink w:anchor="tbl-system-modules">
+      <w:hyperlink w:anchor="fig-component-diagram">
         <w:r>
           <w:rPr>
             <w:rStyle w:val="Hyperlink"/>
           </w:rPr>
-          <w:t xml:space="preserve">Table 8</w:t>
+          <w:t xml:space="preserve">Figure 16</w:t>
         </w:r>
       </w:hyperlink>
       <w:r>
         <w:t xml:space="preserve"> </w:t>
       </w:r>
       <w:r>
-        <w:t xml:space="preserve">summarizes the main system modules and responsibilities.</w:t>
+        <w:t xml:space="preserve">shows the component-level architecture. The design separates the browser interface, backend API, service layer, model registry, separation strategies, database, and filesystem storage. This structure is suitable for a prototype because it is understandable, testable, and extendable.</w:t>
       </w:r>
     </w:p>
     <w:tbl>
@@ -8669,270 +8963,7 @@
       <w:tr>
         <w:tc>
           <w:tcPr/>
-          <w:bookmarkStart w:id="146" w:name="tbl-system-modules"/>
-          <w:p>
-            <w:pPr>
-              <w:jc w:val="left"/>
-              <w:spacing w:before="200"/>
-              <w:pStyle w:val="ImageCaption"/>
-            </w:pPr>
-            <w:bookmarkStart w:id="275" w:name="_FYPTable008"/>
-            <w:r>
-              <w:t>Table 8: Main system modules and responsibilities</w:t>
-            </w:r>
-            <w:bookmarkEnd w:id="275"/>
-          </w:p>
-          <w:tbl>
-            <w:tblPr>
-              <w:tblStyle w:val="Table"/>
-              <w:tblW w:type="pct" w:w="5000"/>
-              <w:tblLayout w:type="fixed"/>
-              <w:tblLook w:firstRow="1" w:lastRow="0" w:firstColumn="0" w:lastColumn="0" w:noHBand="0" w:noVBand="0" w:val="0020"/>
-            </w:tblPr>
-            <w:tblGrid>
-              <w:gridCol w:w="3960"/>
-              <w:gridCol w:w="3960"/>
-            </w:tblGrid>
-            <w:tr>
-              <w:trPr>
-                <w:tblHeader w:val="on"/>
-              </w:trPr>
-              <w:tc>
-                <w:tcPr/>
-                <w:p>
-                  <w:pPr>
-                    <w:pStyle w:val="Compact"/>
-                    <w:jc w:val="center"/>
-                  </w:pPr>
-                  <w:r>
-                    <w:t xml:space="preserve">Module</w:t>
-                  </w:r>
-                </w:p>
-              </w:tc>
-              <w:tc>
-                <w:tcPr/>
-                <w:p>
-                  <w:pPr>
-                    <w:pStyle w:val="Compact"/>
-                    <w:jc w:val="center"/>
-                  </w:pPr>
-                  <w:r>
-                    <w:t xml:space="preserve">Responsibility</w:t>
-                  </w:r>
-                </w:p>
-              </w:tc>
-            </w:tr>
-            <w:tr>
-              <w:tc>
-                <w:tcPr/>
-                <w:p>
-                  <w:pPr>
-                    <w:pStyle w:val="Compact"/>
-                    <w:jc w:val="center"/>
-                  </w:pPr>
-                  <w:r>
-                    <w:t xml:space="preserve">User interface</w:t>
-                  </w:r>
-                </w:p>
-              </w:tc>
-              <w:tc>
-                <w:tcPr/>
-                <w:p>
-                  <w:pPr>
-                    <w:pStyle w:val="Compact"/>
-                    <w:jc w:val="center"/>
-                  </w:pPr>
-                  <w:r>
-                    <w:t xml:space="preserve">Provides upload controls, processing status, result display, and output download.</w:t>
-                  </w:r>
-                </w:p>
-              </w:tc>
-            </w:tr>
-            <w:tr>
-              <w:tc>
-                <w:tcPr/>
-                <w:p>
-                  <w:pPr>
-                    <w:pStyle w:val="Compact"/>
-                    <w:jc w:val="center"/>
-                  </w:pPr>
-                  <w:r>
-                    <w:t xml:space="preserve">Audio validation module</w:t>
-                  </w:r>
-                </w:p>
-              </w:tc>
-              <w:tc>
-                <w:tcPr/>
-                <w:p>
-                  <w:pPr>
-                    <w:pStyle w:val="Compact"/>
-                    <w:jc w:val="center"/>
-                  </w:pPr>
-                  <w:r>
-                    <w:t xml:space="preserve">Checks file type, size, readability, and basic audio metadata.</w:t>
-                  </w:r>
-                </w:p>
-              </w:tc>
-            </w:tr>
-            <w:tr>
-              <w:tc>
-                <w:tcPr/>
-                <w:p>
-                  <w:pPr>
-                    <w:pStyle w:val="Compact"/>
-                    <w:jc w:val="center"/>
-                  </w:pPr>
-                  <w:r>
-                    <w:t xml:space="preserve">Preprocessing module</w:t>
-                  </w:r>
-                </w:p>
-              </w:tc>
-              <w:tc>
-                <w:tcPr/>
-                <w:p>
-                  <w:pPr>
-                    <w:pStyle w:val="Compact"/>
-                    <w:jc w:val="center"/>
-                  </w:pPr>
-                  <w:r>
-                    <w:t xml:space="preserve">Prepares the audio for separation through required cleaning or transformation steps.</w:t>
-                  </w:r>
-                </w:p>
-              </w:tc>
-            </w:tr>
-            <w:tr>
-              <w:tc>
-                <w:tcPr/>
-                <w:p>
-                  <w:pPr>
-                    <w:pStyle w:val="Compact"/>
-                    <w:jc w:val="center"/>
-                  </w:pPr>
-                  <w:r>
-                    <w:t xml:space="preserve">Separation model module</w:t>
-                  </w:r>
-                </w:p>
-              </w:tc>
-              <w:tc>
-                <w:tcPr/>
-                <w:p>
-                  <w:pPr>
-                    <w:pStyle w:val="Compact"/>
-                    <w:jc w:val="center"/>
-                  </w:pPr>
-                  <w:r>
-                    <w:t xml:space="preserve">Runs the selected machine learning-based separation workflow.</w:t>
-                  </w:r>
-                </w:p>
-              </w:tc>
-            </w:tr>
-            <w:tr>
-              <w:tc>
-                <w:tcPr/>
-                <w:p>
-                  <w:pPr>
-                    <w:pStyle w:val="Compact"/>
-                    <w:jc w:val="center"/>
-                  </w:pPr>
-                  <w:r>
-                    <w:t xml:space="preserve">Result management module</w:t>
-                  </w:r>
-                </w:p>
-              </w:tc>
-              <w:tc>
-                <w:tcPr/>
-                <w:p>
-                  <w:pPr>
-                    <w:pStyle w:val="Compact"/>
-                    <w:jc w:val="center"/>
-                  </w:pPr>
-                  <w:r>
-                    <w:t xml:space="preserve">Stores output paths, exposes downloads, and reports processing status.</w:t>
-                  </w:r>
-                </w:p>
-              </w:tc>
-            </w:tr>
-            <w:tr>
-              <w:tc>
-                <w:tcPr/>
-                <w:p>
-                  <w:pPr>
-                    <w:pStyle w:val="Compact"/>
-                    <w:jc w:val="center"/>
-                  </w:pPr>
-                  <w:r>
-                    <w:t xml:space="preserve">Storage component</w:t>
-                  </w:r>
-                </w:p>
-              </w:tc>
-              <w:tc>
-                <w:tcPr/>
-                <w:p>
-                  <w:pPr>
-                    <w:pStyle w:val="Compact"/>
-                    <w:jc w:val="center"/>
-                  </w:pPr>
-                  <w:r>
-                    <w:t xml:space="preserve">Handles uploaded files, temporary files, output files, and optional processing history.</w:t>
-                  </w:r>
-                </w:p>
-              </w:tc>
-            </w:tr>
-          </w:tbl>
-          <w:bookmarkEnd w:id="146"/>
-          <w:p/>
-        </w:tc>
-      </w:tr>
-    </w:tbl>
-    <w:bookmarkEnd w:id="147"/>
-    <w:bookmarkStart w:id="152" w:name="sequence-diagram"/>
-    <w:p>
-      <w:pPr>
-        <w:pStyle w:val="Heading2"/>
-      </w:pPr>
-      <w:r>
-        <w:t xml:space="preserve">4.6 Sequence Diagram</w:t>
-      </w:r>
-    </w:p>
-    <w:p>
-      <w:pPr>
-        <w:pStyle w:val="FirstParagraph"/>
-      </w:pPr>
-      <w:r>
-        <w:t xml:space="preserve">Figure</w:t>
-      </w:r>
-      <w:r>
-        <w:t xml:space="preserve"> </w:t>
-      </w:r>
-      <w:hyperlink w:anchor="fig-sequence-diagram">
-        <w:r>
-          <w:rPr>
-            <w:rStyle w:val="Hyperlink"/>
-          </w:rPr>
-          <w:t xml:space="preserve">Figure 16</w:t>
-        </w:r>
-      </w:hyperlink>
-      <w:r>
-        <w:t xml:space="preserve"> </w:t>
-      </w:r>
-      <w:r>
-        <w:t xml:space="preserve">shows the planned interaction sequence between the user interface and the major system modules. The sequence highlights that validation must succeed before preprocessing and separation are attempted.</w:t>
-      </w:r>
-    </w:p>
-    <w:tbl>
-      <w:tblPr>
-        <w:tblStyle w:val="Table"/>
-        <w:tblW w:type="pct" w:w="5000"/>
-        <w:tblLayout w:type="fixed"/>
-        <w:tblLook w:firstRow="0" w:lastRow="0" w:firstColumn="0" w:lastColumn="0" w:noHBand="0" w:noVBand="0" w:val="0000"/>
-      </w:tblPr>
-      <w:tblGrid>
-        <w:gridCol w:w="7920"/>
-      </w:tblGrid>
-      <w:tr>
-        <w:tc>
-          <w:tcPr/>
-          <w:bookmarkStart w:id="151" w:name="fig-sequence-diagram"/>
+          <w:bookmarkStart w:id="149" w:name="fig-component-diagram"/>
           <w:p>
             <w:pPr>
               <w:pStyle w:val="Compact"/>
@@ -8941,20 +8972,20 @@
             <w:r>
               <w:drawing>
                 <wp:inline>
-                  <wp:extent cx="5384800" cy="3502636"/>
+                  <wp:extent cx="5384800" cy="3237154"/>
                   <wp:effectExtent b="0" l="0" r="0" t="0"/>
-                  <wp:docPr descr="" title="" id="149" name="Picture"/>
+                  <wp:docPr descr="" title="" id="147" name="Picture"/>
                   <a:graphic>
                     <a:graphicData uri="http://schemas.openxmlformats.org/drawingml/2006/picture">
                       <pic:pic>
                         <pic:nvPicPr>
-                          <pic:cNvPr descr="figures/plantuml/sequence_diagram.png" id="150" name="Picture"/>
+                          <pic:cNvPr descr="figures/plantuml/component_diagram.png" id="148" name="Picture"/>
                           <pic:cNvPicPr>
                             <a:picLocks noChangeArrowheads="1" noChangeAspect="1"/>
                           </pic:cNvPicPr>
                         </pic:nvPicPr>
                         <pic:blipFill>
-                          <a:blip r:embed="rId148"/>
+                          <a:blip r:embed="rId146"/>
                           <a:stretch>
                             <a:fillRect/>
                           </a:stretch>
@@ -8962,7 +8993,7 @@
                         <pic:spPr bwMode="auto">
                           <a:xfrm>
                             <a:off x="0" y="0"/>
-                            <a:ext cx="5384800" cy="3502636"/>
+                            <a:ext cx="5384800" cy="3237154"/>
                           </a:xfrm>
                           <a:prstGeom prst="rect">
                             <a:avLst/>
@@ -8987,34 +9018,16 @@
               <w:spacing w:before="200"/>
               <w:pStyle w:val="ImageCaption"/>
             </w:pPr>
-            <w:bookmarkStart w:id="297" w:name="_FYPFigure016"/>
+            <w:bookmarkStart w:id="315" w:name="_FYPFigure016"/>
             <w:r>
-              <w:t>Figure 16: Sequence diagram for uploading and separating a cardiopulmonary recording</w:t>
+              <w:t>Figure 16: Component-level architecture for the proposed prototype</w:t>
             </w:r>
-            <w:bookmarkEnd w:id="297"/>
+            <w:bookmarkEnd w:id="315"/>
           </w:p>
-          <w:bookmarkEnd w:id="151"/>
+          <w:bookmarkEnd w:id="149"/>
         </w:tc>
       </w:tr>
     </w:tbl>
-    <w:bookmarkEnd w:id="152"/>
-    <w:bookmarkStart w:id="154" w:name="interface-design"/>
-    <w:p>
-      <w:pPr>
-        <w:pStyle w:val="Heading2"/>
-      </w:pPr>
-      <w:r>
-        <w:t xml:space="preserve">4.7 Interface Design</w:t>
-      </w:r>
-    </w:p>
-    <w:p>
-      <w:pPr>
-        <w:pStyle w:val="FirstParagraph"/>
-      </w:pPr>
-      <w:r>
-        <w:t xml:space="preserve">The interface design should support the core workflow without unnecessary complexity. The first screen should allow the user to select an audio file and start processing. The processing view should show validation and processing status. The result view should provide separate heart and lung output sections with download controls.</w:t>
-      </w:r>
-    </w:p>
     <w:p>
       <w:pPr>
         <w:pStyle w:val="BodyText"/>
@@ -9025,19 +9038,19 @@
       <w:r>
         <w:t xml:space="preserve"> </w:t>
       </w:r>
-      <w:hyperlink w:anchor="tbl-interface-areas">
+      <w:hyperlink w:anchor="tbl-system-modules">
         <w:r>
           <w:rPr>
             <w:rStyle w:val="Hyperlink"/>
           </w:rPr>
-          <w:t xml:space="preserve">Table 9</w:t>
+          <w:t xml:space="preserve">Table 8</w:t>
         </w:r>
       </w:hyperlink>
       <w:r>
         <w:t xml:space="preserve"> </w:t>
       </w:r>
       <w:r>
-        <w:t xml:space="preserve">summarizes the planned interface areas.</w:t>
+        <w:t xml:space="preserve">summarizes the main system modules and responsibilities.</w:t>
       </w:r>
     </w:p>
     <w:tbl>
@@ -9053,18 +9066,18 @@
       <w:tr>
         <w:tc>
           <w:tcPr/>
-          <w:bookmarkStart w:id="153" w:name="tbl-interface-areas"/>
+          <w:bookmarkStart w:id="150" w:name="tbl-system-modules"/>
           <w:p>
             <w:pPr>
               <w:jc w:val="left"/>
               <w:spacing w:before="200"/>
               <w:pStyle w:val="ImageCaption"/>
             </w:pPr>
-            <w:bookmarkStart w:id="276" w:name="_FYPTable009"/>
+            <w:bookmarkStart w:id="290" w:name="_FYPTable008"/>
             <w:r>
-              <w:t>Table 9: Planned interface areas for the prototype</w:t>
+              <w:t>Table 8: Main system modules and responsibilities</w:t>
             </w:r>
-            <w:bookmarkEnd w:id="276"/>
+            <w:bookmarkEnd w:id="290"/>
           </w:p>
           <w:tbl>
             <w:tblPr>
@@ -9089,19 +9102,19 @@
                     <w:jc w:val="center"/>
                   </w:pPr>
                   <w:r>
-                    <w:t xml:space="preserve">Interface area</w:t>
-                  </w:r>
-                </w:p>
-              </w:tc>
-              <w:tc>
-                <w:tcPr/>
-                <w:p>
-                  <w:pPr>
-                    <w:pStyle w:val="Compact"/>
-                    <w:jc w:val="center"/>
-                  </w:pPr>
-                  <w:r>
-                    <w:t xml:space="preserve">Planned content</w:t>
+                    <w:t xml:space="preserve">Module</w:t>
+                  </w:r>
+                </w:p>
+              </w:tc>
+              <w:tc>
+                <w:tcPr/>
+                <w:p>
+                  <w:pPr>
+                    <w:pStyle w:val="Compact"/>
+                    <w:jc w:val="center"/>
+                  </w:pPr>
+                  <w:r>
+                    <w:t xml:space="preserve">Responsibility</w:t>
                   </w:r>
                 </w:p>
               </w:tc>
@@ -9115,19 +9128,19 @@
                     <w:jc w:val="center"/>
                   </w:pPr>
                   <w:r>
-                    <w:t xml:space="preserve">Upload area</w:t>
-                  </w:r>
-                </w:p>
-              </w:tc>
-              <w:tc>
-                <w:tcPr/>
-                <w:p>
-                  <w:pPr>
-                    <w:pStyle w:val="Compact"/>
-                    <w:jc w:val="center"/>
-                  </w:pPr>
-                  <w:r>
-                    <w:t xml:space="preserve">File selector, accepted format note, and start processing control.</w:t>
+                    <w:t xml:space="preserve">User interface</w:t>
+                  </w:r>
+                </w:p>
+              </w:tc>
+              <w:tc>
+                <w:tcPr/>
+                <w:p>
+                  <w:pPr>
+                    <w:pStyle w:val="Compact"/>
+                    <w:jc w:val="center"/>
+                  </w:pPr>
+                  <w:r>
+                    <w:t xml:space="preserve">Provides upload controls, model selection, processing status, result display, preview controls, downloads, and history view.</w:t>
                   </w:r>
                 </w:p>
               </w:tc>
@@ -9141,19 +9154,19 @@
                     <w:jc w:val="center"/>
                   </w:pPr>
                   <w:r>
-                    <w:t xml:space="preserve">Status area</w:t>
-                  </w:r>
-                </w:p>
-              </w:tc>
-              <w:tc>
-                <w:tcPr/>
-                <w:p>
-                  <w:pPr>
-                    <w:pStyle w:val="Compact"/>
-                    <w:jc w:val="center"/>
-                  </w:pPr>
-                  <w:r>
-                    <w:t xml:space="preserve">Validation status, preprocessing status, separation status, and error messages.</w:t>
+                    <w:t xml:space="preserve">Upload and validation module</w:t>
+                  </w:r>
+                </w:p>
+              </w:tc>
+              <w:tc>
+                <w:tcPr/>
+                <w:p>
+                  <w:pPr>
+                    <w:pStyle w:val="Compact"/>
+                    <w:jc w:val="center"/>
+                  </w:pPr>
+                  <w:r>
+                    <w:t xml:space="preserve">Checks supported WAV input, validates the audio header, extracts metadata, and prevents invalid files from entering the pipeline.</w:t>
                   </w:r>
                 </w:p>
               </w:tc>
@@ -9167,19 +9180,19 @@
                     <w:jc w:val="center"/>
                   </w:pPr>
                   <w:r>
-                    <w:t xml:space="preserve">Result area</w:t>
-                  </w:r>
-                </w:p>
-              </w:tc>
-              <w:tc>
-                <w:tcPr/>
-                <w:p>
-                  <w:pPr>
-                    <w:pStyle w:val="Compact"/>
-                    <w:jc w:val="center"/>
-                  </w:pPr>
-                  <w:r>
-                    <w:t xml:space="preserve">Heart sound output, lung sound output, and download controls.</w:t>
+                    <w:t xml:space="preserve">Model service</w:t>
+                  </w:r>
+                </w:p>
+              </w:tc>
+              <w:tc>
+                <w:tcPr/>
+                <w:p>
+                  <w:pPr>
+                    <w:pStyle w:val="Compact"/>
+                    <w:jc w:val="center"/>
+                  </w:pPr>
+                  <w:r>
+                    <w:t xml:space="preserve">Lists configured models, identifies the active default model, and validates model checkpoint and configuration paths.</w:t>
                   </w:r>
                 </w:p>
               </w:tc>
@@ -9193,45 +9206,595 @@
                     <w:jc w:val="center"/>
                   </w:pPr>
                   <w:r>
-                    <w:t xml:space="preserve">History area</w:t>
-                  </w:r>
-                </w:p>
-              </w:tc>
-              <w:tc>
-                <w:tcPr/>
-                <w:p>
-                  <w:pPr>
-                    <w:pStyle w:val="Compact"/>
-                    <w:jc w:val="center"/>
-                  </w:pPr>
-                  <w:r>
-                    <w:t xml:space="preserve">Optional list of previous processing records if the feature is included.</w:t>
+                    <w:t xml:space="preserve">Preprocessing module</w:t>
+                  </w:r>
+                </w:p>
+              </w:tc>
+              <w:tc>
+                <w:tcPr/>
+                <w:p>
+                  <w:pPr>
+                    <w:pStyle w:val="Compact"/>
+                    <w:jc w:val="center"/>
+                  </w:pPr>
+                  <w:r>
+                    <w:t xml:space="preserve">Converts uploaded audio into a model-ready signal through mono conversion, resampling, normalization, segmentation, and optional time-frequency transformation.</w:t>
+                  </w:r>
+                </w:p>
+              </w:tc>
+            </w:tr>
+            <w:tr>
+              <w:tc>
+                <w:tcPr/>
+                <w:p>
+                  <w:pPr>
+                    <w:pStyle w:val="Compact"/>
+                    <w:jc w:val="center"/>
+                  </w:pPr>
+                  <w:r>
+                    <w:t xml:space="preserve">Separation service</w:t>
+                  </w:r>
+                </w:p>
+              </w:tc>
+              <w:tc>
+                <w:tcPr/>
+                <w:p>
+                  <w:pPr>
+                    <w:pStyle w:val="Compact"/>
+                    <w:jc w:val="center"/>
+                  </w:pPr>
+                  <w:r>
+                    <w:t xml:space="preserve">Coordinates the full workflow from uploaded audio to completed or failed separation job.</w:t>
+                  </w:r>
+                </w:p>
+              </w:tc>
+            </w:tr>
+            <w:tr>
+              <w:tc>
+                <w:tcPr/>
+                <w:p>
+                  <w:pPr>
+                    <w:pStyle w:val="Compact"/>
+                    <w:jc w:val="center"/>
+                  </w:pPr>
+                  <w:r>
+                    <w:t xml:space="preserve">Algorithm factory</w:t>
+                  </w:r>
+                </w:p>
+              </w:tc>
+              <w:tc>
+                <w:tcPr/>
+                <w:p>
+                  <w:pPr>
+                    <w:pStyle w:val="Compact"/>
+                    <w:jc w:val="center"/>
+                  </w:pPr>
+                  <w:r>
+                    <w:t xml:space="preserve">Converts the selected model architecture into the correct separation strategy.</w:t>
+                  </w:r>
+                </w:p>
+              </w:tc>
+            </w:tr>
+            <w:tr>
+              <w:tc>
+                <w:tcPr/>
+                <w:p>
+                  <w:pPr>
+                    <w:pStyle w:val="Compact"/>
+                    <w:jc w:val="center"/>
+                  </w:pPr>
+                  <w:r>
+                    <w:t xml:space="preserve">Separation strategies</w:t>
+                  </w:r>
+                </w:p>
+              </w:tc>
+              <w:tc>
+                <w:tcPr/>
+                <w:p>
+                  <w:pPr>
+                    <w:pStyle w:val="Compact"/>
+                    <w:jc w:val="center"/>
+                  </w:pPr>
+                  <w:r>
+                    <w:t xml:space="preserve">Provide interchangeable algorithm implementations such as baseline filtering, NMF/VMD decomposition, and NeoSSNet-style deep separation.</w:t>
+                  </w:r>
+                </w:p>
+              </w:tc>
+            </w:tr>
+            <w:tr>
+              <w:tc>
+                <w:tcPr/>
+                <w:p>
+                  <w:pPr>
+                    <w:pStyle w:val="Compact"/>
+                    <w:jc w:val="center"/>
+                  </w:pPr>
+                  <w:r>
+                    <w:t xml:space="preserve">Result service</w:t>
+                  </w:r>
+                </w:p>
+              </w:tc>
+              <w:tc>
+                <w:tcPr/>
+                <w:p>
+                  <w:pPr>
+                    <w:pStyle w:val="Compact"/>
+                    <w:jc w:val="center"/>
+                  </w:pPr>
+                  <w:r>
+                    <w:t xml:space="preserve">Stores output metadata, exposes download paths, retrieves result details, and returns recent processing history.</w:t>
+                  </w:r>
+                </w:p>
+              </w:tc>
+            </w:tr>
+            <w:tr>
+              <w:tc>
+                <w:tcPr/>
+                <w:p>
+                  <w:pPr>
+                    <w:pStyle w:val="Compact"/>
+                    <w:jc w:val="center"/>
+                  </w:pPr>
+                  <w:r>
+                    <w:t xml:space="preserve">Database module</w:t>
+                  </w:r>
+                </w:p>
+              </w:tc>
+              <w:tc>
+                <w:tcPr/>
+                <w:p>
+                  <w:pPr>
+                    <w:pStyle w:val="Compact"/>
+                    <w:jc w:val="center"/>
+                  </w:pPr>
+                  <w:r>
+                    <w:t xml:space="preserve">Stores upload records, model records, job state, result metadata, evaluation metrics, and system logs.</w:t>
+                  </w:r>
+                </w:p>
+              </w:tc>
+            </w:tr>
+            <w:tr>
+              <w:tc>
+                <w:tcPr/>
+                <w:p>
+                  <w:pPr>
+                    <w:pStyle w:val="Compact"/>
+                    <w:jc w:val="center"/>
+                  </w:pPr>
+                  <w:r>
+                    <w:t xml:space="preserve">Filesystem storage</w:t>
+                  </w:r>
+                </w:p>
+              </w:tc>
+              <w:tc>
+                <w:tcPr/>
+                <w:p>
+                  <w:pPr>
+                    <w:pStyle w:val="Compact"/>
+                    <w:jc w:val="center"/>
+                  </w:pPr>
+                  <w:r>
+                    <w:t xml:space="preserve">Stores uploaded WAV files, generated heart and lung WAV files, model files, temporary files, and local logs.</w:t>
                   </w:r>
                 </w:p>
               </w:tc>
             </w:tr>
           </w:tbl>
-          <w:bookmarkEnd w:id="153"/>
+          <w:bookmarkEnd w:id="150"/>
           <w:p/>
         </w:tc>
       </w:tr>
     </w:tbl>
+    <w:bookmarkEnd w:id="151"/>
+    <w:bookmarkStart w:id="153" w:name="algorithm-and-model-selection-design"/>
+    <w:p>
+      <w:pPr>
+        <w:pStyle w:val="Heading3"/>
+      </w:pPr>
+      <w:r>
+        <w:t xml:space="preserve">4.5.2 Algorithm and Model Selection Design</w:t>
+      </w:r>
+    </w:p>
+    <w:p>
+      <w:pPr>
+        <w:pStyle w:val="FirstParagraph"/>
+      </w:pPr>
+      <w:r>
+        <w:t xml:space="preserve">The prototype should treat each separation method as a strategy with the same input-output contract. A mixed waveform enters the strategy, and the strategy returns two output files or two output waveforms: one for heart sound and one for lung sound. This design is practical because the project can start with one working model and later add baselines without changing the upload, result, and history workflow.</w:t>
+      </w:r>
+    </w:p>
     <w:p>
       <w:pPr>
         <w:pStyle w:val="BodyText"/>
       </w:pPr>
       <w:r>
-        <w:t xml:space="preserve">No final interface screenshots are presented in this FYP1 report because the implementation stage has not been completed yet. The interface design will be refined during FYP2 implementation.</w:t>
-      </w:r>
-    </w:p>
-    <w:bookmarkEnd w:id="154"/>
-    <w:bookmarkStart w:id="155" w:name="summary-3"/>
-    <w:p>
-      <w:pPr>
-        <w:pStyle w:val="Heading2"/>
-      </w:pPr>
-      <w:r>
-        <w:t xml:space="preserve">4.8 Summary</w:t>
+        <w:t xml:space="preserve">The planned strategy set is based on the reviewed literature on noisy cardiopulmonary recordings, decomposition-based separation, unsupervised separation, and NeoSSNet-style deep separation</w:t>
+      </w:r>
+      <w:r>
+        <w:t xml:space="preserve"> </w:t>
+      </w:r>
+      <w:r>
+        <w:t xml:space="preserve">(</w:t>
+      </w:r>
+      <w:hyperlink w:anchor="ref-grooby2023noisyneonatal">
+        <w:r>
+          <w:rPr>
+            <w:rStyle w:val="Hyperlink"/>
+          </w:rPr>
+          <w:t xml:space="preserve">Grooby et al., 2023</w:t>
+        </w:r>
+      </w:hyperlink>
+      <w:r>
+        <w:t xml:space="preserve">;</w:t>
+      </w:r>
+      <w:r>
+        <w:t xml:space="preserve"> </w:t>
+      </w:r>
+      <w:hyperlink w:anchor="ref-fattahi2022blind2">
+        <w:r>
+          <w:rPr>
+            <w:rStyle w:val="Hyperlink"/>
+          </w:rPr>
+          <w:t xml:space="preserve">Fattahi et al., 2022</w:t>
+        </w:r>
+      </w:hyperlink>
+      <w:r>
+        <w:t xml:space="preserve">;</w:t>
+      </w:r>
+      <w:r>
+        <w:t xml:space="preserve"> </w:t>
+      </w:r>
+      <w:hyperlink w:anchor="ref-sun2024daenmfvmd">
+        <w:r>
+          <w:rPr>
+            <w:rStyle w:val="Hyperlink"/>
+          </w:rPr>
+          <w:t xml:space="preserve">Sun et al., 2024</w:t>
+        </w:r>
+      </w:hyperlink>
+      <w:r>
+        <w:t xml:space="preserve">;</w:t>
+      </w:r>
+      <w:r>
+        <w:t xml:space="preserve"> </w:t>
+      </w:r>
+      <w:hyperlink w:anchor="ref-ullah2024unsupervised">
+        <w:r>
+          <w:rPr>
+            <w:rStyle w:val="Hyperlink"/>
+          </w:rPr>
+          <w:t xml:space="preserve">Ullah and Zhang, 2024</w:t>
+        </w:r>
+      </w:hyperlink>
+      <w:r>
+        <w:t xml:space="preserve">;</w:t>
+      </w:r>
+      <w:r>
+        <w:t xml:space="preserve"> </w:t>
+      </w:r>
+      <w:hyperlink w:anchor="ref-poh2024neossnet">
+        <w:r>
+          <w:rPr>
+            <w:rStyle w:val="Hyperlink"/>
+          </w:rPr>
+          <w:t xml:space="preserve">Poh et al., 2024</w:t>
+        </w:r>
+      </w:hyperlink>
+      <w:r>
+        <w:t xml:space="preserve">)</w:t>
+      </w:r>
+      <w:r>
+        <w:t xml:space="preserve">. Table</w:t>
+      </w:r>
+      <w:r>
+        <w:t xml:space="preserve"> </w:t>
+      </w:r>
+      <w:hyperlink w:anchor="tbl-model-strategy-design">
+        <w:r>
+          <w:rPr>
+            <w:rStyle w:val="Hyperlink"/>
+          </w:rPr>
+          <w:t xml:space="preserve">Table 9</w:t>
+        </w:r>
+      </w:hyperlink>
+      <w:r>
+        <w:t xml:space="preserve"> </w:t>
+      </w:r>
+      <w:r>
+        <w:t xml:space="preserve">lists the planned algorithm strategies for FYP2. The table describes the intended role of each strategy rather than reporting completed performance.</w:t>
+      </w:r>
+    </w:p>
+    <w:tbl>
+      <w:tblPr>
+        <w:tblStyle w:val="Table"/>
+        <w:tblW w:type="pct" w:w="5000"/>
+        <w:tblLayout w:type="fixed"/>
+        <w:tblLook w:firstRow="0" w:lastRow="0" w:firstColumn="0" w:lastColumn="0" w:noHBand="0" w:noVBand="0" w:val="0000"/>
+      </w:tblPr>
+      <w:tblGrid>
+        <w:gridCol w:w="7920"/>
+      </w:tblGrid>
+      <w:tr>
+        <w:tc>
+          <w:tcPr/>
+          <w:bookmarkStart w:id="152" w:name="tbl-model-strategy-design"/>
+          <w:p>
+            <w:pPr>
+              <w:jc w:val="left"/>
+              <w:spacing w:before="200"/>
+              <w:pStyle w:val="ImageCaption"/>
+            </w:pPr>
+            <w:bookmarkStart w:id="291" w:name="_FYPTable009"/>
+            <w:r>
+              <w:t>Table 9: Planned separation strategy options for model selection</w:t>
+            </w:r>
+            <w:bookmarkEnd w:id="291"/>
+          </w:p>
+          <w:tbl>
+            <w:tblPr>
+              <w:tblStyle w:val="Table"/>
+              <w:tblW w:type="pct" w:w="5000"/>
+              <w:tblLayout w:type="fixed"/>
+              <w:tblLook w:firstRow="1" w:lastRow="0" w:firstColumn="0" w:lastColumn="0" w:noHBand="0" w:noVBand="0" w:val="0020"/>
+            </w:tblPr>
+            <w:tblGrid>
+              <w:gridCol w:w="2640"/>
+              <w:gridCol w:w="2640"/>
+              <w:gridCol w:w="2640"/>
+            </w:tblGrid>
+            <w:tr>
+              <w:trPr>
+                <w:tblHeader w:val="on"/>
+              </w:trPr>
+              <w:tc>
+                <w:tcPr/>
+                <w:p>
+                  <w:pPr>
+                    <w:pStyle w:val="Compact"/>
+                    <w:jc w:val="center"/>
+                  </w:pPr>
+                  <w:r>
+                    <w:t xml:space="preserve">Strategy</w:t>
+                  </w:r>
+                </w:p>
+              </w:tc>
+              <w:tc>
+                <w:tcPr/>
+                <w:p>
+                  <w:pPr>
+                    <w:pStyle w:val="Compact"/>
+                    <w:jc w:val="center"/>
+                  </w:pPr>
+                  <w:r>
+                    <w:t xml:space="preserve">Planned role in prototype</w:t>
+                  </w:r>
+                </w:p>
+              </w:tc>
+              <w:tc>
+                <w:tcPr/>
+                <w:p>
+                  <w:pPr>
+                    <w:pStyle w:val="Compact"/>
+                    <w:jc w:val="center"/>
+                  </w:pPr>
+                  <w:r>
+                    <w:t xml:space="preserve">Reason for inclusion</w:t>
+                  </w:r>
+                </w:p>
+              </w:tc>
+            </w:tr>
+            <w:tr>
+              <w:tc>
+                <w:tcPr/>
+                <w:p>
+                  <w:pPr>
+                    <w:pStyle w:val="Compact"/>
+                    <w:jc w:val="center"/>
+                  </w:pPr>
+                  <w:r>
+                    <w:t xml:space="preserve">Fixed filter baseline</w:t>
+                  </w:r>
+                </w:p>
+              </w:tc>
+              <w:tc>
+                <w:tcPr/>
+                <w:p>
+                  <w:pPr>
+                    <w:pStyle w:val="Compact"/>
+                    <w:jc w:val="center"/>
+                  </w:pPr>
+                  <w:r>
+                    <w:t xml:space="preserve">Simple baseline for checking whether the pipeline can process, save, and return separated outputs.</w:t>
+                  </w:r>
+                </w:p>
+              </w:tc>
+              <w:tc>
+                <w:tcPr/>
+                <w:p>
+                  <w:pPr>
+                    <w:pStyle w:val="Compact"/>
+                    <w:jc w:val="center"/>
+                  </w:pPr>
+                  <w:r>
+                    <w:t xml:space="preserve">Easy to implement and useful for comparison, but limited when heart and lung components overlap.</w:t>
+                  </w:r>
+                </w:p>
+              </w:tc>
+            </w:tr>
+            <w:tr>
+              <w:tc>
+                <w:tcPr/>
+                <w:p>
+                  <w:pPr>
+                    <w:pStyle w:val="Compact"/>
+                    <w:jc w:val="center"/>
+                  </w:pPr>
+                  <w:r>
+                    <w:t xml:space="preserve">NMF separation strategy</w:t>
+                  </w:r>
+                </w:p>
+              </w:tc>
+              <w:tc>
+                <w:tcPr/>
+                <w:p>
+                  <w:pPr>
+                    <w:pStyle w:val="Compact"/>
+                    <w:jc w:val="center"/>
+                  </w:pPr>
+                  <w:r>
+                    <w:t xml:space="preserve">Traditional matrix-factorization baseline or fallback strategy.</w:t>
+                  </w:r>
+                </w:p>
+              </w:tc>
+              <w:tc>
+                <w:tcPr/>
+                <w:p>
+                  <w:pPr>
+                    <w:pStyle w:val="Compact"/>
+                    <w:jc w:val="center"/>
+                  </w:pPr>
+                  <w:r>
+                    <w:t xml:space="preserve">Supports explainable decomposition and comparison with deep learning.</w:t>
+                  </w:r>
+                </w:p>
+              </w:tc>
+            </w:tr>
+            <w:tr>
+              <w:tc>
+                <w:tcPr/>
+                <w:p>
+                  <w:pPr>
+                    <w:pStyle w:val="Compact"/>
+                    <w:jc w:val="center"/>
+                  </w:pPr>
+                  <w:r>
+                    <w:t xml:space="preserve">VMD separation strategy</w:t>
+                  </w:r>
+                </w:p>
+              </w:tc>
+              <w:tc>
+                <w:tcPr/>
+                <w:p>
+                  <w:pPr>
+                    <w:pStyle w:val="Compact"/>
+                    <w:jc w:val="center"/>
+                  </w:pPr>
+                  <w:r>
+                    <w:t xml:space="preserve">Traditional mode-decomposition baseline or fallback strategy.</w:t>
+                  </w:r>
+                </w:p>
+              </w:tc>
+              <w:tc>
+                <w:tcPr/>
+                <w:p>
+                  <w:pPr>
+                    <w:pStyle w:val="Compact"/>
+                    <w:jc w:val="center"/>
+                  </w:pPr>
+                  <w:r>
+                    <w:t xml:space="preserve">Provides another interpretable decomposition route for separating mixed signal components.</w:t>
+                  </w:r>
+                </w:p>
+              </w:tc>
+            </w:tr>
+            <w:tr>
+              <w:tc>
+                <w:tcPr/>
+                <w:p>
+                  <w:pPr>
+                    <w:pStyle w:val="Compact"/>
+                    <w:jc w:val="center"/>
+                  </w:pPr>
+                  <w:r>
+                    <w:t xml:space="preserve">NeoSSNet deep separation strategy</w:t>
+                  </w:r>
+                </w:p>
+              </w:tc>
+              <w:tc>
+                <w:tcPr/>
+                <w:p>
+                  <w:pPr>
+                    <w:pStyle w:val="Compact"/>
+                    <w:jc w:val="center"/>
+                  </w:pPr>
+                  <w:r>
+                    <w:t xml:space="preserve">Main machine learning-based strategy for heart-lung sound separation.</w:t>
+                  </w:r>
+                </w:p>
+              </w:tc>
+              <w:tc>
+                <w:tcPr/>
+                <w:p>
+                  <w:pPr>
+                    <w:pStyle w:val="Compact"/>
+                    <w:jc w:val="center"/>
+                  </w:pPr>
+                  <w:r>
+                    <w:t xml:space="preserve">Matches the project title and supports the selected machine learning direction.</w:t>
+                  </w:r>
+                </w:p>
+              </w:tc>
+            </w:tr>
+            <w:tr>
+              <w:tc>
+                <w:tcPr/>
+                <w:p>
+                  <w:pPr>
+                    <w:pStyle w:val="Compact"/>
+                    <w:jc w:val="center"/>
+                  </w:pPr>
+                  <w:r>
+                    <w:t xml:space="preserve">Future model versions</w:t>
+                  </w:r>
+                </w:p>
+              </w:tc>
+              <w:tc>
+                <w:tcPr/>
+                <w:p>
+                  <w:pPr>
+                    <w:pStyle w:val="Compact"/>
+                    <w:jc w:val="center"/>
+                  </w:pPr>
+                  <w:r>
+                    <w:t xml:space="preserve">Optional FYP2 extension through the same model registry.</w:t>
+                  </w:r>
+                </w:p>
+              </w:tc>
+              <w:tc>
+                <w:tcPr/>
+                <w:p>
+                  <w:pPr>
+                    <w:pStyle w:val="Compact"/>
+                    <w:jc w:val="center"/>
+                  </w:pPr>
+                  <w:r>
+                    <w:t xml:space="preserve">Allows new checkpoints or architectures to be added without redesigning the whole system.</w:t>
+                  </w:r>
+                </w:p>
+              </w:tc>
+            </w:tr>
+          </w:tbl>
+          <w:bookmarkEnd w:id="152"/>
+          <w:p/>
+        </w:tc>
+      </w:tr>
+    </w:tbl>
+    <w:p>
+      <w:pPr>
+        <w:pStyle w:val="BodyText"/>
+      </w:pPr>
+      <w:r>
+        <w:t xml:space="preserve">The model selection feature should therefore be implemented as a model registry. Each model record should store a model name, version, architecture, framework, checkpoint path, configuration path, description, and active status. When the user selects a model, the backend records the selected model in the separation job. If the user does not select a model, the active default model is used.</w:t>
+      </w:r>
+    </w:p>
+    <w:bookmarkEnd w:id="153"/>
+    <w:bookmarkStart w:id="155" w:name="database-and-storage-design"/>
+    <w:p>
+      <w:pPr>
+        <w:pStyle w:val="Heading3"/>
+      </w:pPr>
+      <w:r>
+        <w:t xml:space="preserve">4.5.3 Database and Storage Design</w:t>
       </w:r>
     </w:p>
     <w:p>
@@ -9239,17 +9802,689 @@
         <w:pStyle w:val="FirstParagraph"/>
       </w:pPr>
       <w:r>
-        <w:t xml:space="preserve">This chapter presented the system design for the proposed prototype, including the context diagram, use case diagram, use case description, activity diagram, class diagram, sequence diagram, module responsibilities, and planned interface areas. The next chapter defines the implementation plan for developing, testing, deploying, documenting, and maintaining the prototype.</w:t>
-      </w:r>
-    </w:p>
-    <w:p>
-      <w:r>
-        <w:br w:type="page"/>
+        <w:t xml:space="preserve">The planned database design follows the same principle as the Software Design prototype: keep structured metadata in SQLite and keep large WAV files on the filesystem. This avoids storing binary audio inside the database and keeps the prototype easier to inspect during demonstration.</w:t>
+      </w:r>
+    </w:p>
+    <w:p>
+      <w:pPr>
+        <w:pStyle w:val="BodyText"/>
+      </w:pPr>
+      <w:r>
+        <w:t xml:space="preserve">Table</w:t>
+      </w:r>
+      <w:r>
+        <w:t xml:space="preserve"> </w:t>
+      </w:r>
+      <w:hyperlink w:anchor="tbl-database-entities">
+        <w:r>
+          <w:rPr>
+            <w:rStyle w:val="Hyperlink"/>
+          </w:rPr>
+          <w:t xml:space="preserve">Table 10</w:t>
+        </w:r>
+      </w:hyperlink>
+      <w:r>
+        <w:t xml:space="preserve"> </w:t>
+      </w:r>
+      <w:r>
+        <w:t xml:space="preserve">summarizes the main planned entities.</w:t>
+      </w:r>
+    </w:p>
+    <w:tbl>
+      <w:tblPr>
+        <w:tblStyle w:val="Table"/>
+        <w:tblW w:type="pct" w:w="5000"/>
+        <w:tblLayout w:type="fixed"/>
+        <w:tblLook w:firstRow="0" w:lastRow="0" w:firstColumn="0" w:lastColumn="0" w:noHBand="0" w:noVBand="0" w:val="0000"/>
+      </w:tblPr>
+      <w:tblGrid>
+        <w:gridCol w:w="7920"/>
+      </w:tblGrid>
+      <w:tr>
+        <w:tc>
+          <w:tcPr/>
+          <w:bookmarkStart w:id="154" w:name="tbl-database-entities"/>
+          <w:p>
+            <w:pPr>
+              <w:jc w:val="left"/>
+              <w:spacing w:before="200"/>
+              <w:pStyle w:val="ImageCaption"/>
+            </w:pPr>
+            <w:bookmarkStart w:id="292" w:name="_FYPTable010"/>
+            <w:r>
+              <w:t>Table 10: Planned database entities for prototype traceability</w:t>
+            </w:r>
+            <w:bookmarkEnd w:id="292"/>
+          </w:p>
+          <w:tbl>
+            <w:tblPr>
+              <w:tblStyle w:val="Table"/>
+              <w:tblW w:type="pct" w:w="5000"/>
+              <w:tblLayout w:type="fixed"/>
+              <w:tblLook w:firstRow="1" w:lastRow="0" w:firstColumn="0" w:lastColumn="0" w:noHBand="0" w:noVBand="0" w:val="0020"/>
+            </w:tblPr>
+            <w:tblGrid>
+              <w:gridCol w:w="3960"/>
+              <w:gridCol w:w="3960"/>
+            </w:tblGrid>
+            <w:tr>
+              <w:trPr>
+                <w:tblHeader w:val="on"/>
+              </w:trPr>
+              <w:tc>
+                <w:tcPr/>
+                <w:p>
+                  <w:pPr>
+                    <w:pStyle w:val="Compact"/>
+                    <w:jc w:val="center"/>
+                  </w:pPr>
+                  <w:r>
+                    <w:t xml:space="preserve">Entity</w:t>
+                  </w:r>
+                </w:p>
+              </w:tc>
+              <w:tc>
+                <w:tcPr/>
+                <w:p>
+                  <w:pPr>
+                    <w:pStyle w:val="Compact"/>
+                    <w:jc w:val="center"/>
+                  </w:pPr>
+                  <w:r>
+                    <w:t xml:space="preserve">Purpose</w:t>
+                  </w:r>
+                </w:p>
+              </w:tc>
+            </w:tr>
+            <w:tr>
+              <w:tc>
+                <w:tcPr/>
+                <w:p>
+                  <w:pPr>
+                    <w:pStyle w:val="Compact"/>
+                    <w:jc w:val="center"/>
+                  </w:pPr>
+                  <w:r>
+                    <w:rPr>
+                      <w:rStyle w:val="VerbatimChar"/>
+                    </w:rPr>
+                    <w:t xml:space="preserve">uploaded_audio</w:t>
+                  </w:r>
+                </w:p>
+              </w:tc>
+              <w:tc>
+                <w:tcPr/>
+                <w:p>
+                  <w:pPr>
+                    <w:pStyle w:val="Compact"/>
+                    <w:jc w:val="center"/>
+                  </w:pPr>
+                  <w:r>
+                    <w:t xml:space="preserve">Stores metadata for each uploaded mixed WAV file, including filename, stored path, sample rate, channels, duration, and upload time.</w:t>
+                  </w:r>
+                </w:p>
+              </w:tc>
+            </w:tr>
+            <w:tr>
+              <w:tc>
+                <w:tcPr/>
+                <w:p>
+                  <w:pPr>
+                    <w:pStyle w:val="Compact"/>
+                    <w:jc w:val="center"/>
+                  </w:pPr>
+                  <w:r>
+                    <w:rPr>
+                      <w:rStyle w:val="VerbatimChar"/>
+                    </w:rPr>
+                    <w:t xml:space="preserve">model</w:t>
+                  </w:r>
+                </w:p>
+              </w:tc>
+              <w:tc>
+                <w:tcPr/>
+                <w:p>
+                  <w:pPr>
+                    <w:pStyle w:val="Compact"/>
+                    <w:jc w:val="center"/>
+                  </w:pPr>
+                  <w:r>
+                    <w:t xml:space="preserve">Stores available model or algorithm configuration, including model name, architecture, checkpoint path, config path, and active status.</w:t>
+                  </w:r>
+                </w:p>
+              </w:tc>
+            </w:tr>
+            <w:tr>
+              <w:tc>
+                <w:tcPr/>
+                <w:p>
+                  <w:pPr>
+                    <w:pStyle w:val="Compact"/>
+                    <w:jc w:val="center"/>
+                  </w:pPr>
+                  <w:r>
+                    <w:rPr>
+                      <w:rStyle w:val="VerbatimChar"/>
+                    </w:rPr>
+                    <w:t xml:space="preserve">separation_job</w:t>
+                  </w:r>
+                </w:p>
+              </w:tc>
+              <w:tc>
+                <w:tcPr/>
+                <w:p>
+                  <w:pPr>
+                    <w:pStyle w:val="Compact"/>
+                    <w:jc w:val="center"/>
+                  </w:pPr>
+                  <w:r>
+                    <w:t xml:space="preserve">Tracks each processing request, selected model, status, timestamps, processing time, parameters, and error message.</w:t>
+                  </w:r>
+                </w:p>
+              </w:tc>
+            </w:tr>
+            <w:tr>
+              <w:tc>
+                <w:tcPr/>
+                <w:p>
+                  <w:pPr>
+                    <w:pStyle w:val="Compact"/>
+                    <w:jc w:val="center"/>
+                  </w:pPr>
+                  <w:r>
+                    <w:rPr>
+                      <w:rStyle w:val="VerbatimChar"/>
+                    </w:rPr>
+                    <w:t xml:space="preserve">separation_result</w:t>
+                  </w:r>
+                </w:p>
+              </w:tc>
+              <w:tc>
+                <w:tcPr/>
+                <w:p>
+                  <w:pPr>
+                    <w:pStyle w:val="Compact"/>
+                    <w:jc w:val="center"/>
+                  </w:pPr>
+                  <w:r>
+                    <w:t xml:space="preserve">Stores output metadata and paths for generated heart and lung sound files.</w:t>
+                  </w:r>
+                </w:p>
+              </w:tc>
+            </w:tr>
+            <w:tr>
+              <w:tc>
+                <w:tcPr/>
+                <w:p>
+                  <w:pPr>
+                    <w:pStyle w:val="Compact"/>
+                    <w:jc w:val="center"/>
+                  </w:pPr>
+                  <w:r>
+                    <w:rPr>
+                      <w:rStyle w:val="VerbatimChar"/>
+                    </w:rPr>
+                    <w:t xml:space="preserve">evaluation_metric</w:t>
+                  </w:r>
+                </w:p>
+              </w:tc>
+              <w:tc>
+                <w:tcPr/>
+                <w:p>
+                  <w:pPr>
+                    <w:pStyle w:val="Compact"/>
+                    <w:jc w:val="center"/>
+                  </w:pPr>
+                  <w:r>
+                    <w:t xml:space="preserve">Stores optional metric values when reference signals are available.</w:t>
+                  </w:r>
+                </w:p>
+              </w:tc>
+            </w:tr>
+            <w:tr>
+              <w:tc>
+                <w:tcPr/>
+                <w:p>
+                  <w:pPr>
+                    <w:pStyle w:val="Compact"/>
+                    <w:jc w:val="center"/>
+                  </w:pPr>
+                  <w:r>
+                    <w:rPr>
+                      <w:rStyle w:val="VerbatimChar"/>
+                    </w:rPr>
+                    <w:t xml:space="preserve">system_log</w:t>
+                  </w:r>
+                </w:p>
+              </w:tc>
+              <w:tc>
+                <w:tcPr/>
+                <w:p>
+                  <w:pPr>
+                    <w:pStyle w:val="Compact"/>
+                    <w:jc w:val="center"/>
+                  </w:pPr>
+                  <w:r>
+                    <w:t xml:space="preserve">Stores structured log records for upload, processing, completion, or failure events.</w:t>
+                  </w:r>
+                </w:p>
+              </w:tc>
+            </w:tr>
+          </w:tbl>
+          <w:bookmarkEnd w:id="154"/>
+          <w:p/>
+        </w:tc>
+      </w:tr>
+    </w:tbl>
+    <w:p>
+      <w:pPr>
+        <w:pStyle w:val="BodyText"/>
+      </w:pPr>
+      <w:r>
+        <w:t xml:space="preserve">The filesystem should use separate folders for uploaded audio, temporary files, generated heart outputs, generated lung outputs, model files, and logs. This separation makes cleanup easier and prevents runtime demo files from being mixed with public dataset files.</w:t>
       </w:r>
     </w:p>
     <w:bookmarkEnd w:id="155"/>
     <w:bookmarkEnd w:id="156"/>
-    <w:bookmarkStart w:id="170" w:name="chapter-5-implementation-plan"/>
+    <w:bookmarkStart w:id="161" w:name="sequence-diagram"/>
+    <w:p>
+      <w:pPr>
+        <w:pStyle w:val="Heading2"/>
+      </w:pPr>
+      <w:r>
+        <w:t xml:space="preserve">4.6 Sequence Diagram</w:t>
+      </w:r>
+    </w:p>
+    <w:p>
+      <w:pPr>
+        <w:pStyle w:val="FirstParagraph"/>
+      </w:pPr>
+      <w:r>
+        <w:t xml:space="preserve">Figure</w:t>
+      </w:r>
+      <w:r>
+        <w:t xml:space="preserve"> </w:t>
+      </w:r>
+      <w:hyperlink w:anchor="fig-sequence-diagram">
+        <w:r>
+          <w:rPr>
+            <w:rStyle w:val="Hyperlink"/>
+          </w:rPr>
+          <w:t xml:space="preserve">Figure 17</w:t>
+        </w:r>
+      </w:hyperlink>
+      <w:r>
+        <w:t xml:space="preserve"> </w:t>
+      </w:r>
+      <w:r>
+        <w:t xml:space="preserve">shows the planned interaction sequence between the user interface and the major system modules. The sequence includes model retrieval before upload, model selection during the separation request, strategy creation through the factory, and result retrieval after the job completes.</w:t>
+      </w:r>
+    </w:p>
+    <w:tbl>
+      <w:tblPr>
+        <w:tblStyle w:val="Table"/>
+        <w:tblW w:type="pct" w:w="5000"/>
+        <w:tblLayout w:type="fixed"/>
+        <w:tblLook w:firstRow="0" w:lastRow="0" w:firstColumn="0" w:lastColumn="0" w:noHBand="0" w:noVBand="0" w:val="0000"/>
+      </w:tblPr>
+      <w:tblGrid>
+        <w:gridCol w:w="7920"/>
+      </w:tblGrid>
+      <w:tr>
+        <w:tc>
+          <w:tcPr/>
+          <w:bookmarkStart w:id="160" w:name="fig-sequence-diagram"/>
+          <w:p>
+            <w:pPr>
+              <w:pStyle w:val="Compact"/>
+              <w:jc w:val="center"/>
+            </w:pPr>
+            <w:r>
+              <w:drawing>
+                <wp:inline>
+                  <wp:extent cx="5384800" cy="2695558"/>
+                  <wp:effectExtent b="0" l="0" r="0" t="0"/>
+                  <wp:docPr descr="" title="" id="158" name="Picture"/>
+                  <a:graphic>
+                    <a:graphicData uri="http://schemas.openxmlformats.org/drawingml/2006/picture">
+                      <pic:pic>
+                        <pic:nvPicPr>
+                          <pic:cNvPr descr="figures/plantuml/sequence_diagram.png" id="159" name="Picture"/>
+                          <pic:cNvPicPr>
+                            <a:picLocks noChangeArrowheads="1" noChangeAspect="1"/>
+                          </pic:cNvPicPr>
+                        </pic:nvPicPr>
+                        <pic:blipFill>
+                          <a:blip r:embed="rId157"/>
+                          <a:stretch>
+                            <a:fillRect/>
+                          </a:stretch>
+                        </pic:blipFill>
+                        <pic:spPr bwMode="auto">
+                          <a:xfrm>
+                            <a:off x="0" y="0"/>
+                            <a:ext cx="5384800" cy="2695558"/>
+                          </a:xfrm>
+                          <a:prstGeom prst="rect">
+                            <a:avLst/>
+                          </a:prstGeom>
+                          <a:noFill/>
+                          <a:ln w="9525">
+                            <a:noFill/>
+                            <a:headEnd/>
+                            <a:tailEnd/>
+                          </a:ln>
+                        </pic:spPr>
+                      </pic:pic>
+                    </a:graphicData>
+                  </a:graphic>
+                </wp:inline>
+              </w:drawing>
+            </w:r>
+          </w:p>
+          <w:p>
+            <w:pPr>
+              <w:jc w:val="left"/>
+              <w:spacing w:before="200"/>
+              <w:pStyle w:val="ImageCaption"/>
+            </w:pPr>
+            <w:bookmarkStart w:id="316" w:name="_FYPFigure017"/>
+            <w:r>
+              <w:t>Figure 17: Sequence diagram for uploading and separating a cardiopulmonary recording</w:t>
+            </w:r>
+            <w:bookmarkEnd w:id="316"/>
+          </w:p>
+          <w:bookmarkEnd w:id="160"/>
+        </w:tc>
+      </w:tr>
+    </w:tbl>
+    <w:p>
+      <w:pPr>
+        <w:pStyle w:val="BodyText"/>
+      </w:pPr>
+      <w:r>
+        <w:t xml:space="preserve">The sequence is intentionally designed around a small prototype workflow. It can run synchronously for FYP demonstration, but the class and component design leaves room for a future background job queue if longer recordings make synchronous processing too slow.</w:t>
+      </w:r>
+    </w:p>
+    <w:bookmarkEnd w:id="161"/>
+    <w:bookmarkStart w:id="163" w:name="interface-design"/>
+    <w:p>
+      <w:pPr>
+        <w:pStyle w:val="Heading2"/>
+      </w:pPr>
+      <w:r>
+        <w:t xml:space="preserve">4.7 Interface Design</w:t>
+      </w:r>
+    </w:p>
+    <w:p>
+      <w:pPr>
+        <w:pStyle w:val="FirstParagraph"/>
+      </w:pPr>
+      <w:r>
+        <w:t xml:space="preserve">The interface design should support the main workflow without making the user think about internal implementation details. The first screen should let the user select a WAV file, select a model if multiple models are configured, and start processing. The processing area should show upload, validation, model selection, separation, and result status messages. The result view should provide separate heart and lung output sections with audio players and download controls.</w:t>
+      </w:r>
+    </w:p>
+    <w:p>
+      <w:pPr>
+        <w:pStyle w:val="BodyText"/>
+      </w:pPr>
+      <w:r>
+        <w:t xml:space="preserve">Table</w:t>
+      </w:r>
+      <w:r>
+        <w:t xml:space="preserve"> </w:t>
+      </w:r>
+      <w:hyperlink w:anchor="tbl-interface-areas">
+        <w:r>
+          <w:rPr>
+            <w:rStyle w:val="Hyperlink"/>
+          </w:rPr>
+          <w:t xml:space="preserve">Table 11</w:t>
+        </w:r>
+      </w:hyperlink>
+      <w:r>
+        <w:t xml:space="preserve"> </w:t>
+      </w:r>
+      <w:r>
+        <w:t xml:space="preserve">summarizes the planned interface areas.</w:t>
+      </w:r>
+    </w:p>
+    <w:tbl>
+      <w:tblPr>
+        <w:tblStyle w:val="Table"/>
+        <w:tblW w:type="pct" w:w="5000"/>
+        <w:tblLayout w:type="fixed"/>
+        <w:tblLook w:firstRow="0" w:lastRow="0" w:firstColumn="0" w:lastColumn="0" w:noHBand="0" w:noVBand="0" w:val="0000"/>
+      </w:tblPr>
+      <w:tblGrid>
+        <w:gridCol w:w="7920"/>
+      </w:tblGrid>
+      <w:tr>
+        <w:tc>
+          <w:tcPr/>
+          <w:bookmarkStart w:id="162" w:name="tbl-interface-areas"/>
+          <w:p>
+            <w:pPr>
+              <w:jc w:val="left"/>
+              <w:spacing w:before="200"/>
+              <w:pStyle w:val="ImageCaption"/>
+            </w:pPr>
+            <w:bookmarkStart w:id="293" w:name="_FYPTable011"/>
+            <w:r>
+              <w:t>Table 11: Planned interface areas for the prototype</w:t>
+            </w:r>
+            <w:bookmarkEnd w:id="293"/>
+          </w:p>
+          <w:tbl>
+            <w:tblPr>
+              <w:tblStyle w:val="Table"/>
+              <w:tblW w:type="pct" w:w="5000"/>
+              <w:tblLayout w:type="fixed"/>
+              <w:tblLook w:firstRow="1" w:lastRow="0" w:firstColumn="0" w:lastColumn="0" w:noHBand="0" w:noVBand="0" w:val="0020"/>
+            </w:tblPr>
+            <w:tblGrid>
+              <w:gridCol w:w="3960"/>
+              <w:gridCol w:w="3960"/>
+            </w:tblGrid>
+            <w:tr>
+              <w:trPr>
+                <w:tblHeader w:val="on"/>
+              </w:trPr>
+              <w:tc>
+                <w:tcPr/>
+                <w:p>
+                  <w:pPr>
+                    <w:pStyle w:val="Compact"/>
+                    <w:jc w:val="center"/>
+                  </w:pPr>
+                  <w:r>
+                    <w:t xml:space="preserve">Interface area</w:t>
+                  </w:r>
+                </w:p>
+              </w:tc>
+              <w:tc>
+                <w:tcPr/>
+                <w:p>
+                  <w:pPr>
+                    <w:pStyle w:val="Compact"/>
+                    <w:jc w:val="center"/>
+                  </w:pPr>
+                  <w:r>
+                    <w:t xml:space="preserve">Planned content</w:t>
+                  </w:r>
+                </w:p>
+              </w:tc>
+            </w:tr>
+            <w:tr>
+              <w:tc>
+                <w:tcPr/>
+                <w:p>
+                  <w:pPr>
+                    <w:pStyle w:val="Compact"/>
+                    <w:jc w:val="center"/>
+                  </w:pPr>
+                  <w:r>
+                    <w:t xml:space="preserve">Upload area</w:t>
+                  </w:r>
+                </w:p>
+              </w:tc>
+              <w:tc>
+                <w:tcPr/>
+                <w:p>
+                  <w:pPr>
+                    <w:pStyle w:val="Compact"/>
+                    <w:jc w:val="center"/>
+                  </w:pPr>
+                  <w:r>
+                    <w:t xml:space="preserve">WAV file selector, accepted format note, selected filename, and start processing control.</w:t>
+                  </w:r>
+                </w:p>
+              </w:tc>
+            </w:tr>
+            <w:tr>
+              <w:tc>
+                <w:tcPr/>
+                <w:p>
+                  <w:pPr>
+                    <w:pStyle w:val="Compact"/>
+                    <w:jc w:val="center"/>
+                  </w:pPr>
+                  <w:r>
+                    <w:t xml:space="preserve">Model selection area</w:t>
+                  </w:r>
+                </w:p>
+              </w:tc>
+              <w:tc>
+                <w:tcPr/>
+                <w:p>
+                  <w:pPr>
+                    <w:pStyle w:val="Compact"/>
+                    <w:jc w:val="center"/>
+                  </w:pPr>
+                  <w:r>
+                    <w:t xml:space="preserve">Dropdown list of available separation models, default active model indicator, and short model description.</w:t>
+                  </w:r>
+                </w:p>
+              </w:tc>
+            </w:tr>
+            <w:tr>
+              <w:tc>
+                <w:tcPr/>
+                <w:p>
+                  <w:pPr>
+                    <w:pStyle w:val="Compact"/>
+                    <w:jc w:val="center"/>
+                  </w:pPr>
+                  <w:r>
+                    <w:t xml:space="preserve">Status area</w:t>
+                  </w:r>
+                </w:p>
+              </w:tc>
+              <w:tc>
+                <w:tcPr/>
+                <w:p>
+                  <w:pPr>
+                    <w:pStyle w:val="Compact"/>
+                    <w:jc w:val="center"/>
+                  </w:pPr>
+                  <w:r>
+                    <w:t xml:space="preserve">API status, validation status, preprocessing status, model execution status, completion time, and clear error messages.</w:t>
+                  </w:r>
+                </w:p>
+              </w:tc>
+            </w:tr>
+            <w:tr>
+              <w:tc>
+                <w:tcPr/>
+                <w:p>
+                  <w:pPr>
+                    <w:pStyle w:val="Compact"/>
+                    <w:jc w:val="center"/>
+                  </w:pPr>
+                  <w:r>
+                    <w:t xml:space="preserve">Result area</w:t>
+                  </w:r>
+                </w:p>
+              </w:tc>
+              <w:tc>
+                <w:tcPr/>
+                <w:p>
+                  <w:pPr>
+                    <w:pStyle w:val="Compact"/>
+                    <w:jc w:val="center"/>
+                  </w:pPr>
+                  <w:r>
+                    <w:t xml:space="preserve">Heart sound preview, lung sound preview, output download controls, and optional metric summary.</w:t>
+                  </w:r>
+                </w:p>
+              </w:tc>
+            </w:tr>
+            <w:tr>
+              <w:tc>
+                <w:tcPr/>
+                <w:p>
+                  <w:pPr>
+                    <w:pStyle w:val="Compact"/>
+                    <w:jc w:val="center"/>
+                  </w:pPr>
+                  <w:r>
+                    <w:t xml:space="preserve">History area</w:t>
+                  </w:r>
+                </w:p>
+              </w:tc>
+              <w:tc>
+                <w:tcPr/>
+                <w:p>
+                  <w:pPr>
+                    <w:pStyle w:val="Compact"/>
+                    <w:jc w:val="center"/>
+                  </w:pPr>
+                  <w:r>
+                    <w:t xml:space="preserve">List of recent processing jobs with filename, status, processing time, and links to reopen or download results.</w:t>
+                  </w:r>
+                </w:p>
+              </w:tc>
+            </w:tr>
+          </w:tbl>
+          <w:bookmarkEnd w:id="162"/>
+          <w:p/>
+        </w:tc>
+      </w:tr>
+    </w:tbl>
+    <w:p>
+      <w:pPr>
+        <w:pStyle w:val="BodyText"/>
+      </w:pPr>
+      <w:r>
+        <w:t xml:space="preserve">No final interface screenshots are presented in this FYP1 report because final implementation and testing belong to FYP2. The interface design will be refined after the questionnaire responses are collected and after the prototype workflow is implemented.</w:t>
+      </w:r>
+    </w:p>
+    <w:bookmarkEnd w:id="163"/>
+    <w:bookmarkStart w:id="164" w:name="summary-3"/>
+    <w:p>
+      <w:pPr>
+        <w:pStyle w:val="Heading2"/>
+      </w:pPr>
+      <w:r>
+        <w:t xml:space="preserve">4.8 Summary</w:t>
+      </w:r>
+    </w:p>
+    <w:p>
+      <w:pPr>
+        <w:pStyle w:val="FirstParagraph"/>
+      </w:pPr>
+      <w:r>
+        <w:t xml:space="preserve">This chapter presented the system design for the proposed prototype. The design now includes model selection, a model registry, service-layer separation of responsibilities, algorithm strategy selection, database traceability, filesystem storage, and a user-facing workflow for upload, processing, preview, download, and history. The next chapter explains how this design will be implemented and tested during FYP2 without claiming final results at the FYP1 stage.</w:t>
+      </w:r>
+    </w:p>
+    <w:p>
+      <w:r>
+        <w:br w:type="page"/>
+      </w:r>
+    </w:p>
+    <w:bookmarkEnd w:id="164"/>
+    <w:bookmarkEnd w:id="165"/>
+    <w:bookmarkStart w:id="185" w:name="chapter-5-implementation-plan"/>
     <w:p>
       <w:pPr>
         <w:pStyle w:val="Heading1"/>
@@ -9259,7 +10494,7 @@
         <w:t>CHAPTER 5: IMPLEMENTATION PLAN</w:t>
       </w:r>
     </w:p>
-    <w:bookmarkStart w:id="161" w:name="development-phase"/>
+    <w:bookmarkStart w:id="176" w:name="development-phase"/>
     <w:p>
       <w:pPr>
         <w:pStyle w:val="Heading2"/>
@@ -9273,10 +10508,18 @@
         <w:pStyle w:val="FirstParagraph"/>
       </w:pPr>
       <w:r>
-        <w:t xml:space="preserve">The development phase will convert the requirements and system design into a working prototype. The planned implementation will be divided into front-end development, back-end development, machine learning model integration, and database or storage integration. This chapter describes planned work only; it does not present completed implementation results.</w:t>
-      </w:r>
-    </w:p>
-    <w:bookmarkStart w:id="157" w:name="front-end-development"/>
+        <w:t xml:space="preserve">The development phase will convert the requirements and system design into a working prototype during FYP2. The planned prototype will be developed as a web-based application with a simple browser interface, a backend API, service-layer processing modules, a lightweight database, local file storage, and a model-selection mechanism. This chapter describes planned work only. It does not report completed separation accuracy, completed user testing, or final implementation results.</w:t>
+      </w:r>
+    </w:p>
+    <w:p>
+      <w:pPr>
+        <w:pStyle w:val="BodyText"/>
+      </w:pPr>
+      <w:r>
+        <w:t xml:space="preserve">The implementation will follow one practical principle: the software workflow should work even while the separation algorithm is still being improved. In other words, the upload, validation, model selection, job tracking, output storage, preview, download, and history functions should be built as reusable application features. The separation algorithms can then be added or improved through the shared strategy interface.</w:t>
+      </w:r>
+    </w:p>
+    <w:bookmarkStart w:id="166" w:name="front-end-development"/>
     <w:p>
       <w:pPr>
         <w:pStyle w:val="Heading3"/>
@@ -9290,7 +10533,7 @@
         <w:pStyle w:val="FirstParagraph"/>
       </w:pPr>
       <w:r>
-        <w:t xml:space="preserve">The front-end will provide the user interface for uploading cardiopulmonary audio, viewing validation messages, monitoring processing status, reviewing separated outputs, and downloading results. The interface should remain simple because the target users are students and researchers who need a clear workflow rather than a complex clinical system.</w:t>
+        <w:t xml:space="preserve">The front-end will provide the user interface for uploading cardiopulmonary audio, selecting the separation model, viewing validation messages, monitoring processing status, reviewing separated outputs, and downloading results. The interface should remain simple because the target users are students and researchers who need a clear workflow rather than a complex clinical system.</w:t>
       </w:r>
     </w:p>
     <w:p>
@@ -9298,11 +10541,79 @@
         <w:pStyle w:val="BodyText"/>
       </w:pPr>
       <w:r>
-        <w:t xml:space="preserve">The planned front-end pages or views include an upload view, a processing status view, a result view, and an optional history view. The front-end should also display limitations clearly so users understand that the prototype is for sound separation research and not for diagnosis.</w:t>
-      </w:r>
-    </w:p>
-    <w:bookmarkEnd w:id="157"/>
-    <w:bookmarkStart w:id="158" w:name="back-end-development"/>
+        <w:t xml:space="preserve">The planned front-end views are:</w:t>
+      </w:r>
+    </w:p>
+    <w:p>
+      <w:pPr>
+        <w:pStyle w:val="Compact"/>
+        <w:numPr>
+          <w:ilvl w:val="0"/>
+          <w:numId w:val="1005"/>
+        </w:numPr>
+      </w:pPr>
+      <w:r>
+        <w:t xml:space="preserve">Upload workspace, where the user selects a WAV file and starts processing.</w:t>
+      </w:r>
+    </w:p>
+    <w:p>
+      <w:pPr>
+        <w:pStyle w:val="Compact"/>
+        <w:numPr>
+          <w:ilvl w:val="0"/>
+          <w:numId w:val="1005"/>
+        </w:numPr>
+      </w:pPr>
+      <w:r>
+        <w:t xml:space="preserve">Model selection control, where the user selects the active separation model or keeps the default model.</w:t>
+      </w:r>
+    </w:p>
+    <w:p>
+      <w:pPr>
+        <w:pStyle w:val="Compact"/>
+        <w:numPr>
+          <w:ilvl w:val="0"/>
+          <w:numId w:val="1005"/>
+        </w:numPr>
+      </w:pPr>
+      <w:r>
+        <w:t xml:space="preserve">Processing status area, where the system reports upload, validation, model execution, completion, or failure.</w:t>
+      </w:r>
+    </w:p>
+    <w:p>
+      <w:pPr>
+        <w:pStyle w:val="Compact"/>
+        <w:numPr>
+          <w:ilvl w:val="0"/>
+          <w:numId w:val="1005"/>
+        </w:numPr>
+      </w:pPr>
+      <w:r>
+        <w:t xml:space="preserve">Result view, where the user previews heart and lung outputs and downloads the generated files.</w:t>
+      </w:r>
+    </w:p>
+    <w:p>
+      <w:pPr>
+        <w:pStyle w:val="Compact"/>
+        <w:numPr>
+          <w:ilvl w:val="0"/>
+          <w:numId w:val="1005"/>
+        </w:numPr>
+      </w:pPr>
+      <w:r>
+        <w:t xml:space="preserve">History view, where recent processing jobs can be reopened.</w:t>
+      </w:r>
+    </w:p>
+    <w:p>
+      <w:pPr>
+        <w:pStyle w:val="FirstParagraph"/>
+      </w:pPr>
+      <w:r>
+        <w:t xml:space="preserve">The front-end should make the prototype scope clear. It should describe the output as separated audio, not medical diagnosis. It should also show clear errors for unsupported file type, missing model configuration, failed preprocessing, failed separation, or missing output files.</w:t>
+      </w:r>
+    </w:p>
+    <w:bookmarkEnd w:id="166"/>
+    <w:bookmarkStart w:id="168" w:name="back-end-development"/>
     <w:p>
       <w:pPr>
         <w:pStyle w:val="Heading3"/>
@@ -9316,7 +10627,7 @@
         <w:pStyle w:val="FirstParagraph"/>
       </w:pPr>
       <w:r>
-        <w:t xml:space="preserve">The back-end will handle uploaded files, validate audio input, call preprocessing functions, run the separation workflow, manage output files, and return status information to the front-end. The back-end should be modular so that preprocessing and model components can be updated without rewriting the whole application.</w:t>
+        <w:t xml:space="preserve">The back-end will handle uploaded files, validate audio input, retrieve the selected model, call preprocessing functions, run the selected separation strategy, manage output files, and return status information to the front-end. The planned structure follows a thin-controller and service-layer approach. Route modules should receive requests and return responses, while services should contain file handling, model lookup, job coordination, and result retrieval logic.</w:t>
       </w:r>
     </w:p>
     <w:p>
@@ -9324,11 +10635,337 @@
         <w:pStyle w:val="BodyText"/>
       </w:pPr>
       <w:r>
-        <w:t xml:space="preserve">The planned back-end responsibilities include file handling, audio metadata checking, error handling, processing control, result packaging, and optional history storage. Error messages should be structured so that invalid files, failed preprocessing, and failed separation can be identified during testing.</w:t>
-      </w:r>
-    </w:p>
-    <w:bookmarkEnd w:id="158"/>
-    <w:bookmarkStart w:id="159" w:name="machine-learning-model-integration"/>
+        <w:t xml:space="preserve">The planned API responsibilities are shown in Table</w:t>
+      </w:r>
+      <w:r>
+        <w:t xml:space="preserve"> </w:t>
+      </w:r>
+      <w:hyperlink w:anchor="tbl-planned-api-responsibilities">
+        <w:r>
+          <w:rPr>
+            <w:rStyle w:val="Hyperlink"/>
+          </w:rPr>
+          <w:t xml:space="preserve">Table 12</w:t>
+        </w:r>
+      </w:hyperlink>
+      <w:r>
+        <w:t xml:space="preserve">.</w:t>
+      </w:r>
+    </w:p>
+    <w:tbl>
+      <w:tblPr>
+        <w:tblStyle w:val="Table"/>
+        <w:tblW w:type="pct" w:w="5000"/>
+        <w:tblLayout w:type="fixed"/>
+        <w:tblLook w:firstRow="0" w:lastRow="0" w:firstColumn="0" w:lastColumn="0" w:noHBand="0" w:noVBand="0" w:val="0000"/>
+      </w:tblPr>
+      <w:tblGrid>
+        <w:gridCol w:w="7920"/>
+      </w:tblGrid>
+      <w:tr>
+        <w:tc>
+          <w:tcPr/>
+          <w:bookmarkStart w:id="167" w:name="tbl-planned-api-responsibilities"/>
+          <w:p>
+            <w:pPr>
+              <w:jc w:val="left"/>
+              <w:spacing w:before="200"/>
+              <w:pStyle w:val="ImageCaption"/>
+            </w:pPr>
+            <w:bookmarkStart w:id="294" w:name="_FYPTable012"/>
+            <w:r>
+              <w:t>Table 12: Planned backend API responsibilities</w:t>
+            </w:r>
+            <w:bookmarkEnd w:id="294"/>
+          </w:p>
+          <w:tbl>
+            <w:tblPr>
+              <w:tblStyle w:val="Table"/>
+              <w:tblW w:type="pct" w:w="5000"/>
+              <w:tblLayout w:type="fixed"/>
+              <w:tblLook w:firstRow="1" w:lastRow="0" w:firstColumn="0" w:lastColumn="0" w:noHBand="0" w:noVBand="0" w:val="0020"/>
+            </w:tblPr>
+            <w:tblGrid>
+              <w:gridCol w:w="3960"/>
+              <w:gridCol w:w="3960"/>
+            </w:tblGrid>
+            <w:tr>
+              <w:trPr>
+                <w:tblHeader w:val="on"/>
+              </w:trPr>
+              <w:tc>
+                <w:tcPr/>
+                <w:p>
+                  <w:pPr>
+                    <w:pStyle w:val="Compact"/>
+                    <w:jc w:val="center"/>
+                  </w:pPr>
+                  <w:r>
+                    <w:t xml:space="preserve">Endpoint or function</w:t>
+                  </w:r>
+                </w:p>
+              </w:tc>
+              <w:tc>
+                <w:tcPr/>
+                <w:p>
+                  <w:pPr>
+                    <w:pStyle w:val="Compact"/>
+                    <w:jc w:val="center"/>
+                  </w:pPr>
+                  <w:r>
+                    <w:t xml:space="preserve">Planned purpose</w:t>
+                  </w:r>
+                </w:p>
+              </w:tc>
+            </w:tr>
+            <w:tr>
+              <w:tc>
+                <w:tcPr/>
+                <w:p>
+                  <w:pPr>
+                    <w:pStyle w:val="Compact"/>
+                    <w:jc w:val="center"/>
+                  </w:pPr>
+                  <w:r>
+                    <w:rPr>
+                      <w:rStyle w:val="VerbatimChar"/>
+                    </w:rPr>
+                    <w:t xml:space="preserve">GET /health</w:t>
+                  </w:r>
+                </w:p>
+              </w:tc>
+              <w:tc>
+                <w:tcPr/>
+                <w:p>
+                  <w:pPr>
+                    <w:pStyle w:val="Compact"/>
+                    <w:jc w:val="center"/>
+                  </w:pPr>
+                  <w:r>
+                    <w:t xml:space="preserve">Check whether the API and local database are available.</w:t>
+                  </w:r>
+                </w:p>
+              </w:tc>
+            </w:tr>
+            <w:tr>
+              <w:tc>
+                <w:tcPr/>
+                <w:p>
+                  <w:pPr>
+                    <w:pStyle w:val="Compact"/>
+                    <w:jc w:val="center"/>
+                  </w:pPr>
+                  <w:r>
+                    <w:rPr>
+                      <w:rStyle w:val="VerbatimChar"/>
+                    </w:rPr>
+                    <w:t xml:space="preserve">GET /models</w:t>
+                  </w:r>
+                </w:p>
+              </w:tc>
+              <w:tc>
+                <w:tcPr/>
+                <w:p>
+                  <w:pPr>
+                    <w:pStyle w:val="Compact"/>
+                    <w:jc w:val="center"/>
+                  </w:pPr>
+                  <w:r>
+                    <w:t xml:space="preserve">Return available separation models and identify the active default model.</w:t>
+                  </w:r>
+                </w:p>
+              </w:tc>
+            </w:tr>
+            <w:tr>
+              <w:tc>
+                <w:tcPr/>
+                <w:p>
+                  <w:pPr>
+                    <w:pStyle w:val="Compact"/>
+                    <w:jc w:val="center"/>
+                  </w:pPr>
+                  <w:r>
+                    <w:rPr>
+                      <w:rStyle w:val="VerbatimChar"/>
+                    </w:rPr>
+                    <w:t xml:space="preserve">POST /upload</w:t>
+                  </w:r>
+                </w:p>
+              </w:tc>
+              <w:tc>
+                <w:tcPr/>
+                <w:p>
+                  <w:pPr>
+                    <w:pStyle w:val="Compact"/>
+                    <w:jc w:val="center"/>
+                  </w:pPr>
+                  <w:r>
+                    <w:t xml:space="preserve">Accept and validate a mixed WAV file, then store upload metadata.</w:t>
+                  </w:r>
+                </w:p>
+              </w:tc>
+            </w:tr>
+            <w:tr>
+              <w:tc>
+                <w:tcPr/>
+                <w:p>
+                  <w:pPr>
+                    <w:pStyle w:val="Compact"/>
+                    <w:jc w:val="center"/>
+                  </w:pPr>
+                  <w:r>
+                    <w:rPr>
+                      <w:rStyle w:val="VerbatimChar"/>
+                    </w:rPr>
+                    <w:t xml:space="preserve">POST /separate/{audio_id}</w:t>
+                  </w:r>
+                </w:p>
+              </w:tc>
+              <w:tc>
+                <w:tcPr/>
+                <w:p>
+                  <w:pPr>
+                    <w:pStyle w:val="Compact"/>
+                    <w:jc w:val="center"/>
+                  </w:pPr>
+                  <w:r>
+                    <w:t xml:space="preserve">Run separation using the selected model or active default model.</w:t>
+                  </w:r>
+                </w:p>
+              </w:tc>
+            </w:tr>
+            <w:tr>
+              <w:tc>
+                <w:tcPr/>
+                <w:p>
+                  <w:pPr>
+                    <w:pStyle w:val="Compact"/>
+                    <w:jc w:val="center"/>
+                  </w:pPr>
+                  <w:r>
+                    <w:rPr>
+                      <w:rStyle w:val="VerbatimChar"/>
+                    </w:rPr>
+                    <w:t xml:space="preserve">GET /result/{job_id}</w:t>
+                  </w:r>
+                </w:p>
+              </w:tc>
+              <w:tc>
+                <w:tcPr/>
+                <w:p>
+                  <w:pPr>
+                    <w:pStyle w:val="Compact"/>
+                    <w:jc w:val="center"/>
+                  </w:pPr>
+                  <w:r>
+                    <w:t xml:space="preserve">Return job status, uploaded audio metadata, output paths, timing, and optional metrics.</w:t>
+                  </w:r>
+                </w:p>
+              </w:tc>
+            </w:tr>
+            <w:tr>
+              <w:tc>
+                <w:tcPr/>
+                <w:p>
+                  <w:pPr>
+                    <w:pStyle w:val="Compact"/>
+                    <w:jc w:val="center"/>
+                  </w:pPr>
+                  <w:r>
+                    <w:rPr>
+                      <w:rStyle w:val="VerbatimChar"/>
+                    </w:rPr>
+                    <w:t xml:space="preserve">GET /download/{job_id}/heart</w:t>
+                  </w:r>
+                </w:p>
+              </w:tc>
+              <w:tc>
+                <w:tcPr/>
+                <w:p>
+                  <w:pPr>
+                    <w:pStyle w:val="Compact"/>
+                    <w:jc w:val="center"/>
+                  </w:pPr>
+                  <w:r>
+                    <w:t xml:space="preserve">Download the separated heart sound output.</w:t>
+                  </w:r>
+                </w:p>
+              </w:tc>
+            </w:tr>
+            <w:tr>
+              <w:tc>
+                <w:tcPr/>
+                <w:p>
+                  <w:pPr>
+                    <w:pStyle w:val="Compact"/>
+                    <w:jc w:val="center"/>
+                  </w:pPr>
+                  <w:r>
+                    <w:rPr>
+                      <w:rStyle w:val="VerbatimChar"/>
+                    </w:rPr>
+                    <w:t xml:space="preserve">GET /download/{job_id}/lung</w:t>
+                  </w:r>
+                </w:p>
+              </w:tc>
+              <w:tc>
+                <w:tcPr/>
+                <w:p>
+                  <w:pPr>
+                    <w:pStyle w:val="Compact"/>
+                    <w:jc w:val="center"/>
+                  </w:pPr>
+                  <w:r>
+                    <w:t xml:space="preserve">Download the separated lung sound output.</w:t>
+                  </w:r>
+                </w:p>
+              </w:tc>
+            </w:tr>
+            <w:tr>
+              <w:tc>
+                <w:tcPr/>
+                <w:p>
+                  <w:pPr>
+                    <w:pStyle w:val="Compact"/>
+                    <w:jc w:val="center"/>
+                  </w:pPr>
+                  <w:r>
+                    <w:rPr>
+                      <w:rStyle w:val="VerbatimChar"/>
+                    </w:rPr>
+                    <w:t xml:space="preserve">GET /history</w:t>
+                  </w:r>
+                </w:p>
+              </w:tc>
+              <w:tc>
+                <w:tcPr/>
+                <w:p>
+                  <w:pPr>
+                    <w:pStyle w:val="Compact"/>
+                    <w:jc w:val="center"/>
+                  </w:pPr>
+                  <w:r>
+                    <w:t xml:space="preserve">Return recent separation jobs for the history view.</w:t>
+                  </w:r>
+                </w:p>
+              </w:tc>
+            </w:tr>
+          </w:tbl>
+          <w:bookmarkEnd w:id="167"/>
+          <w:p/>
+        </w:tc>
+      </w:tr>
+    </w:tbl>
+    <w:p>
+      <w:pPr>
+        <w:pStyle w:val="BodyText"/>
+      </w:pPr>
+      <w:r>
+        <w:t xml:space="preserve">The back-end should keep model execution separate from routing. This allows FYP2 development to replace a baseline strategy with a stronger model without changing the upload and result workflow.</w:t>
+      </w:r>
+    </w:p>
+    <w:bookmarkEnd w:id="168"/>
+    <w:bookmarkStart w:id="174" w:name="machine-learning-model-integration"/>
     <w:p>
       <w:pPr>
         <w:pStyle w:val="Heading3"/>
@@ -9342,7 +10979,69 @@
         <w:pStyle w:val="FirstParagraph"/>
       </w:pPr>
       <w:r>
-        <w:t xml:space="preserve">The machine learning component will be integrated as a separation module that receives preprocessed audio input and produces heart and lung sound outputs. The selected model or separation pipeline should match the available dataset, evaluation plan, and project time constraints.</w:t>
+        <w:t xml:space="preserve">The machine learning component will be integrated through a strategy interface. Each separation strategy will receive a mixed input waveform and will return separated heart and lung outputs using the same contract. This allows the prototype to support baseline filtering, traditional decomposition methods, and a machine learning method under the same workflow. These planned strategies are derived from the reviewed separation, denoising, and model-based cardiopulmonary sound studies</w:t>
+      </w:r>
+      <w:r>
+        <w:t xml:space="preserve"> </w:t>
+      </w:r>
+      <w:r>
+        <w:t xml:space="preserve">(</w:t>
+      </w:r>
+      <w:hyperlink w:anchor="ref-fattahi2022blind2">
+        <w:r>
+          <w:rPr>
+            <w:rStyle w:val="Hyperlink"/>
+          </w:rPr>
+          <w:t xml:space="preserve">Fattahi et al., 2022</w:t>
+        </w:r>
+      </w:hyperlink>
+      <w:r>
+        <w:t xml:space="preserve">;</w:t>
+      </w:r>
+      <w:r>
+        <w:t xml:space="preserve"> </w:t>
+      </w:r>
+      <w:hyperlink w:anchor="ref-sun2024daenmfvmd">
+        <w:r>
+          <w:rPr>
+            <w:rStyle w:val="Hyperlink"/>
+          </w:rPr>
+          <w:t xml:space="preserve">Sun et al., 2024</w:t>
+        </w:r>
+      </w:hyperlink>
+      <w:r>
+        <w:t xml:space="preserve">;</w:t>
+      </w:r>
+      <w:r>
+        <w:t xml:space="preserve"> </w:t>
+      </w:r>
+      <w:hyperlink w:anchor="ref-ullah2024unsupervised">
+        <w:r>
+          <w:rPr>
+            <w:rStyle w:val="Hyperlink"/>
+          </w:rPr>
+          <w:t xml:space="preserve">Ullah and Zhang, 2024</w:t>
+        </w:r>
+      </w:hyperlink>
+      <w:r>
+        <w:t xml:space="preserve">;</w:t>
+      </w:r>
+      <w:r>
+        <w:t xml:space="preserve"> </w:t>
+      </w:r>
+      <w:hyperlink w:anchor="ref-poh2024neossnet">
+        <w:r>
+          <w:rPr>
+            <w:rStyle w:val="Hyperlink"/>
+          </w:rPr>
+          <w:t xml:space="preserve">Poh et al., 2024</w:t>
+        </w:r>
+      </w:hyperlink>
+      <w:r>
+        <w:t xml:space="preserve">)</w:t>
+      </w:r>
+      <w:r>
+        <w:t xml:space="preserve">.</w:t>
       </w:r>
     </w:p>
     <w:p>
@@ -9350,11 +11049,3055 @@
         <w:pStyle w:val="BodyText"/>
       </w:pPr>
       <w:r>
-        <w:t xml:space="preserve">The integration plan includes input preparation, model loading, inference execution, output post-processing, and metric calculation where suitable. Final model scores are not presented in this report because implementation and testing have not yet been completed.</w:t>
-      </w:r>
-    </w:p>
-    <w:bookmarkEnd w:id="159"/>
-    <w:bookmarkStart w:id="160" w:name="database-and-storage-integration"/>
+        <w:t xml:space="preserve">The mixed cardiopulmonary signal can be represented as:</w:t>
+      </w:r>
+    </w:p>
+    <w:p>
+      <w:pPr>
+        <w:pStyle w:val="BodyText"/>
+      </w:pPr>
+      <m:oMathPara>
+        <m:oMathParaPr>
+          <m:jc m:val="center"/>
+        </m:oMathParaPr>
+        <m:oMath>
+          <m:r>
+            <m:t>x</m:t>
+          </m:r>
+          <m:r>
+            <m:rPr>
+              <m:sty m:val="p"/>
+            </m:rPr>
+            <m:t>[</m:t>
+          </m:r>
+          <m:r>
+            <m:t>n</m:t>
+          </m:r>
+          <m:r>
+            <m:rPr>
+              <m:sty m:val="p"/>
+            </m:rPr>
+            <m:t>]</m:t>
+          </m:r>
+          <m:r>
+            <m:rPr>
+              <m:sty m:val="p"/>
+            </m:rPr>
+            <m:t>=</m:t>
+          </m:r>
+          <m:r>
+            <m:t>h</m:t>
+          </m:r>
+          <m:r>
+            <m:rPr>
+              <m:sty m:val="p"/>
+            </m:rPr>
+            <m:t>[</m:t>
+          </m:r>
+          <m:r>
+            <m:t>n</m:t>
+          </m:r>
+          <m:r>
+            <m:rPr>
+              <m:sty m:val="p"/>
+            </m:rPr>
+            <m:t>]</m:t>
+          </m:r>
+          <m:r>
+            <m:rPr>
+              <m:sty m:val="p"/>
+            </m:rPr>
+            <m:t>+</m:t>
+          </m:r>
+          <m:r>
+            <m:t>l</m:t>
+          </m:r>
+          <m:r>
+            <m:rPr>
+              <m:sty m:val="p"/>
+            </m:rPr>
+            <m:t>[</m:t>
+          </m:r>
+          <m:r>
+            <m:t>n</m:t>
+          </m:r>
+          <m:r>
+            <m:rPr>
+              <m:sty m:val="p"/>
+            </m:rPr>
+            <m:t>]</m:t>
+          </m:r>
+          <m:r>
+            <m:rPr>
+              <m:sty m:val="p"/>
+            </m:rPr>
+            <m:t>+</m:t>
+          </m:r>
+          <m:r>
+            <m:t>r</m:t>
+          </m:r>
+          <m:r>
+            <m:rPr>
+              <m:sty m:val="p"/>
+            </m:rPr>
+            <m:t>[</m:t>
+          </m:r>
+          <m:r>
+            <m:t>n</m:t>
+          </m:r>
+          <m:r>
+            <m:rPr>
+              <m:sty m:val="p"/>
+            </m:rPr>
+            <m:t>]</m:t>
+          </m:r>
+          <m:r>
+            <m:rPr>
+              <m:sty m:val="p"/>
+            </m:rPr>
+            <m:t>,</m:t>
+          </m:r>
+        </m:oMath>
+      </m:oMathPara>
+    </w:p>
+    <w:p>
+      <w:pPr>
+        <w:pStyle w:val="FirstParagraph"/>
+      </w:pPr>
+      <w:r>
+        <w:t xml:space="preserve">where (x[n]) is the recorded mixed signal, (h[n]) is the heart sound component, (l[n]) is the lung sound component, and (r[n]) represents noise, recording artefacts, or residual interference. The objective of the prototype is to estimate (</w:t>
+      </w:r>
+      <w:r>
+        <w:t xml:space="preserve">[n]) and (</w:t>
+      </w:r>
+      <w:r>
+        <w:t xml:space="preserve">[n]) from (x[n]).</w:t>
+      </w:r>
+    </w:p>
+    <w:bookmarkStart w:id="169" w:name="input-preparation"/>
+    <w:p>
+      <w:pPr>
+        <w:pStyle w:val="Heading4"/>
+      </w:pPr>
+      <w:r>
+        <w:t xml:space="preserve">5.1.3.1 Input Preparation</w:t>
+      </w:r>
+    </w:p>
+    <w:p>
+      <w:pPr>
+        <w:pStyle w:val="FirstParagraph"/>
+      </w:pPr>
+      <w:r>
+        <w:t xml:space="preserve">Before separation, the audio will be converted into a consistent format because noisy recordings, recording artefacts, and inconsistent signal preparation can affect separation quality</w:t>
+      </w:r>
+      <w:r>
+        <w:t xml:space="preserve"> </w:t>
+      </w:r>
+      <w:r>
+        <w:t xml:space="preserve">(</w:t>
+      </w:r>
+      <w:hyperlink w:anchor="ref-grooby2023noisyneonatal">
+        <w:r>
+          <w:rPr>
+            <w:rStyle w:val="Hyperlink"/>
+          </w:rPr>
+          <w:t xml:space="preserve">Grooby et al., 2023</w:t>
+        </w:r>
+      </w:hyperlink>
+      <w:r>
+        <w:t xml:space="preserve">;</w:t>
+      </w:r>
+      <w:r>
+        <w:t xml:space="preserve"> </w:t>
+      </w:r>
+      <w:hyperlink w:anchor="ref-fattahi2022blind2">
+        <w:r>
+          <w:rPr>
+            <w:rStyle w:val="Hyperlink"/>
+          </w:rPr>
+          <w:t xml:space="preserve">Fattahi et al., 2022</w:t>
+        </w:r>
+      </w:hyperlink>
+      <w:r>
+        <w:t xml:space="preserve">)</w:t>
+      </w:r>
+      <w:r>
+        <w:t xml:space="preserve">. A typical preparation flow is:</w:t>
+      </w:r>
+    </w:p>
+    <w:p>
+      <w:pPr>
+        <w:pStyle w:val="Compact"/>
+        <w:numPr>
+          <w:ilvl w:val="0"/>
+          <w:numId w:val="1006"/>
+        </w:numPr>
+      </w:pPr>
+      <w:r>
+        <w:t xml:space="preserve">Read the uploaded WAV file.</w:t>
+      </w:r>
+    </w:p>
+    <w:p>
+      <w:pPr>
+        <w:pStyle w:val="Compact"/>
+        <w:numPr>
+          <w:ilvl w:val="0"/>
+          <w:numId w:val="1006"/>
+        </w:numPr>
+      </w:pPr>
+      <w:r>
+        <w:t xml:space="preserve">Convert stereo input to mono if needed.</w:t>
+      </w:r>
+    </w:p>
+    <w:p>
+      <w:pPr>
+        <w:pStyle w:val="Compact"/>
+        <w:numPr>
+          <w:ilvl w:val="0"/>
+          <w:numId w:val="1006"/>
+        </w:numPr>
+      </w:pPr>
+      <w:r>
+        <w:t xml:space="preserve">Resample to the model sample rate.</w:t>
+      </w:r>
+    </w:p>
+    <w:p>
+      <w:pPr>
+        <w:pStyle w:val="Compact"/>
+        <w:numPr>
+          <w:ilvl w:val="0"/>
+          <w:numId w:val="1006"/>
+        </w:numPr>
+      </w:pPr>
+      <w:r>
+        <w:t xml:space="preserve">Normalize the amplitude.</w:t>
+      </w:r>
+    </w:p>
+    <w:p>
+      <w:pPr>
+        <w:pStyle w:val="Compact"/>
+        <w:numPr>
+          <w:ilvl w:val="0"/>
+          <w:numId w:val="1006"/>
+        </w:numPr>
+      </w:pPr>
+      <w:r>
+        <w:t xml:space="preserve">Segment or transform the signal if required by the selected model.</w:t>
+      </w:r>
+    </w:p>
+    <w:p>
+      <w:pPr>
+        <w:pStyle w:val="FirstParagraph"/>
+      </w:pPr>
+      <w:r>
+        <w:t xml:space="preserve">Amplitude normalization can be written as:</w:t>
+      </w:r>
+    </w:p>
+    <w:p>
+      <w:pPr>
+        <w:pStyle w:val="BodyText"/>
+      </w:pPr>
+      <m:oMathPara>
+        <m:oMathParaPr>
+          <m:jc m:val="center"/>
+        </m:oMathParaPr>
+        <m:oMath>
+          <m:acc>
+            <m:accPr>
+              <m:chr m:val="̃"/>
+            </m:accPr>
+            <m:e>
+              <m:r>
+                <m:t>x</m:t>
+              </m:r>
+            </m:e>
+          </m:acc>
+          <m:r>
+            <m:rPr>
+              <m:sty m:val="p"/>
+            </m:rPr>
+            <m:t>[</m:t>
+          </m:r>
+          <m:r>
+            <m:t>n</m:t>
+          </m:r>
+          <m:r>
+            <m:rPr>
+              <m:sty m:val="p"/>
+            </m:rPr>
+            <m:t>]</m:t>
+          </m:r>
+          <m:r>
+            <m:rPr>
+              <m:sty m:val="p"/>
+            </m:rPr>
+            <m:t>=</m:t>
+          </m:r>
+          <m:f>
+            <m:fPr>
+              <m:type m:val="bar"/>
+            </m:fPr>
+            <m:num>
+              <m:r>
+                <m:t>x</m:t>
+              </m:r>
+              <m:r>
+                <m:rPr>
+                  <m:sty m:val="p"/>
+                </m:rPr>
+                <m:t>[</m:t>
+              </m:r>
+              <m:r>
+                <m:t>n</m:t>
+              </m:r>
+              <m:r>
+                <m:rPr>
+                  <m:sty m:val="p"/>
+                </m:rPr>
+                <m:t>]</m:t>
+              </m:r>
+            </m:num>
+            <m:den>
+              <m:limLow>
+                <m:e>
+                  <m:r>
+                    <m:rPr>
+                      <m:sty m:val="p"/>
+                    </m:rPr>
+                    <m:t>max</m:t>
+                  </m:r>
+                </m:e>
+                <m:lim>
+                  <m:r>
+                    <m:t>n</m:t>
+                  </m:r>
+                </m:lim>
+              </m:limLow>
+              <m:r>
+                <m:rPr>
+                  <m:sty m:val="p"/>
+                </m:rPr>
+                <m:t>|</m:t>
+              </m:r>
+              <m:r>
+                <m:t>x</m:t>
+              </m:r>
+              <m:r>
+                <m:rPr>
+                  <m:sty m:val="p"/>
+                </m:rPr>
+                <m:t>[</m:t>
+              </m:r>
+              <m:r>
+                <m:t>n</m:t>
+              </m:r>
+              <m:r>
+                <m:rPr>
+                  <m:sty m:val="p"/>
+                </m:rPr>
+                <m:t>]</m:t>
+              </m:r>
+              <m:r>
+                <m:rPr>
+                  <m:sty m:val="p"/>
+                </m:rPr>
+                <m:t>|</m:t>
+              </m:r>
+              <m:r>
+                <m:rPr>
+                  <m:sty m:val="p"/>
+                </m:rPr>
+                <m:t>+</m:t>
+              </m:r>
+              <m:r>
+                <m:t>ϵ</m:t>
+              </m:r>
+            </m:den>
+          </m:f>
+          <m:r>
+            <m:rPr>
+              <m:sty m:val="p"/>
+            </m:rPr>
+            <m:t>,</m:t>
+          </m:r>
+        </m:oMath>
+      </m:oMathPara>
+    </w:p>
+    <w:p>
+      <w:pPr>
+        <w:pStyle w:val="FirstParagraph"/>
+      </w:pPr>
+      <w:r>
+        <w:t xml:space="preserve">where (</w:t>
+      </w:r>
+      <w:r>
+        <w:t xml:space="preserve">) is a small value used to avoid division by zero. For methods that use a time-frequency representation, the short-time Fourier transform (STFT) can be computed as:</w:t>
+      </w:r>
+    </w:p>
+    <w:p>
+      <w:pPr>
+        <w:pStyle w:val="BodyText"/>
+      </w:pPr>
+      <m:oMathPara>
+        <m:oMathParaPr>
+          <m:jc m:val="center"/>
+        </m:oMathParaPr>
+        <m:oMath>
+          <m:r>
+            <m:t>X</m:t>
+          </m:r>
+          <m:r>
+            <m:rPr>
+              <m:sty m:val="p"/>
+            </m:rPr>
+            <m:t>(</m:t>
+          </m:r>
+          <m:r>
+            <m:t>k</m:t>
+          </m:r>
+          <m:r>
+            <m:rPr>
+              <m:sty m:val="p"/>
+            </m:rPr>
+            <m:t>,</m:t>
+          </m:r>
+          <m:r>
+            <m:t>m</m:t>
+          </m:r>
+          <m:r>
+            <m:rPr>
+              <m:sty m:val="p"/>
+            </m:rPr>
+            <m:t>)</m:t>
+          </m:r>
+          <m:r>
+            <m:rPr>
+              <m:sty m:val="p"/>
+            </m:rPr>
+            <m:t>=</m:t>
+          </m:r>
+          <m:nary>
+            <m:naryPr>
+              <m:chr m:val="∑"/>
+              <m:limLoc m:val="undOvr"/>
+              <m:subHide m:val="off"/>
+              <m:supHide m:val="off"/>
+            </m:naryPr>
+            <m:sub>
+              <m:r>
+                <m:t>n</m:t>
+              </m:r>
+              <m:r>
+                <m:rPr>
+                  <m:sty m:val="p"/>
+                </m:rPr>
+                <m:t>=</m:t>
+              </m:r>
+              <m:r>
+                <m:t>0</m:t>
+              </m:r>
+            </m:sub>
+            <m:sup>
+              <m:r>
+                <m:t>N</m:t>
+              </m:r>
+              <m:r>
+                <m:rPr>
+                  <m:sty m:val="p"/>
+                </m:rPr>
+                <m:t>−</m:t>
+              </m:r>
+              <m:r>
+                <m:t>1</m:t>
+              </m:r>
+            </m:sup>
+            <m:e>
+              <m:acc>
+                <m:accPr>
+                  <m:chr m:val="̃"/>
+                </m:accPr>
+                <m:e>
+                  <m:r>
+                    <m:t>x</m:t>
+                  </m:r>
+                </m:e>
+              </m:acc>
+            </m:e>
+          </m:nary>
+          <m:r>
+            <m:rPr>
+              <m:sty m:val="p"/>
+            </m:rPr>
+            <m:t>[</m:t>
+          </m:r>
+          <m:r>
+            <m:t>n</m:t>
+          </m:r>
+          <m:r>
+            <m:rPr>
+              <m:sty m:val="p"/>
+            </m:rPr>
+            <m:t>]</m:t>
+          </m:r>
+          <m:r>
+            <m:t>w</m:t>
+          </m:r>
+          <m:r>
+            <m:rPr>
+              <m:sty m:val="p"/>
+            </m:rPr>
+            <m:t>[</m:t>
+          </m:r>
+          <m:r>
+            <m:t>n</m:t>
+          </m:r>
+          <m:r>
+            <m:rPr>
+              <m:sty m:val="p"/>
+            </m:rPr>
+            <m:t>−</m:t>
+          </m:r>
+          <m:r>
+            <m:t>m</m:t>
+          </m:r>
+          <m:r>
+            <m:t>H</m:t>
+          </m:r>
+          <m:r>
+            <m:rPr>
+              <m:sty m:val="p"/>
+            </m:rPr>
+            <m:t>]</m:t>
+          </m:r>
+          <m:sSup>
+            <m:e>
+              <m:r>
+                <m:t>e</m:t>
+              </m:r>
+            </m:e>
+            <m:sup>
+              <m:r>
+                <m:rPr>
+                  <m:sty m:val="p"/>
+                </m:rPr>
+                <m:t>−</m:t>
+              </m:r>
+              <m:r>
+                <m:t>j</m:t>
+              </m:r>
+              <m:r>
+                <m:t>2</m:t>
+              </m:r>
+              <m:r>
+                <m:t>π</m:t>
+              </m:r>
+              <m:r>
+                <m:t>k</m:t>
+              </m:r>
+              <m:r>
+                <m:t>n</m:t>
+              </m:r>
+              <m:r>
+                <m:rPr>
+                  <m:sty m:val="p"/>
+                </m:rPr>
+                <m:t>/</m:t>
+              </m:r>
+              <m:r>
+                <m:t>N</m:t>
+              </m:r>
+            </m:sup>
+          </m:sSup>
+          <m:r>
+            <m:rPr>
+              <m:sty m:val="p"/>
+            </m:rPr>
+            <m:t>,</m:t>
+          </m:r>
+        </m:oMath>
+      </m:oMathPara>
+    </w:p>
+    <w:p>
+      <w:pPr>
+        <w:pStyle w:val="FirstParagraph"/>
+      </w:pPr>
+      <w:r>
+        <w:t xml:space="preserve">where (w[</w:t>
+      </w:r>
+      <w:r>
+        <w:t xml:space="preserve">]) is the analysis window, (H) is the hop size, (N) is the FFT size, (k) is the frequency bin, and (m) is the frame index.</w:t>
+      </w:r>
+    </w:p>
+    <w:bookmarkEnd w:id="169"/>
+    <w:bookmarkStart w:id="170" w:name="algorithm-1-fixed-filter-baseline"/>
+    <w:p>
+      <w:pPr>
+        <w:pStyle w:val="Heading4"/>
+      </w:pPr>
+      <w:r>
+        <w:t xml:space="preserve">5.1.3.2 Algorithm 1: Fixed Filter Baseline</w:t>
+      </w:r>
+    </w:p>
+    <w:p>
+      <w:pPr>
+        <w:pStyle w:val="FirstParagraph"/>
+      </w:pPr>
+      <w:r>
+        <w:t xml:space="preserve">The fixed filter baseline will be used as a simple comparison method and as an early pipeline test. Filtering is not expected to solve all overlap problems, but it gives the prototype a transparent baseline before stronger decomposition or neural methods are evaluated</w:t>
+      </w:r>
+      <w:r>
+        <w:t xml:space="preserve"> </w:t>
+      </w:r>
+      <w:r>
+        <w:t xml:space="preserve">(</w:t>
+      </w:r>
+      <w:hyperlink w:anchor="ref-roy2024pcgreview">
+        <w:r>
+          <w:rPr>
+            <w:rStyle w:val="Hyperlink"/>
+          </w:rPr>
+          <w:t xml:space="preserve">Roy et al., 2024</w:t>
+        </w:r>
+      </w:hyperlink>
+      <w:r>
+        <w:t xml:space="preserve">;</w:t>
+      </w:r>
+      <w:r>
+        <w:t xml:space="preserve"> </w:t>
+      </w:r>
+      <w:hyperlink w:anchor="ref-zhao2024heartanalysis">
+        <w:r>
+          <w:rPr>
+            <w:rStyle w:val="Hyperlink"/>
+          </w:rPr>
+          <w:t xml:space="preserve">Zhao et al., 2024</w:t>
+        </w:r>
+      </w:hyperlink>
+      <w:r>
+        <w:t xml:space="preserve">)</w:t>
+      </w:r>
+      <w:r>
+        <w:t xml:space="preserve">. It applies frequency-domain masks or filters to produce rough heart and lung estimates:</w:t>
+      </w:r>
+    </w:p>
+    <w:p>
+      <w:pPr>
+        <w:pStyle w:val="BodyText"/>
+      </w:pPr>
+      <m:oMathPara>
+        <m:oMathParaPr>
+          <m:jc m:val="center"/>
+        </m:oMathParaPr>
+        <m:oMath>
+          <m:acc>
+            <m:accPr>
+              <m:chr m:val="̂"/>
+            </m:accPr>
+            <m:e>
+              <m:r>
+                <m:t>H</m:t>
+              </m:r>
+            </m:e>
+          </m:acc>
+          <m:r>
+            <m:rPr>
+              <m:sty m:val="p"/>
+            </m:rPr>
+            <m:t>(</m:t>
+          </m:r>
+          <m:r>
+            <m:t>k</m:t>
+          </m:r>
+          <m:r>
+            <m:rPr>
+              <m:sty m:val="p"/>
+            </m:rPr>
+            <m:t>,</m:t>
+          </m:r>
+          <m:r>
+            <m:t>m</m:t>
+          </m:r>
+          <m:r>
+            <m:rPr>
+              <m:sty m:val="p"/>
+            </m:rPr>
+            <m:t>)</m:t>
+          </m:r>
+          <m:r>
+            <m:rPr>
+              <m:sty m:val="p"/>
+            </m:rPr>
+            <m:t>=</m:t>
+          </m:r>
+          <m:sSub>
+            <m:e>
+              <m:r>
+                <m:t>M</m:t>
+              </m:r>
+            </m:e>
+            <m:sub>
+              <m:r>
+                <m:t>h</m:t>
+              </m:r>
+            </m:sub>
+          </m:sSub>
+          <m:r>
+            <m:rPr>
+              <m:sty m:val="p"/>
+            </m:rPr>
+            <m:t>(</m:t>
+          </m:r>
+          <m:r>
+            <m:t>k</m:t>
+          </m:r>
+          <m:r>
+            <m:rPr>
+              <m:sty m:val="p"/>
+            </m:rPr>
+            <m:t>)</m:t>
+          </m:r>
+          <m:r>
+            <m:t>X</m:t>
+          </m:r>
+          <m:r>
+            <m:rPr>
+              <m:sty m:val="p"/>
+            </m:rPr>
+            <m:t>(</m:t>
+          </m:r>
+          <m:r>
+            <m:t>k</m:t>
+          </m:r>
+          <m:r>
+            <m:rPr>
+              <m:sty m:val="p"/>
+            </m:rPr>
+            <m:t>,</m:t>
+          </m:r>
+          <m:r>
+            <m:t>m</m:t>
+          </m:r>
+          <m:r>
+            <m:rPr>
+              <m:sty m:val="p"/>
+            </m:rPr>
+            <m:t>)</m:t>
+          </m:r>
+          <m:r>
+            <m:rPr>
+              <m:sty m:val="p"/>
+            </m:rPr>
+            <m:t>,</m:t>
+          </m:r>
+        </m:oMath>
+      </m:oMathPara>
+    </w:p>
+    <w:p>
+      <w:pPr>
+        <w:pStyle w:val="FirstParagraph"/>
+      </w:pPr>
+      <m:oMathPara>
+        <m:oMathParaPr>
+          <m:jc m:val="center"/>
+        </m:oMathParaPr>
+        <m:oMath>
+          <m:acc>
+            <m:accPr>
+              <m:chr m:val="̂"/>
+            </m:accPr>
+            <m:e>
+              <m:r>
+                <m:t>L</m:t>
+              </m:r>
+            </m:e>
+          </m:acc>
+          <m:r>
+            <m:rPr>
+              <m:sty m:val="p"/>
+            </m:rPr>
+            <m:t>(</m:t>
+          </m:r>
+          <m:r>
+            <m:t>k</m:t>
+          </m:r>
+          <m:r>
+            <m:rPr>
+              <m:sty m:val="p"/>
+            </m:rPr>
+            <m:t>,</m:t>
+          </m:r>
+          <m:r>
+            <m:t>m</m:t>
+          </m:r>
+          <m:r>
+            <m:rPr>
+              <m:sty m:val="p"/>
+            </m:rPr>
+            <m:t>)</m:t>
+          </m:r>
+          <m:r>
+            <m:rPr>
+              <m:sty m:val="p"/>
+            </m:rPr>
+            <m:t>=</m:t>
+          </m:r>
+          <m:sSub>
+            <m:e>
+              <m:r>
+                <m:t>M</m:t>
+              </m:r>
+            </m:e>
+            <m:sub>
+              <m:r>
+                <m:t>l</m:t>
+              </m:r>
+            </m:sub>
+          </m:sSub>
+          <m:r>
+            <m:rPr>
+              <m:sty m:val="p"/>
+            </m:rPr>
+            <m:t>(</m:t>
+          </m:r>
+          <m:r>
+            <m:t>k</m:t>
+          </m:r>
+          <m:r>
+            <m:rPr>
+              <m:sty m:val="p"/>
+            </m:rPr>
+            <m:t>)</m:t>
+          </m:r>
+          <m:r>
+            <m:t>X</m:t>
+          </m:r>
+          <m:r>
+            <m:rPr>
+              <m:sty m:val="p"/>
+            </m:rPr>
+            <m:t>(</m:t>
+          </m:r>
+          <m:r>
+            <m:t>k</m:t>
+          </m:r>
+          <m:r>
+            <m:rPr>
+              <m:sty m:val="p"/>
+            </m:rPr>
+            <m:t>,</m:t>
+          </m:r>
+          <m:r>
+            <m:t>m</m:t>
+          </m:r>
+          <m:r>
+            <m:rPr>
+              <m:sty m:val="p"/>
+            </m:rPr>
+            <m:t>)</m:t>
+          </m:r>
+          <m:r>
+            <m:rPr>
+              <m:sty m:val="p"/>
+            </m:rPr>
+            <m:t>,</m:t>
+          </m:r>
+        </m:oMath>
+      </m:oMathPara>
+    </w:p>
+    <w:p>
+      <w:pPr>
+        <w:pStyle w:val="FirstParagraph"/>
+      </w:pPr>
+      <w:r>
+        <w:t xml:space="preserve">where (M_h(k)) and (M_l(k)) are fixed masks or filters for heart-dominant and lung-dominant frequency regions. The time-domain estimates are obtained using inverse STFT:</w:t>
+      </w:r>
+    </w:p>
+    <w:p>
+      <w:pPr>
+        <w:pStyle w:val="BodyText"/>
+      </w:pPr>
+      <m:oMathPara>
+        <m:oMathParaPr>
+          <m:jc m:val="center"/>
+        </m:oMathParaPr>
+        <m:oMath>
+          <m:acc>
+            <m:accPr>
+              <m:chr m:val="̂"/>
+            </m:accPr>
+            <m:e>
+              <m:r>
+                <m:t>h</m:t>
+              </m:r>
+            </m:e>
+          </m:acc>
+          <m:r>
+            <m:rPr>
+              <m:sty m:val="p"/>
+            </m:rPr>
+            <m:t>[</m:t>
+          </m:r>
+          <m:r>
+            <m:t>n</m:t>
+          </m:r>
+          <m:r>
+            <m:rPr>
+              <m:sty m:val="p"/>
+            </m:rPr>
+            <m:t>]</m:t>
+          </m:r>
+          <m:r>
+            <m:rPr>
+              <m:sty m:val="p"/>
+            </m:rPr>
+            <m:t>=</m:t>
+          </m:r>
+          <m:r>
+            <m:rPr>
+              <m:sty m:val="p"/>
+            </m:rPr>
+            <m:t>iSTFT</m:t>
+          </m:r>
+          <m:r>
+            <m:rPr>
+              <m:sty m:val="p"/>
+            </m:rPr>
+            <m:t>(</m:t>
+          </m:r>
+          <m:acc>
+            <m:accPr>
+              <m:chr m:val="̂"/>
+            </m:accPr>
+            <m:e>
+              <m:r>
+                <m:t>H</m:t>
+              </m:r>
+            </m:e>
+          </m:acc>
+          <m:r>
+            <m:rPr>
+              <m:sty m:val="p"/>
+            </m:rPr>
+            <m:t>(</m:t>
+          </m:r>
+          <m:r>
+            <m:t>k</m:t>
+          </m:r>
+          <m:r>
+            <m:rPr>
+              <m:sty m:val="p"/>
+            </m:rPr>
+            <m:t>,</m:t>
+          </m:r>
+          <m:r>
+            <m:t>m</m:t>
+          </m:r>
+          <m:r>
+            <m:rPr>
+              <m:sty m:val="p"/>
+            </m:rPr>
+            <m:t>)</m:t>
+          </m:r>
+          <m:r>
+            <m:rPr>
+              <m:sty m:val="p"/>
+            </m:rPr>
+            <m:t>)</m:t>
+          </m:r>
+          <m:r>
+            <m:rPr>
+              <m:sty m:val="p"/>
+            </m:rPr>
+            <m:t>,</m:t>
+          </m:r>
+          <m:r>
+            <m:t> </m:t>
+          </m:r>
+          <m:acc>
+            <m:accPr>
+              <m:chr m:val="̂"/>
+            </m:accPr>
+            <m:e>
+              <m:r>
+                <m:t>l</m:t>
+              </m:r>
+            </m:e>
+          </m:acc>
+          <m:r>
+            <m:rPr>
+              <m:sty m:val="p"/>
+            </m:rPr>
+            <m:t>[</m:t>
+          </m:r>
+          <m:r>
+            <m:t>n</m:t>
+          </m:r>
+          <m:r>
+            <m:rPr>
+              <m:sty m:val="p"/>
+            </m:rPr>
+            <m:t>]</m:t>
+          </m:r>
+          <m:r>
+            <m:rPr>
+              <m:sty m:val="p"/>
+            </m:rPr>
+            <m:t>=</m:t>
+          </m:r>
+          <m:r>
+            <m:rPr>
+              <m:sty m:val="p"/>
+            </m:rPr>
+            <m:t>iSTFT</m:t>
+          </m:r>
+          <m:r>
+            <m:rPr>
+              <m:sty m:val="p"/>
+            </m:rPr>
+            <m:t>(</m:t>
+          </m:r>
+          <m:acc>
+            <m:accPr>
+              <m:chr m:val="̂"/>
+            </m:accPr>
+            <m:e>
+              <m:r>
+                <m:t>L</m:t>
+              </m:r>
+            </m:e>
+          </m:acc>
+          <m:r>
+            <m:rPr>
+              <m:sty m:val="p"/>
+            </m:rPr>
+            <m:t>(</m:t>
+          </m:r>
+          <m:r>
+            <m:t>k</m:t>
+          </m:r>
+          <m:r>
+            <m:rPr>
+              <m:sty m:val="p"/>
+            </m:rPr>
+            <m:t>,</m:t>
+          </m:r>
+          <m:r>
+            <m:t>m</m:t>
+          </m:r>
+          <m:r>
+            <m:rPr>
+              <m:sty m:val="p"/>
+            </m:rPr>
+            <m:t>)</m:t>
+          </m:r>
+          <m:r>
+            <m:rPr>
+              <m:sty m:val="p"/>
+            </m:rPr>
+            <m:t>)</m:t>
+          </m:r>
+          <m:r>
+            <m:rPr>
+              <m:sty m:val="p"/>
+            </m:rPr>
+            <m:t>.</m:t>
+          </m:r>
+        </m:oMath>
+      </m:oMathPara>
+    </w:p>
+    <w:p>
+      <w:pPr>
+        <w:pStyle w:val="FirstParagraph"/>
+      </w:pPr>
+      <w:r>
+        <w:t xml:space="preserve">This method is not expected to solve strong overlap between heart and lung sounds. Its value is that it provides a transparent baseline and helps verify that upload, preprocessing, output writing, preview, and download functions work correctly.</w:t>
+      </w:r>
+    </w:p>
+    <w:bookmarkEnd w:id="170"/>
+    <w:bookmarkStart w:id="171" w:name="Xc4bf98de16810bfc2aa608b4b473360e84f40b1"/>
+    <w:p>
+      <w:pPr>
+        <w:pStyle w:val="Heading4"/>
+      </w:pPr>
+      <w:r>
+        <w:t xml:space="preserve">5.1.3.3 Algorithm 2: NMF and VMD-Based Decomposition</w:t>
+      </w:r>
+    </w:p>
+    <w:p>
+      <w:pPr>
+        <w:pStyle w:val="FirstParagraph"/>
+      </w:pPr>
+      <w:r>
+        <w:t xml:space="preserve">Non-negative matrix factorization (NMF) and variational mode decomposition (VMD) will be considered as two concrete traditional strategies because decomposition-based work remains relevant for explainable heart-lung separation and baseline comparison</w:t>
+      </w:r>
+      <w:r>
+        <w:t xml:space="preserve"> </w:t>
+      </w:r>
+      <w:r>
+        <w:t xml:space="preserve">(</w:t>
+      </w:r>
+      <w:hyperlink w:anchor="ref-sun2024daenmfvmd">
+        <w:r>
+          <w:rPr>
+            <w:rStyle w:val="Hyperlink"/>
+          </w:rPr>
+          <w:t xml:space="preserve">Sun et al., 2024</w:t>
+        </w:r>
+      </w:hyperlink>
+      <w:r>
+        <w:t xml:space="preserve">;</w:t>
+      </w:r>
+      <w:r>
+        <w:t xml:space="preserve"> </w:t>
+      </w:r>
+      <w:hyperlink w:anchor="ref-ullah2024unsupervised">
+        <w:r>
+          <w:rPr>
+            <w:rStyle w:val="Hyperlink"/>
+          </w:rPr>
+          <w:t xml:space="preserve">Ullah and Zhang, 2024</w:t>
+        </w:r>
+      </w:hyperlink>
+      <w:r>
+        <w:t xml:space="preserve">)</w:t>
+      </w:r>
+      <w:r>
+        <w:t xml:space="preserve">. In the implementation design, these can be represented as</w:t>
+      </w:r>
+      <w:r>
+        <w:t xml:space="preserve"> </w:t>
+      </w:r>
+      <w:r>
+        <w:rPr>
+          <w:rStyle w:val="VerbatimChar"/>
+        </w:rPr>
+        <w:t xml:space="preserve">NmfSeparationStrategy</w:t>
+      </w:r>
+      <w:r>
+        <w:t xml:space="preserve"> </w:t>
+      </w:r>
+      <w:r>
+        <w:t xml:space="preserve">and</w:t>
+      </w:r>
+      <w:r>
+        <w:t xml:space="preserve"> </w:t>
+      </w:r>
+      <w:r>
+        <w:rPr>
+          <w:rStyle w:val="VerbatimChar"/>
+        </w:rPr>
+        <w:t xml:space="preserve">VmdSeparationStrategy</w:t>
+      </w:r>
+      <w:r>
+        <w:t xml:space="preserve"> </w:t>
+      </w:r>
+      <w:r>
+        <w:t xml:space="preserve">classes that implement the same separation interface.</w:t>
+      </w:r>
+    </w:p>
+    <w:p>
+      <w:pPr>
+        <w:pStyle w:val="BodyText"/>
+      </w:pPr>
+      <w:r>
+        <w:t xml:space="preserve">For the NMF strategy, if (V = |X|) is the non-negative magnitude spectrogram, NMF approximates it as:</w:t>
+      </w:r>
+    </w:p>
+    <w:p>
+      <w:pPr>
+        <w:pStyle w:val="BodyText"/>
+      </w:pPr>
+      <m:oMathPara>
+        <m:oMathParaPr>
+          <m:jc m:val="center"/>
+        </m:oMathParaPr>
+        <m:oMath>
+          <m:r>
+            <m:t>V</m:t>
+          </m:r>
+          <m:r>
+            <m:rPr>
+              <m:sty m:val="p"/>
+            </m:rPr>
+            <m:t>≈</m:t>
+          </m:r>
+          <m:r>
+            <m:t>W</m:t>
+          </m:r>
+          <m:r>
+            <m:t>H</m:t>
+          </m:r>
+          <m:r>
+            <m:rPr>
+              <m:sty m:val="p"/>
+            </m:rPr>
+            <m:t>,</m:t>
+          </m:r>
+        </m:oMath>
+      </m:oMathPara>
+    </w:p>
+    <w:p>
+      <w:pPr>
+        <w:pStyle w:val="FirstParagraph"/>
+      </w:pPr>
+      <w:r>
+        <w:t xml:space="preserve">where (W) contains spectral basis patterns and (H) contains their time activations. A common optimization objective is:</w:t>
+      </w:r>
+    </w:p>
+    <w:p>
+      <w:pPr>
+        <w:pStyle w:val="BodyText"/>
+      </w:pPr>
+      <m:oMathPara>
+        <m:oMathParaPr>
+          <m:jc m:val="center"/>
+        </m:oMathParaPr>
+        <m:oMath>
+          <m:limLow>
+            <m:e>
+              <m:r>
+                <m:rPr>
+                  <m:sty m:val="p"/>
+                </m:rPr>
+                <m:t>min</m:t>
+              </m:r>
+            </m:e>
+            <m:lim>
+              <m:r>
+                <m:t>W</m:t>
+              </m:r>
+              <m:r>
+                <m:rPr>
+                  <m:sty m:val="p"/>
+                </m:rPr>
+                <m:t>,</m:t>
+              </m:r>
+              <m:r>
+                <m:t>H</m:t>
+              </m:r>
+              <m:r>
+                <m:rPr>
+                  <m:sty m:val="p"/>
+                </m:rPr>
+                <m:t>≥</m:t>
+              </m:r>
+              <m:r>
+                <m:t>0</m:t>
+              </m:r>
+            </m:lim>
+          </m:limLow>
+          <m:r>
+            <m:t>D</m:t>
+          </m:r>
+          <m:r>
+            <m:rPr>
+              <m:sty m:val="p"/>
+            </m:rPr>
+            <m:t>(</m:t>
+          </m:r>
+          <m:r>
+            <m:t>V</m:t>
+          </m:r>
+          <m:r>
+            <m:rPr>
+              <m:sty m:val="p"/>
+            </m:rPr>
+            <m:t>|</m:t>
+          </m:r>
+          <m:r>
+            <m:rPr>
+              <m:sty m:val="p"/>
+            </m:rPr>
+            <m:t>|</m:t>
+          </m:r>
+          <m:r>
+            <m:t>W</m:t>
+          </m:r>
+          <m:r>
+            <m:t>H</m:t>
+          </m:r>
+          <m:r>
+            <m:rPr>
+              <m:sty m:val="p"/>
+            </m:rPr>
+            <m:t>)</m:t>
+          </m:r>
+          <m:r>
+            <m:rPr>
+              <m:sty m:val="p"/>
+            </m:rPr>
+            <m:t>+</m:t>
+          </m:r>
+          <m:r>
+            <m:t>λ</m:t>
+          </m:r>
+          <m:r>
+            <m:t>R</m:t>
+          </m:r>
+          <m:r>
+            <m:rPr>
+              <m:sty m:val="p"/>
+            </m:rPr>
+            <m:t>(</m:t>
+          </m:r>
+          <m:r>
+            <m:t>W</m:t>
+          </m:r>
+          <m:r>
+            <m:rPr>
+              <m:sty m:val="p"/>
+            </m:rPr>
+            <m:t>,</m:t>
+          </m:r>
+          <m:r>
+            <m:t>H</m:t>
+          </m:r>
+          <m:r>
+            <m:rPr>
+              <m:sty m:val="p"/>
+            </m:rPr>
+            <m:t>)</m:t>
+          </m:r>
+          <m:r>
+            <m:rPr>
+              <m:sty m:val="p"/>
+            </m:rPr>
+            <m:t>,</m:t>
+          </m:r>
+        </m:oMath>
+      </m:oMathPara>
+    </w:p>
+    <w:p>
+      <w:pPr>
+        <w:pStyle w:val="FirstParagraph"/>
+      </w:pPr>
+      <w:r>
+        <w:t xml:space="preserve">where (D(</w:t>
+      </w:r>
+      <w:r>
+        <w:t xml:space="preserve">)) measures reconstruction difference and (R(</w:t>
+      </w:r>
+      <w:r>
+        <w:t xml:space="preserve">)) is an optional regularization term. If separate heart and lung estimates are represented as (V_h) and (V_l), soft masks can be formed as:</w:t>
+      </w:r>
+    </w:p>
+    <w:p>
+      <w:pPr>
+        <w:pStyle w:val="BodyText"/>
+      </w:pPr>
+      <m:oMathPara>
+        <m:oMathParaPr>
+          <m:jc m:val="center"/>
+        </m:oMathParaPr>
+        <m:oMath>
+          <m:sSub>
+            <m:e>
+              <m:r>
+                <m:t>M</m:t>
+              </m:r>
+            </m:e>
+            <m:sub>
+              <m:r>
+                <m:t>h</m:t>
+              </m:r>
+            </m:sub>
+          </m:sSub>
+          <m:r>
+            <m:rPr>
+              <m:sty m:val="p"/>
+            </m:rPr>
+            <m:t>=</m:t>
+          </m:r>
+          <m:f>
+            <m:fPr>
+              <m:type m:val="bar"/>
+            </m:fPr>
+            <m:num>
+              <m:sSub>
+                <m:e>
+                  <m:r>
+                    <m:t>V</m:t>
+                  </m:r>
+                </m:e>
+                <m:sub>
+                  <m:r>
+                    <m:t>h</m:t>
+                  </m:r>
+                </m:sub>
+              </m:sSub>
+            </m:num>
+            <m:den>
+              <m:sSub>
+                <m:e>
+                  <m:r>
+                    <m:t>V</m:t>
+                  </m:r>
+                </m:e>
+                <m:sub>
+                  <m:r>
+                    <m:t>h</m:t>
+                  </m:r>
+                </m:sub>
+              </m:sSub>
+              <m:r>
+                <m:rPr>
+                  <m:sty m:val="p"/>
+                </m:rPr>
+                <m:t>+</m:t>
+              </m:r>
+              <m:sSub>
+                <m:e>
+                  <m:r>
+                    <m:t>V</m:t>
+                  </m:r>
+                </m:e>
+                <m:sub>
+                  <m:r>
+                    <m:t>l</m:t>
+                  </m:r>
+                </m:sub>
+              </m:sSub>
+              <m:r>
+                <m:rPr>
+                  <m:sty m:val="p"/>
+                </m:rPr>
+                <m:t>+</m:t>
+              </m:r>
+              <m:r>
+                <m:t>ϵ</m:t>
+              </m:r>
+            </m:den>
+          </m:f>
+          <m:r>
+            <m:rPr>
+              <m:sty m:val="p"/>
+            </m:rPr>
+            <m:t>,</m:t>
+          </m:r>
+          <m:r>
+            <m:t> </m:t>
+          </m:r>
+          <m:sSub>
+            <m:e>
+              <m:r>
+                <m:t>M</m:t>
+              </m:r>
+            </m:e>
+            <m:sub>
+              <m:r>
+                <m:t>l</m:t>
+              </m:r>
+            </m:sub>
+          </m:sSub>
+          <m:r>
+            <m:rPr>
+              <m:sty m:val="p"/>
+            </m:rPr>
+            <m:t>=</m:t>
+          </m:r>
+          <m:f>
+            <m:fPr>
+              <m:type m:val="bar"/>
+            </m:fPr>
+            <m:num>
+              <m:sSub>
+                <m:e>
+                  <m:r>
+                    <m:t>V</m:t>
+                  </m:r>
+                </m:e>
+                <m:sub>
+                  <m:r>
+                    <m:t>l</m:t>
+                  </m:r>
+                </m:sub>
+              </m:sSub>
+            </m:num>
+            <m:den>
+              <m:sSub>
+                <m:e>
+                  <m:r>
+                    <m:t>V</m:t>
+                  </m:r>
+                </m:e>
+                <m:sub>
+                  <m:r>
+                    <m:t>h</m:t>
+                  </m:r>
+                </m:sub>
+              </m:sSub>
+              <m:r>
+                <m:rPr>
+                  <m:sty m:val="p"/>
+                </m:rPr>
+                <m:t>+</m:t>
+              </m:r>
+              <m:sSub>
+                <m:e>
+                  <m:r>
+                    <m:t>V</m:t>
+                  </m:r>
+                </m:e>
+                <m:sub>
+                  <m:r>
+                    <m:t>l</m:t>
+                  </m:r>
+                </m:sub>
+              </m:sSub>
+              <m:r>
+                <m:rPr>
+                  <m:sty m:val="p"/>
+                </m:rPr>
+                <m:t>+</m:t>
+              </m:r>
+              <m:r>
+                <m:t>ϵ</m:t>
+              </m:r>
+            </m:den>
+          </m:f>
+          <m:r>
+            <m:rPr>
+              <m:sty m:val="p"/>
+            </m:rPr>
+            <m:t>.</m:t>
+          </m:r>
+        </m:oMath>
+      </m:oMathPara>
+    </w:p>
+    <w:p>
+      <w:pPr>
+        <w:pStyle w:val="FirstParagraph"/>
+      </w:pPr>
+      <w:r>
+        <w:t xml:space="preserve">The separated spectrograms are then:</w:t>
+      </w:r>
+    </w:p>
+    <w:p>
+      <w:pPr>
+        <w:pStyle w:val="BodyText"/>
+      </w:pPr>
+      <m:oMathPara>
+        <m:oMathParaPr>
+          <m:jc m:val="center"/>
+        </m:oMathParaPr>
+        <m:oMath>
+          <m:acc>
+            <m:accPr>
+              <m:chr m:val="̂"/>
+            </m:accPr>
+            <m:e>
+              <m:r>
+                <m:t>H</m:t>
+              </m:r>
+            </m:e>
+          </m:acc>
+          <m:r>
+            <m:rPr>
+              <m:sty m:val="p"/>
+            </m:rPr>
+            <m:t>=</m:t>
+          </m:r>
+          <m:sSub>
+            <m:e>
+              <m:r>
+                <m:t>M</m:t>
+              </m:r>
+            </m:e>
+            <m:sub>
+              <m:r>
+                <m:t>h</m:t>
+              </m:r>
+            </m:sub>
+          </m:sSub>
+          <m:r>
+            <m:rPr>
+              <m:sty m:val="p"/>
+            </m:rPr>
+            <m:t>⊙</m:t>
+          </m:r>
+          <m:r>
+            <m:t>X</m:t>
+          </m:r>
+          <m:r>
+            <m:rPr>
+              <m:sty m:val="p"/>
+            </m:rPr>
+            <m:t>,</m:t>
+          </m:r>
+          <m:r>
+            <m:t> </m:t>
+          </m:r>
+          <m:acc>
+            <m:accPr>
+              <m:chr m:val="̂"/>
+            </m:accPr>
+            <m:e>
+              <m:r>
+                <m:t>L</m:t>
+              </m:r>
+            </m:e>
+          </m:acc>
+          <m:r>
+            <m:rPr>
+              <m:sty m:val="p"/>
+            </m:rPr>
+            <m:t>=</m:t>
+          </m:r>
+          <m:sSub>
+            <m:e>
+              <m:r>
+                <m:t>M</m:t>
+              </m:r>
+            </m:e>
+            <m:sub>
+              <m:r>
+                <m:t>l</m:t>
+              </m:r>
+            </m:sub>
+          </m:sSub>
+          <m:r>
+            <m:rPr>
+              <m:sty m:val="p"/>
+            </m:rPr>
+            <m:t>⊙</m:t>
+          </m:r>
+          <m:r>
+            <m:t>X</m:t>
+          </m:r>
+          <m:r>
+            <m:rPr>
+              <m:sty m:val="p"/>
+            </m:rPr>
+            <m:t>,</m:t>
+          </m:r>
+        </m:oMath>
+      </m:oMathPara>
+    </w:p>
+    <w:p>
+      <w:pPr>
+        <w:pStyle w:val="FirstParagraph"/>
+      </w:pPr>
+      <w:r>
+        <w:t xml:space="preserve">where (</w:t>
+      </w:r>
+      <w:r>
+        <w:t xml:space="preserve">) represents element-wise multiplication.</w:t>
+      </w:r>
+    </w:p>
+    <w:p>
+      <w:pPr>
+        <w:pStyle w:val="BodyText"/>
+      </w:pPr>
+      <w:r>
+        <w:t xml:space="preserve">For the VMD strategy, the signal is decomposed into modes (u_k(t)) with center frequencies (</w:t>
+      </w:r>
+      <w:r>
+        <w:t xml:space="preserve">_k):</w:t>
+      </w:r>
+    </w:p>
+    <w:p>
+      <w:pPr>
+        <w:pStyle w:val="BodyText"/>
+      </w:pPr>
+      <m:oMathPara>
+        <m:oMathParaPr>
+          <m:jc m:val="center"/>
+        </m:oMathParaPr>
+        <m:oMath>
+          <m:limLow>
+            <m:e>
+              <m:r>
+                <m:rPr>
+                  <m:sty m:val="p"/>
+                </m:rPr>
+                <m:t>min</m:t>
+              </m:r>
+            </m:e>
+            <m:lim>
+              <m:r>
+                <m:rPr>
+                  <m:sty m:val="p"/>
+                </m:rPr>
+                <m:t>{</m:t>
+              </m:r>
+              <m:sSub>
+                <m:e>
+                  <m:r>
+                    <m:t>u</m:t>
+                  </m:r>
+                </m:e>
+                <m:sub>
+                  <m:r>
+                    <m:t>k</m:t>
+                  </m:r>
+                </m:sub>
+              </m:sSub>
+              <m:r>
+                <m:rPr>
+                  <m:sty m:val="p"/>
+                </m:rPr>
+                <m:t>}</m:t>
+              </m:r>
+              <m:r>
+                <m:rPr>
+                  <m:sty m:val="p"/>
+                </m:rPr>
+                <m:t>,</m:t>
+              </m:r>
+              <m:r>
+                <m:rPr>
+                  <m:sty m:val="p"/>
+                </m:rPr>
+                <m:t>{</m:t>
+              </m:r>
+              <m:sSub>
+                <m:e>
+                  <m:r>
+                    <m:t>ω</m:t>
+                  </m:r>
+                </m:e>
+                <m:sub>
+                  <m:r>
+                    <m:t>k</m:t>
+                  </m:r>
+                </m:sub>
+              </m:sSub>
+              <m:r>
+                <m:rPr>
+                  <m:sty m:val="p"/>
+                </m:rPr>
+                <m:t>}</m:t>
+              </m:r>
+            </m:lim>
+          </m:limLow>
+          <m:nary>
+            <m:naryPr>
+              <m:chr m:val="∑"/>
+              <m:limLoc m:val="undOvr"/>
+              <m:subHide m:val="off"/>
+              <m:supHide m:val="on"/>
+            </m:naryPr>
+            <m:sub>
+              <m:r>
+                <m:t>k</m:t>
+              </m:r>
+            </m:sub>
+            <m:sup>
+              <m:r>
+                <m:t>​</m:t>
+              </m:r>
+            </m:sup>
+            <m:e>
+              <m:sSubSup>
+                <m:e>
+                  <m:d>
+                    <m:dPr>
+                      <m:begChr m:val="∥"/>
+                      <m:sepChr m:val=""/>
+                      <m:endChr m:val="∥"/>
+                      <m:grow/>
+                    </m:dPr>
+                    <m:e>
+                      <m:sSub>
+                        <m:e>
+                          <m:r>
+                            <m:rPr>
+                              <m:sty m:val="p"/>
+                            </m:rPr>
+                            <m:t>∂</m:t>
+                          </m:r>
+                        </m:e>
+                        <m:sub>
+                          <m:r>
+                            <m:t>t</m:t>
+                          </m:r>
+                        </m:sub>
+                      </m:sSub>
+                      <m:d>
+                        <m:dPr>
+                          <m:begChr m:val="["/>
+                          <m:sepChr m:val=""/>
+                          <m:endChr m:val="]"/>
+                          <m:grow/>
+                        </m:dPr>
+                        <m:e>
+                          <m:d>
+                            <m:dPr>
+                              <m:begChr m:val="("/>
+                              <m:sepChr m:val=""/>
+                              <m:endChr m:val=")"/>
+                              <m:grow/>
+                            </m:dPr>
+                            <m:e>
+                              <m:r>
+                                <m:t>δ</m:t>
+                              </m:r>
+                              <m:r>
+                                <m:rPr>
+                                  <m:sty m:val="p"/>
+                                </m:rPr>
+                                <m:t>(</m:t>
+                              </m:r>
+                              <m:r>
+                                <m:t>t</m:t>
+                              </m:r>
+                              <m:r>
+                                <m:rPr>
+                                  <m:sty m:val="p"/>
+                                </m:rPr>
+                                <m:t>)</m:t>
+                              </m:r>
+                              <m:r>
+                                <m:rPr>
+                                  <m:sty m:val="p"/>
+                                </m:rPr>
+                                <m:t>+</m:t>
+                              </m:r>
+                              <m:f>
+                                <m:fPr>
+                                  <m:type m:val="bar"/>
+                                </m:fPr>
+                                <m:num>
+                                  <m:r>
+                                    <m:t>j</m:t>
+                                  </m:r>
+                                </m:num>
+                                <m:den>
+                                  <m:r>
+                                    <m:t>π</m:t>
+                                  </m:r>
+                                  <m:r>
+                                    <m:t>t</m:t>
+                                  </m:r>
+                                </m:den>
+                              </m:f>
+                            </m:e>
+                          </m:d>
+                          <m:r>
+                            <m:rPr>
+                              <m:sty m:val="p"/>
+                            </m:rPr>
+                            <m:t>*</m:t>
+                          </m:r>
+                          <m:sSub>
+                            <m:e>
+                              <m:r>
+                                <m:t>u</m:t>
+                              </m:r>
+                            </m:e>
+                            <m:sub>
+                              <m:r>
+                                <m:t>k</m:t>
+                              </m:r>
+                            </m:sub>
+                          </m:sSub>
+                          <m:r>
+                            <m:rPr>
+                              <m:sty m:val="p"/>
+                            </m:rPr>
+                            <m:t>(</m:t>
+                          </m:r>
+                          <m:r>
+                            <m:t>t</m:t>
+                          </m:r>
+                          <m:r>
+                            <m:rPr>
+                              <m:sty m:val="p"/>
+                            </m:rPr>
+                            <m:t>)</m:t>
+                          </m:r>
+                        </m:e>
+                      </m:d>
+                      <m:sSup>
+                        <m:e>
+                          <m:r>
+                            <m:t>e</m:t>
+                          </m:r>
+                        </m:e>
+                        <m:sup>
+                          <m:r>
+                            <m:rPr>
+                              <m:sty m:val="p"/>
+                            </m:rPr>
+                            <m:t>−</m:t>
+                          </m:r>
+                          <m:r>
+                            <m:t>j</m:t>
+                          </m:r>
+                          <m:sSub>
+                            <m:e>
+                              <m:r>
+                                <m:t>ω</m:t>
+                              </m:r>
+                            </m:e>
+                            <m:sub>
+                              <m:r>
+                                <m:t>k</m:t>
+                              </m:r>
+                            </m:sub>
+                          </m:sSub>
+                          <m:r>
+                            <m:t>t</m:t>
+                          </m:r>
+                        </m:sup>
+                      </m:sSup>
+                    </m:e>
+                  </m:d>
+                </m:e>
+                <m:sub>
+                  <m:r>
+                    <m:t>2</m:t>
+                  </m:r>
+                </m:sub>
+                <m:sup>
+                  <m:r>
+                    <m:t>2</m:t>
+                  </m:r>
+                </m:sup>
+              </m:sSubSup>
+            </m:e>
+          </m:nary>
+        </m:oMath>
+      </m:oMathPara>
+    </w:p>
+    <w:p>
+      <w:pPr>
+        <w:pStyle w:val="FirstParagraph"/>
+      </w:pPr>
+      <w:r>
+        <w:t xml:space="preserve">subject to:</w:t>
+      </w:r>
+    </w:p>
+    <w:p>
+      <w:pPr>
+        <w:pStyle w:val="BodyText"/>
+      </w:pPr>
+      <m:oMathPara>
+        <m:oMathParaPr>
+          <m:jc m:val="center"/>
+        </m:oMathParaPr>
+        <m:oMath>
+          <m:nary>
+            <m:naryPr>
+              <m:chr m:val="∑"/>
+              <m:limLoc m:val="undOvr"/>
+              <m:subHide m:val="off"/>
+              <m:supHide m:val="on"/>
+            </m:naryPr>
+            <m:sub>
+              <m:r>
+                <m:t>k</m:t>
+              </m:r>
+            </m:sub>
+            <m:sup>
+              <m:r>
+                <m:t>​</m:t>
+              </m:r>
+            </m:sup>
+            <m:e>
+              <m:sSub>
+                <m:e>
+                  <m:r>
+                    <m:t>u</m:t>
+                  </m:r>
+                </m:e>
+                <m:sub>
+                  <m:r>
+                    <m:t>k</m:t>
+                  </m:r>
+                </m:sub>
+              </m:sSub>
+            </m:e>
+          </m:nary>
+          <m:r>
+            <m:rPr>
+              <m:sty m:val="p"/>
+            </m:rPr>
+            <m:t>(</m:t>
+          </m:r>
+          <m:r>
+            <m:t>t</m:t>
+          </m:r>
+          <m:r>
+            <m:rPr>
+              <m:sty m:val="p"/>
+            </m:rPr>
+            <m:t>)</m:t>
+          </m:r>
+          <m:r>
+            <m:rPr>
+              <m:sty m:val="p"/>
+            </m:rPr>
+            <m:t>=</m:t>
+          </m:r>
+          <m:r>
+            <m:t>x</m:t>
+          </m:r>
+          <m:r>
+            <m:rPr>
+              <m:sty m:val="p"/>
+            </m:rPr>
+            <m:t>(</m:t>
+          </m:r>
+          <m:r>
+            <m:t>t</m:t>
+          </m:r>
+          <m:r>
+            <m:rPr>
+              <m:sty m:val="p"/>
+            </m:rPr>
+            <m:t>)</m:t>
+          </m:r>
+          <m:r>
+            <m:rPr>
+              <m:sty m:val="p"/>
+            </m:rPr>
+            <m:t>.</m:t>
+          </m:r>
+        </m:oMath>
+      </m:oMathPara>
+    </w:p>
+    <w:p>
+      <w:pPr>
+        <w:pStyle w:val="FirstParagraph"/>
+      </w:pPr>
+      <w:r>
+        <w:t xml:space="preserve">The implementation can then group modes that are more likely to represent heart-dominant or lung-dominant components. This approach is useful for comparison because it is more explainable than a deep model, but it still may struggle with noisy and strongly overlapping recordings.</w:t>
+      </w:r>
+    </w:p>
+    <w:bookmarkEnd w:id="171"/>
+    <w:bookmarkStart w:id="172" w:name="Xbfa77775d09df9517ee46548dff8e9171071839"/>
+    <w:p>
+      <w:pPr>
+        <w:pStyle w:val="Heading4"/>
+      </w:pPr>
+      <w:r>
+        <w:t xml:space="preserve">5.1.3.4 Algorithm 3: NeoSSNet Deep Separation Strategy</w:t>
+      </w:r>
+    </w:p>
+    <w:p>
+      <w:pPr>
+        <w:pStyle w:val="FirstParagraph"/>
+      </w:pPr>
+      <w:r>
+        <w:t xml:space="preserve">The main machine learning strategy will be a NeoSSNet-style deep separation model because NeoSSNet is directly related to heart and lung sound separation and supports the machine learning direction of this project</w:t>
+      </w:r>
+      <w:r>
+        <w:t xml:space="preserve"> </w:t>
+      </w:r>
+      <w:r>
+        <w:t xml:space="preserve">(</w:t>
+      </w:r>
+      <w:hyperlink w:anchor="ref-poh2024neossnet">
+        <w:r>
+          <w:rPr>
+            <w:rStyle w:val="Hyperlink"/>
+          </w:rPr>
+          <w:t xml:space="preserve">Poh et al., 2024</w:t>
+        </w:r>
+      </w:hyperlink>
+      <w:r>
+        <w:t xml:space="preserve">)</w:t>
+      </w:r>
+      <w:r>
+        <w:t xml:space="preserve">. The model receives a prepared mixed waveform or representation and estimates two output channels:</w:t>
+      </w:r>
+    </w:p>
+    <w:p>
+      <w:pPr>
+        <w:pStyle w:val="BodyText"/>
+      </w:pPr>
+      <m:oMathPara>
+        <m:oMathParaPr>
+          <m:jc m:val="center"/>
+        </m:oMathParaPr>
+        <m:oMath>
+          <m:r>
+            <m:rPr>
+              <m:sty m:val="p"/>
+            </m:rPr>
+            <m:t>[</m:t>
+          </m:r>
+          <m:acc>
+            <m:accPr>
+              <m:chr m:val="̂"/>
+            </m:accPr>
+            <m:e>
+              <m:r>
+                <m:t>h</m:t>
+              </m:r>
+            </m:e>
+          </m:acc>
+          <m:r>
+            <m:rPr>
+              <m:sty m:val="p"/>
+            </m:rPr>
+            <m:t>,</m:t>
+          </m:r>
+          <m:acc>
+            <m:accPr>
+              <m:chr m:val="̂"/>
+            </m:accPr>
+            <m:e>
+              <m:r>
+                <m:t>l</m:t>
+              </m:r>
+            </m:e>
+          </m:acc>
+          <m:r>
+            <m:rPr>
+              <m:sty m:val="p"/>
+            </m:rPr>
+            <m:t>]</m:t>
+          </m:r>
+          <m:r>
+            <m:rPr>
+              <m:sty m:val="p"/>
+            </m:rPr>
+            <m:t>=</m:t>
+          </m:r>
+          <m:sSub>
+            <m:e>
+              <m:r>
+                <m:t>f</m:t>
+              </m:r>
+            </m:e>
+            <m:sub>
+              <m:r>
+                <m:t>θ</m:t>
+              </m:r>
+            </m:sub>
+          </m:sSub>
+          <m:r>
+            <m:rPr>
+              <m:sty m:val="p"/>
+            </m:rPr>
+            <m:t>(</m:t>
+          </m:r>
+          <m:acc>
+            <m:accPr>
+              <m:chr m:val="̃"/>
+            </m:accPr>
+            <m:e>
+              <m:r>
+                <m:t>x</m:t>
+              </m:r>
+            </m:e>
+          </m:acc>
+          <m:r>
+            <m:rPr>
+              <m:sty m:val="p"/>
+            </m:rPr>
+            <m:t>)</m:t>
+          </m:r>
+          <m:r>
+            <m:rPr>
+              <m:sty m:val="p"/>
+            </m:rPr>
+            <m:t>,</m:t>
+          </m:r>
+        </m:oMath>
+      </m:oMathPara>
+    </w:p>
+    <w:p>
+      <w:pPr>
+        <w:pStyle w:val="FirstParagraph"/>
+      </w:pPr>
+      <w:r>
+        <w:t xml:space="preserve">where (f_{</w:t>
+      </w:r>
+      <w:r>
+        <w:t xml:space="preserve">}) is the neural model with parameters (</w:t>
+      </w:r>
+      <w:r>
+        <w:t xml:space="preserve">). If the model uses time-frequency masks, the separation can be represented as:</w:t>
+      </w:r>
+    </w:p>
+    <w:p>
+      <w:pPr>
+        <w:pStyle w:val="BodyText"/>
+      </w:pPr>
+      <m:oMathPara>
+        <m:oMathParaPr>
+          <m:jc m:val="center"/>
+        </m:oMathParaPr>
+        <m:oMath>
+          <m:r>
+            <m:rPr>
+              <m:sty m:val="p"/>
+            </m:rPr>
+            <m:t>[</m:t>
+          </m:r>
+          <m:sSub>
+            <m:e>
+              <m:r>
+                <m:t>M</m:t>
+              </m:r>
+            </m:e>
+            <m:sub>
+              <m:r>
+                <m:t>h</m:t>
+              </m:r>
+            </m:sub>
+          </m:sSub>
+          <m:r>
+            <m:rPr>
+              <m:sty m:val="p"/>
+            </m:rPr>
+            <m:t>,</m:t>
+          </m:r>
+          <m:sSub>
+            <m:e>
+              <m:r>
+                <m:t>M</m:t>
+              </m:r>
+            </m:e>
+            <m:sub>
+              <m:r>
+                <m:t>l</m:t>
+              </m:r>
+            </m:sub>
+          </m:sSub>
+          <m:r>
+            <m:rPr>
+              <m:sty m:val="p"/>
+            </m:rPr>
+            <m:t>]</m:t>
+          </m:r>
+          <m:r>
+            <m:rPr>
+              <m:sty m:val="p"/>
+            </m:rPr>
+            <m:t>=</m:t>
+          </m:r>
+          <m:sSub>
+            <m:e>
+              <m:r>
+                <m:t>g</m:t>
+              </m:r>
+            </m:e>
+            <m:sub>
+              <m:r>
+                <m:t>θ</m:t>
+              </m:r>
+            </m:sub>
+          </m:sSub>
+          <m:r>
+            <m:rPr>
+              <m:sty m:val="p"/>
+            </m:rPr>
+            <m:t>(</m:t>
+          </m:r>
+          <m:r>
+            <m:t>X</m:t>
+          </m:r>
+          <m:r>
+            <m:rPr>
+              <m:sty m:val="p"/>
+            </m:rPr>
+            <m:t>)</m:t>
+          </m:r>
+          <m:r>
+            <m:rPr>
+              <m:sty m:val="p"/>
+            </m:rPr>
+            <m:t>,</m:t>
+          </m:r>
+        </m:oMath>
+      </m:oMathPara>
+    </w:p>
+    <w:p>
+      <w:pPr>
+        <w:pStyle w:val="FirstParagraph"/>
+      </w:pPr>
+      <m:oMathPara>
+        <m:oMathParaPr>
+          <m:jc m:val="center"/>
+        </m:oMathParaPr>
+        <m:oMath>
+          <m:acc>
+            <m:accPr>
+              <m:chr m:val="̂"/>
+            </m:accPr>
+            <m:e>
+              <m:r>
+                <m:t>H</m:t>
+              </m:r>
+            </m:e>
+          </m:acc>
+          <m:r>
+            <m:rPr>
+              <m:sty m:val="p"/>
+            </m:rPr>
+            <m:t>=</m:t>
+          </m:r>
+          <m:sSub>
+            <m:e>
+              <m:r>
+                <m:t>M</m:t>
+              </m:r>
+            </m:e>
+            <m:sub>
+              <m:r>
+                <m:t>h</m:t>
+              </m:r>
+            </m:sub>
+          </m:sSub>
+          <m:r>
+            <m:rPr>
+              <m:sty m:val="p"/>
+            </m:rPr>
+            <m:t>⊙</m:t>
+          </m:r>
+          <m:r>
+            <m:t>X</m:t>
+          </m:r>
+          <m:r>
+            <m:rPr>
+              <m:sty m:val="p"/>
+            </m:rPr>
+            <m:t>,</m:t>
+          </m:r>
+          <m:r>
+            <m:t> </m:t>
+          </m:r>
+          <m:acc>
+            <m:accPr>
+              <m:chr m:val="̂"/>
+            </m:accPr>
+            <m:e>
+              <m:r>
+                <m:t>L</m:t>
+              </m:r>
+            </m:e>
+          </m:acc>
+          <m:r>
+            <m:rPr>
+              <m:sty m:val="p"/>
+            </m:rPr>
+            <m:t>=</m:t>
+          </m:r>
+          <m:sSub>
+            <m:e>
+              <m:r>
+                <m:t>M</m:t>
+              </m:r>
+            </m:e>
+            <m:sub>
+              <m:r>
+                <m:t>l</m:t>
+              </m:r>
+            </m:sub>
+          </m:sSub>
+          <m:r>
+            <m:rPr>
+              <m:sty m:val="p"/>
+            </m:rPr>
+            <m:t>⊙</m:t>
+          </m:r>
+          <m:r>
+            <m:t>X</m:t>
+          </m:r>
+          <m:r>
+            <m:rPr>
+              <m:sty m:val="p"/>
+            </m:rPr>
+            <m:t>.</m:t>
+          </m:r>
+        </m:oMath>
+      </m:oMathPara>
+    </w:p>
+    <w:p>
+      <w:pPr>
+        <w:pStyle w:val="FirstParagraph"/>
+      </w:pPr>
+      <w:r>
+        <w:t xml:space="preserve">If paired reference signals are available during training or evaluation, a simple reconstruction loss can be written as:</w:t>
+      </w:r>
+    </w:p>
+    <w:p>
+      <w:pPr>
+        <w:pStyle w:val="BodyText"/>
+      </w:pPr>
+      <m:oMathPara>
+        <m:oMathParaPr>
+          <m:jc m:val="center"/>
+        </m:oMathParaPr>
+        <m:oMath>
+          <m:sSub>
+            <m:e>
+              <m:r>
+                <m:rPr>
+                  <m:scr m:val="script"/>
+                  <m:sty m:val="p"/>
+                </m:rPr>
+                <m:t>L</m:t>
+              </m:r>
+            </m:e>
+            <m:sub>
+              <m:r>
+                <m:t>r</m:t>
+              </m:r>
+              <m:r>
+                <m:t>e</m:t>
+              </m:r>
+              <m:r>
+                <m:t>c</m:t>
+              </m:r>
+            </m:sub>
+          </m:sSub>
+          <m:r>
+            <m:rPr>
+              <m:sty m:val="p"/>
+            </m:rPr>
+            <m:t>=</m:t>
+          </m:r>
+          <m:r>
+            <m:rPr>
+              <m:sty m:val="p"/>
+            </m:rPr>
+            <m:t>∥</m:t>
+          </m:r>
+          <m:r>
+            <m:t>h</m:t>
+          </m:r>
+          <m:r>
+            <m:rPr>
+              <m:sty m:val="p"/>
+            </m:rPr>
+            <m:t>−</m:t>
+          </m:r>
+          <m:acc>
+            <m:accPr>
+              <m:chr m:val="̂"/>
+            </m:accPr>
+            <m:e>
+              <m:r>
+                <m:t>h</m:t>
+              </m:r>
+            </m:e>
+          </m:acc>
+          <m:sSub>
+            <m:e>
+              <m:r>
+                <m:rPr>
+                  <m:sty m:val="p"/>
+                </m:rPr>
+                <m:t>∥</m:t>
+              </m:r>
+            </m:e>
+            <m:sub>
+              <m:r>
+                <m:t>1</m:t>
+              </m:r>
+            </m:sub>
+          </m:sSub>
+          <m:r>
+            <m:rPr>
+              <m:sty m:val="p"/>
+            </m:rPr>
+            <m:t>+</m:t>
+          </m:r>
+          <m:r>
+            <m:rPr>
+              <m:sty m:val="p"/>
+            </m:rPr>
+            <m:t>∥</m:t>
+          </m:r>
+          <m:r>
+            <m:t>l</m:t>
+          </m:r>
+          <m:r>
+            <m:rPr>
+              <m:sty m:val="p"/>
+            </m:rPr>
+            <m:t>−</m:t>
+          </m:r>
+          <m:acc>
+            <m:accPr>
+              <m:chr m:val="̂"/>
+            </m:accPr>
+            <m:e>
+              <m:r>
+                <m:t>l</m:t>
+              </m:r>
+            </m:e>
+          </m:acc>
+          <m:sSub>
+            <m:e>
+              <m:r>
+                <m:rPr>
+                  <m:sty m:val="p"/>
+                </m:rPr>
+                <m:t>∥</m:t>
+              </m:r>
+            </m:e>
+            <m:sub>
+              <m:r>
+                <m:t>1</m:t>
+              </m:r>
+            </m:sub>
+          </m:sSub>
+          <m:r>
+            <m:rPr>
+              <m:sty m:val="p"/>
+            </m:rPr>
+            <m:t>.</m:t>
+          </m:r>
+        </m:oMath>
+      </m:oMathPara>
+    </w:p>
+    <w:p>
+      <w:pPr>
+        <w:pStyle w:val="FirstParagraph"/>
+      </w:pPr>
+      <w:r>
+        <w:t xml:space="preserve">For evaluation, a scale-invariant signal-to-distortion ratio (SI-SDR) direction may be used when suitable reference signals exist, alongside other metrics selected according to the available dataset and evaluation design</w:t>
+      </w:r>
+      <w:r>
+        <w:t xml:space="preserve"> </w:t>
+      </w:r>
+      <w:r>
+        <w:t xml:space="preserve">(</w:t>
+      </w:r>
+      <w:hyperlink w:anchor="ref-torabi2025hlscmds">
+        <w:r>
+          <w:rPr>
+            <w:rStyle w:val="Hyperlink"/>
+          </w:rPr>
+          <w:t xml:space="preserve">Torabi et al., 2025a</w:t>
+        </w:r>
+      </w:hyperlink>
+      <w:r>
+        <w:t xml:space="preserve">;</w:t>
+      </w:r>
+      <w:r>
+        <w:t xml:space="preserve"> </w:t>
+      </w:r>
+      <w:hyperlink w:anchor="ref-zhao2024heartanalysis">
+        <w:r>
+          <w:rPr>
+            <w:rStyle w:val="Hyperlink"/>
+          </w:rPr>
+          <w:t xml:space="preserve">Zhao et al., 2024</w:t>
+        </w:r>
+      </w:hyperlink>
+      <w:r>
+        <w:t xml:space="preserve">)</w:t>
+      </w:r>
+      <w:r>
+        <w:t xml:space="preserve">. For one estimated source (</w:t>
+      </w:r>
+      <w:r>
+        <w:t xml:space="preserve">) and reference source (s):</w:t>
+      </w:r>
+    </w:p>
+    <w:p>
+      <w:pPr>
+        <w:pStyle w:val="BodyText"/>
+      </w:pPr>
+      <m:oMathPara>
+        <m:oMathParaPr>
+          <m:jc m:val="center"/>
+        </m:oMathParaPr>
+        <m:oMath>
+          <m:sSub>
+            <m:e>
+              <m:r>
+                <m:t>s</m:t>
+              </m:r>
+            </m:e>
+            <m:sub>
+              <m:r>
+                <m:t>t</m:t>
+              </m:r>
+              <m:r>
+                <m:t>a</m:t>
+              </m:r>
+              <m:r>
+                <m:t>r</m:t>
+              </m:r>
+              <m:r>
+                <m:t>g</m:t>
+              </m:r>
+              <m:r>
+                <m:t>e</m:t>
+              </m:r>
+              <m:r>
+                <m:t>t</m:t>
+              </m:r>
+            </m:sub>
+          </m:sSub>
+          <m:r>
+            <m:rPr>
+              <m:sty m:val="p"/>
+            </m:rPr>
+            <m:t>=</m:t>
+          </m:r>
+          <m:f>
+            <m:fPr>
+              <m:type m:val="bar"/>
+            </m:fPr>
+            <m:num>
+              <m:r>
+                <m:rPr>
+                  <m:sty m:val="p"/>
+                </m:rPr>
+                <m:t>⟨</m:t>
+              </m:r>
+              <m:acc>
+                <m:accPr>
+                  <m:chr m:val="̂"/>
+                </m:accPr>
+                <m:e>
+                  <m:r>
+                    <m:t>s</m:t>
+                  </m:r>
+                </m:e>
+              </m:acc>
+              <m:r>
+                <m:rPr>
+                  <m:sty m:val="p"/>
+                </m:rPr>
+                <m:t>,</m:t>
+              </m:r>
+              <m:r>
+                <m:t>s</m:t>
+              </m:r>
+              <m:r>
+                <m:rPr>
+                  <m:sty m:val="p"/>
+                </m:rPr>
+                <m:t>⟩</m:t>
+              </m:r>
+            </m:num>
+            <m:den>
+              <m:r>
+                <m:rPr>
+                  <m:sty m:val="p"/>
+                </m:rPr>
+                <m:t>∥</m:t>
+              </m:r>
+              <m:r>
+                <m:t>s</m:t>
+              </m:r>
+              <m:sSup>
+                <m:e>
+                  <m:r>
+                    <m:rPr>
+                      <m:sty m:val="p"/>
+                    </m:rPr>
+                    <m:t>∥</m:t>
+                  </m:r>
+                </m:e>
+                <m:sup>
+                  <m:r>
+                    <m:t>2</m:t>
+                  </m:r>
+                </m:sup>
+              </m:sSup>
+            </m:den>
+          </m:f>
+          <m:r>
+            <m:t>s</m:t>
+          </m:r>
+          <m:r>
+            <m:rPr>
+              <m:sty m:val="p"/>
+            </m:rPr>
+            <m:t>,</m:t>
+          </m:r>
+        </m:oMath>
+      </m:oMathPara>
+    </w:p>
+    <w:p>
+      <w:pPr>
+        <w:pStyle w:val="FirstParagraph"/>
+      </w:pPr>
+      <m:oMathPara>
+        <m:oMathParaPr>
+          <m:jc m:val="center"/>
+        </m:oMathParaPr>
+        <m:oMath>
+          <m:sSub>
+            <m:e>
+              <m:r>
+                <m:t>e</m:t>
+              </m:r>
+            </m:e>
+            <m:sub>
+              <m:r>
+                <m:t>n</m:t>
+              </m:r>
+              <m:r>
+                <m:t>o</m:t>
+              </m:r>
+              <m:r>
+                <m:t>i</m:t>
+              </m:r>
+              <m:r>
+                <m:t>s</m:t>
+              </m:r>
+              <m:r>
+                <m:t>e</m:t>
+              </m:r>
+            </m:sub>
+          </m:sSub>
+          <m:r>
+            <m:rPr>
+              <m:sty m:val="p"/>
+            </m:rPr>
+            <m:t>=</m:t>
+          </m:r>
+          <m:acc>
+            <m:accPr>
+              <m:chr m:val="̂"/>
+            </m:accPr>
+            <m:e>
+              <m:r>
+                <m:t>s</m:t>
+              </m:r>
+            </m:e>
+          </m:acc>
+          <m:r>
+            <m:rPr>
+              <m:sty m:val="p"/>
+            </m:rPr>
+            <m:t>−</m:t>
+          </m:r>
+          <m:sSub>
+            <m:e>
+              <m:r>
+                <m:t>s</m:t>
+              </m:r>
+            </m:e>
+            <m:sub>
+              <m:r>
+                <m:t>t</m:t>
+              </m:r>
+              <m:r>
+                <m:t>a</m:t>
+              </m:r>
+              <m:r>
+                <m:t>r</m:t>
+              </m:r>
+              <m:r>
+                <m:t>g</m:t>
+              </m:r>
+              <m:r>
+                <m:t>e</m:t>
+              </m:r>
+              <m:r>
+                <m:t>t</m:t>
+              </m:r>
+            </m:sub>
+          </m:sSub>
+          <m:r>
+            <m:rPr>
+              <m:sty m:val="p"/>
+            </m:rPr>
+            <m:t>,</m:t>
+          </m:r>
+        </m:oMath>
+      </m:oMathPara>
+    </w:p>
+    <w:p>
+      <w:pPr>
+        <w:pStyle w:val="FirstParagraph"/>
+      </w:pPr>
+      <m:oMathPara>
+        <m:oMathParaPr>
+          <m:jc m:val="center"/>
+        </m:oMathParaPr>
+        <m:oMath>
+          <m:r>
+            <m:rPr>
+              <m:sty m:val="p"/>
+            </m:rPr>
+            <m:t>SI-SDR</m:t>
+          </m:r>
+          <m:r>
+            <m:rPr>
+              <m:sty m:val="p"/>
+            </m:rPr>
+            <m:t>=</m:t>
+          </m:r>
+          <m:r>
+            <m:t>10</m:t>
+          </m:r>
+          <m:sSub>
+            <m:e>
+              <m:r>
+                <m:rPr>
+                  <m:sty m:val="p"/>
+                </m:rPr>
+                <m:t>log</m:t>
+              </m:r>
+            </m:e>
+            <m:sub>
+              <m:r>
+                <m:t>10</m:t>
+              </m:r>
+            </m:sub>
+          </m:sSub>
+          <m:f>
+            <m:fPr>
+              <m:type m:val="bar"/>
+            </m:fPr>
+            <m:num>
+              <m:r>
+                <m:rPr>
+                  <m:sty m:val="p"/>
+                </m:rPr>
+                <m:t>∥</m:t>
+              </m:r>
+              <m:sSub>
+                <m:e>
+                  <m:r>
+                    <m:t>s</m:t>
+                  </m:r>
+                </m:e>
+                <m:sub>
+                  <m:r>
+                    <m:t>t</m:t>
+                  </m:r>
+                  <m:r>
+                    <m:t>a</m:t>
+                  </m:r>
+                  <m:r>
+                    <m:t>r</m:t>
+                  </m:r>
+                  <m:r>
+                    <m:t>g</m:t>
+                  </m:r>
+                  <m:r>
+                    <m:t>e</m:t>
+                  </m:r>
+                  <m:r>
+                    <m:t>t</m:t>
+                  </m:r>
+                </m:sub>
+              </m:sSub>
+              <m:sSup>
+                <m:e>
+                  <m:r>
+                    <m:rPr>
+                      <m:sty m:val="p"/>
+                    </m:rPr>
+                    <m:t>∥</m:t>
+                  </m:r>
+                </m:e>
+                <m:sup>
+                  <m:r>
+                    <m:t>2</m:t>
+                  </m:r>
+                </m:sup>
+              </m:sSup>
+            </m:num>
+            <m:den>
+              <m:r>
+                <m:rPr>
+                  <m:sty m:val="p"/>
+                </m:rPr>
+                <m:t>∥</m:t>
+              </m:r>
+              <m:sSub>
+                <m:e>
+                  <m:r>
+                    <m:t>e</m:t>
+                  </m:r>
+                </m:e>
+                <m:sub>
+                  <m:r>
+                    <m:t>n</m:t>
+                  </m:r>
+                  <m:r>
+                    <m:t>o</m:t>
+                  </m:r>
+                  <m:r>
+                    <m:t>i</m:t>
+                  </m:r>
+                  <m:r>
+                    <m:t>s</m:t>
+                  </m:r>
+                  <m:r>
+                    <m:t>e</m:t>
+                  </m:r>
+                </m:sub>
+              </m:sSub>
+              <m:sSup>
+                <m:e>
+                  <m:r>
+                    <m:rPr>
+                      <m:sty m:val="p"/>
+                    </m:rPr>
+                    <m:t>∥</m:t>
+                  </m:r>
+                </m:e>
+                <m:sup>
+                  <m:r>
+                    <m:t>2</m:t>
+                  </m:r>
+                </m:sup>
+              </m:sSup>
+            </m:den>
+          </m:f>
+          <m:r>
+            <m:rPr>
+              <m:sty m:val="p"/>
+            </m:rPr>
+            <m:t>.</m:t>
+          </m:r>
+        </m:oMath>
+      </m:oMathPara>
+    </w:p>
+    <w:p>
+      <w:pPr>
+        <w:pStyle w:val="FirstParagraph"/>
+      </w:pPr>
+      <w:r>
+        <w:t xml:space="preserve">The first FYP2 implementation target should be a working end-to-end inference path. After that, training, fine-tuning, or model replacement can be attempted depending on dataset availability, hardware limits, and supervisor approval.</w:t>
+      </w:r>
+    </w:p>
+    <w:bookmarkEnd w:id="172"/>
+    <w:bookmarkStart w:id="173" w:name="model-selection-strategy"/>
+    <w:p>
+      <w:pPr>
+        <w:pStyle w:val="Heading4"/>
+      </w:pPr>
+      <w:r>
+        <w:t xml:space="preserve">5.1.3.5 Model Selection Strategy</w:t>
+      </w:r>
+    </w:p>
+    <w:p>
+      <w:pPr>
+        <w:pStyle w:val="FirstParagraph"/>
+      </w:pPr>
+      <w:r>
+        <w:t xml:space="preserve">The model-selection feature will allow the user to select from configured model records. The backend will use the selected model ID if provided; otherwise, it will use the active default model. The factory method will map the model architecture to the correct strategy:</w:t>
+      </w:r>
+    </w:p>
+    <w:p>
+      <w:pPr>
+        <w:pStyle w:val="BodyText"/>
+      </w:pPr>
+      <m:oMathPara>
+        <m:oMathParaPr>
+          <m:jc m:val="center"/>
+        </m:oMathParaPr>
+        <m:oMath>
+          <m:r>
+            <m:rPr>
+              <m:nor/>
+              <m:sty m:val="p"/>
+            </m:rPr>
+            <m:t>strategy</m:t>
+          </m:r>
+          <m:r>
+            <m:rPr>
+              <m:sty m:val="p"/>
+            </m:rPr>
+            <m:t>=</m:t>
+          </m:r>
+          <m:r>
+            <m:rPr>
+              <m:sty m:val="p"/>
+            </m:rPr>
+            <m:t>Factory</m:t>
+          </m:r>
+          <m:r>
+            <m:rPr>
+              <m:sty m:val="p"/>
+            </m:rPr>
+            <m:t>(</m:t>
+          </m:r>
+          <m:r>
+            <m:rPr>
+              <m:nor/>
+              <m:sty m:val="p"/>
+            </m:rPr>
+            <m:t>model.architecture</m:t>
+          </m:r>
+          <m:r>
+            <m:rPr>
+              <m:sty m:val="p"/>
+            </m:rPr>
+            <m:t>)</m:t>
+          </m:r>
+          <m:r>
+            <m:rPr>
+              <m:sty m:val="p"/>
+            </m:rPr>
+            <m:t>.</m:t>
+          </m:r>
+        </m:oMath>
+      </m:oMathPara>
+    </w:p>
+    <w:p>
+      <w:pPr>
+        <w:pStyle w:val="FirstParagraph"/>
+      </w:pPr>
+      <w:r>
+        <w:t xml:space="preserve">For example, a model record with architecture</w:t>
+      </w:r>
+      <w:r>
+        <w:t xml:space="preserve"> </w:t>
+      </w:r>
+      <w:r>
+        <w:rPr>
+          <w:rStyle w:val="VerbatimChar"/>
+        </w:rPr>
+        <w:t xml:space="preserve">NeoSSNet</w:t>
+      </w:r>
+      <w:r>
+        <w:t xml:space="preserve"> </w:t>
+      </w:r>
+      <w:r>
+        <w:t xml:space="preserve">should create a NeoSSNet strategy, while</w:t>
+      </w:r>
+      <w:r>
+        <w:t xml:space="preserve"> </w:t>
+      </w:r>
+      <w:r>
+        <w:rPr>
+          <w:rStyle w:val="VerbatimChar"/>
+        </w:rPr>
+        <w:t xml:space="preserve">FixedFilter</w:t>
+      </w:r>
+      <w:r>
+        <w:t xml:space="preserve">,</w:t>
+      </w:r>
+      <w:r>
+        <w:t xml:space="preserve"> </w:t>
+      </w:r>
+      <w:r>
+        <w:rPr>
+          <w:rStyle w:val="VerbatimChar"/>
+        </w:rPr>
+        <w:t xml:space="preserve">NMF</w:t>
+      </w:r>
+      <w:r>
+        <w:t xml:space="preserve">, and</w:t>
+      </w:r>
+      <w:r>
+        <w:t xml:space="preserve"> </w:t>
+      </w:r>
+      <w:r>
+        <w:rPr>
+          <w:rStyle w:val="VerbatimChar"/>
+        </w:rPr>
+        <w:t xml:space="preserve">VMD</w:t>
+      </w:r>
+      <w:r>
+        <w:t xml:space="preserve"> </w:t>
+      </w:r>
+      <w:r>
+        <w:t xml:space="preserve">architecture names can create their corresponding concrete strategies. This design makes the prototype easier to extend because adding a new algorithm should require a new strategy class and a model registry entry, not a rewrite of the whole application.</w:t>
+      </w:r>
+    </w:p>
+    <w:bookmarkEnd w:id="173"/>
+    <w:bookmarkEnd w:id="174"/>
+    <w:bookmarkStart w:id="175" w:name="database-and-storage-integration"/>
     <w:p>
       <w:pPr>
         <w:pStyle w:val="Heading3"/>
@@ -9368,7 +14111,7 @@
         <w:pStyle w:val="FirstParagraph"/>
       </w:pPr>
       <w:r>
-        <w:t xml:space="preserve">The prototype may use local or lightweight storage to manage uploaded files, output files, temporary processing files, and optional processing history. If a database is included, it should store only the information needed for prototype operation, such as file references, timestamps, processing status, and output paths.</w:t>
+        <w:t xml:space="preserve">The prototype will use lightweight database storage for metadata and filesystem storage for audio files. The database should store upload metadata, model metadata, selected model ID, job status, output paths, processing time, optional evaluation metrics, and system logs. Audio files, model files, and generated outputs should remain on the filesystem.</w:t>
       </w:r>
     </w:p>
     <w:p>
@@ -9376,12 +14119,76 @@
         <w:pStyle w:val="BodyText"/>
       </w:pPr>
       <w:r>
-        <w:t xml:space="preserve">Storage design must consider privacy and cleanup. Uploaded recordings should not be exposed unnecessarily, and temporary files should be removed when they are no longer needed.</w:t>
-      </w:r>
-    </w:p>
-    <w:bookmarkEnd w:id="160"/>
-    <w:bookmarkEnd w:id="161"/>
-    <w:bookmarkStart w:id="166" w:name="testing-phase"/>
+        <w:t xml:space="preserve">The planned storage folders are:</w:t>
+      </w:r>
+    </w:p>
+    <w:p>
+      <w:pPr>
+        <w:pStyle w:val="SourceCode"/>
+      </w:pPr>
+      <w:r>
+        <w:rPr>
+          <w:rStyle w:val="VerbatimChar"/>
+        </w:rPr>
+        <w:t xml:space="preserve">storage/uploads/raw/</w:t>
+      </w:r>
+      <w:r>
+        <w:br/>
+      </w:r>
+      <w:r>
+        <w:rPr>
+          <w:rStyle w:val="VerbatimChar"/>
+        </w:rPr>
+        <w:t xml:space="preserve">storage/uploads/temp/</w:t>
+      </w:r>
+      <w:r>
+        <w:br/>
+      </w:r>
+      <w:r>
+        <w:rPr>
+          <w:rStyle w:val="VerbatimChar"/>
+        </w:rPr>
+        <w:t xml:space="preserve">storage/outputs/heart/</w:t>
+      </w:r>
+      <w:r>
+        <w:br/>
+      </w:r>
+      <w:r>
+        <w:rPr>
+          <w:rStyle w:val="VerbatimChar"/>
+        </w:rPr>
+        <w:t xml:space="preserve">storage/outputs/lung/</w:t>
+      </w:r>
+      <w:r>
+        <w:br/>
+      </w:r>
+      <w:r>
+        <w:rPr>
+          <w:rStyle w:val="VerbatimChar"/>
+        </w:rPr>
+        <w:t xml:space="preserve">storage/ml_models/</w:t>
+      </w:r>
+      <w:r>
+        <w:br/>
+      </w:r>
+      <w:r>
+        <w:rPr>
+          <w:rStyle w:val="VerbatimChar"/>
+        </w:rPr>
+        <w:t xml:space="preserve">storage/logs/</w:t>
+      </w:r>
+    </w:p>
+    <w:p>
+      <w:pPr>
+        <w:pStyle w:val="FirstParagraph"/>
+      </w:pPr>
+      <w:r>
+        <w:t xml:space="preserve">This design is practical for a local academic prototype because it keeps the database small while maintaining traceability between uploaded files, selected model records, processing jobs, and generated outputs.</w:t>
+      </w:r>
+    </w:p>
+    <w:bookmarkEnd w:id="175"/>
+    <w:bookmarkEnd w:id="176"/>
+    <w:bookmarkStart w:id="181" w:name="testing-phase"/>
     <w:p>
       <w:pPr>
         <w:pStyle w:val="Heading2"/>
@@ -9395,10 +14202,10 @@
         <w:pStyle w:val="FirstParagraph"/>
       </w:pPr>
       <w:r>
-        <w:t xml:space="preserve">The testing phase will verify that the prototype functions correctly and that the separation workflow produces valid outputs for supported input files. Testing is presented as planned work because completed test execution belongs to the later implementation stage.</w:t>
-      </w:r>
-    </w:p>
-    <w:bookmarkStart w:id="162" w:name="unit-testing"/>
+        <w:t xml:space="preserve">The testing phase will verify that the prototype functions correctly and that each algorithm strategy behaves safely inside the application workflow. Testing is presented as planned work because completed test execution belongs to FYP2.</w:t>
+      </w:r>
+    </w:p>
+    <w:bookmarkStart w:id="177" w:name="unit-testing"/>
     <w:p>
       <w:pPr>
         <w:pStyle w:val="Heading3"/>
@@ -9412,11 +14219,19 @@
         <w:pStyle w:val="FirstParagraph"/>
       </w:pPr>
       <w:r>
-        <w:t xml:space="preserve">Unit testing will focus on individual functions and modules. Planned unit tests include audio file validation, preprocessing functions, file path handling, model wrapper input checks, output file generation, and error handling.</w:t>
-      </w:r>
-    </w:p>
-    <w:bookmarkEnd w:id="162"/>
-    <w:bookmarkStart w:id="163" w:name="integration-testing"/>
+        <w:t xml:space="preserve">Unit testing will focus on individual modules. Planned unit tests include WAV validation, metadata extraction, path handling, model lookup, active model fallback, strategy factory resolution, preprocessing output shape, output file writing, result retrieval, and error handling.</w:t>
+      </w:r>
+    </w:p>
+    <w:p>
+      <w:pPr>
+        <w:pStyle w:val="BodyText"/>
+      </w:pPr>
+      <w:r>
+        <w:t xml:space="preserve">For algorithm modules, unit tests should not pretend that separation quality is final. Instead, early tests should verify that each strategy accepts valid input, rejects missing configuration, returns heart and lung output paths, and does not mark a failed job as completed.</w:t>
+      </w:r>
+    </w:p>
+    <w:bookmarkEnd w:id="177"/>
+    <w:bookmarkStart w:id="178" w:name="integration-testing"/>
     <w:p>
       <w:pPr>
         <w:pStyle w:val="Heading3"/>
@@ -9430,11 +14245,95 @@
         <w:pStyle w:val="FirstParagraph"/>
       </w:pPr>
       <w:r>
-        <w:t xml:space="preserve">Integration testing will verify that the front-end, back-end, preprocessing module, separation module, and storage component work together correctly. Planned integration tests include uploading a valid audio file, running the full processing pipeline, generating both output files, and returning the correct processing status to the interface.</w:t>
-      </w:r>
-    </w:p>
-    <w:bookmarkEnd w:id="163"/>
-    <w:bookmarkStart w:id="164" w:name="system-testing"/>
+        <w:t xml:space="preserve">Integration testing will verify that the front-end, API, database, storage, preprocessing, model selection, strategy factory, separation engine, and result service work together. Planned integration tests include:</w:t>
+      </w:r>
+    </w:p>
+    <w:p>
+      <w:pPr>
+        <w:pStyle w:val="Compact"/>
+        <w:numPr>
+          <w:ilvl w:val="0"/>
+          <w:numId w:val="1007"/>
+        </w:numPr>
+      </w:pPr>
+      <w:r>
+        <w:t xml:space="preserve">Upload a valid WAV file and confirm metadata is stored.</w:t>
+      </w:r>
+    </w:p>
+    <w:p>
+      <w:pPr>
+        <w:pStyle w:val="Compact"/>
+        <w:numPr>
+          <w:ilvl w:val="0"/>
+          <w:numId w:val="1007"/>
+        </w:numPr>
+      </w:pPr>
+      <w:r>
+        <w:t xml:space="preserve">Load available models and confirm the active model is selected by default.</w:t>
+      </w:r>
+    </w:p>
+    <w:p>
+      <w:pPr>
+        <w:pStyle w:val="Compact"/>
+        <w:numPr>
+          <w:ilvl w:val="0"/>
+          <w:numId w:val="1007"/>
+        </w:numPr>
+      </w:pPr>
+      <w:r>
+        <w:t xml:space="preserve">Submit a separation request with a selected model ID.</w:t>
+      </w:r>
+    </w:p>
+    <w:p>
+      <w:pPr>
+        <w:pStyle w:val="Compact"/>
+        <w:numPr>
+          <w:ilvl w:val="0"/>
+          <w:numId w:val="1007"/>
+        </w:numPr>
+      </w:pPr>
+      <w:r>
+        <w:t xml:space="preserve">Confirm that the job records the selected model.</w:t>
+      </w:r>
+    </w:p>
+    <w:p>
+      <w:pPr>
+        <w:pStyle w:val="Compact"/>
+        <w:numPr>
+          <w:ilvl w:val="0"/>
+          <w:numId w:val="1007"/>
+        </w:numPr>
+      </w:pPr>
+      <w:r>
+        <w:t xml:space="preserve">Confirm that successful processing creates both heart and lung output paths.</w:t>
+      </w:r>
+    </w:p>
+    <w:p>
+      <w:pPr>
+        <w:pStyle w:val="Compact"/>
+        <w:numPr>
+          <w:ilvl w:val="0"/>
+          <w:numId w:val="1007"/>
+        </w:numPr>
+      </w:pPr>
+      <w:r>
+        <w:t xml:space="preserve">Confirm that result and download endpoints return the expected job information.</w:t>
+      </w:r>
+    </w:p>
+    <w:p>
+      <w:pPr>
+        <w:pStyle w:val="Compact"/>
+        <w:numPr>
+          <w:ilvl w:val="0"/>
+          <w:numId w:val="1007"/>
+        </w:numPr>
+      </w:pPr>
+      <w:r>
+        <w:t xml:space="preserve">Confirm that missing model files or unsupported model architecture produce controlled failure messages.</w:t>
+      </w:r>
+    </w:p>
+    <w:bookmarkEnd w:id="178"/>
+    <w:bookmarkStart w:id="179" w:name="system-testing"/>
     <w:p>
       <w:pPr>
         <w:pStyle w:val="Heading3"/>
@@ -9448,11 +14347,19 @@
         <w:pStyle w:val="FirstParagraph"/>
       </w:pPr>
       <w:r>
-        <w:t xml:space="preserve">System testing will evaluate the complete prototype workflow from the user perspective. Planned system tests include valid upload, unsupported file upload, oversized file handling if a size limit is used, separation workflow completion, output download, and recovery from processing failure.</w:t>
-      </w:r>
-    </w:p>
-    <w:bookmarkEnd w:id="164"/>
-    <w:bookmarkStart w:id="165" w:name="user-acceptance-testing"/>
+        <w:t xml:space="preserve">System testing will evaluate the complete prototype from the user perspective. Planned system tests include valid upload, unsupported file upload, invalid WAV header, model list loading, selected model execution, default model fallback, successful output preview, output download, history retrieval, and failure recovery.</w:t>
+      </w:r>
+    </w:p>
+    <w:p>
+      <w:pPr>
+        <w:pStyle w:val="BodyText"/>
+      </w:pPr>
+      <w:r>
+        <w:t xml:space="preserve">System testing should also check usability details such as whether progress messages are understandable, whether failed jobs are clearly shown, whether download buttons are disabled until outputs exist, and whether the prototype avoids diagnosis-oriented wording.</w:t>
+      </w:r>
+    </w:p>
+    <w:bookmarkEnd w:id="179"/>
+    <w:bookmarkStart w:id="180" w:name="user-acceptance-testing"/>
     <w:p>
       <w:pPr>
         <w:pStyle w:val="Heading3"/>
@@ -9466,12 +14373,12 @@
         <w:pStyle w:val="FirstParagraph"/>
       </w:pPr>
       <w:r>
-        <w:t xml:space="preserve">User acceptance testing may be conducted with students, researchers, or project evaluators after the prototype is implemented. The purpose will be to check whether the workflow is understandable and whether the separated outputs can be accessed easily. No user acceptance results are included in this FYP1 report because the prototype has not yet reached that stage.</w:t>
-      </w:r>
-    </w:p>
-    <w:bookmarkEnd w:id="165"/>
-    <w:bookmarkEnd w:id="166"/>
-    <w:bookmarkStart w:id="167" w:name="deployment-phase"/>
+        <w:t xml:space="preserve">User acceptance testing may be conducted with students, researchers, or project evaluators after the prototype is implemented. The purpose will be to check whether the workflow is understandable, whether model selection is clear, whether the separated outputs can be accessed easily, and whether the result page provides enough information for academic use. No user acceptance results are included in this FYP1 report because the prototype has not yet reached that stage.</w:t>
+      </w:r>
+    </w:p>
+    <w:bookmarkEnd w:id="180"/>
+    <w:bookmarkEnd w:id="181"/>
+    <w:bookmarkStart w:id="182" w:name="deployment-phase"/>
     <w:p>
       <w:pPr>
         <w:pStyle w:val="Heading2"/>
@@ -9485,7 +14392,7 @@
         <w:pStyle w:val="FirstParagraph"/>
       </w:pPr>
       <w:r>
-        <w:t xml:space="preserve">The deployment phase will prepare the prototype for demonstration and evaluation. The planned deployment may use a local development environment or a controlled hosting environment depending on project constraints. The deployment package should include setup instructions, required dependencies, model files if permitted, sample input guidance, and output folder handling.</w:t>
+        <w:t xml:space="preserve">The deployment phase will prepare the prototype for demonstration and evaluation. The first deployment target should be a local development environment because the system handles uploaded audio files, model files, and generated outputs. The deployment package should include setup instructions, dependency notes, database initialization, model file placement, sample input guidance, and output folder handling.</w:t>
       </w:r>
     </w:p>
     <w:p>
@@ -9493,11 +14400,127 @@
         <w:pStyle w:val="BodyText"/>
       </w:pPr>
       <w:r>
-        <w:t xml:space="preserve">The deployment plan should also include steps for environment setup, data path configuration, model loading verification, and basic smoke testing before demonstration.</w:t>
-      </w:r>
-    </w:p>
-    <w:bookmarkEnd w:id="167"/>
-    <w:bookmarkStart w:id="168" w:name="documentation-and-maintenance-plan"/>
+        <w:t xml:space="preserve">The planned deployment steps are:</w:t>
+      </w:r>
+    </w:p>
+    <w:p>
+      <w:pPr>
+        <w:pStyle w:val="Compact"/>
+        <w:numPr>
+          <w:ilvl w:val="0"/>
+          <w:numId w:val="1008"/>
+        </w:numPr>
+      </w:pPr>
+      <w:r>
+        <w:t xml:space="preserve">Create and activate the Python environment.</w:t>
+      </w:r>
+    </w:p>
+    <w:p>
+      <w:pPr>
+        <w:pStyle w:val="Compact"/>
+        <w:numPr>
+          <w:ilvl w:val="0"/>
+          <w:numId w:val="1008"/>
+        </w:numPr>
+      </w:pPr>
+      <w:r>
+        <w:t xml:space="preserve">Install backend and machine learning dependencies.</w:t>
+      </w:r>
+    </w:p>
+    <w:p>
+      <w:pPr>
+        <w:pStyle w:val="Compact"/>
+        <w:numPr>
+          <w:ilvl w:val="0"/>
+          <w:numId w:val="1008"/>
+        </w:numPr>
+      </w:pPr>
+      <w:r>
+        <w:t xml:space="preserve">Initialize the database schema.</w:t>
+      </w:r>
+    </w:p>
+    <w:p>
+      <w:pPr>
+        <w:pStyle w:val="Compact"/>
+        <w:numPr>
+          <w:ilvl w:val="0"/>
+          <w:numId w:val="1008"/>
+        </w:numPr>
+      </w:pPr>
+      <w:r>
+        <w:t xml:space="preserve">Confirm required storage folders exist.</w:t>
+      </w:r>
+    </w:p>
+    <w:p>
+      <w:pPr>
+        <w:pStyle w:val="Compact"/>
+        <w:numPr>
+          <w:ilvl w:val="0"/>
+          <w:numId w:val="1008"/>
+        </w:numPr>
+      </w:pPr>
+      <w:r>
+        <w:t xml:space="preserve">Place model checkpoint and configuration files in the expected folder.</w:t>
+      </w:r>
+    </w:p>
+    <w:p>
+      <w:pPr>
+        <w:pStyle w:val="Compact"/>
+        <w:numPr>
+          <w:ilvl w:val="0"/>
+          <w:numId w:val="1008"/>
+        </w:numPr>
+      </w:pPr>
+      <w:r>
+        <w:t xml:space="preserve">Start the backend server.</w:t>
+      </w:r>
+    </w:p>
+    <w:p>
+      <w:pPr>
+        <w:pStyle w:val="Compact"/>
+        <w:numPr>
+          <w:ilvl w:val="0"/>
+          <w:numId w:val="1008"/>
+        </w:numPr>
+      </w:pPr>
+      <w:r>
+        <w:t xml:space="preserve">Open the browser interface.</w:t>
+      </w:r>
+    </w:p>
+    <w:p>
+      <w:pPr>
+        <w:pStyle w:val="Compact"/>
+        <w:numPr>
+          <w:ilvl w:val="0"/>
+          <w:numId w:val="1008"/>
+        </w:numPr>
+      </w:pPr>
+      <w:r>
+        <w:t xml:space="preserve">Run a smoke test using a short WAV file.</w:t>
+      </w:r>
+    </w:p>
+    <w:p>
+      <w:pPr>
+        <w:pStyle w:val="Compact"/>
+        <w:numPr>
+          <w:ilvl w:val="0"/>
+          <w:numId w:val="1008"/>
+        </w:numPr>
+      </w:pPr>
+      <w:r>
+        <w:t xml:space="preserve">Confirm that heart and lung output files are created or that failures are reported clearly.</w:t>
+      </w:r>
+    </w:p>
+    <w:p>
+      <w:pPr>
+        <w:pStyle w:val="FirstParagraph"/>
+      </w:pPr>
+      <w:r>
+        <w:t xml:space="preserve">If the prototype is later deployed outside the local laptop, additional work will be needed for authentication, storage cleanup, secure file handling, background processing, and deployment monitoring. These are outside the minimum FYP1 plan but can be listed as future improvement.</w:t>
+      </w:r>
+    </w:p>
+    <w:bookmarkEnd w:id="182"/>
+    <w:bookmarkStart w:id="183" w:name="documentation-and-maintenance-plan"/>
     <w:p>
       <w:pPr>
         <w:pStyle w:val="Heading2"/>
@@ -9511,7 +14534,7 @@
         <w:pStyle w:val="FirstParagraph"/>
       </w:pPr>
       <w:r>
-        <w:t xml:space="preserve">Documentation will include setup instructions, dependency notes, usage instructions, system limitations, testing notes, and evaluation guidance. The code should be organized so that future maintenance can update the preprocessing module, separation model, or interface without major restructuring.</w:t>
+        <w:t xml:space="preserve">Documentation will include setup instructions, dependency notes, usage steps, system limitations, model configuration notes, testing notes, and evaluation guidance. The report and repository should make clear which parts are implemented, which are planned, and which results are still pending.</w:t>
       </w:r>
     </w:p>
     <w:p>
@@ -9519,11 +14542,11 @@
         <w:pStyle w:val="BodyText"/>
       </w:pPr>
       <w:r>
-        <w:t xml:space="preserve">Maintenance activities may include updating dependencies, improving error handling, replacing the model with a better one, adding support for more audio formats, and improving output visualization. These activities should be performed without changing the project scope from sound separation to diagnosis.</w:t>
-      </w:r>
-    </w:p>
-    <w:bookmarkEnd w:id="168"/>
-    <w:bookmarkStart w:id="169" w:name="summary-4"/>
+        <w:t xml:space="preserve">Maintenance activities may include updating dependencies, improving error handling, adding new separation strategies, replacing the model checkpoint, improving preprocessing, adding waveform or spectrogram visualization, adding evaluation metrics, and improving cleanup of temporary files. These activities should preserve the project scope as sound separation only.</w:t>
+      </w:r>
+    </w:p>
+    <w:bookmarkEnd w:id="183"/>
+    <w:bookmarkStart w:id="184" w:name="summary-4"/>
     <w:p>
       <w:pPr>
         <w:pStyle w:val="Heading2"/>
@@ -9537,7 +14560,7 @@
         <w:pStyle w:val="FirstParagraph"/>
       </w:pPr>
       <w:r>
-        <w:t xml:space="preserve">This chapter presented the implementation plan for the proposed prototype. The plan covers development, testing, deployment, documentation, and maintenance. The chapter avoids unsupported implementation or testing claims and prepares the project for FYP2 development.</w:t>
+        <w:t xml:space="preserve">This chapter presented the implementation plan for the proposed prototype. The plan covers front-end development, back-end development, model selection, algorithm strategy integration, database and storage integration, testing, deployment, documentation, and maintenance. The planned algorithms include a fixed filter baseline, an NMF separation strategy, a VMD separation strategy, and a NeoSSNet-style deep learning strategy. The chapter remains FYP1-appropriate because it explains what will be implemented in FYP2 without inventing final separation results, testing results, model scores, or user evaluation findings.</w:t>
       </w:r>
     </w:p>
     <w:p>
@@ -9545,9 +14568,9 @@
         <w:br w:type="page"/>
       </w:r>
     </w:p>
-    <w:bookmarkEnd w:id="169"/>
-    <w:bookmarkEnd w:id="170"/>
-    <w:bookmarkStart w:id="177" w:name="chapter-6-conclusion"/>
+    <w:bookmarkEnd w:id="184"/>
+    <w:bookmarkEnd w:id="185"/>
+    <w:bookmarkStart w:id="192" w:name="chapter-6-conclusion"/>
     <w:p>
       <w:pPr>
         <w:pStyle w:val="Heading1"/>
@@ -9557,7 +14580,7 @@
         <w:t>CHAPTER 6: CONCLUSION</w:t>
       </w:r>
     </w:p>
-    <w:bookmarkStart w:id="171" w:name="overview-4"/>
+    <w:bookmarkStart w:id="186" w:name="overview-4"/>
     <w:p>
       <w:pPr>
         <w:pStyle w:val="Heading2"/>
@@ -9574,8 +14597,8 @@
         <w:t xml:space="preserve">This chapter concludes the FYP1 report for the proposed machine learning-based system for cardiopulmonary sound separation. The report establishes the background study, literature foundation, requirements analysis, system design, and implementation plan needed to continue the project into FYP2.</w:t>
       </w:r>
     </w:p>
-    <w:bookmarkEnd w:id="171"/>
-    <w:bookmarkStart w:id="172" w:name="project-summary"/>
+    <w:bookmarkEnd w:id="186"/>
+    <w:bookmarkStart w:id="187" w:name="project-summary"/>
     <w:p>
       <w:pPr>
         <w:pStyle w:val="Heading2"/>
@@ -9600,8 +14623,8 @@
         <w:t xml:space="preserve">The FYP1 work defines a prototype workflow that includes audio upload, validation, preprocessing, sound separation, result viewing, and output download. Requirements analysis and system design were prepared to support later implementation.</w:t>
       </w:r>
     </w:p>
-    <w:bookmarkEnd w:id="172"/>
-    <w:bookmarkStart w:id="173" w:name="expected-contributions"/>
+    <w:bookmarkEnd w:id="187"/>
+    <w:bookmarkStart w:id="188" w:name="expected-contributions"/>
     <w:p>
       <w:pPr>
         <w:pStyle w:val="Heading2"/>
@@ -9626,8 +14649,8 @@
         <w:t xml:space="preserve">The expected FYP contribution includes a structured review of relevant literature, an application-based requirements analysis, system design artefacts, and an implementation plan that can guide prototype development and evaluation in FYP2.</w:t>
       </w:r>
     </w:p>
-    <w:bookmarkEnd w:id="173"/>
-    <w:bookmarkStart w:id="174" w:name="limitations"/>
+    <w:bookmarkEnd w:id="188"/>
+    <w:bookmarkStart w:id="189" w:name="limitations"/>
     <w:p>
       <w:pPr>
         <w:pStyle w:val="Heading2"/>
@@ -9652,8 +14675,8 @@
         <w:t xml:space="preserve">The proposed system is not intended for clinical diagnosis or treatment recommendation. It is a sound separation prototype and should be evaluated only within that scope.</w:t>
       </w:r>
     </w:p>
-    <w:bookmarkEnd w:id="174"/>
-    <w:bookmarkStart w:id="175" w:name="future-work"/>
+    <w:bookmarkEnd w:id="189"/>
+    <w:bookmarkStart w:id="190" w:name="future-work"/>
     <w:p>
       <w:pPr>
         <w:pStyle w:val="Heading2"/>
@@ -9678,8 +14701,8 @@
         <w:t xml:space="preserve">Additional future improvements may include interface refinement, expanded audio format support, improved preprocessing, better model selection, output visualization, and more detailed comparison with baseline methods.</w:t>
       </w:r>
     </w:p>
-    <w:bookmarkEnd w:id="175"/>
-    <w:bookmarkStart w:id="176" w:name="summary-5"/>
+    <w:bookmarkEnd w:id="190"/>
+    <w:bookmarkStart w:id="191" w:name="summary-5"/>
     <w:p>
       <w:pPr>
         <w:pStyle w:val="Heading2"/>
@@ -9710,9 +14733,9 @@
         <w:br w:type="page"/>
       </w:r>
     </w:p>
-    <w:bookmarkEnd w:id="176"/>
-    <w:bookmarkEnd w:id="177"/>
-    <w:bookmarkStart w:id="249" w:name="references"/>
+    <w:bookmarkEnd w:id="191"/>
+    <w:bookmarkEnd w:id="192"/>
+    <w:bookmarkStart w:id="264" w:name="references"/>
     <w:p>
       <w:pPr>
         <w:pStyle w:val="Heading1"/>
@@ -9721,8 +14744,8 @@
         <w:t xml:space="preserve">References</w:t>
       </w:r>
     </w:p>
-    <w:bookmarkStart w:id="248" w:name="refs"/>
-    <w:bookmarkStart w:id="179" w:name="ref-ali2023lunet"/>
+    <w:bookmarkStart w:id="263" w:name="refs"/>
+    <w:bookmarkStart w:id="194" w:name="ref-ali2023lunet"/>
     <w:p>
       <w:pPr>
         <w:pStyle w:val="Bibliography"/>
@@ -9746,7 +14769,7 @@
       <w:r>
         <w:t xml:space="preserve"> </w:t>
       </w:r>
-      <w:hyperlink r:id="rId178">
+      <w:hyperlink r:id="rId193">
         <w:r>
           <w:rPr>
             <w:rStyle w:val="Hyperlink"/>
@@ -9758,8 +14781,8 @@
         <w:t xml:space="preserve">.</w:t>
       </w:r>
     </w:p>
-    <w:bookmarkEnd w:id="179"/>
-    <w:bookmarkStart w:id="181" w:name="ref-ali2026buet2"/>
+    <w:bookmarkEnd w:id="194"/>
+    <w:bookmarkStart w:id="196" w:name="ref-ali2026buet2"/>
     <w:p>
       <w:pPr>
         <w:pStyle w:val="Bibliography"/>
@@ -9783,7 +14806,7 @@
       <w:r>
         <w:t xml:space="preserve"> </w:t>
       </w:r>
-      <w:hyperlink r:id="rId180">
+      <w:hyperlink r:id="rId195">
         <w:r>
           <w:rPr>
             <w:rStyle w:val="Hyperlink"/>
@@ -9795,8 +14818,8 @@
         <w:t xml:space="preserve">.</w:t>
       </w:r>
     </w:p>
-    <w:bookmarkEnd w:id="181"/>
-    <w:bookmarkStart w:id="183" w:name="ref-arjoune2023stethaid"/>
+    <w:bookmarkEnd w:id="196"/>
+    <w:bookmarkStart w:id="198" w:name="ref-arjoune2023stethaid"/>
     <w:p>
       <w:pPr>
         <w:pStyle w:val="Bibliography"/>
@@ -9820,7 +14843,7 @@
       <w:r>
         <w:t xml:space="preserve"> </w:t>
       </w:r>
-      <w:hyperlink r:id="rId182">
+      <w:hyperlink r:id="rId197">
         <w:r>
           <w:rPr>
             <w:rStyle w:val="Hyperlink"/>
@@ -9832,8 +14855,8 @@
         <w:t xml:space="preserve">.</w:t>
       </w:r>
     </w:p>
-    <w:bookmarkEnd w:id="183"/>
-    <w:bookmarkStart w:id="185" w:name="ref-baeyens2025compressed"/>
+    <w:bookmarkEnd w:id="198"/>
+    <w:bookmarkStart w:id="200" w:name="ref-baeyens2025compressed"/>
     <w:p>
       <w:pPr>
         <w:pStyle w:val="Bibliography"/>
@@ -9857,7 +14880,7 @@
       <w:r>
         <w:t xml:space="preserve"> </w:t>
       </w:r>
-      <w:hyperlink r:id="rId184">
+      <w:hyperlink r:id="rId199">
         <w:r>
           <w:rPr>
             <w:rStyle w:val="Hyperlink"/>
@@ -9869,8 +14892,8 @@
         <w:t xml:space="preserve">.</w:t>
       </w:r>
     </w:p>
-    <w:bookmarkEnd w:id="185"/>
-    <w:bookmarkStart w:id="187" w:name="ref-behera2026adaptive"/>
+    <w:bookmarkEnd w:id="200"/>
+    <w:bookmarkStart w:id="202" w:name="ref-behera2026adaptive"/>
     <w:p>
       <w:pPr>
         <w:pStyle w:val="Bibliography"/>
@@ -9894,7 +14917,7 @@
       <w:r>
         <w:t xml:space="preserve"> </w:t>
       </w:r>
-      <w:hyperlink r:id="rId186">
+      <w:hyperlink r:id="rId201">
         <w:r>
           <w:rPr>
             <w:rStyle w:val="Hyperlink"/>
@@ -9906,8 +14929,8 @@
         <w:t xml:space="preserve">.</w:t>
       </w:r>
     </w:p>
-    <w:bookmarkEnd w:id="187"/>
-    <w:bookmarkStart w:id="189" w:name="ref-fattahi2022blind2"/>
+    <w:bookmarkEnd w:id="202"/>
+    <w:bookmarkStart w:id="204" w:name="ref-fattahi2022blind2"/>
     <w:p>
       <w:pPr>
         <w:pStyle w:val="Bibliography"/>
@@ -9931,7 +14954,7 @@
       <w:r>
         <w:t xml:space="preserve"> </w:t>
       </w:r>
-      <w:hyperlink r:id="rId188">
+      <w:hyperlink r:id="rId203">
         <w:r>
           <w:rPr>
             <w:rStyle w:val="Hyperlink"/>
@@ -9943,8 +14966,8 @@
         <w:t xml:space="preserve">.</w:t>
       </w:r>
     </w:p>
-    <w:bookmarkEnd w:id="189"/>
-    <w:bookmarkStart w:id="191" w:name="ref-grooby2022real"/>
+    <w:bookmarkEnd w:id="204"/>
+    <w:bookmarkStart w:id="206" w:name="ref-grooby2022real"/>
     <w:p>
       <w:pPr>
         <w:pStyle w:val="Bibliography"/>
@@ -9968,7 +14991,7 @@
       <w:r>
         <w:t xml:space="preserve"> </w:t>
       </w:r>
-      <w:hyperlink r:id="rId190">
+      <w:hyperlink r:id="rId205">
         <w:r>
           <w:rPr>
             <w:rStyle w:val="Hyperlink"/>
@@ -9980,8 +15003,8 @@
         <w:t xml:space="preserve">.</w:t>
       </w:r>
     </w:p>
-    <w:bookmarkEnd w:id="191"/>
-    <w:bookmarkStart w:id="193" w:name="ref-grooby2023noisyneonatal"/>
+    <w:bookmarkEnd w:id="206"/>
+    <w:bookmarkStart w:id="208" w:name="ref-grooby2023noisyneonatal"/>
     <w:p>
       <w:pPr>
         <w:pStyle w:val="Bibliography"/>
@@ -10005,7 +15028,7 @@
       <w:r>
         <w:t xml:space="preserve"> </w:t>
       </w:r>
-      <w:hyperlink r:id="rId192">
+      <w:hyperlink r:id="rId207">
         <w:r>
           <w:rPr>
             <w:rStyle w:val="Hyperlink"/>
@@ -10017,8 +15040,8 @@
         <w:t xml:space="preserve">.</w:t>
       </w:r>
     </w:p>
-    <w:bookmarkEnd w:id="193"/>
-    <w:bookmarkStart w:id="195" w:name="ref-han2025cardiorespiratory"/>
+    <w:bookmarkEnd w:id="208"/>
+    <w:bookmarkStart w:id="210" w:name="ref-han2025cardiorespiratory"/>
     <w:p>
       <w:pPr>
         <w:pStyle w:val="Bibliography"/>
@@ -10042,7 +15065,7 @@
       <w:r>
         <w:t xml:space="preserve"> </w:t>
       </w:r>
-      <w:hyperlink r:id="rId194">
+      <w:hyperlink r:id="rId209">
         <w:r>
           <w:rPr>
             <w:rStyle w:val="Hyperlink"/>
@@ -10054,8 +15077,8 @@
         <w:t xml:space="preserve">.</w:t>
       </w:r>
     </w:p>
-    <w:bookmarkEnd w:id="195"/>
-    <w:bookmarkStart w:id="197" w:name="ref-hoang2023reliable"/>
+    <w:bookmarkEnd w:id="210"/>
+    <w:bookmarkStart w:id="212" w:name="ref-hoang2023reliable"/>
     <w:p>
       <w:pPr>
         <w:pStyle w:val="Bibliography"/>
@@ -10079,7 +15102,7 @@
       <w:r>
         <w:t xml:space="preserve"> </w:t>
       </w:r>
-      <w:hyperlink r:id="rId196">
+      <w:hyperlink r:id="rId211">
         <w:r>
           <w:rPr>
             <w:rStyle w:val="Hyperlink"/>
@@ -10091,8 +15114,8 @@
         <w:t xml:space="preserve">.</w:t>
       </w:r>
     </w:p>
-    <w:bookmarkEnd w:id="197"/>
-    <w:bookmarkStart w:id="199" w:name="ref-jakubec2025robust"/>
+    <w:bookmarkEnd w:id="212"/>
+    <w:bookmarkStart w:id="214" w:name="ref-jakubec2025robust"/>
     <w:p>
       <w:pPr>
         <w:pStyle w:val="Bibliography"/>
@@ -10116,7 +15139,7 @@
       <w:r>
         <w:t xml:space="preserve"> </w:t>
       </w:r>
-      <w:hyperlink r:id="rId198">
+      <w:hyperlink r:id="rId213">
         <w:r>
           <w:rPr>
             <w:rStyle w:val="Hyperlink"/>
@@ -10128,8 +15151,8 @@
         <w:t xml:space="preserve">.</w:t>
       </w:r>
     </w:p>
-    <w:bookmarkEnd w:id="199"/>
-    <w:bookmarkStart w:id="201" w:name="ref-mutlu2024bridging"/>
+    <w:bookmarkEnd w:id="214"/>
+    <w:bookmarkStart w:id="216" w:name="ref-mutlu2024bridging"/>
     <w:p>
       <w:pPr>
         <w:pStyle w:val="Bibliography"/>
@@ -10153,7 +15176,7 @@
       <w:r>
         <w:t xml:space="preserve"> </w:t>
       </w:r>
-      <w:hyperlink r:id="rId200">
+      <w:hyperlink r:id="rId215">
         <w:r>
           <w:rPr>
             <w:rStyle w:val="Hyperlink"/>
@@ -10165,8 +15188,8 @@
         <w:t xml:space="preserve">.</w:t>
       </w:r>
     </w:p>
-    <w:bookmarkEnd w:id="201"/>
-    <w:bookmarkStart w:id="203" w:name="ref-pal2024automatic"/>
+    <w:bookmarkEnd w:id="216"/>
+    <w:bookmarkStart w:id="218" w:name="ref-pal2024automatic"/>
     <w:p>
       <w:pPr>
         <w:pStyle w:val="Bibliography"/>
@@ -10190,7 +15213,7 @@
       <w:r>
         <w:t xml:space="preserve"> </w:t>
       </w:r>
-      <w:hyperlink r:id="rId202">
+      <w:hyperlink r:id="rId217">
         <w:r>
           <w:rPr>
             <w:rStyle w:val="Hyperlink"/>
@@ -10202,8 +15225,8 @@
         <w:t xml:space="preserve">.</w:t>
       </w:r>
     </w:p>
-    <w:bookmarkEnd w:id="203"/>
-    <w:bookmarkStart w:id="205" w:name="ref-poh2026reprogramming2"/>
+    <w:bookmarkEnd w:id="218"/>
+    <w:bookmarkStart w:id="220" w:name="ref-poh2026reprogramming2"/>
     <w:p>
       <w:pPr>
         <w:pStyle w:val="Bibliography"/>
@@ -10227,7 +15250,7 @@
       <w:r>
         <w:t xml:space="preserve"> </w:t>
       </w:r>
-      <w:hyperlink r:id="rId204">
+      <w:hyperlink r:id="rId219">
         <w:r>
           <w:rPr>
             <w:rStyle w:val="Hyperlink"/>
@@ -10239,8 +15262,8 @@
         <w:t xml:space="preserve">.</w:t>
       </w:r>
     </w:p>
-    <w:bookmarkEnd w:id="205"/>
-    <w:bookmarkStart w:id="207" w:name="ref-poh2024neossnet"/>
+    <w:bookmarkEnd w:id="220"/>
+    <w:bookmarkStart w:id="222" w:name="ref-poh2024neossnet"/>
     <w:p>
       <w:pPr>
         <w:pStyle w:val="Bibliography"/>
@@ -10264,7 +15287,7 @@
       <w:r>
         <w:t xml:space="preserve"> </w:t>
       </w:r>
-      <w:hyperlink r:id="rId206">
+      <w:hyperlink r:id="rId221">
         <w:r>
           <w:rPr>
             <w:rStyle w:val="Hyperlink"/>
@@ -10276,8 +15299,8 @@
         <w:t xml:space="preserve">.</w:t>
       </w:r>
     </w:p>
-    <w:bookmarkEnd w:id="207"/>
-    <w:bookmarkStart w:id="209" w:name="ref-pouyani2022signal"/>
+    <w:bookmarkEnd w:id="222"/>
+    <w:bookmarkStart w:id="224" w:name="ref-pouyani2022signal"/>
     <w:p>
       <w:pPr>
         <w:pStyle w:val="Bibliography"/>
@@ -10301,7 +15324,7 @@
       <w:r>
         <w:t xml:space="preserve"> </w:t>
       </w:r>
-      <w:hyperlink r:id="rId208">
+      <w:hyperlink r:id="rId223">
         <w:r>
           <w:rPr>
             <w:rStyle w:val="Hyperlink"/>
@@ -10313,8 +15336,8 @@
         <w:t xml:space="preserve">.</w:t>
       </w:r>
     </w:p>
-    <w:bookmarkEnd w:id="209"/>
-    <w:bookmarkStart w:id="211" w:name="ref-reyna2023murmur"/>
+    <w:bookmarkEnd w:id="224"/>
+    <w:bookmarkStart w:id="226" w:name="ref-reyna2023murmur"/>
     <w:p>
       <w:pPr>
         <w:pStyle w:val="Bibliography"/>
@@ -10338,7 +15361,7 @@
       <w:r>
         <w:t xml:space="preserve"> </w:t>
       </w:r>
-      <w:hyperlink r:id="rId210">
+      <w:hyperlink r:id="rId225">
         <w:r>
           <w:rPr>
             <w:rStyle w:val="Hyperlink"/>
@@ -10350,8 +15373,8 @@
         <w:t xml:space="preserve">.</w:t>
       </w:r>
     </w:p>
-    <w:bookmarkEnd w:id="211"/>
-    <w:bookmarkStart w:id="213" w:name="ref-rocha2023automatic2"/>
+    <w:bookmarkEnd w:id="226"/>
+    <w:bookmarkStart w:id="228" w:name="ref-rocha2023automatic2"/>
     <w:p>
       <w:pPr>
         <w:pStyle w:val="Bibliography"/>
@@ -10375,7 +15398,7 @@
       <w:r>
         <w:t xml:space="preserve"> </w:t>
       </w:r>
-      <w:hyperlink r:id="rId212">
+      <w:hyperlink r:id="rId227">
         <w:r>
           <w:rPr>
             <w:rStyle w:val="Hyperlink"/>
@@ -10387,8 +15410,8 @@
         <w:t xml:space="preserve">.</w:t>
       </w:r>
     </w:p>
-    <w:bookmarkEnd w:id="213"/>
-    <w:bookmarkStart w:id="215" w:name="ref-roy2024pcgreview"/>
+    <w:bookmarkEnd w:id="228"/>
+    <w:bookmarkStart w:id="230" w:name="ref-roy2024pcgreview"/>
     <w:p>
       <w:pPr>
         <w:pStyle w:val="Bibliography"/>
@@ -10412,7 +15435,7 @@
       <w:r>
         <w:t xml:space="preserve"> </w:t>
       </w:r>
-      <w:hyperlink r:id="rId214">
+      <w:hyperlink r:id="rId229">
         <w:r>
           <w:rPr>
             <w:rStyle w:val="Hyperlink"/>
@@ -10424,8 +15447,8 @@
         <w:t xml:space="preserve">.</w:t>
       </w:r>
     </w:p>
-    <w:bookmarkEnd w:id="215"/>
-    <w:bookmarkStart w:id="217" w:name="ref-shuvo2026self"/>
+    <w:bookmarkEnd w:id="230"/>
+    <w:bookmarkStart w:id="232" w:name="ref-shuvo2026self"/>
     <w:p>
       <w:pPr>
         <w:pStyle w:val="Bibliography"/>
@@ -10449,7 +15472,7 @@
       <w:r>
         <w:t xml:space="preserve"> </w:t>
       </w:r>
-      <w:hyperlink r:id="rId216">
+      <w:hyperlink r:id="rId231">
         <w:r>
           <w:rPr>
             <w:rStyle w:val="Hyperlink"/>
@@ -10461,8 +15484,8 @@
         <w:t xml:space="preserve">.</w:t>
       </w:r>
     </w:p>
-    <w:bookmarkEnd w:id="217"/>
-    <w:bookmarkStart w:id="219" w:name="ref-somarathne2026dual2"/>
+    <w:bookmarkEnd w:id="232"/>
+    <w:bookmarkStart w:id="234" w:name="ref-somarathne2026dual2"/>
     <w:p>
       <w:pPr>
         <w:pStyle w:val="Bibliography"/>
@@ -10486,7 +15509,7 @@
       <w:r>
         <w:t xml:space="preserve"> </w:t>
       </w:r>
-      <w:hyperlink r:id="rId218">
+      <w:hyperlink r:id="rId233">
         <w:r>
           <w:rPr>
             <w:rStyle w:val="Hyperlink"/>
@@ -10498,8 +15521,8 @@
         <w:t xml:space="preserve">.</w:t>
       </w:r>
     </w:p>
-    <w:bookmarkEnd w:id="219"/>
-    <w:bookmarkStart w:id="221" w:name="ref-sun2024daenmfvmd"/>
+    <w:bookmarkEnd w:id="234"/>
+    <w:bookmarkStart w:id="236" w:name="ref-sun2024daenmfvmd"/>
     <w:p>
       <w:pPr>
         <w:pStyle w:val="Bibliography"/>
@@ -10523,7 +15546,7 @@
       <w:r>
         <w:t xml:space="preserve"> </w:t>
       </w:r>
-      <w:hyperlink r:id="rId220">
+      <w:hyperlink r:id="rId235">
         <w:r>
           <w:rPr>
             <w:rStyle w:val="Hyperlink"/>
@@ -10535,8 +15558,8 @@
         <w:t xml:space="preserve">.</w:t>
       </w:r>
     </w:p>
-    <w:bookmarkEnd w:id="221"/>
-    <w:bookmarkStart w:id="223" w:name="ref-torabi2023negative2"/>
+    <w:bookmarkEnd w:id="236"/>
+    <w:bookmarkStart w:id="238" w:name="ref-torabi2023negative2"/>
     <w:p>
       <w:pPr>
         <w:pStyle w:val="Bibliography"/>
@@ -10560,7 +15583,7 @@
       <w:r>
         <w:t xml:space="preserve"> </w:t>
       </w:r>
-      <w:hyperlink r:id="rId222">
+      <w:hyperlink r:id="rId237">
         <w:r>
           <w:rPr>
             <w:rStyle w:val="Hyperlink"/>
@@ -10572,8 +15595,8 @@
         <w:t xml:space="preserve">.</w:t>
       </w:r>
     </w:p>
-    <w:bookmarkEnd w:id="223"/>
-    <w:bookmarkStart w:id="225" w:name="ref-torabi2025hlscmds"/>
+    <w:bookmarkEnd w:id="238"/>
+    <w:bookmarkStart w:id="240" w:name="ref-torabi2025hlscmds"/>
     <w:p>
       <w:pPr>
         <w:pStyle w:val="Bibliography"/>
@@ -10610,7 +15633,7 @@
       <w:r>
         <w:t xml:space="preserve"> </w:t>
       </w:r>
-      <w:hyperlink r:id="rId224">
+      <w:hyperlink r:id="rId239">
         <w:r>
           <w:rPr>
             <w:rStyle w:val="Hyperlink"/>
@@ -10622,8 +15645,8 @@
         <w:t xml:space="preserve">.</w:t>
       </w:r>
     </w:p>
-    <w:bookmarkEnd w:id="225"/>
-    <w:bookmarkStart w:id="227" w:name="ref-torabi2025large2"/>
+    <w:bookmarkEnd w:id="240"/>
+    <w:bookmarkStart w:id="242" w:name="ref-torabi2025large2"/>
     <w:p>
       <w:pPr>
         <w:pStyle w:val="Bibliography"/>
@@ -10647,7 +15670,7 @@
       <w:r>
         <w:t xml:space="preserve"> </w:t>
       </w:r>
-      <w:hyperlink r:id="rId226">
+      <w:hyperlink r:id="rId241">
         <w:r>
           <w:rPr>
             <w:rStyle w:val="Hyperlink"/>
@@ -10659,8 +15682,8 @@
         <w:t xml:space="preserve">.</w:t>
       </w:r>
     </w:p>
-    <w:bookmarkEnd w:id="227"/>
-    <w:bookmarkStart w:id="229" w:name="ref-tsai2023separation2"/>
+    <w:bookmarkEnd w:id="242"/>
+    <w:bookmarkStart w:id="244" w:name="ref-tsai2023separation2"/>
     <w:p>
       <w:pPr>
         <w:pStyle w:val="Bibliography"/>
@@ -10671,7 +15694,7 @@
       <w:r>
         <w:t xml:space="preserve"> </w:t>
       </w:r>
-      <w:hyperlink r:id="rId228">
+      <w:hyperlink r:id="rId243">
         <w:r>
           <w:rPr>
             <w:rStyle w:val="Hyperlink"/>
@@ -10683,8 +15706,8 @@
         <w:t xml:space="preserve">.</w:t>
       </w:r>
     </w:p>
-    <w:bookmarkEnd w:id="229"/>
-    <w:bookmarkStart w:id="231" w:name="ref-ullah2024unsupervised"/>
+    <w:bookmarkEnd w:id="244"/>
+    <w:bookmarkStart w:id="246" w:name="ref-ullah2024unsupervised"/>
     <w:p>
       <w:pPr>
         <w:pStyle w:val="Bibliography"/>
@@ -10708,7 +15731,7 @@
       <w:r>
         <w:t xml:space="preserve"> </w:t>
       </w:r>
-      <w:hyperlink r:id="rId230">
+      <w:hyperlink r:id="rId245">
         <w:r>
           <w:rPr>
             <w:rStyle w:val="Hyperlink"/>
@@ -10720,8 +15743,8 @@
         <w:t xml:space="preserve">.</w:t>
       </w:r>
     </w:p>
-    <w:bookmarkEnd w:id="231"/>
-    <w:bookmarkStart w:id="233" w:name="ref-wang2023mcunet"/>
+    <w:bookmarkEnd w:id="246"/>
+    <w:bookmarkStart w:id="248" w:name="ref-wang2023mcunet"/>
     <w:p>
       <w:pPr>
         <w:pStyle w:val="Bibliography"/>
@@ -10745,7 +15768,7 @@
       <w:r>
         <w:t xml:space="preserve"> </w:t>
       </w:r>
-      <w:hyperlink r:id="rId232">
+      <w:hyperlink r:id="rId247">
         <w:r>
           <w:rPr>
             <w:rStyle w:val="Hyperlink"/>
@@ -10757,8 +15780,8 @@
         <w:t xml:space="preserve">.</w:t>
       </w:r>
     </w:p>
-    <w:bookmarkEnd w:id="233"/>
-    <w:bookmarkStart w:id="235" w:name="ref-wang2023nmfdl"/>
+    <w:bookmarkEnd w:id="248"/>
+    <w:bookmarkStart w:id="250" w:name="ref-wang2023nmfdl"/>
     <w:p>
       <w:pPr>
         <w:pStyle w:val="Bibliography"/>
@@ -10782,7 +15805,7 @@
       <w:r>
         <w:t xml:space="preserve"> </w:t>
       </w:r>
-      <w:hyperlink r:id="rId234">
+      <w:hyperlink r:id="rId249">
         <w:r>
           <w:rPr>
             <w:rStyle w:val="Hyperlink"/>
@@ -10794,8 +15817,8 @@
         <w:t xml:space="preserve">.</w:t>
       </w:r>
     </w:p>
-    <w:bookmarkEnd w:id="235"/>
-    <w:bookmarkStart w:id="237" w:name="ref-wang2025phase2"/>
+    <w:bookmarkEnd w:id="250"/>
+    <w:bookmarkStart w:id="252" w:name="ref-wang2025phase2"/>
     <w:p>
       <w:pPr>
         <w:pStyle w:val="Bibliography"/>
@@ -10819,7 +15842,7 @@
       <w:r>
         <w:t xml:space="preserve"> </w:t>
       </w:r>
-      <w:hyperlink r:id="rId236">
+      <w:hyperlink r:id="rId251">
         <w:r>
           <w:rPr>
             <w:rStyle w:val="Hyperlink"/>
@@ -10831,8 +15854,8 @@
         <w:t xml:space="preserve">.</w:t>
       </w:r>
     </w:p>
-    <w:bookmarkEnd w:id="237"/>
-    <w:bookmarkStart w:id="239" w:name="ref-zhang2025jassnet"/>
+    <w:bookmarkEnd w:id="252"/>
+    <w:bookmarkStart w:id="254" w:name="ref-zhang2025jassnet"/>
     <w:p>
       <w:pPr>
         <w:pStyle w:val="Bibliography"/>
@@ -10856,7 +15879,7 @@
       <w:r>
         <w:t xml:space="preserve"> </w:t>
       </w:r>
-      <w:hyperlink r:id="rId238">
+      <w:hyperlink r:id="rId253">
         <w:r>
           <w:rPr>
             <w:rStyle w:val="Hyperlink"/>
@@ -10868,8 +15891,8 @@
         <w:t xml:space="preserve">.</w:t>
       </w:r>
     </w:p>
-    <w:bookmarkEnd w:id="239"/>
-    <w:bookmarkStart w:id="241" w:name="ref-zhang2026efficient2"/>
+    <w:bookmarkEnd w:id="254"/>
+    <w:bookmarkStart w:id="256" w:name="ref-zhang2026efficient2"/>
     <w:p>
       <w:pPr>
         <w:pStyle w:val="Bibliography"/>
@@ -10893,7 +15916,7 @@
       <w:r>
         <w:t xml:space="preserve"> </w:t>
       </w:r>
-      <w:hyperlink r:id="rId240">
+      <w:hyperlink r:id="rId255">
         <w:r>
           <w:rPr>
             <w:rStyle w:val="Hyperlink"/>
@@ -10905,8 +15928,8 @@
         <w:t xml:space="preserve">.</w:t>
       </w:r>
     </w:p>
-    <w:bookmarkEnd w:id="241"/>
-    <w:bookmarkStart w:id="243" w:name="ref-zhao2024heartanalysis"/>
+    <w:bookmarkEnd w:id="256"/>
+    <w:bookmarkStart w:id="258" w:name="ref-zhao2024heartanalysis"/>
     <w:p>
       <w:pPr>
         <w:pStyle w:val="Bibliography"/>
@@ -10930,7 +15953,7 @@
       <w:r>
         <w:t xml:space="preserve"> </w:t>
       </w:r>
-      <w:hyperlink r:id="rId242">
+      <w:hyperlink r:id="rId257">
         <w:r>
           <w:rPr>
             <w:rStyle w:val="Hyperlink"/>
@@ -10942,8 +15965,8 @@
         <w:t xml:space="preserve">.</w:t>
       </w:r>
     </w:p>
-    <w:bookmarkEnd w:id="243"/>
-    <w:bookmarkStart w:id="245" w:name="ref-zheng2025identifying2"/>
+    <w:bookmarkEnd w:id="258"/>
+    <w:bookmarkStart w:id="260" w:name="ref-zheng2025identifying2"/>
     <w:p>
       <w:pPr>
         <w:pStyle w:val="Bibliography"/>
@@ -10967,7 +15990,7 @@
       <w:r>
         <w:t xml:space="preserve"> </w:t>
       </w:r>
-      <w:hyperlink r:id="rId244">
+      <w:hyperlink r:id="rId259">
         <w:r>
           <w:rPr>
             <w:rStyle w:val="Hyperlink"/>
@@ -10979,8 +16002,8 @@
         <w:t xml:space="preserve">.</w:t>
       </w:r>
     </w:p>
-    <w:bookmarkEnd w:id="245"/>
-    <w:bookmarkStart w:id="247" w:name="ref-zheng2024cardiopulmonary"/>
+    <w:bookmarkEnd w:id="260"/>
+    <w:bookmarkStart w:id="262" w:name="ref-zheng2024cardiopulmonary"/>
     <w:p>
       <w:pPr>
         <w:pStyle w:val="Bibliography"/>
@@ -11004,7 +16027,7 @@
       <w:r>
         <w:t xml:space="preserve"> </w:t>
       </w:r>
-      <w:hyperlink r:id="rId246">
+      <w:hyperlink r:id="rId261">
         <w:r>
           <w:rPr>
             <w:rStyle w:val="Hyperlink"/>
@@ -11016,8 +16039,8 @@
         <w:t xml:space="preserve">.</w:t>
       </w:r>
     </w:p>
-    <w:bookmarkEnd w:id="247"/>
-    <w:bookmarkEnd w:id="248"/>
+    <w:bookmarkEnd w:id="262"/>
+    <w:bookmarkEnd w:id="263"/>
     <w:p>
       <w:pPr>
         <w:sectPr>
@@ -11032,17 +16055,17 @@
         <w:br w:type="page"/>
       </w:r>
     </w:p>
-    <w:bookmarkEnd w:id="249"/>
-    <w:bookmarkStart w:id="250" w:name="appendix-a-gantt-chart"/>
+    <w:bookmarkEnd w:id="264"/>
+    <w:bookmarkStart w:id="265" w:name="appendix-a-gantt-chart"/>
     <w:p>
       <w:pPr>
         <w:pStyle w:val="Heading1"/>
       </w:pPr>
-      <w:bookmarkStart w:id="298" w:name="_FYPAppendix001"/>
+      <w:bookmarkStart w:id="317" w:name="_FYPAppendix001"/>
       <w:r>
         <w:t xml:space="preserve">Appendix A: Gantt Chart</w:t>
       </w:r>
-      <w:bookmarkEnd w:id="298"/>
+      <w:bookmarkEnd w:id="317"/>
     </w:p>
     <w:p>
       <w:pPr>
@@ -11057,17 +16080,17 @@
         <w:br w:type="page"/>
       </w:r>
     </w:p>
-    <w:bookmarkEnd w:id="250"/>
-    <w:bookmarkStart w:id="251" w:name="appendix-b-fyp1-meeting-logs"/>
+    <w:bookmarkEnd w:id="265"/>
+    <w:bookmarkStart w:id="266" w:name="appendix-b-fyp1-meeting-logs"/>
     <w:p>
       <w:pPr>
         <w:pStyle w:val="Heading1"/>
       </w:pPr>
-      <w:bookmarkStart w:id="299" w:name="_FYPAppendix002"/>
+      <w:bookmarkStart w:id="318" w:name="_FYPAppendix002"/>
       <w:r>
         <w:t xml:space="preserve">Appendix B: FYP1 Meeting Logs</w:t>
       </w:r>
-      <w:bookmarkEnd w:id="299"/>
+      <w:bookmarkEnd w:id="318"/>
     </w:p>
     <w:p>
       <w:pPr>
@@ -11082,17 +16105,17 @@
         <w:br w:type="page"/>
       </w:r>
     </w:p>
-    <w:bookmarkEnd w:id="251"/>
-    <w:bookmarkStart w:id="252" w:name="Xe32b85fb62951c87beaae793b5e5d26fe8e8d89"/>
+    <w:bookmarkEnd w:id="266"/>
+    <w:bookmarkStart w:id="267" w:name="Xe32b85fb62951c87beaae793b5e5d26fe8e8d89"/>
     <w:p>
       <w:pPr>
         <w:pStyle w:val="Heading1"/>
       </w:pPr>
-      <w:bookmarkStart w:id="300" w:name="_FYPAppendix003"/>
+      <w:bookmarkStart w:id="319" w:name="_FYPAppendix003"/>
       <w:r>
         <w:t xml:space="preserve">Appendix C: Turnitin Similarity Index Page</w:t>
       </w:r>
-      <w:bookmarkEnd w:id="300"/>
+      <w:bookmarkEnd w:id="319"/>
     </w:p>
     <w:p>
       <w:pPr>
@@ -11108,17 +16131,17 @@
         <w:br w:type="page"/>
       </w:r>
     </w:p>
-    <w:bookmarkEnd w:id="252"/>
-    <w:bookmarkStart w:id="254" w:name="appendix-d-full-literature-review-matrix"/>
+    <w:bookmarkEnd w:id="267"/>
+    <w:bookmarkStart w:id="269" w:name="appendix-d-full-literature-review-matrix"/>
     <w:p>
       <w:pPr>
         <w:pStyle w:val="Heading1"/>
       </w:pPr>
-      <w:bookmarkStart w:id="301" w:name="_FYPAppendix004"/>
+      <w:bookmarkStart w:id="320" w:name="_FYPAppendix004"/>
       <w:r>
         <w:t xml:space="preserve">Appendix D: Full Literature Review Matrix</w:t>
       </w:r>
-      <w:bookmarkEnd w:id="301"/>
+      <w:bookmarkEnd w:id="320"/>
     </w:p>
     <w:p>
       <w:pPr>
@@ -11161,14 +16184,14 @@
             <w:shd w:fill="D9EAF7"/>
             <w:vAlign w:val="top"/>
           </w:tcPr>
-          <w:bookmarkStart w:id="253" w:name="tbl-full-literature-review-matrix"/>
+          <w:bookmarkStart w:id="268" w:name="tbl-full-literature-review-matrix"/>
           <w:p>
             <w:pPr>
               <w:jc w:val="left"/>
               <w:spacing w:before="0" w:after="0" w:line="180" w:lineRule="auto"/>
               <w:pStyle w:val="ImageCaption"/>
             </w:pPr>
-            <w:bookmarkStart w:id="277" w:name="_FYPTable010"/>
+            <w:bookmarkStart w:id="295" w:name="_FYPTable013"/>
             <w:r>
               <w:rPr>
                 <w:sz w:val="16"/>
@@ -11177,9 +16200,9 @@
                 <w:b/>
                 <w:bCs/>
               </w:rPr>
-              <w:t>Table 10: Full literature review matrix for selected Chapter 2 papers</w:t>
+              <w:t>Table 13: Full literature review matrix for selected Chapter 2 papers</w:t>
             </w:r>
-            <w:bookmarkEnd w:id="277"/>
+            <w:bookmarkEnd w:id="295"/>
           </w:p>
           <w:tbl>
             <w:tblPr>
@@ -20738,7 +25761,7 @@
               </w:tc>
             </w:tr>
           </w:tbl>
-          <w:bookmarkEnd w:id="253"/>
+          <w:bookmarkEnd w:id="268"/>
           <w:p>
             <w:pPr>
               <w:spacing w:before="0" w:after="0" w:line="180" w:lineRule="auto"/>
@@ -20761,17 +25784,17 @@
         <w:br w:type="page"/>
       </w:r>
     </w:p>
-    <w:bookmarkEnd w:id="254"/>
-    <w:bookmarkStart w:id="256" w:name="appendix-e-prisma-screening-summary"/>
+    <w:bookmarkEnd w:id="269"/>
+    <w:bookmarkStart w:id="271" w:name="appendix-e-prisma-screening-summary"/>
     <w:p>
       <w:pPr>
         <w:pStyle w:val="Heading1"/>
       </w:pPr>
-      <w:bookmarkStart w:id="302" w:name="_FYPAppendix005"/>
+      <w:bookmarkStart w:id="321" w:name="_FYPAppendix005"/>
       <w:r>
         <w:t xml:space="preserve">Appendix E: PRISMA Screening Summary</w:t>
       </w:r>
-      <w:bookmarkEnd w:id="302"/>
+      <w:bookmarkEnd w:id="321"/>
     </w:p>
     <w:p>
       <w:pPr>
@@ -20794,18 +25817,18 @@
       <w:tr>
         <w:tc>
           <w:tcPr/>
-          <w:bookmarkStart w:id="255" w:name="tbl-prisma-screening-summary"/>
+          <w:bookmarkStart w:id="270" w:name="tbl-prisma-screening-summary"/>
           <w:p>
             <w:pPr>
               <w:jc w:val="left"/>
               <w:spacing w:before="200"/>
               <w:pStyle w:val="ImageCaption"/>
             </w:pPr>
-            <w:bookmarkStart w:id="278" w:name="_FYPTable011"/>
+            <w:bookmarkStart w:id="296" w:name="_FYPTable014"/>
             <w:r>
-              <w:t>Table 11: PRISMA screening summary for the literature review</w:t>
+              <w:t>Table 14: PRISMA screening summary for the literature review</w:t>
             </w:r>
-            <w:bookmarkEnd w:id="278"/>
+            <w:bookmarkEnd w:id="296"/>
           </w:p>
           <w:tbl>
             <w:tblPr>
@@ -21135,7 +26158,7 @@
               </w:tc>
             </w:tr>
           </w:tbl>
-          <w:bookmarkEnd w:id="255"/>
+          <w:bookmarkEnd w:id="270"/>
           <w:p/>
         </w:tc>
       </w:tr>
@@ -21145,24 +26168,24 @@
         <w:br w:type="page"/>
       </w:r>
     </w:p>
-    <w:bookmarkEnd w:id="256"/>
-    <w:bookmarkStart w:id="258" w:name="appendix-f-system-design-diagrams"/>
+    <w:bookmarkEnd w:id="271"/>
+    <w:bookmarkStart w:id="273" w:name="appendix-f-system-design-diagrams"/>
     <w:p>
       <w:pPr>
         <w:pStyle w:val="Heading1"/>
       </w:pPr>
-      <w:bookmarkStart w:id="303" w:name="_FYPAppendix006"/>
+      <w:bookmarkStart w:id="322" w:name="_FYPAppendix006"/>
       <w:r>
         <w:t xml:space="preserve">Appendix F: System Design Diagrams</w:t>
       </w:r>
-      <w:bookmarkEnd w:id="303"/>
+      <w:bookmarkEnd w:id="322"/>
     </w:p>
     <w:p>
       <w:pPr>
         <w:pStyle w:val="FirstParagraph"/>
       </w:pPr>
       <w:r>
-        <w:t xml:space="preserve">The main system design diagrams are presented in Chapter 4. They summarize the prototype context, use cases, activity flow, planned class structure, and audio processing sequence. The diagrams are included to support the design explanation without adding unsupported implementation details.</w:t>
+        <w:t xml:space="preserve">The main system design diagrams are presented in Chapter 4. They summarize the prototype context, use cases, activity flow, planned class structure, component-level architecture, and audio processing sequence. The diagrams are included to support the design explanation without adding unsupported implementation details.</w:t>
       </w:r>
     </w:p>
     <w:tbl>
@@ -21178,18 +26201,18 @@
       <w:tr>
         <w:tc>
           <w:tcPr/>
-          <w:bookmarkStart w:id="257" w:name="tbl-system-design-diagrams"/>
+          <w:bookmarkStart w:id="272" w:name="tbl-system-design-diagrams"/>
           <w:p>
             <w:pPr>
               <w:jc w:val="left"/>
               <w:spacing w:before="200"/>
               <w:pStyle w:val="ImageCaption"/>
             </w:pPr>
-            <w:bookmarkStart w:id="279" w:name="_FYPTable012"/>
+            <w:bookmarkStart w:id="297" w:name="_FYPTable015"/>
             <w:r>
-              <w:t>Table 12: System design diagram summary</w:t>
+              <w:t>Table 15: System design diagram summary</w:t>
             </w:r>
-            <w:bookmarkEnd w:id="279"/>
+            <w:bookmarkEnd w:id="297"/>
           </w:p>
           <w:tbl>
             <w:tblPr>
@@ -21344,6 +26367,32 @@
                     <w:jc w:val="center"/>
                   </w:pPr>
                   <w:r>
+                    <w:t xml:space="preserve">Component diagram</w:t>
+                  </w:r>
+                </w:p>
+              </w:tc>
+              <w:tc>
+                <w:tcPr/>
+                <w:p>
+                  <w:pPr>
+                    <w:pStyle w:val="Compact"/>
+                    <w:jc w:val="center"/>
+                  </w:pPr>
+                  <w:r>
+                    <w:t xml:space="preserve">Shows the browser interface, backend API, service layer, model registry, separation strategies, database, and storage components.</w:t>
+                  </w:r>
+                </w:p>
+              </w:tc>
+            </w:tr>
+            <w:tr>
+              <w:tc>
+                <w:tcPr/>
+                <w:p>
+                  <w:pPr>
+                    <w:pStyle w:val="Compact"/>
+                    <w:jc w:val="center"/>
+                  </w:pPr>
+                  <w:r>
                     <w:t xml:space="preserve">Sequence diagram</w:t>
                   </w:r>
                 </w:p>
@@ -21362,7 +26411,7 @@
               </w:tc>
             </w:tr>
           </w:tbl>
-          <w:bookmarkEnd w:id="257"/>
+          <w:bookmarkEnd w:id="272"/>
           <w:p/>
         </w:tc>
       </w:tr>
@@ -21372,17 +26421,17 @@
         <w:br w:type="page"/>
       </w:r>
     </w:p>
-    <w:bookmarkEnd w:id="258"/>
-    <w:bookmarkStart w:id="261" w:name="Xe4be927f7697680be10ad8008a1512cb902899f"/>
+    <w:bookmarkEnd w:id="273"/>
+    <w:bookmarkStart w:id="276" w:name="Xe4be927f7697680be10ad8008a1512cb902899f"/>
     <w:p>
       <w:pPr>
         <w:pStyle w:val="Heading1"/>
       </w:pPr>
-      <w:bookmarkStart w:id="304" w:name="_FYPAppendix007"/>
+      <w:bookmarkStart w:id="323" w:name="_FYPAppendix007"/>
       <w:r>
         <w:t xml:space="preserve">Appendix G: Planned Test Cases and Evaluation Metrics</w:t>
       </w:r>
-      <w:bookmarkEnd w:id="304"/>
+      <w:bookmarkEnd w:id="323"/>
     </w:p>
     <w:p>
       <w:pPr>
@@ -21405,18 +26454,18 @@
       <w:tr>
         <w:tc>
           <w:tcPr/>
-          <w:bookmarkStart w:id="259" w:name="tbl-appendix-planned-tests"/>
+          <w:bookmarkStart w:id="274" w:name="tbl-appendix-planned-tests"/>
           <w:p>
             <w:pPr>
               <w:jc w:val="left"/>
               <w:spacing w:before="200"/>
               <w:pStyle w:val="ImageCaption"/>
             </w:pPr>
-            <w:bookmarkStart w:id="280" w:name="_FYPTable013"/>
+            <w:bookmarkStart w:id="298" w:name="_FYPTable016"/>
             <w:r>
-              <w:t>Table 13: Planned test cases and evaluation checks</w:t>
+              <w:t>Table 16: Planned test cases and evaluation checks</w:t>
             </w:r>
-            <w:bookmarkEnd w:id="280"/>
+            <w:bookmarkEnd w:id="298"/>
           </w:p>
           <w:tbl>
             <w:tblPr>
@@ -21738,7 +26787,7 @@
               </w:tc>
             </w:tr>
           </w:tbl>
-          <w:bookmarkEnd w:id="259"/>
+          <w:bookmarkEnd w:id="274"/>
           <w:p/>
         </w:tc>
       </w:tr>
@@ -21758,7 +26807,7 @@
           <w:rPr>
             <w:rStyle w:val="Hyperlink"/>
           </w:rPr>
-          <w:t xml:space="preserve">Table 14</w:t>
+          <w:t xml:space="preserve">Table 17</w:t>
         </w:r>
       </w:hyperlink>
       <w:r>
@@ -21781,18 +26830,18 @@
       <w:tr>
         <w:tc>
           <w:tcPr/>
-          <w:bookmarkStart w:id="260" w:name="tbl-planned-evaluation-metrics"/>
+          <w:bookmarkStart w:id="275" w:name="tbl-planned-evaluation-metrics"/>
           <w:p>
             <w:pPr>
               <w:jc w:val="left"/>
               <w:spacing w:before="200"/>
               <w:pStyle w:val="ImageCaption"/>
             </w:pPr>
-            <w:bookmarkStart w:id="281" w:name="_FYPTable014"/>
+            <w:bookmarkStart w:id="299" w:name="_FYPTable017"/>
             <w:r>
-              <w:t>Table 14: Planned evaluation metrics for FYP2 prototype testing</w:t>
+              <w:t>Table 17: Planned evaluation metrics for FYP2 prototype testing</w:t>
             </w:r>
-            <w:bookmarkEnd w:id="281"/>
+            <w:bookmarkEnd w:id="299"/>
           </w:p>
           <w:tbl>
             <w:tblPr>
@@ -22038,7 +27087,7 @@
               </w:tc>
             </w:tr>
           </w:tbl>
-          <w:bookmarkEnd w:id="260"/>
+          <w:bookmarkEnd w:id="275"/>
           <w:p/>
         </w:tc>
       </w:tr>
@@ -22048,17 +27097,17 @@
         <w:br w:type="page"/>
       </w:r>
     </w:p>
-    <w:bookmarkEnd w:id="261"/>
-    <w:bookmarkStart w:id="267" w:name="X0ed72ec1ef4921cad4dcd91578e40b25939e757"/>
+    <w:bookmarkEnd w:id="276"/>
+    <w:bookmarkStart w:id="282" w:name="X0ed72ec1ef4921cad4dcd91578e40b25939e757"/>
     <w:p>
       <w:pPr>
         <w:pStyle w:val="Heading1"/>
       </w:pPr>
-      <w:bookmarkStart w:id="305" w:name="_FYPAppendix008"/>
+      <w:bookmarkStart w:id="324" w:name="_FYPAppendix008"/>
       <w:r>
         <w:t xml:space="preserve">Appendix H: Full User Requirements Questionnaire</w:t>
       </w:r>
-      <w:bookmarkEnd w:id="305"/>
+      <w:bookmarkEnd w:id="324"/>
     </w:p>
     <w:p>
       <w:pPr>
@@ -22068,7 +27117,7 @@
         <w:t xml:space="preserve">The full questionnaire below supports traceability between the Google Form questions and the requirements analysis in Chapter 3. Chapter 3 analyzes 10 main requirement-focused items, while this appendix preserves the full 24-question instrument for reference.</w:t>
       </w:r>
     </w:p>
-    <w:bookmarkStart w:id="262" w:name="section-a-respondent-background"/>
+    <w:bookmarkStart w:id="277" w:name="section-a-respondent-background"/>
     <w:p>
       <w:pPr>
         <w:pStyle w:val="Heading2"/>
@@ -22094,7 +27143,7 @@
         <w:pStyle w:val="Compact"/>
         <w:numPr>
           <w:ilvl w:val="0"/>
-          <w:numId w:val="1005"/>
+          <w:numId w:val="1009"/>
         </w:numPr>
       </w:pPr>
       <w:r>
@@ -22106,7 +27155,7 @@
         <w:pStyle w:val="Compact"/>
         <w:numPr>
           <w:ilvl w:val="0"/>
-          <w:numId w:val="1005"/>
+          <w:numId w:val="1009"/>
         </w:numPr>
       </w:pPr>
       <w:r>
@@ -22118,7 +27167,7 @@
         <w:pStyle w:val="Compact"/>
         <w:numPr>
           <w:ilvl w:val="0"/>
-          <w:numId w:val="1005"/>
+          <w:numId w:val="1009"/>
         </w:numPr>
       </w:pPr>
       <w:r>
@@ -22142,7 +27191,7 @@
         <w:pStyle w:val="Compact"/>
         <w:numPr>
           <w:ilvl w:val="0"/>
-          <w:numId w:val="1006"/>
+          <w:numId w:val="1010"/>
         </w:numPr>
       </w:pPr>
       <w:r>
@@ -22154,7 +27203,7 @@
         <w:pStyle w:val="Compact"/>
         <w:numPr>
           <w:ilvl w:val="0"/>
-          <w:numId w:val="1006"/>
+          <w:numId w:val="1010"/>
         </w:numPr>
       </w:pPr>
       <w:r>
@@ -22166,7 +27215,7 @@
         <w:pStyle w:val="Compact"/>
         <w:numPr>
           <w:ilvl w:val="0"/>
-          <w:numId w:val="1006"/>
+          <w:numId w:val="1010"/>
         </w:numPr>
       </w:pPr>
       <w:r>
@@ -22190,7 +27239,7 @@
         <w:pStyle w:val="Compact"/>
         <w:numPr>
           <w:ilvl w:val="0"/>
-          <w:numId w:val="1007"/>
+          <w:numId w:val="1011"/>
         </w:numPr>
       </w:pPr>
       <w:r>
@@ -22202,7 +27251,7 @@
         <w:pStyle w:val="Compact"/>
         <w:numPr>
           <w:ilvl w:val="0"/>
-          <w:numId w:val="1007"/>
+          <w:numId w:val="1011"/>
         </w:numPr>
       </w:pPr>
       <w:r>
@@ -22214,7 +27263,7 @@
         <w:pStyle w:val="Compact"/>
         <w:numPr>
           <w:ilvl w:val="0"/>
-          <w:numId w:val="1007"/>
+          <w:numId w:val="1011"/>
         </w:numPr>
       </w:pPr>
       <w:r>
@@ -22238,7 +27287,7 @@
         <w:pStyle w:val="Compact"/>
         <w:numPr>
           <w:ilvl w:val="0"/>
-          <w:numId w:val="1008"/>
+          <w:numId w:val="1012"/>
         </w:numPr>
       </w:pPr>
       <w:r>
@@ -22250,7 +27299,7 @@
         <w:pStyle w:val="Compact"/>
         <w:numPr>
           <w:ilvl w:val="0"/>
-          <w:numId w:val="1008"/>
+          <w:numId w:val="1012"/>
         </w:numPr>
       </w:pPr>
       <w:r>
@@ -22262,7 +27311,7 @@
         <w:pStyle w:val="Compact"/>
         <w:numPr>
           <w:ilvl w:val="0"/>
-          <w:numId w:val="1008"/>
+          <w:numId w:val="1012"/>
         </w:numPr>
       </w:pPr>
       <w:r>
@@ -22286,7 +27335,7 @@
         <w:pStyle w:val="Compact"/>
         <w:numPr>
           <w:ilvl w:val="0"/>
-          <w:numId w:val="1009"/>
+          <w:numId w:val="1013"/>
         </w:numPr>
       </w:pPr>
       <w:r>
@@ -22298,7 +27347,7 @@
         <w:pStyle w:val="Compact"/>
         <w:numPr>
           <w:ilvl w:val="0"/>
-          <w:numId w:val="1009"/>
+          <w:numId w:val="1013"/>
         </w:numPr>
       </w:pPr>
       <w:r>
@@ -22310,15 +27359,15 @@
         <w:pStyle w:val="Compact"/>
         <w:numPr>
           <w:ilvl w:val="0"/>
-          <w:numId w:val="1009"/>
+          <w:numId w:val="1013"/>
         </w:numPr>
       </w:pPr>
       <w:r>
         <w:t xml:space="preserve">Options: Audio recording; Audio editing; Audio classification; Audio separation; Machine learning model testing; I have not worked with audio tasks before</w:t>
       </w:r>
     </w:p>
-    <w:bookmarkEnd w:id="262"/>
-    <w:bookmarkStart w:id="263" w:name="X547619282212c7a10b3a4aeb4757f8b43a2151c"/>
+    <w:bookmarkEnd w:id="277"/>
+    <w:bookmarkStart w:id="278" w:name="X547619282212c7a10b3a4aeb4757f8b43a2151c"/>
     <w:p>
       <w:pPr>
         <w:pStyle w:val="Heading2"/>
@@ -22344,7 +27393,7 @@
         <w:pStyle w:val="Compact"/>
         <w:numPr>
           <w:ilvl w:val="0"/>
-          <w:numId w:val="1010"/>
+          <w:numId w:val="1014"/>
         </w:numPr>
       </w:pPr>
       <w:r>
@@ -22356,7 +27405,7 @@
         <w:pStyle w:val="Compact"/>
         <w:numPr>
           <w:ilvl w:val="0"/>
-          <w:numId w:val="1010"/>
+          <w:numId w:val="1014"/>
         </w:numPr>
       </w:pPr>
       <w:r>
@@ -22368,7 +27417,7 @@
         <w:pStyle w:val="Compact"/>
         <w:numPr>
           <w:ilvl w:val="0"/>
-          <w:numId w:val="1010"/>
+          <w:numId w:val="1014"/>
         </w:numPr>
       </w:pPr>
       <w:r>
@@ -22392,7 +27441,7 @@
         <w:pStyle w:val="Compact"/>
         <w:numPr>
           <w:ilvl w:val="0"/>
-          <w:numId w:val="1011"/>
+          <w:numId w:val="1015"/>
         </w:numPr>
       </w:pPr>
       <w:r>
@@ -22404,7 +27453,7 @@
         <w:pStyle w:val="Compact"/>
         <w:numPr>
           <w:ilvl w:val="0"/>
-          <w:numId w:val="1011"/>
+          <w:numId w:val="1015"/>
         </w:numPr>
       </w:pPr>
       <w:r>
@@ -22416,7 +27465,7 @@
         <w:pStyle w:val="Compact"/>
         <w:numPr>
           <w:ilvl w:val="0"/>
-          <w:numId w:val="1011"/>
+          <w:numId w:val="1015"/>
         </w:numPr>
       </w:pPr>
       <w:r>
@@ -22440,7 +27489,7 @@
         <w:pStyle w:val="Compact"/>
         <w:numPr>
           <w:ilvl w:val="0"/>
-          <w:numId w:val="1012"/>
+          <w:numId w:val="1016"/>
         </w:numPr>
       </w:pPr>
       <w:r>
@@ -22452,7 +27501,7 @@
         <w:pStyle w:val="Compact"/>
         <w:numPr>
           <w:ilvl w:val="0"/>
-          <w:numId w:val="1012"/>
+          <w:numId w:val="1016"/>
         </w:numPr>
       </w:pPr>
       <w:r>
@@ -22464,7 +27513,7 @@
         <w:pStyle w:val="Compact"/>
         <w:numPr>
           <w:ilvl w:val="0"/>
-          <w:numId w:val="1012"/>
+          <w:numId w:val="1016"/>
         </w:numPr>
       </w:pPr>
       <w:r>
@@ -22488,7 +27537,7 @@
         <w:pStyle w:val="Compact"/>
         <w:numPr>
           <w:ilvl w:val="0"/>
-          <w:numId w:val="1013"/>
+          <w:numId w:val="1017"/>
         </w:numPr>
       </w:pPr>
       <w:r>
@@ -22500,7 +27549,7 @@
         <w:pStyle w:val="Compact"/>
         <w:numPr>
           <w:ilvl w:val="0"/>
-          <w:numId w:val="1013"/>
+          <w:numId w:val="1017"/>
         </w:numPr>
       </w:pPr>
       <w:r>
@@ -22512,15 +27561,15 @@
         <w:pStyle w:val="Compact"/>
         <w:numPr>
           <w:ilvl w:val="0"/>
-          <w:numId w:val="1013"/>
+          <w:numId w:val="1017"/>
         </w:numPr>
       </w:pPr>
       <w:r>
         <w:t xml:space="preserve">Options: Strongly disagree; Disagree; Neutral; Agree; Strongly agree</w:t>
       </w:r>
     </w:p>
-    <w:bookmarkEnd w:id="263"/>
-    <w:bookmarkStart w:id="264" w:name="section-c-system-feature-preferences"/>
+    <w:bookmarkEnd w:id="278"/>
+    <w:bookmarkStart w:id="279" w:name="section-c-system-feature-preferences"/>
     <w:p>
       <w:pPr>
         <w:pStyle w:val="Heading2"/>
@@ -22546,7 +27595,7 @@
         <w:pStyle w:val="Compact"/>
         <w:numPr>
           <w:ilvl w:val="0"/>
-          <w:numId w:val="1014"/>
+          <w:numId w:val="1018"/>
         </w:numPr>
       </w:pPr>
       <w:r>
@@ -22558,7 +27607,7 @@
         <w:pStyle w:val="Compact"/>
         <w:numPr>
           <w:ilvl w:val="0"/>
-          <w:numId w:val="1014"/>
+          <w:numId w:val="1018"/>
         </w:numPr>
       </w:pPr>
       <w:r>
@@ -22570,7 +27619,7 @@
         <w:pStyle w:val="Compact"/>
         <w:numPr>
           <w:ilvl w:val="0"/>
-          <w:numId w:val="1014"/>
+          <w:numId w:val="1018"/>
         </w:numPr>
       </w:pPr>
       <w:r>
@@ -22594,7 +27643,7 @@
         <w:pStyle w:val="Compact"/>
         <w:numPr>
           <w:ilvl w:val="0"/>
-          <w:numId w:val="1015"/>
+          <w:numId w:val="1019"/>
         </w:numPr>
       </w:pPr>
       <w:r>
@@ -22606,7 +27655,7 @@
         <w:pStyle w:val="Compact"/>
         <w:numPr>
           <w:ilvl w:val="0"/>
-          <w:numId w:val="1015"/>
+          <w:numId w:val="1019"/>
         </w:numPr>
       </w:pPr>
       <w:r>
@@ -22618,7 +27667,7 @@
         <w:pStyle w:val="Compact"/>
         <w:numPr>
           <w:ilvl w:val="0"/>
-          <w:numId w:val="1015"/>
+          <w:numId w:val="1019"/>
         </w:numPr>
       </w:pPr>
       <w:r>
@@ -22642,7 +27691,7 @@
         <w:pStyle w:val="Compact"/>
         <w:numPr>
           <w:ilvl w:val="0"/>
-          <w:numId w:val="1016"/>
+          <w:numId w:val="1020"/>
         </w:numPr>
       </w:pPr>
       <w:r>
@@ -22654,7 +27703,7 @@
         <w:pStyle w:val="Compact"/>
         <w:numPr>
           <w:ilvl w:val="0"/>
-          <w:numId w:val="1016"/>
+          <w:numId w:val="1020"/>
         </w:numPr>
       </w:pPr>
       <w:r>
@@ -22666,7 +27715,7 @@
         <w:pStyle w:val="Compact"/>
         <w:numPr>
           <w:ilvl w:val="0"/>
-          <w:numId w:val="1016"/>
+          <w:numId w:val="1020"/>
         </w:numPr>
       </w:pPr>
       <w:r>
@@ -22690,7 +27739,7 @@
         <w:pStyle w:val="Compact"/>
         <w:numPr>
           <w:ilvl w:val="0"/>
-          <w:numId w:val="1017"/>
+          <w:numId w:val="1021"/>
         </w:numPr>
       </w:pPr>
       <w:r>
@@ -22702,7 +27751,7 @@
         <w:pStyle w:val="Compact"/>
         <w:numPr>
           <w:ilvl w:val="0"/>
-          <w:numId w:val="1017"/>
+          <w:numId w:val="1021"/>
         </w:numPr>
       </w:pPr>
       <w:r>
@@ -22714,7 +27763,7 @@
         <w:pStyle w:val="Compact"/>
         <w:numPr>
           <w:ilvl w:val="0"/>
-          <w:numId w:val="1017"/>
+          <w:numId w:val="1021"/>
         </w:numPr>
       </w:pPr>
       <w:r>
@@ -22738,7 +27787,7 @@
         <w:pStyle w:val="Compact"/>
         <w:numPr>
           <w:ilvl w:val="0"/>
-          <w:numId w:val="1018"/>
+          <w:numId w:val="1022"/>
         </w:numPr>
       </w:pPr>
       <w:r>
@@ -22750,7 +27799,7 @@
         <w:pStyle w:val="Compact"/>
         <w:numPr>
           <w:ilvl w:val="0"/>
-          <w:numId w:val="1018"/>
+          <w:numId w:val="1022"/>
         </w:numPr>
       </w:pPr>
       <w:r>
@@ -22762,7 +27811,7 @@
         <w:pStyle w:val="Compact"/>
         <w:numPr>
           <w:ilvl w:val="0"/>
-          <w:numId w:val="1018"/>
+          <w:numId w:val="1022"/>
         </w:numPr>
       </w:pPr>
       <w:r>
@@ -22786,7 +27835,7 @@
         <w:pStyle w:val="Compact"/>
         <w:numPr>
           <w:ilvl w:val="0"/>
-          <w:numId w:val="1019"/>
+          <w:numId w:val="1023"/>
         </w:numPr>
       </w:pPr>
       <w:r>
@@ -22798,7 +27847,7 @@
         <w:pStyle w:val="Compact"/>
         <w:numPr>
           <w:ilvl w:val="0"/>
-          <w:numId w:val="1019"/>
+          <w:numId w:val="1023"/>
         </w:numPr>
       </w:pPr>
       <w:r>
@@ -22810,15 +27859,15 @@
         <w:pStyle w:val="Compact"/>
         <w:numPr>
           <w:ilvl w:val="0"/>
-          <w:numId w:val="1019"/>
+          <w:numId w:val="1023"/>
         </w:numPr>
       </w:pPr>
       <w:r>
         <w:t xml:space="preserve">Options: Yes; No; Not sure</w:t>
       </w:r>
     </w:p>
-    <w:bookmarkEnd w:id="264"/>
-    <w:bookmarkStart w:id="265" w:name="Xca3489869e26d0438156b41bf8f51541ec2c63b"/>
+    <w:bookmarkEnd w:id="279"/>
+    <w:bookmarkStart w:id="280" w:name="Xca3489869e26d0438156b41bf8f51541ec2c63b"/>
     <w:p>
       <w:pPr>
         <w:pStyle w:val="Heading2"/>
@@ -22844,7 +27893,7 @@
         <w:pStyle w:val="Compact"/>
         <w:numPr>
           <w:ilvl w:val="0"/>
-          <w:numId w:val="1020"/>
+          <w:numId w:val="1024"/>
         </w:numPr>
       </w:pPr>
       <w:r>
@@ -22856,7 +27905,7 @@
         <w:pStyle w:val="Compact"/>
         <w:numPr>
           <w:ilvl w:val="0"/>
-          <w:numId w:val="1020"/>
+          <w:numId w:val="1024"/>
         </w:numPr>
       </w:pPr>
       <w:r>
@@ -22868,7 +27917,7 @@
         <w:pStyle w:val="Compact"/>
         <w:numPr>
           <w:ilvl w:val="0"/>
-          <w:numId w:val="1020"/>
+          <w:numId w:val="1024"/>
         </w:numPr>
       </w:pPr>
       <w:r>
@@ -22892,7 +27941,7 @@
         <w:pStyle w:val="Compact"/>
         <w:numPr>
           <w:ilvl w:val="0"/>
-          <w:numId w:val="1021"/>
+          <w:numId w:val="1025"/>
         </w:numPr>
       </w:pPr>
       <w:r>
@@ -22904,7 +27953,7 @@
         <w:pStyle w:val="Compact"/>
         <w:numPr>
           <w:ilvl w:val="0"/>
-          <w:numId w:val="1021"/>
+          <w:numId w:val="1025"/>
         </w:numPr>
       </w:pPr>
       <w:r>
@@ -22916,7 +27965,7 @@
         <w:pStyle w:val="Compact"/>
         <w:numPr>
           <w:ilvl w:val="0"/>
-          <w:numId w:val="1021"/>
+          <w:numId w:val="1025"/>
         </w:numPr>
       </w:pPr>
       <w:r>
@@ -22940,7 +27989,7 @@
         <w:pStyle w:val="Compact"/>
         <w:numPr>
           <w:ilvl w:val="0"/>
-          <w:numId w:val="1022"/>
+          <w:numId w:val="1026"/>
         </w:numPr>
       </w:pPr>
       <w:r>
@@ -22952,7 +28001,7 @@
         <w:pStyle w:val="Compact"/>
         <w:numPr>
           <w:ilvl w:val="0"/>
-          <w:numId w:val="1022"/>
+          <w:numId w:val="1026"/>
         </w:numPr>
       </w:pPr>
       <w:r>
@@ -22964,7 +28013,7 @@
         <w:pStyle w:val="Compact"/>
         <w:numPr>
           <w:ilvl w:val="0"/>
-          <w:numId w:val="1022"/>
+          <w:numId w:val="1026"/>
         </w:numPr>
       </w:pPr>
       <w:r>
@@ -22988,7 +28037,7 @@
         <w:pStyle w:val="Compact"/>
         <w:numPr>
           <w:ilvl w:val="0"/>
-          <w:numId w:val="1023"/>
+          <w:numId w:val="1027"/>
         </w:numPr>
       </w:pPr>
       <w:r>
@@ -23000,7 +28049,7 @@
         <w:pStyle w:val="Compact"/>
         <w:numPr>
           <w:ilvl w:val="0"/>
-          <w:numId w:val="1023"/>
+          <w:numId w:val="1027"/>
         </w:numPr>
       </w:pPr>
       <w:r>
@@ -23012,7 +28061,7 @@
         <w:pStyle w:val="Compact"/>
         <w:numPr>
           <w:ilvl w:val="0"/>
-          <w:numId w:val="1023"/>
+          <w:numId w:val="1027"/>
         </w:numPr>
       </w:pPr>
       <w:r>
@@ -23036,7 +28085,7 @@
         <w:pStyle w:val="Compact"/>
         <w:numPr>
           <w:ilvl w:val="0"/>
-          <w:numId w:val="1024"/>
+          <w:numId w:val="1028"/>
         </w:numPr>
       </w:pPr>
       <w:r>
@@ -23048,7 +28097,7 @@
         <w:pStyle w:val="Compact"/>
         <w:numPr>
           <w:ilvl w:val="0"/>
-          <w:numId w:val="1024"/>
+          <w:numId w:val="1028"/>
         </w:numPr>
       </w:pPr>
       <w:r>
@@ -23060,15 +28109,15 @@
         <w:pStyle w:val="Compact"/>
         <w:numPr>
           <w:ilvl w:val="0"/>
-          <w:numId w:val="1024"/>
+          <w:numId w:val="1028"/>
         </w:numPr>
       </w:pPr>
       <w:r>
         <w:t xml:space="preserve">Options: Short message only; Message explaining the problem; Message explaining the problem and suggested fix; Not sure</w:t>
       </w:r>
     </w:p>
-    <w:bookmarkEnd w:id="265"/>
-    <w:bookmarkStart w:id="266" w:name="section-e-evaluation-and-improvement"/>
+    <w:bookmarkEnd w:id="280"/>
+    <w:bookmarkStart w:id="281" w:name="section-e-evaluation-and-improvement"/>
     <w:p>
       <w:pPr>
         <w:pStyle w:val="Heading2"/>
@@ -23094,7 +28143,7 @@
         <w:pStyle w:val="Compact"/>
         <w:numPr>
           <w:ilvl w:val="0"/>
-          <w:numId w:val="1025"/>
+          <w:numId w:val="1029"/>
         </w:numPr>
       </w:pPr>
       <w:r>
@@ -23106,7 +28155,7 @@
         <w:pStyle w:val="Compact"/>
         <w:numPr>
           <w:ilvl w:val="0"/>
-          <w:numId w:val="1025"/>
+          <w:numId w:val="1029"/>
         </w:numPr>
       </w:pPr>
       <w:r>
@@ -23118,7 +28167,7 @@
         <w:pStyle w:val="Compact"/>
         <w:numPr>
           <w:ilvl w:val="0"/>
-          <w:numId w:val="1025"/>
+          <w:numId w:val="1029"/>
         </w:numPr>
       </w:pPr>
       <w:r>
@@ -23142,7 +28191,7 @@
         <w:pStyle w:val="Compact"/>
         <w:numPr>
           <w:ilvl w:val="0"/>
-          <w:numId w:val="1026"/>
+          <w:numId w:val="1030"/>
         </w:numPr>
       </w:pPr>
       <w:r>
@@ -23154,7 +28203,7 @@
         <w:pStyle w:val="Compact"/>
         <w:numPr>
           <w:ilvl w:val="0"/>
-          <w:numId w:val="1026"/>
+          <w:numId w:val="1030"/>
         </w:numPr>
       </w:pPr>
       <w:r>
@@ -23166,7 +28215,7 @@
         <w:pStyle w:val="Compact"/>
         <w:numPr>
           <w:ilvl w:val="0"/>
-          <w:numId w:val="1026"/>
+          <w:numId w:val="1030"/>
         </w:numPr>
       </w:pPr>
       <w:r>
@@ -23190,7 +28239,7 @@
         <w:pStyle w:val="Compact"/>
         <w:numPr>
           <w:ilvl w:val="0"/>
-          <w:numId w:val="1027"/>
+          <w:numId w:val="1031"/>
         </w:numPr>
       </w:pPr>
       <w:r>
@@ -23202,7 +28251,7 @@
         <w:pStyle w:val="Compact"/>
         <w:numPr>
           <w:ilvl w:val="0"/>
-          <w:numId w:val="1027"/>
+          <w:numId w:val="1031"/>
         </w:numPr>
       </w:pPr>
       <w:r>
@@ -23214,7 +28263,7 @@
         <w:pStyle w:val="Compact"/>
         <w:numPr>
           <w:ilvl w:val="0"/>
-          <w:numId w:val="1027"/>
+          <w:numId w:val="1031"/>
         </w:numPr>
       </w:pPr>
       <w:r>
@@ -23238,7 +28287,7 @@
         <w:pStyle w:val="Compact"/>
         <w:numPr>
           <w:ilvl w:val="0"/>
-          <w:numId w:val="1028"/>
+          <w:numId w:val="1032"/>
         </w:numPr>
       </w:pPr>
       <w:r>
@@ -23250,7 +28299,7 @@
         <w:pStyle w:val="Compact"/>
         <w:numPr>
           <w:ilvl w:val="0"/>
-          <w:numId w:val="1028"/>
+          <w:numId w:val="1032"/>
         </w:numPr>
       </w:pPr>
       <w:r>
@@ -23262,15 +28311,15 @@
         <w:pStyle w:val="Compact"/>
         <w:numPr>
           <w:ilvl w:val="0"/>
-          <w:numId w:val="1028"/>
+          <w:numId w:val="1032"/>
         </w:numPr>
       </w:pPr>
       <w:r>
         <w:t xml:space="preserve">Options: Open-ended written response</w:t>
       </w:r>
     </w:p>
-    <w:bookmarkEnd w:id="266"/>
-    <w:bookmarkEnd w:id="267"/>
+    <w:bookmarkEnd w:id="281"/>
+    <w:bookmarkEnd w:id="282"/>
     <w:sectPr>
       <w:headerReference w:type="default" r:id="rId8"/>
       <w:footerReference w:type="default" r:id="rId9"/>
@@ -24384,16 +29433,124 @@
     </w:lvlOverride>
   </w:num>
   <w:num w:numId="1005">
-    <w:abstractNumId w:val="991"/>
+    <w:abstractNumId w:val="99411"/>
+    <w:lvlOverride w:ilvl="0">
+      <w:startOverride w:val="1"/>
+    </w:lvlOverride>
+    <w:lvlOverride w:ilvl="1">
+      <w:startOverride w:val="1"/>
+    </w:lvlOverride>
+    <w:lvlOverride w:ilvl="2">
+      <w:startOverride w:val="1"/>
+    </w:lvlOverride>
+    <w:lvlOverride w:ilvl="3">
+      <w:startOverride w:val="1"/>
+    </w:lvlOverride>
+    <w:lvlOverride w:ilvl="4">
+      <w:startOverride w:val="1"/>
+    </w:lvlOverride>
+    <w:lvlOverride w:ilvl="5">
+      <w:startOverride w:val="1"/>
+    </w:lvlOverride>
+    <w:lvlOverride w:ilvl="6">
+      <w:startOverride w:val="1"/>
+    </w:lvlOverride>
+    <w:lvlOverride w:ilvl="7">
+      <w:startOverride w:val="1"/>
+    </w:lvlOverride>
+    <w:lvlOverride w:ilvl="8">
+      <w:startOverride w:val="1"/>
+    </w:lvlOverride>
   </w:num>
   <w:num w:numId="1006">
-    <w:abstractNumId w:val="991"/>
+    <w:abstractNumId w:val="99411"/>
+    <w:lvlOverride w:ilvl="0">
+      <w:startOverride w:val="1"/>
+    </w:lvlOverride>
+    <w:lvlOverride w:ilvl="1">
+      <w:startOverride w:val="1"/>
+    </w:lvlOverride>
+    <w:lvlOverride w:ilvl="2">
+      <w:startOverride w:val="1"/>
+    </w:lvlOverride>
+    <w:lvlOverride w:ilvl="3">
+      <w:startOverride w:val="1"/>
+    </w:lvlOverride>
+    <w:lvlOverride w:ilvl="4">
+      <w:startOverride w:val="1"/>
+    </w:lvlOverride>
+    <w:lvlOverride w:ilvl="5">
+      <w:startOverride w:val="1"/>
+    </w:lvlOverride>
+    <w:lvlOverride w:ilvl="6">
+      <w:startOverride w:val="1"/>
+    </w:lvlOverride>
+    <w:lvlOverride w:ilvl="7">
+      <w:startOverride w:val="1"/>
+    </w:lvlOverride>
+    <w:lvlOverride w:ilvl="8">
+      <w:startOverride w:val="1"/>
+    </w:lvlOverride>
   </w:num>
   <w:num w:numId="1007">
-    <w:abstractNumId w:val="991"/>
+    <w:abstractNumId w:val="99411"/>
+    <w:lvlOverride w:ilvl="0">
+      <w:startOverride w:val="1"/>
+    </w:lvlOverride>
+    <w:lvlOverride w:ilvl="1">
+      <w:startOverride w:val="1"/>
+    </w:lvlOverride>
+    <w:lvlOverride w:ilvl="2">
+      <w:startOverride w:val="1"/>
+    </w:lvlOverride>
+    <w:lvlOverride w:ilvl="3">
+      <w:startOverride w:val="1"/>
+    </w:lvlOverride>
+    <w:lvlOverride w:ilvl="4">
+      <w:startOverride w:val="1"/>
+    </w:lvlOverride>
+    <w:lvlOverride w:ilvl="5">
+      <w:startOverride w:val="1"/>
+    </w:lvlOverride>
+    <w:lvlOverride w:ilvl="6">
+      <w:startOverride w:val="1"/>
+    </w:lvlOverride>
+    <w:lvlOverride w:ilvl="7">
+      <w:startOverride w:val="1"/>
+    </w:lvlOverride>
+    <w:lvlOverride w:ilvl="8">
+      <w:startOverride w:val="1"/>
+    </w:lvlOverride>
   </w:num>
   <w:num w:numId="1008">
-    <w:abstractNumId w:val="991"/>
+    <w:abstractNumId w:val="99411"/>
+    <w:lvlOverride w:ilvl="0">
+      <w:startOverride w:val="1"/>
+    </w:lvlOverride>
+    <w:lvlOverride w:ilvl="1">
+      <w:startOverride w:val="1"/>
+    </w:lvlOverride>
+    <w:lvlOverride w:ilvl="2">
+      <w:startOverride w:val="1"/>
+    </w:lvlOverride>
+    <w:lvlOverride w:ilvl="3">
+      <w:startOverride w:val="1"/>
+    </w:lvlOverride>
+    <w:lvlOverride w:ilvl="4">
+      <w:startOverride w:val="1"/>
+    </w:lvlOverride>
+    <w:lvlOverride w:ilvl="5">
+      <w:startOverride w:val="1"/>
+    </w:lvlOverride>
+    <w:lvlOverride w:ilvl="6">
+      <w:startOverride w:val="1"/>
+    </w:lvlOverride>
+    <w:lvlOverride w:ilvl="7">
+      <w:startOverride w:val="1"/>
+    </w:lvlOverride>
+    <w:lvlOverride w:ilvl="8">
+      <w:startOverride w:val="1"/>
+    </w:lvlOverride>
   </w:num>
   <w:num w:numId="1009">
     <w:abstractNumId w:val="991"/>
@@ -24453,6 +29610,18 @@
     <w:abstractNumId w:val="991"/>
   </w:num>
   <w:num w:numId="1028">
+    <w:abstractNumId w:val="991"/>
+  </w:num>
+  <w:num w:numId="1029">
+    <w:abstractNumId w:val="991"/>
+  </w:num>
+  <w:num w:numId="1030">
+    <w:abstractNumId w:val="991"/>
+  </w:num>
+  <w:num w:numId="1031">
+    <w:abstractNumId w:val="991"/>
+  </w:num>
+  <w:num w:numId="1032">
     <w:abstractNumId w:val="991"/>
   </w:num>
 </w:numbering>
